--- a/zht/docx/058.content.docx
+++ b/zht/docx/058.content.docx
@@ -19,7 +19,7 @@
         <w:rPr>
           <w:lang w:val="zh_TW" w:bidi="zh_TW"/>
         </w:rPr>
-        <w:t>Resource: 聖經詞典 (Tyndale)</w:t>
+        <w:t>Resource: Tyndale Open Bible Dictionary</w:t>
       </w:r>
       <w:r>
         <w:rPr>
@@ -112,7 +112,7 @@
         <w:rPr>
           <w:lang w:val="zh_TW" w:bidi="zh_TW"/>
         </w:rPr>
-        <w:t>聖經詞典 (Tyndale)</w:t>
+        <w:t>Tyndale Open Bible Dictionary</w:t>
       </w:r>
     </w:p>
     <w:p>
@@ -149,7 +149,7 @@
         <w:rPr>
           <w:lang w:val="zh_TW" w:bidi="zh_TW"/>
         </w:rPr>
-        <w:t>huo</w:t>
+        <w:t>hua</w:t>
       </w:r>
       <w:r>
         <w:rPr>
@@ -212,7 +212,7 @@
         <w:rPr>
           <w:lang w:val="zh_TW" w:bidi="zh_TW"/>
         </w:rPr>
-        <w:t>火的洗禮</w:t>
+        <w:t>話語、神的道、神的話</w:t>
       </w:r>
       <w:r>
         <w:rPr>
@@ -231,7 +231,7 @@
         <w:rPr>
           <w:lang w:val="zh_TW" w:bidi="zh_TW"/>
         </w:rPr>
-        <w:t>施洗約翰使用的隱喻。約翰期待著要「用聖靈與火……施洗」的那一位（</w:t>
+        <w:t>「話語」是溝通的方式。當人們使用「話語」這個詞時，通常是指說話。然而，當神在歷世歷代「說話」時，祂以不同的方式來傳達祂的意思（</w:t>
       </w:r>
       <w:hyperlink r:id="rId13">
         <w:r>
@@ -242,104 +242,25 @@
             <w:color w:val="0000EE"/>
             <w:u w:val="single"/>
           </w:rPr>
-          <w:t>太3:11</w:t>
+          <w:t>來1:1</w:t>
         </w:r>
       </w:hyperlink>
       <w:r>
         <w:rPr>
           <w:lang w:val="zh_TW" w:bidi="zh_TW"/>
         </w:rPr>
-        <w:t>；</w:t>
-      </w:r>
-      <w:hyperlink r:id="rId14">
-        <w:r>
-          <w:rPr>
-            <w:lang w:val="zh_TW" w:bidi="zh_TW"/>
-          </w:rPr>
-          <w:rPr>
-            <w:color w:val="0000EE"/>
-            <w:u w:val="single"/>
-          </w:rPr>
-          <w:t>路3:16</w:t>
-        </w:r>
-      </w:hyperlink>
-      <w:r>
-        <w:rPr>
-          <w:lang w:val="zh_TW" w:bidi="zh_TW"/>
-        </w:rPr>
-        <w:t>）。在這個語境中，火意味著審判，這審判將煉淨那些悔改的人（參</w:t>
-      </w:r>
-      <w:hyperlink r:id="rId15">
-        <w:r>
-          <w:rPr>
-            <w:lang w:val="zh_TW" w:bidi="zh_TW"/>
-          </w:rPr>
-          <w:rPr>
-            <w:color w:val="0000EE"/>
-            <w:u w:val="single"/>
-          </w:rPr>
-          <w:t>賽4:4</w:t>
-        </w:r>
-      </w:hyperlink>
-      <w:r>
-        <w:rPr>
-          <w:lang w:val="zh_TW" w:bidi="zh_TW"/>
-        </w:rPr>
-        <w:t>；</w:t>
-      </w:r>
-      <w:hyperlink r:id="rId16">
-        <w:r>
-          <w:rPr>
-            <w:lang w:val="zh_TW" w:bidi="zh_TW"/>
-          </w:rPr>
-          <w:rPr>
-            <w:color w:val="0000EE"/>
-            <w:u w:val="single"/>
-          </w:rPr>
-          <w:t>瑪3:2–3</w:t>
-        </w:r>
-      </w:hyperlink>
-      <w:r>
-        <w:rPr>
-          <w:lang w:val="zh_TW" w:bidi="zh_TW"/>
-        </w:rPr>
-        <w:t>），並燒盡那些不悔改的人（</w:t>
-      </w:r>
-      <w:hyperlink r:id="rId17">
-        <w:r>
-          <w:rPr>
-            <w:lang w:val="zh_TW" w:bidi="zh_TW"/>
-          </w:rPr>
-          <w:rPr>
-            <w:color w:val="0000EE"/>
-            <w:u w:val="single"/>
-          </w:rPr>
-          <w:t>瑪4:1</w:t>
-        </w:r>
-      </w:hyperlink>
-      <w:r>
-        <w:rPr>
-          <w:lang w:val="zh_TW" w:bidi="zh_TW"/>
-        </w:rPr>
-        <w:t>；</w:t>
-      </w:r>
-      <w:hyperlink r:id="rId18">
-        <w:r>
-          <w:rPr>
-            <w:lang w:val="zh_TW" w:bidi="zh_TW"/>
-          </w:rPr>
-          <w:rPr>
-            <w:color w:val="0000EE"/>
-            <w:u w:val="single"/>
-          </w:rPr>
-          <w:t>太3:10、12</w:t>
-        </w:r>
-      </w:hyperlink>
-      <w:r>
-        <w:rPr>
-          <w:lang w:val="zh_TW" w:bidi="zh_TW"/>
-        </w:rPr>
-        <w:t>）。</w:t>
+        <w:t>）。神溝通最完整和完美的例子就是祂的兒子耶穌基督。</w:t>
+      </w:r>
+    </w:p>
+    <w:p>
+      <w:pPr>
+        <w:pStyle w:val="Heading3"/>
+      </w:pPr>
+      <w:r>
+        <w:rPr>
+          <w:lang w:val="zh_TW" w:bidi="zh_TW"/>
+        </w:rPr>
+        <w:t>話語的重要性</w:t>
       </w:r>
     </w:p>
     <w:p>
@@ -353,43 +274,7 @@
         <w:rPr>
           <w:lang w:val="zh_TW" w:bidi="zh_TW"/>
         </w:rPr>
-        <w:t>先知和天啟文學的作者經常提到，在新時代來臨之前，需要經歷一段困難與苦難時期。他們稱這段時期為「彌賽亞的災難」、「彌賽亞的產痛」、「火的河」。類似於約翰的思想見於</w:t>
-      </w:r>
-      <w:hyperlink r:id="rId19">
-        <w:r>
-          <w:rPr>
-            <w:lang w:val="zh_TW" w:bidi="zh_TW"/>
-          </w:rPr>
-          <w:rPr>
-            <w:color w:val="0000EE"/>
-            <w:u w:val="single"/>
-          </w:rPr>
-          <w:t>以賽亞書三十章27至28節</w:t>
-        </w:r>
-      </w:hyperlink>
-      <w:r>
-        <w:rPr>
-          <w:lang w:val="zh_TW" w:bidi="zh_TW"/>
-        </w:rPr>
-        <w:t>和經外文獻</w:t>
-      </w:r>
-      <w:hyperlink r:id="rId20">
-        <w:r>
-          <w:rPr>
-            <w:lang w:val="zh_TW" w:bidi="zh_TW"/>
-          </w:rPr>
-          <w:rPr>
-            <w:color w:val="0000EE"/>
-            <w:u w:val="single"/>
-          </w:rPr>
-          <w:t>以斯拉二書十三章10至11節</w:t>
-        </w:r>
-      </w:hyperlink>
-      <w:r>
-        <w:rPr>
-          <w:lang w:val="zh_TW" w:bidi="zh_TW"/>
-        </w:rPr>
-        <w:t>。施洗約翰可能使用了這些概念，並通過他洗禮的行動表達出來。他所用的片語「用火施洗」或許是指一種使人潔淨的審判，這種審判會帶來新時代並將人帶入其中。</w:t>
+        <w:t>在大多數人無法讀寫的社會中，口頭的話語在法律、貿易、宗教、婚姻和名聲等方面顯得格外重要。書面文件如收據、協議和記錄並不那麼實用。誠實的言語和個人的誠信，對於溝通和維持關係至關重要。因此，詩人、先知、故事講述者和教師的話語，會被謹慎地記住，並傳承下去。</w:t>
       </w:r>
     </w:p>
     <w:p>
@@ -403,9 +288,9 @@
         <w:rPr>
           <w:lang w:val="zh_TW" w:bidi="zh_TW"/>
         </w:rPr>
-        <w:t>聖經沒有再提到火的洗禮。馬可福音和約翰福音縮短了施洗約翰的講道內容，並未提及任何有關審判的內容。在五旬節，聖靈降臨在耶穌的跟隨者身上後，施洗約翰的水洗被視為在聖靈的洗禮中得以實現。然而，耶穌似乎同意約翰對火的潔淨作用的信念（</w:t>
-      </w:r>
-      <w:hyperlink r:id="rId21">
+        <w:t>人們非常關注話語的真實性。愚蠢的話、奉承（虛假的讚美）、謊言和有害的言語，被認為是不正當的。在商業、法律和社區生活中，誓言（承諾）非常重要。祝福一旦被說出來，它就具有力量，不能收回（</w:t>
+      </w:r>
+      <w:hyperlink r:id="rId14">
         <w:r>
           <w:rPr>
             <w:lang w:val="zh_TW" w:bidi="zh_TW"/>
@@ -414,16 +299,16 @@
             <w:color w:val="0000EE"/>
             <w:u w:val="single"/>
           </w:rPr>
-          <w:t>可9:49</w:t>
+          <w:t>創27:30–38</w:t>
         </w:r>
       </w:hyperlink>
       <w:r>
         <w:rPr>
           <w:lang w:val="zh_TW" w:bidi="zh_TW"/>
         </w:rPr>
-        <w:t>）。祂將自己的死亡比作一場洗禮，並可能包括這種火（</w:t>
-      </w:r>
-      <w:hyperlink r:id="rId22">
+        <w:t>；</w:t>
+      </w:r>
+      <w:hyperlink r:id="rId15">
         <w:r>
           <w:rPr>
             <w:lang w:val="zh_TW" w:bidi="zh_TW"/>
@@ -432,14 +317,86 @@
             <w:color w:val="0000EE"/>
             <w:u w:val="single"/>
           </w:rPr>
-          <w:t>路12:49–50</w:t>
+          <w:t>太10:12–13</w:t>
         </w:r>
       </w:hyperlink>
       <w:r>
         <w:rPr>
           <w:lang w:val="zh_TW" w:bidi="zh_TW"/>
         </w:rPr>
-        <w:t>）。耶穌的死亡被視為為他人承受火的洗禮。</w:t>
+        <w:t>）。同樣的情況也適用於：</w:t>
+      </w:r>
+    </w:p>
+    <w:p>
+      <w:pPr>
+        <w:pStyle w:val="ListBullet"/>
+        <w:spacing w:line="240" w:lineRule="auto"/>
+        <w:ind w:left="720"/>
+      </w:pPr>
+      <w:r>
+        <w:rPr>
+          <w:lang w:val="zh_TW" w:bidi="zh_TW"/>
+        </w:rPr>
+      </w:r>
+      <w:r>
+        <w:rPr>
+          <w:lang w:val="zh_TW" w:bidi="zh_TW"/>
+        </w:rPr>
+        <w:t>許願（</w:t>
+      </w:r>
+      <w:hyperlink r:id="rId16">
+        <w:r>
+          <w:rPr>
+            <w:lang w:val="zh_TW" w:bidi="zh_TW"/>
+          </w:rPr>
+          <w:rPr>
+            <w:color w:val="0000EE"/>
+            <w:u w:val="single"/>
+          </w:rPr>
+          <w:t>士11:34–35</w:t>
+        </w:r>
+      </w:hyperlink>
+      <w:r>
+        <w:rPr>
+          <w:lang w:val="zh_TW" w:bidi="zh_TW"/>
+        </w:rPr>
+        <w:t>）</w:t>
+      </w:r>
+    </w:p>
+    <w:p>
+      <w:pPr>
+        <w:pStyle w:val="ListBullet"/>
+        <w:spacing w:line="240" w:lineRule="auto"/>
+        <w:ind w:left="720"/>
+      </w:pPr>
+      <w:r>
+        <w:rPr>
+          <w:lang w:val="zh_TW" w:bidi="zh_TW"/>
+        </w:rPr>
+      </w:r>
+      <w:r>
+        <w:rPr>
+          <w:lang w:val="zh_TW" w:bidi="zh_TW"/>
+        </w:rPr>
+        <w:t>咒詛（</w:t>
+      </w:r>
+      <w:hyperlink r:id="rId17">
+        <w:r>
+          <w:rPr>
+            <w:lang w:val="zh_TW" w:bidi="zh_TW"/>
+          </w:rPr>
+          <w:rPr>
+            <w:color w:val="0000EE"/>
+            <w:u w:val="single"/>
+          </w:rPr>
+          <w:t>創27:12–13</w:t>
+        </w:r>
+      </w:hyperlink>
+      <w:r>
+        <w:rPr>
+          <w:lang w:val="zh_TW" w:bidi="zh_TW"/>
+        </w:rPr>
+        <w:t>）</w:t>
       </w:r>
     </w:p>
     <w:p>
@@ -453,9 +410,9 @@
         <w:rPr>
           <w:lang w:val="zh_TW" w:bidi="zh_TW"/>
         </w:rPr>
-        <w:t>使徒保羅也提到受洗歸入基督即是受洗歸入基督的死（</w:t>
-      </w:r>
-      <w:hyperlink r:id="rId23">
+        <w:t>命令的話語，尤其是來自祭司、士師或王的命令，也具有極大的權威（</w:t>
+      </w:r>
+      <w:hyperlink r:id="rId18">
         <w:r>
           <w:rPr>
             <w:lang w:val="zh_TW" w:bidi="zh_TW"/>
@@ -464,55 +421,7 @@
             <w:color w:val="0000EE"/>
             <w:u w:val="single"/>
           </w:rPr>
-          <w:t>羅6:3</w:t>
-        </w:r>
-      </w:hyperlink>
-      <w:r>
-        <w:rPr>
-          <w:lang w:val="zh_TW" w:bidi="zh_TW"/>
-        </w:rPr>
-        <w:t>）。因此，約翰對於悔改之人的火的洗禮的煉淨概念，最貼切的應驗是在信徒與基督的死聯合並分享祂的苦難時。只有這樣，他們才能完全分享基督復活的榮耀（</w:t>
-      </w:r>
-      <w:hyperlink r:id="rId24">
-        <w:r>
-          <w:rPr>
-            <w:lang w:val="zh_TW" w:bidi="zh_TW"/>
-          </w:rPr>
-          <w:rPr>
-            <w:color w:val="0000EE"/>
-            <w:u w:val="single"/>
-          </w:rPr>
-          <w:t>羅6:5，</w:t>
-        </w:r>
-      </w:hyperlink>
-      <w:hyperlink r:id="rId25">
-        <w:r>
-          <w:rPr>
-            <w:lang w:val="zh_TW" w:bidi="zh_TW"/>
-          </w:rPr>
-          <w:rPr>
-            <w:color w:val="0000EE"/>
-            <w:u w:val="single"/>
-          </w:rPr>
-          <w:t>8:17–23</w:t>
-        </w:r>
-      </w:hyperlink>
-      <w:r>
-        <w:rPr>
-          <w:lang w:val="zh_TW" w:bidi="zh_TW"/>
-        </w:rPr>
-        <w:t>；</w:t>
-      </w:r>
-      <w:hyperlink r:id="rId26">
-        <w:r>
-          <w:rPr>
-            <w:lang w:val="zh_TW" w:bidi="zh_TW"/>
-          </w:rPr>
-          <w:rPr>
-            <w:color w:val="0000EE"/>
-            <w:u w:val="single"/>
-          </w:rPr>
-          <w:t>腓3:10–11</w:t>
+          <w:t>傳8:4</w:t>
         </w:r>
       </w:hyperlink>
       <w:r>
@@ -531,50 +440,128 @@
       </w:r>
       <w:r>
         <w:rPr>
-          <w:i/>
-          <w:lang w:val="zh_TW" w:bidi="zh_TW"/>
-        </w:rPr>
-        <w:t>另見</w:t>
-      </w:r>
-      <w:r>
-        <w:rPr>
-          <w:lang w:val="zh_TW" w:bidi="zh_TW"/>
-        </w:rPr>
-        <w:t xml:space="preserve"> </w:t>
-      </w:r>
-      <w:r>
-        <w:rPr>
-          <w:lang w:val="zh_TW" w:bidi="zh_TW"/>
-        </w:rPr>
-        <w:t>洗禮</w:t>
-      </w:r>
+          <w:lang w:val="zh_TW" w:bidi="zh_TW"/>
+        </w:rPr>
+        <w:t>這種對話語的尊重在新約中依然存在。話語揭示了人心中的想法，因此每句隨便的、傷害性的或欺騙性的話，都會受到審判（</w:t>
+      </w:r>
+      <w:hyperlink r:id="rId19">
+        <w:r>
+          <w:rPr>
+            <w:lang w:val="zh_TW" w:bidi="zh_TW"/>
+          </w:rPr>
+          <w:rPr>
+            <w:color w:val="0000EE"/>
+            <w:u w:val="single"/>
+          </w:rPr>
+          <w:t>太12:34–37</w:t>
+        </w:r>
+      </w:hyperlink>
       <w:r>
         <w:rPr>
           <w:lang w:val="zh_TW" w:bidi="zh_TW"/>
         </w:rPr>
         <w:t>；</w:t>
       </w:r>
-      <w:r>
-        <w:rPr>
-          <w:lang w:val="zh_TW" w:bidi="zh_TW"/>
-        </w:rPr>
-        <w:t>聖靈的洗禮</w:t>
-      </w:r>
-      <w:r>
-        <w:rPr>
-          <w:lang w:val="zh_TW" w:bidi="zh_TW"/>
-        </w:rPr>
-        <w:t>。</w:t>
-      </w:r>
-      <w:r>
-        <w:rPr>
-          <w:lang w:val="zh_TW" w:bidi="zh_TW"/>
-        </w:rPr>
-      </w:r>
-      <w:r>
-        <w:rPr>
-          <w:lang w:val="zh_TW" w:bidi="zh_TW"/>
-        </w:rPr>
+      <w:hyperlink r:id="rId20">
+        <w:r>
+          <w:rPr>
+            <w:lang w:val="zh_TW" w:bidi="zh_TW"/>
+          </w:rPr>
+          <w:rPr>
+            <w:color w:val="0000EE"/>
+            <w:u w:val="single"/>
+          </w:rPr>
+          <w:t>5:22</w:t>
+        </w:r>
+      </w:hyperlink>
+      <w:r>
+        <w:rPr>
+          <w:lang w:val="zh_TW" w:bidi="zh_TW"/>
+        </w:rPr>
+        <w:t>），褻瀆神的言語同樣會受到審判（褻瀆，</w:t>
+      </w:r>
+      <w:hyperlink r:id="rId21">
+        <w:r>
+          <w:rPr>
+            <w:lang w:val="zh_TW" w:bidi="zh_TW"/>
+          </w:rPr>
+          <w:rPr>
+            <w:color w:val="0000EE"/>
+            <w:u w:val="single"/>
+          </w:rPr>
+          <w:t>路12:10</w:t>
+        </w:r>
+      </w:hyperlink>
+      <w:r>
+        <w:rPr>
+          <w:lang w:val="zh_TW" w:bidi="zh_TW"/>
+        </w:rPr>
+        <w:t>）。保羅（</w:t>
+      </w:r>
+      <w:hyperlink r:id="rId22">
+        <w:r>
+          <w:rPr>
+            <w:lang w:val="zh_TW" w:bidi="zh_TW"/>
+          </w:rPr>
+          <w:rPr>
+            <w:color w:val="0000EE"/>
+            <w:u w:val="single"/>
+          </w:rPr>
+          <w:t>弗4:29</w:t>
+        </w:r>
+      </w:hyperlink>
+      <w:r>
+        <w:rPr>
+          <w:lang w:val="zh_TW" w:bidi="zh_TW"/>
+        </w:rPr>
+        <w:t>，</w:t>
+      </w:r>
+      <w:hyperlink r:id="rId23">
+        <w:r>
+          <w:rPr>
+            <w:lang w:val="zh_TW" w:bidi="zh_TW"/>
+          </w:rPr>
+          <w:rPr>
+            <w:color w:val="0000EE"/>
+            <w:u w:val="single"/>
+          </w:rPr>
+          <w:t>5:4</w:t>
+        </w:r>
+      </w:hyperlink>
+      <w:r>
+        <w:rPr>
+          <w:lang w:val="zh_TW" w:bidi="zh_TW"/>
+        </w:rPr>
+        <w:t>）和雅各（</w:t>
+      </w:r>
+      <w:hyperlink r:id="rId24">
+        <w:r>
+          <w:rPr>
+            <w:lang w:val="zh_TW" w:bidi="zh_TW"/>
+          </w:rPr>
+          <w:rPr>
+            <w:color w:val="0000EE"/>
+            <w:u w:val="single"/>
+          </w:rPr>
+          <w:t>雅3:1–12</w:t>
+        </w:r>
+      </w:hyperlink>
+      <w:r>
+        <w:rPr>
+          <w:lang w:val="zh_TW" w:bidi="zh_TW"/>
+        </w:rPr>
+        <w:t>）繼承了希伯來人對話語的尊重。</w:t>
+      </w:r>
+    </w:p>
+    <w:p>
+      <w:pPr>
+        <w:pStyle w:val="Heading3"/>
+      </w:pPr>
+      <w:r>
+        <w:rPr>
+          <w:lang w:val="zh_TW" w:bidi="zh_TW"/>
+        </w:rPr>
+        <w:t>神的話</w:t>
       </w:r>
     </w:p>
     <w:p>
@@ -584,21 +571,155 @@
           <w:lang w:val="zh_TW" w:bidi="zh_TW"/>
         </w:rPr>
       </w:r>
+      <w:r>
+        <w:rPr>
+          <w:lang w:val="zh_TW" w:bidi="zh_TW"/>
+        </w:rPr>
+        <w:t>神的話已經記載在聖經中。祂的話臨到先知，並通過先知傳遞（</w:t>
+      </w:r>
+      <w:hyperlink r:id="rId25">
+        <w:r>
+          <w:rPr>
+            <w:lang w:val="zh_TW" w:bidi="zh_TW"/>
+          </w:rPr>
+          <w:rPr>
+            <w:color w:val="0000EE"/>
+            <w:u w:val="single"/>
+          </w:rPr>
+          <w:t>王上12:22</w:t>
+        </w:r>
+      </w:hyperlink>
+      <w:r>
+        <w:rPr>
+          <w:lang w:val="zh_TW" w:bidi="zh_TW"/>
+        </w:rPr>
+        <w:t>；</w:t>
+      </w:r>
+      <w:hyperlink r:id="rId26">
+        <w:r>
+          <w:rPr>
+            <w:lang w:val="zh_TW" w:bidi="zh_TW"/>
+          </w:rPr>
+          <w:rPr>
+            <w:color w:val="0000EE"/>
+            <w:u w:val="single"/>
+          </w:rPr>
+          <w:t>代上17:3</w:t>
+        </w:r>
+      </w:hyperlink>
+      <w:r>
+        <w:rPr>
+          <w:lang w:val="zh_TW" w:bidi="zh_TW"/>
+        </w:rPr>
+        <w:t>；參</w:t>
+      </w:r>
+      <w:hyperlink r:id="rId27">
+        <w:r>
+          <w:rPr>
+            <w:lang w:val="zh_TW" w:bidi="zh_TW"/>
+          </w:rPr>
+          <w:rPr>
+            <w:color w:val="0000EE"/>
+            <w:u w:val="single"/>
+          </w:rPr>
+          <w:t>路3:2</w:t>
+        </w:r>
+      </w:hyperlink>
+      <w:r>
+        <w:rPr>
+          <w:lang w:val="zh_TW" w:bidi="zh_TW"/>
+        </w:rPr>
+        <w:t>），先知「奉耶和華的命」說話和行事。神的話也透過律法傳達出來，神在西奈山「說」出律法（</w:t>
+      </w:r>
+      <w:hyperlink r:id="rId28">
+        <w:r>
+          <w:rPr>
+            <w:lang w:val="zh_TW" w:bidi="zh_TW"/>
+          </w:rPr>
+          <w:rPr>
+            <w:color w:val="0000EE"/>
+            <w:u w:val="single"/>
+          </w:rPr>
+          <w:t>出20:1</w:t>
+        </w:r>
+      </w:hyperlink>
+      <w:r>
+        <w:rPr>
+          <w:lang w:val="zh_TW" w:bidi="zh_TW"/>
+        </w:rPr>
+        <w:t>）。因此，神的「話」有許多律法同義詞（見</w:t>
+      </w:r>
+      <w:hyperlink r:id="rId29">
+        <w:r>
+          <w:rPr>
+            <w:lang w:val="zh_TW" w:bidi="zh_TW"/>
+          </w:rPr>
+          <w:rPr>
+            <w:color w:val="0000EE"/>
+            <w:u w:val="single"/>
+          </w:rPr>
+          <w:t>詩119章</w:t>
+        </w:r>
+      </w:hyperlink>
+      <w:r>
+        <w:rPr>
+          <w:lang w:val="zh_TW" w:bidi="zh_TW"/>
+        </w:rPr>
+        <w:t>）：</w:t>
+      </w:r>
     </w:p>
     <w:p>
       <w:pPr>
-        <w:pStyle w:val="Heading2"/>
-      </w:pPr>
-      <w:r>
-        <w:rPr>
-          <w:lang w:val="zh_TW" w:bidi="zh_TW"/>
-        </w:rPr>
-        <w:t>火湖</w:t>
-      </w:r>
-      <w:r>
-        <w:rPr>
-          <w:lang w:val="zh_TW" w:bidi="zh_TW"/>
-        </w:rPr>
+        <w:pStyle w:val="ListBullet"/>
+        <w:spacing w:line="240" w:lineRule="auto"/>
+        <w:ind w:left="720"/>
+      </w:pPr>
+      <w:r>
+        <w:rPr>
+          <w:lang w:val="zh_TW" w:bidi="zh_TW"/>
+        </w:rPr>
+      </w:r>
+      <w:r>
+        <w:rPr>
+          <w:lang w:val="zh_TW" w:bidi="zh_TW"/>
+        </w:rPr>
+        <w:t>「律例」</w:t>
+      </w:r>
+    </w:p>
+    <w:p>
+      <w:pPr>
+        <w:pStyle w:val="ListBullet"/>
+        <w:spacing w:line="240" w:lineRule="auto"/>
+        <w:ind w:left="720"/>
+      </w:pPr>
+      <w:r>
+        <w:rPr>
+          <w:lang w:val="zh_TW" w:bidi="zh_TW"/>
+        </w:rPr>
+      </w:r>
+      <w:r>
+        <w:rPr>
+          <w:lang w:val="zh_TW" w:bidi="zh_TW"/>
+        </w:rPr>
+        <w:t>「命令」</w:t>
+      </w:r>
+    </w:p>
+    <w:p>
+      <w:pPr>
+        <w:pStyle w:val="ListBullet"/>
+        <w:spacing w:line="240" w:lineRule="auto"/>
+        <w:ind w:left="720"/>
+      </w:pPr>
+      <w:r>
+        <w:rPr>
+          <w:lang w:val="zh_TW" w:bidi="zh_TW"/>
+        </w:rPr>
+      </w:r>
+      <w:r>
+        <w:rPr>
+          <w:lang w:val="zh_TW" w:bidi="zh_TW"/>
+        </w:rPr>
+        <w:t>「訓詞」</w:t>
       </w:r>
     </w:p>
     <w:p>
@@ -612,7 +733,217 @@
         <w:rPr>
           <w:lang w:val="zh_TW" w:bidi="zh_TW"/>
         </w:rPr>
-        <w:t>撒但、牠的僕人和不悔改的人最終的歸宿。</w:t>
+        <w:t>當沒有神的啟示時，就像「饑荒（famine）」一樣（</w:t>
+      </w:r>
+      <w:hyperlink r:id="rId30">
+        <w:r>
+          <w:rPr>
+            <w:lang w:val="zh_TW" w:bidi="zh_TW"/>
+          </w:rPr>
+          <w:rPr>
+            <w:color w:val="0000EE"/>
+            <w:u w:val="single"/>
+          </w:rPr>
+          <w:t>撒上3:1</w:t>
+        </w:r>
+      </w:hyperlink>
+      <w:r>
+        <w:rPr>
+          <w:lang w:val="zh_TW" w:bidi="zh_TW"/>
+        </w:rPr>
+        <w:t>）。神的話不僅包括警告和命令，還包含應許。神的每一句話都是可信的（</w:t>
+      </w:r>
+      <w:hyperlink r:id="rId31">
+        <w:r>
+          <w:rPr>
+            <w:lang w:val="zh_TW" w:bidi="zh_TW"/>
+          </w:rPr>
+          <w:rPr>
+            <w:color w:val="0000EE"/>
+            <w:u w:val="single"/>
+          </w:rPr>
+          <w:t>賽31:2</w:t>
+        </w:r>
+      </w:hyperlink>
+      <w:r>
+        <w:rPr>
+          <w:lang w:val="zh_TW" w:bidi="zh_TW"/>
+        </w:rPr>
+        <w:t>），在天上永遠立定（</w:t>
+      </w:r>
+      <w:hyperlink r:id="rId32">
+        <w:r>
+          <w:rPr>
+            <w:lang w:val="zh_TW" w:bidi="zh_TW"/>
+          </w:rPr>
+          <w:rPr>
+            <w:color w:val="0000EE"/>
+            <w:u w:val="single"/>
+          </w:rPr>
+          <w:t>詩119:89</w:t>
+        </w:r>
+      </w:hyperlink>
+      <w:r>
+        <w:rPr>
+          <w:lang w:val="zh_TW" w:bidi="zh_TW"/>
+        </w:rPr>
+        <w:t>；</w:t>
+      </w:r>
+      <w:hyperlink r:id="rId33">
+        <w:r>
+          <w:rPr>
+            <w:lang w:val="zh_TW" w:bidi="zh_TW"/>
+          </w:rPr>
+          <w:rPr>
+            <w:color w:val="0000EE"/>
+            <w:u w:val="single"/>
+          </w:rPr>
+          <w:t>賽40:8</w:t>
+        </w:r>
+      </w:hyperlink>
+      <w:r>
+        <w:rPr>
+          <w:lang w:val="zh_TW" w:bidi="zh_TW"/>
+        </w:rPr>
+        <w:t>），並以神起誓為保證（</w:t>
+      </w:r>
+      <w:hyperlink r:id="rId34">
+        <w:r>
+          <w:rPr>
+            <w:lang w:val="zh_TW" w:bidi="zh_TW"/>
+          </w:rPr>
+          <w:rPr>
+            <w:color w:val="0000EE"/>
+            <w:u w:val="single"/>
+          </w:rPr>
+          <w:t>耶1:12</w:t>
+        </w:r>
+      </w:hyperlink>
+      <w:r>
+        <w:rPr>
+          <w:lang w:val="zh_TW" w:bidi="zh_TW"/>
+        </w:rPr>
+        <w:t>；</w:t>
+      </w:r>
+      <w:hyperlink r:id="rId35">
+        <w:r>
+          <w:rPr>
+            <w:lang w:val="zh_TW" w:bidi="zh_TW"/>
+          </w:rPr>
+          <w:rPr>
+            <w:color w:val="0000EE"/>
+            <w:u w:val="single"/>
+          </w:rPr>
+          <w:t>詩110:4</w:t>
+        </w:r>
+      </w:hyperlink>
+      <w:r>
+        <w:rPr>
+          <w:lang w:val="zh_TW" w:bidi="zh_TW"/>
+        </w:rPr>
+        <w:t>；</w:t>
+      </w:r>
+      <w:hyperlink r:id="rId36">
+        <w:r>
+          <w:rPr>
+            <w:lang w:val="zh_TW" w:bidi="zh_TW"/>
+          </w:rPr>
+          <w:rPr>
+            <w:color w:val="0000EE"/>
+            <w:u w:val="single"/>
+          </w:rPr>
+          <w:t>結12:25、28</w:t>
+        </w:r>
+      </w:hyperlink>
+      <w:r>
+        <w:rPr>
+          <w:lang w:val="zh_TW" w:bidi="zh_TW"/>
+        </w:rPr>
+        <w:t>）。神的話表達了神的心意，並不是沉重的或難以遵行的，反而是喜樂、盼望和保護的泉源，使人不致犯罪（</w:t>
+      </w:r>
+      <w:hyperlink r:id="rId37">
+        <w:r>
+          <w:rPr>
+            <w:lang w:val="zh_TW" w:bidi="zh_TW"/>
+          </w:rPr>
+          <w:rPr>
+            <w:color w:val="0000EE"/>
+            <w:u w:val="single"/>
+          </w:rPr>
+          <w:t>詩1，</w:t>
+        </w:r>
+      </w:hyperlink>
+      <w:hyperlink r:id="rId29">
+        <w:r>
+          <w:rPr>
+            <w:lang w:val="zh_TW" w:bidi="zh_TW"/>
+          </w:rPr>
+          <w:rPr>
+            <w:color w:val="0000EE"/>
+            <w:u w:val="single"/>
+          </w:rPr>
+          <w:t>119章</w:t>
+        </w:r>
+      </w:hyperlink>
+      <w:r>
+        <w:rPr>
+          <w:lang w:val="zh_TW" w:bidi="zh_TW"/>
+        </w:rPr>
+        <w:t>；</w:t>
+      </w:r>
+      <w:hyperlink r:id="rId38">
+        <w:r>
+          <w:rPr>
+            <w:lang w:val="zh_TW" w:bidi="zh_TW"/>
+          </w:rPr>
+          <w:rPr>
+            <w:color w:val="0000EE"/>
+            <w:u w:val="single"/>
+          </w:rPr>
+          <w:t>耶15:16</w:t>
+        </w:r>
+      </w:hyperlink>
+      <w:r>
+        <w:rPr>
+          <w:lang w:val="zh_TW" w:bidi="zh_TW"/>
+        </w:rPr>
+        <w:t>）。人可以靠神的話活著（</w:t>
+      </w:r>
+      <w:hyperlink r:id="rId39">
+        <w:r>
+          <w:rPr>
+            <w:lang w:val="zh_TW" w:bidi="zh_TW"/>
+          </w:rPr>
+          <w:rPr>
+            <w:color w:val="0000EE"/>
+            <w:u w:val="single"/>
+          </w:rPr>
+          <w:t>申8:3</w:t>
+        </w:r>
+      </w:hyperlink>
+      <w:r>
+        <w:rPr>
+          <w:lang w:val="zh_TW" w:bidi="zh_TW"/>
+        </w:rPr>
+        <w:t>；</w:t>
+      </w:r>
+      <w:hyperlink r:id="rId40">
+        <w:r>
+          <w:rPr>
+            <w:lang w:val="zh_TW" w:bidi="zh_TW"/>
+          </w:rPr>
+          <w:rPr>
+            <w:color w:val="0000EE"/>
+            <w:u w:val="single"/>
+          </w:rPr>
+          <w:t>太4:4</w:t>
+        </w:r>
+      </w:hyperlink>
+      <w:r>
+        <w:rPr>
+          <w:lang w:val="zh_TW" w:bidi="zh_TW"/>
+        </w:rPr>
+        <w:t>）。</w:t>
       </w:r>
     </w:p>
     <w:p>
@@ -626,9 +957,9 @@
         <w:rPr>
           <w:lang w:val="zh_TW" w:bidi="zh_TW"/>
         </w:rPr>
-        <w:t>這個地方僅在啟示錄（</w:t>
-      </w:r>
-      <w:hyperlink r:id="rId27">
+        <w:t>神的話有大能執行祂的旨意。它不會「徒然（empty）」返回祂那裡，而是會成就祂的旨意（</w:t>
+      </w:r>
+      <w:hyperlink r:id="rId41">
         <w:r>
           <w:rPr>
             <w:lang w:val="zh_TW" w:bidi="zh_TW"/>
@@ -637,16 +968,16 @@
             <w:color w:val="0000EE"/>
             <w:u w:val="single"/>
           </w:rPr>
-          <w:t>啟19:20</w:t>
+          <w:t>賽55:11</w:t>
         </w:r>
       </w:hyperlink>
       <w:r>
         <w:rPr>
           <w:lang w:val="zh_TW" w:bidi="zh_TW"/>
         </w:rPr>
-        <w:t>，</w:t>
-      </w:r>
-      <w:hyperlink r:id="rId28">
+        <w:t>）。神憑著祂的話創造了世界，祂的話也持續維持著世界（</w:t>
+      </w:r>
+      <w:hyperlink r:id="rId42">
         <w:r>
           <w:rPr>
             <w:lang w:val="zh_TW" w:bidi="zh_TW"/>
@@ -655,16 +986,16 @@
             <w:color w:val="0000EE"/>
             <w:u w:val="single"/>
           </w:rPr>
-          <w:t>20:10、14–15</w:t>
+          <w:t>創1章</w:t>
         </w:r>
       </w:hyperlink>
       <w:r>
         <w:rPr>
           <w:lang w:val="zh_TW" w:bidi="zh_TW"/>
         </w:rPr>
-        <w:t>，</w:t>
-      </w:r>
-      <w:hyperlink r:id="rId29">
+        <w:t>；</w:t>
+      </w:r>
+      <w:hyperlink r:id="rId43">
         <w:r>
           <w:rPr>
             <w:lang w:val="zh_TW" w:bidi="zh_TW"/>
@@ -673,14 +1004,122 @@
             <w:color w:val="0000EE"/>
             <w:u w:val="single"/>
           </w:rPr>
-          <w:t>21:8</w:t>
+          <w:t>詩33:6</w:t>
         </w:r>
       </w:hyperlink>
       <w:r>
         <w:rPr>
           <w:lang w:val="zh_TW" w:bidi="zh_TW"/>
         </w:rPr>
-        <w:t>）中提到，但其可怕的性質顯而易見。它被描述為一個火湖或硫磺燃燒著的湖，其中被拋入的有（1）羔羊打敗的「獸」和牠的「假先知」，（2）最後一次叛亂的撒但，（3）死亡和陰間，以及（4）所有名字未記錄在「生命冊」中的人。它被稱為第二次的死，因為它是在復活和最終審判之後與神最終的分離。</w:t>
+        <w:t>；參</w:t>
+      </w:r>
+      <w:hyperlink r:id="rId44">
+        <w:r>
+          <w:rPr>
+            <w:lang w:val="zh_TW" w:bidi="zh_TW"/>
+          </w:rPr>
+          <w:rPr>
+            <w:color w:val="0000EE"/>
+            <w:u w:val="single"/>
+          </w:rPr>
+          <w:t>來1:2</w:t>
+        </w:r>
+      </w:hyperlink>
+      <w:r>
+        <w:rPr>
+          <w:lang w:val="zh_TW" w:bidi="zh_TW"/>
+        </w:rPr>
+        <w:t>，</w:t>
+      </w:r>
+      <w:hyperlink r:id="rId45">
+        <w:r>
+          <w:rPr>
+            <w:lang w:val="zh_TW" w:bidi="zh_TW"/>
+          </w:rPr>
+          <w:rPr>
+            <w:color w:val="0000EE"/>
+            <w:u w:val="single"/>
+          </w:rPr>
+          <w:t>11:3</w:t>
+        </w:r>
+      </w:hyperlink>
+      <w:r>
+        <w:rPr>
+          <w:lang w:val="zh_TW" w:bidi="zh_TW"/>
+        </w:rPr>
+        <w:t>；</w:t>
+      </w:r>
+      <w:hyperlink r:id="rId46">
+        <w:r>
+          <w:rPr>
+            <w:lang w:val="zh_TW" w:bidi="zh_TW"/>
+          </w:rPr>
+          <w:rPr>
+            <w:color w:val="0000EE"/>
+            <w:u w:val="single"/>
+          </w:rPr>
+          <w:t>彼後3:5</w:t>
+        </w:r>
+      </w:hyperlink>
+      <w:r>
+        <w:rPr>
+          <w:lang w:val="zh_TW" w:bidi="zh_TW"/>
+        </w:rPr>
+        <w:t>）。最終，這些神的啟示被記錄下來，形成了聖經，成為「神的道」（</w:t>
+      </w:r>
+      <w:hyperlink r:id="rId47">
+        <w:r>
+          <w:rPr>
+            <w:lang w:val="zh_TW" w:bidi="zh_TW"/>
+          </w:rPr>
+          <w:rPr>
+            <w:color w:val="0000EE"/>
+            <w:u w:val="single"/>
+          </w:rPr>
+          <w:t>可7:13</w:t>
+        </w:r>
+      </w:hyperlink>
+      <w:r>
+        <w:rPr>
+          <w:lang w:val="zh_TW" w:bidi="zh_TW"/>
+        </w:rPr>
+        <w:t>；參</w:t>
+      </w:r>
+      <w:hyperlink r:id="rId48">
+        <w:r>
+          <w:rPr>
+            <w:lang w:val="zh_TW" w:bidi="zh_TW"/>
+          </w:rPr>
+          <w:rPr>
+            <w:color w:val="0000EE"/>
+            <w:u w:val="single"/>
+          </w:rPr>
+          <w:t>路16:29–31</w:t>
+        </w:r>
+      </w:hyperlink>
+      <w:r>
+        <w:rPr>
+          <w:lang w:val="zh_TW" w:bidi="zh_TW"/>
+        </w:rPr>
+        <w:t>；</w:t>
+      </w:r>
+      <w:hyperlink r:id="rId49">
+        <w:r>
+          <w:rPr>
+            <w:lang w:val="zh_TW" w:bidi="zh_TW"/>
+          </w:rPr>
+          <w:rPr>
+            <w:color w:val="0000EE"/>
+            <w:u w:val="single"/>
+          </w:rPr>
+          <w:t>約5:39</w:t>
+        </w:r>
+      </w:hyperlink>
+      <w:r>
+        <w:rPr>
+          <w:lang w:val="zh_TW" w:bidi="zh_TW"/>
+        </w:rPr>
+        <w:t>）。</w:t>
       </w:r>
     </w:p>
     <w:p>
@@ -694,9 +1133,9 @@
         <w:rPr>
           <w:lang w:val="zh_TW" w:bidi="zh_TW"/>
         </w:rPr>
-        <w:t>火湖可能就是耶穌所稱的地獄（</w:t>
-      </w:r>
-      <w:hyperlink r:id="rId30">
+        <w:t>耶穌傳講神的話，祂「說話行事都有大能」（</w:t>
+      </w:r>
+      <w:hyperlink r:id="rId50">
         <w:r>
           <w:rPr>
             <w:lang w:val="zh_TW" w:bidi="zh_TW"/>
@@ -705,16 +1144,16 @@
             <w:color w:val="0000EE"/>
             <w:u w:val="single"/>
           </w:rPr>
-          <w:t>太10:28</w:t>
+          <w:t>路24:19</w:t>
         </w:r>
       </w:hyperlink>
       <w:r>
         <w:rPr>
           <w:lang w:val="zh_TW" w:bidi="zh_TW"/>
         </w:rPr>
-        <w:t>；</w:t>
-      </w:r>
-      <w:hyperlink r:id="rId31">
+        <w:t>），並且以權柄教訓人（</w:t>
+      </w:r>
+      <w:hyperlink r:id="rId51">
         <w:r>
           <w:rPr>
             <w:lang w:val="zh_TW" w:bidi="zh_TW"/>
@@ -723,16 +1162,16 @@
             <w:color w:val="0000EE"/>
             <w:u w:val="single"/>
           </w:rPr>
-          <w:t>可9:43</w:t>
+          <w:t>可1:22、27</w:t>
         </w:r>
       </w:hyperlink>
       <w:r>
         <w:rPr>
           <w:lang w:val="zh_TW" w:bidi="zh_TW"/>
         </w:rPr>
-        <w:t>；</w:t>
-      </w:r>
-      <w:hyperlink r:id="rId32">
+        <w:t>）。祂的話對自然界、疾病、惡鬼，甚至死亡都有權柄（</w:t>
+      </w:r>
+      <w:hyperlink r:id="rId52">
         <w:r>
           <w:rPr>
             <w:lang w:val="zh_TW" w:bidi="zh_TW"/>
@@ -741,28 +1180,16 @@
             <w:color w:val="0000EE"/>
             <w:u w:val="single"/>
           </w:rPr>
-          <w:t>路12:5</w:t>
+          <w:t>太8:8、13</w:t>
         </w:r>
       </w:hyperlink>
       <w:r>
         <w:rPr>
           <w:lang w:val="zh_TW" w:bidi="zh_TW"/>
         </w:rPr>
-        <w:t>），「</w:t>
-      </w:r>
-      <w:r>
-        <w:rPr>
-          <w:lang w:val="zh_TW" w:bidi="zh_TW"/>
-        </w:rPr>
-        <w:t>外邊的黑暗</w:t>
-      </w:r>
-      <w:r>
-        <w:rPr>
-          <w:lang w:val="zh_TW" w:bidi="zh_TW"/>
-        </w:rPr>
-        <w:t>」（</w:t>
-      </w:r>
-      <w:hyperlink r:id="rId33">
+        <w:t>）。耶穌的「天國道理」像是播種在願意的心田中，當它被接受，就會生出為神結的果子（</w:t>
+      </w:r>
+      <w:hyperlink r:id="rId53">
         <w:r>
           <w:rPr>
             <w:lang w:val="zh_TW" w:bidi="zh_TW"/>
@@ -771,16 +1198,16 @@
             <w:color w:val="0000EE"/>
             <w:u w:val="single"/>
           </w:rPr>
-          <w:t>太8:12</w:t>
+          <w:t>太13:19</w:t>
         </w:r>
       </w:hyperlink>
       <w:r>
         <w:rPr>
           <w:lang w:val="zh_TW" w:bidi="zh_TW"/>
         </w:rPr>
-        <w:t>，</w:t>
-      </w:r>
-      <w:hyperlink r:id="rId34">
+        <w:t>；</w:t>
+      </w:r>
+      <w:hyperlink r:id="rId54">
         <w:r>
           <w:rPr>
             <w:lang w:val="zh_TW" w:bidi="zh_TW"/>
@@ -789,16 +1216,16 @@
             <w:color w:val="0000EE"/>
             <w:u w:val="single"/>
           </w:rPr>
-          <w:t>22:13</w:t>
+          <w:t>可4:14</w:t>
         </w:r>
       </w:hyperlink>
       <w:r>
         <w:rPr>
           <w:lang w:val="zh_TW" w:bidi="zh_TW"/>
         </w:rPr>
-        <w:t>，</w:t>
-      </w:r>
-      <w:hyperlink r:id="rId35">
+        <w:t>）。耶穌的話潔淨了祂的門徒，並使他們得自由（</w:t>
+      </w:r>
+      <w:hyperlink r:id="rId55">
         <w:r>
           <w:rPr>
             <w:lang w:val="zh_TW" w:bidi="zh_TW"/>
@@ -807,16 +1234,16 @@
             <w:color w:val="0000EE"/>
             <w:u w:val="single"/>
           </w:rPr>
-          <w:t>25:30</w:t>
+          <w:t>約8:31</w:t>
         </w:r>
       </w:hyperlink>
       <w:r>
         <w:rPr>
           <w:lang w:val="zh_TW" w:bidi="zh_TW"/>
         </w:rPr>
-        <w:t>），以及為魔鬼和牠的使者所預備的永火（</w:t>
-      </w:r>
-      <w:hyperlink r:id="rId36">
+        <w:t>，</w:t>
+      </w:r>
+      <w:hyperlink r:id="rId56">
         <w:r>
           <w:rPr>
             <w:lang w:val="zh_TW" w:bidi="zh_TW"/>
@@ -825,16 +1252,16 @@
             <w:color w:val="0000EE"/>
             <w:u w:val="single"/>
           </w:rPr>
-          <w:t>太25:41</w:t>
+          <w:t>12:48</w:t>
         </w:r>
       </w:hyperlink>
       <w:r>
         <w:rPr>
           <w:lang w:val="zh_TW" w:bidi="zh_TW"/>
         </w:rPr>
-        <w:t>；參：</w:t>
-      </w:r>
-      <w:hyperlink r:id="rId37">
+        <w:t>，</w:t>
+      </w:r>
+      <w:hyperlink r:id="rId57">
         <w:r>
           <w:rPr>
             <w:lang w:val="zh_TW" w:bidi="zh_TW"/>
@@ -843,16 +1270,16 @@
             <w:color w:val="0000EE"/>
             <w:u w:val="single"/>
           </w:rPr>
-          <w:t>賽66:24</w:t>
+          <w:t>15:3</w:t>
         </w:r>
       </w:hyperlink>
       <w:r>
         <w:rPr>
           <w:lang w:val="zh_TW" w:bidi="zh_TW"/>
         </w:rPr>
-        <w:t>）。這個景象取自耶路撒冷城外欣嫩谷的火焰，也許還有從神的寶座發出的火流（</w:t>
-      </w:r>
-      <w:hyperlink r:id="rId38">
+        <w:t>，</w:t>
+      </w:r>
+      <w:hyperlink r:id="rId58">
         <w:r>
           <w:rPr>
             <w:lang w:val="zh_TW" w:bidi="zh_TW"/>
@@ -861,16 +1288,16 @@
             <w:color w:val="0000EE"/>
             <w:u w:val="single"/>
           </w:rPr>
-          <w:t>賽30:33</w:t>
+          <w:t>17:14</w:t>
         </w:r>
       </w:hyperlink>
       <w:r>
         <w:rPr>
           <w:lang w:val="zh_TW" w:bidi="zh_TW"/>
         </w:rPr>
-        <w:t>；</w:t>
-      </w:r>
-      <w:hyperlink r:id="rId39">
+        <w:t>）。教會所傳講的信心之道（</w:t>
+      </w:r>
+      <w:hyperlink r:id="rId59">
         <w:r>
           <w:rPr>
             <w:lang w:val="zh_TW" w:bidi="zh_TW"/>
@@ -879,16 +1306,10 @@
             <w:color w:val="0000EE"/>
             <w:u w:val="single"/>
           </w:rPr>
-          <w:t>但7:10</w:t>
+          <w:t>羅10:8</w:t>
         </w:r>
       </w:hyperlink>
-      <w:r>
-        <w:rPr>
-          <w:lang w:val="zh_TW" w:bidi="zh_TW"/>
-        </w:rPr>
-        <w:t>；參：</w:t>
-      </w:r>
-      <w:hyperlink r:id="rId40">
+      <w:hyperlink r:id="rId60">
         <w:r>
           <w:rPr>
             <w:lang w:val="zh_TW" w:bidi="zh_TW"/>
@@ -897,16 +1318,10 @@
             <w:color w:val="0000EE"/>
             <w:u w:val="single"/>
           </w:rPr>
-          <w:t>賽34:9–10</w:t>
+          <w:t>–</w:t>
         </w:r>
       </w:hyperlink>
-      <w:r>
-        <w:rPr>
-          <w:lang w:val="zh_TW" w:bidi="zh_TW"/>
-        </w:rPr>
-        <w:t>）。這個圖像為猶太和基督教作家所熟知（摩西升天記10:10；</w:t>
-      </w:r>
-      <w:hyperlink r:id="rId41">
+      <w:hyperlink r:id="rId59">
         <w:r>
           <w:rPr>
             <w:lang w:val="zh_TW" w:bidi="zh_TW"/>
@@ -915,14 +1330,133 @@
             <w:color w:val="0000EE"/>
             <w:u w:val="single"/>
           </w:rPr>
-          <w:t>以斯拉續篇下卷7:36</w:t>
+          <w:t>9、17</w:t>
         </w:r>
       </w:hyperlink>
       <w:r>
         <w:rPr>
           <w:lang w:val="zh_TW" w:bidi="zh_TW"/>
         </w:rPr>
-        <w:t>）。無論是什麼意象或名字，它們都指向一個永恆折磨和與神分離的地方，不悔改的人在那裡將永遠受苦。</w:t>
+        <w:t>）有各種不同的描述：</w:t>
+      </w:r>
+    </w:p>
+    <w:p>
+      <w:pPr>
+        <w:pStyle w:val="ListBullet"/>
+        <w:spacing w:line="240" w:lineRule="auto"/>
+        <w:ind w:left="720"/>
+      </w:pPr>
+      <w:r>
+        <w:rPr>
+          <w:lang w:val="zh_TW" w:bidi="zh_TW"/>
+        </w:rPr>
+      </w:r>
+      <w:r>
+        <w:rPr>
+          <w:lang w:val="zh_TW" w:bidi="zh_TW"/>
+        </w:rPr>
+        <w:t>救恩（salvation）之道</w:t>
+      </w:r>
+    </w:p>
+    <w:p>
+      <w:pPr>
+        <w:pStyle w:val="ListBullet"/>
+        <w:spacing w:line="240" w:lineRule="auto"/>
+        <w:ind w:left="720"/>
+      </w:pPr>
+      <w:r>
+        <w:rPr>
+          <w:lang w:val="zh_TW" w:bidi="zh_TW"/>
+        </w:rPr>
+      </w:r>
+      <w:r>
+        <w:rPr>
+          <w:lang w:val="zh_TW" w:bidi="zh_TW"/>
+        </w:rPr>
+        <w:t>恩典（grace）之道</w:t>
+      </w:r>
+    </w:p>
+    <w:p>
+      <w:pPr>
+        <w:pStyle w:val="ListBullet"/>
+        <w:spacing w:line="240" w:lineRule="auto"/>
+        <w:ind w:left="720"/>
+      </w:pPr>
+      <w:r>
+        <w:rPr>
+          <w:lang w:val="zh_TW" w:bidi="zh_TW"/>
+        </w:rPr>
+      </w:r>
+      <w:r>
+        <w:rPr>
+          <w:lang w:val="zh_TW" w:bidi="zh_TW"/>
+        </w:rPr>
+        <w:t>和好（reconciliation）之道</w:t>
+      </w:r>
+    </w:p>
+    <w:p>
+      <w:pPr>
+        <w:pStyle w:val="ListBullet"/>
+        <w:spacing w:line="240" w:lineRule="auto"/>
+        <w:ind w:left="720"/>
+      </w:pPr>
+      <w:r>
+        <w:rPr>
+          <w:lang w:val="zh_TW" w:bidi="zh_TW"/>
+        </w:rPr>
+      </w:r>
+      <w:r>
+        <w:rPr>
+          <w:lang w:val="zh_TW" w:bidi="zh_TW"/>
+        </w:rPr>
+        <w:t>福音（the gospel）之道</w:t>
+      </w:r>
+    </w:p>
+    <w:p>
+      <w:pPr>
+        <w:pStyle w:val="ListBullet"/>
+        <w:spacing w:line="240" w:lineRule="auto"/>
+        <w:ind w:left="720"/>
+      </w:pPr>
+      <w:r>
+        <w:rPr>
+          <w:lang w:val="zh_TW" w:bidi="zh_TW"/>
+        </w:rPr>
+      </w:r>
+      <w:r>
+        <w:rPr>
+          <w:lang w:val="zh_TW" w:bidi="zh_TW"/>
+        </w:rPr>
+        <w:t>公義（righteousness）之道</w:t>
+      </w:r>
+    </w:p>
+    <w:p>
+      <w:pPr>
+        <w:pStyle w:val="ListBullet"/>
+        <w:spacing w:line="240" w:lineRule="auto"/>
+        <w:ind w:left="720"/>
+      </w:pPr>
+      <w:r>
+        <w:rPr>
+          <w:lang w:val="zh_TW" w:bidi="zh_TW"/>
+        </w:rPr>
+      </w:r>
+      <w:r>
+        <w:rPr>
+          <w:lang w:val="zh_TW" w:bidi="zh_TW"/>
+        </w:rPr>
+        <w:t>生命（life）之道</w:t>
+      </w:r>
+    </w:p>
+    <w:p>
+      <w:pPr>
+        <w:pStyle w:val="Heading3"/>
+      </w:pPr>
+      <w:r>
+        <w:rPr>
+          <w:lang w:val="zh_TW" w:bidi="zh_TW"/>
+        </w:rPr>
+        <w:t>神的道</w:t>
       </w:r>
     </w:p>
     <w:p>
@@ -934,44 +1468,35 @@
       </w:r>
       <w:r>
         <w:rPr>
+          <w:lang w:val="zh_TW" w:bidi="zh_TW"/>
+        </w:rPr>
+        <w:t>在約翰福音的開頭，約翰稱神的兒子為「道（the Word）」。作為「道」，子完全啟示並傳達了神。「道」的希臘文是</w:t>
+      </w:r>
+      <w:r>
+        <w:rPr>
           <w:i/>
           <w:lang w:val="zh_TW" w:bidi="zh_TW"/>
         </w:rPr>
-        <w:t>另見</w:t>
-      </w:r>
-      <w:r>
-        <w:rPr>
-          <w:lang w:val="zh_TW" w:bidi="zh_TW"/>
-        </w:rPr>
-        <w:t xml:space="preserve"> </w:t>
-      </w:r>
-      <w:r>
-        <w:rPr>
-          <w:lang w:val="zh_TW" w:bidi="zh_TW"/>
-        </w:rPr>
-        <w:t>地獄</w:t>
-      </w:r>
-      <w:r>
-        <w:rPr>
-          <w:lang w:val="zh_TW" w:bidi="zh_TW"/>
-        </w:rPr>
-        <w:t>；</w:t>
-      </w:r>
-      <w:r>
-        <w:rPr>
-          <w:lang w:val="zh_TW" w:bidi="zh_TW"/>
-        </w:rPr>
-        <w:t>最後審判</w:t>
-      </w:r>
-      <w:r>
-        <w:rPr>
-          <w:lang w:val="zh_TW" w:bidi="zh_TW"/>
-        </w:rPr>
-      </w:r>
-      <w:r>
-        <w:rPr>
-          <w:lang w:val="zh_TW" w:bidi="zh_TW"/>
-        </w:rPr>
+        <w:t>logos</w:t>
+      </w:r>
+      <w:r>
+        <w:rPr>
+          <w:lang w:val="zh_TW" w:bidi="zh_TW"/>
+        </w:rPr>
+        <w:t>，這個詞在希臘文化中有兩個主要含義。它可以指人的內在思想或理性，也可以指思想的表達，即言語。在希臘哲學中，</w:t>
+      </w:r>
+      <w:r>
+        <w:rPr>
+          <w:i/>
+          <w:lang w:val="zh_TW" w:bidi="zh_TW"/>
+        </w:rPr>
+        <w:t>logos</w:t>
+      </w:r>
+      <w:r>
+        <w:rPr>
+          <w:lang w:val="zh_TW" w:bidi="zh_TW"/>
+        </w:rPr>
+        <w:t xml:space="preserve"> 也意味著宇宙的原則或創造宇宙的能量。</w:t>
       </w:r>
     </w:p>
     <w:p>
@@ -981,21 +1506,60 @@
           <w:lang w:val="zh_TW" w:bidi="zh_TW"/>
         </w:rPr>
       </w:r>
-    </w:p>
-    <w:p>
-      <w:pPr>
-        <w:pStyle w:val="Heading2"/>
-      </w:pPr>
-      <w:r>
-        <w:rPr>
-          <w:lang w:val="zh_TW" w:bidi="zh_TW"/>
-        </w:rPr>
-        <w:t>火柱和雲</w:t>
-      </w:r>
-      <w:r>
-        <w:rPr>
-          <w:lang w:val="zh_TW" w:bidi="zh_TW"/>
-        </w:rPr>
+      <w:r>
+        <w:rPr>
+          <w:lang w:val="zh_TW" w:bidi="zh_TW"/>
+        </w:rPr>
+        <w:t>在猶太和希臘思想中，</w:t>
+      </w:r>
+      <w:r>
+        <w:rPr>
+          <w:i/>
+          <w:lang w:val="zh_TW" w:bidi="zh_TW"/>
+        </w:rPr>
+        <w:t>logos</w:t>
+      </w:r>
+      <w:r>
+        <w:rPr>
+          <w:lang w:val="zh_TW" w:bidi="zh_TW"/>
+        </w:rPr>
+        <w:t>與創始的概念有關——世界是藉著神的道創造的（</w:t>
+      </w:r>
+      <w:hyperlink r:id="rId61">
+        <w:r>
+          <w:rPr>
+            <w:lang w:val="zh_TW" w:bidi="zh_TW"/>
+          </w:rPr>
+          <w:rPr>
+            <w:color w:val="0000EE"/>
+            <w:u w:val="single"/>
+          </w:rPr>
+          <w:t>創1:3</w:t>
+        </w:r>
+      </w:hyperlink>
+      <w:r>
+        <w:rPr>
+          <w:lang w:val="zh_TW" w:bidi="zh_TW"/>
+        </w:rPr>
+        <w:t>及其下文，重複地出現「神說」這個短語）。約翰考慮過這些想法，但他最可能是創造了一個新的概念來識別神的兒子是神在人類形象中的表達（</w:t>
+      </w:r>
+      <w:hyperlink r:id="rId62">
+        <w:r>
+          <w:rPr>
+            <w:lang w:val="zh_TW" w:bidi="zh_TW"/>
+          </w:rPr>
+          <w:rPr>
+            <w:color w:val="0000EE"/>
+            <w:u w:val="single"/>
+          </w:rPr>
+          <w:t>約1:14</w:t>
+        </w:r>
+      </w:hyperlink>
+      <w:r>
+        <w:rPr>
+          <w:lang w:val="zh_TW" w:bidi="zh_TW"/>
+        </w:rPr>
+        <w:t>）。</w:t>
       </w:r>
     </w:p>
     <w:p>
@@ -1009,18 +1573,79 @@
         <w:rPr>
           <w:lang w:val="zh_TW" w:bidi="zh_TW"/>
         </w:rPr>
-        <w:t>火柱和雲柱是神在舊約聖經中向人顯現的最常見方式之一。這是神同在的可見記號，尤其是在出埃及、西奈之約、以色列人在曠野的時期以及聖殿獻殿的故事中。</w:t>
-      </w:r>
-    </w:p>
-    <w:p>
-      <w:pPr>
-        <w:pStyle w:val="Heading3"/>
-      </w:pPr>
-      <w:r>
-        <w:rPr>
-          <w:lang w:val="zh_TW" w:bidi="zh_TW"/>
-        </w:rPr>
-        <w:t>聖經中的描述</w:t>
+        <w:t>子是那不能看見之神的形像（</w:t>
+      </w:r>
+      <w:hyperlink r:id="rId63">
+        <w:r>
+          <w:rPr>
+            <w:lang w:val="zh_TW" w:bidi="zh_TW"/>
+          </w:rPr>
+          <w:rPr>
+            <w:color w:val="0000EE"/>
+            <w:u w:val="single"/>
+          </w:rPr>
+          <w:t>西1:15</w:t>
+        </w:r>
+      </w:hyperlink>
+      <w:r>
+        <w:rPr>
+          <w:lang w:val="zh_TW" w:bidi="zh_TW"/>
+        </w:rPr>
+        <w:t>），是神本體的真像（</w:t>
+      </w:r>
+      <w:hyperlink r:id="rId64">
+        <w:r>
+          <w:rPr>
+            <w:lang w:val="zh_TW" w:bidi="zh_TW"/>
+          </w:rPr>
+          <w:rPr>
+            <w:color w:val="0000EE"/>
+            <w:u w:val="single"/>
+          </w:rPr>
+          <w:t>來1:3</w:t>
+        </w:r>
+      </w:hyperlink>
+      <w:r>
+        <w:rPr>
+          <w:lang w:val="zh_TW" w:bidi="zh_TW"/>
+        </w:rPr>
+        <w:t>）。在神格（Godhead）中，子啟示並使神為人所知，這是約翰福音中的一個關鍵主題。約翰在約翰壹書中使用了類似的稱號：「生命之道」（</w:t>
+      </w:r>
+      <w:hyperlink r:id="rId65">
+        <w:r>
+          <w:rPr>
+            <w:lang w:val="zh_TW" w:bidi="zh_TW"/>
+          </w:rPr>
+          <w:rPr>
+            <w:color w:val="0000EE"/>
+            <w:u w:val="single"/>
+          </w:rPr>
+          <w:t>約一1:1–3</w:t>
+        </w:r>
+      </w:hyperlink>
+      <w:r>
+        <w:rPr>
+          <w:lang w:val="zh_TW" w:bidi="zh_TW"/>
+        </w:rPr>
+        <w:t>）。在</w:t>
+      </w:r>
+      <w:hyperlink r:id="rId66">
+        <w:r>
+          <w:rPr>
+            <w:lang w:val="zh_TW" w:bidi="zh_TW"/>
+          </w:rPr>
+          <w:rPr>
+            <w:color w:val="0000EE"/>
+            <w:u w:val="single"/>
+          </w:rPr>
+          <w:t>啟示錄十九章11至16節</w:t>
+        </w:r>
+      </w:hyperlink>
+      <w:r>
+        <w:rPr>
+          <w:lang w:val="zh_TW" w:bidi="zh_TW"/>
+        </w:rPr>
+        <w:t>中，耶穌被顯明為萬王之王、萬主之主，祂有一個名字：「神的道（the Word of God）」。</w:t>
       </w:r>
     </w:p>
     <w:p>
@@ -1032,1237 +1657,58 @@
       </w:r>
       <w:r>
         <w:rPr>
-          <w:lang w:val="zh_TW" w:bidi="zh_TW"/>
-        </w:rPr>
-        <w:t>聖經以不同的方式描述這種現象：</w:t>
-      </w:r>
-    </w:p>
-    <w:p>
-      <w:pPr>
-        <w:pStyle w:val="ListBullet"/>
-        <w:spacing w:line="240" w:lineRule="auto"/>
-        <w:ind w:left="720"/>
-      </w:pPr>
-      <w:r>
-        <w:rPr>
-          <w:lang w:val="zh_TW" w:bidi="zh_TW"/>
-        </w:rPr>
-      </w:r>
-      <w:r>
-        <w:rPr>
-          <w:lang w:val="zh_TW" w:bidi="zh_TW"/>
-        </w:rPr>
-        <w:t>雲柱和火柱（</w:t>
-      </w:r>
-      <w:hyperlink r:id="rId42">
-        <w:r>
-          <w:rPr>
-            <w:lang w:val="zh_TW" w:bidi="zh_TW"/>
-          </w:rPr>
-          <w:rPr>
-            <w:color w:val="0000EE"/>
-            <w:u w:val="single"/>
-          </w:rPr>
-          <w:t>出埃及記14:24</w:t>
-        </w:r>
-      </w:hyperlink>
-      <w:r>
-        <w:rPr>
-          <w:lang w:val="zh_TW" w:bidi="zh_TW"/>
-        </w:rPr>
-        <w:t>）</w:t>
-      </w:r>
-    </w:p>
-    <w:p>
-      <w:pPr>
-        <w:pStyle w:val="ListBullet"/>
-        <w:spacing w:line="240" w:lineRule="auto"/>
-        <w:ind w:left="720"/>
-      </w:pPr>
-      <w:r>
-        <w:rPr>
-          <w:lang w:val="zh_TW" w:bidi="zh_TW"/>
-        </w:rPr>
-      </w:r>
-      <w:r>
-        <w:rPr>
-          <w:lang w:val="zh_TW" w:bidi="zh_TW"/>
-        </w:rPr>
-        <w:t>雲柱（</w:t>
-      </w:r>
-      <w:hyperlink r:id="rId43">
-        <w:r>
-          <w:rPr>
-            <w:lang w:val="zh_TW" w:bidi="zh_TW"/>
-          </w:rPr>
-          <w:rPr>
-            <w:color w:val="0000EE"/>
-            <w:u w:val="single"/>
-          </w:rPr>
-          <w:t>出埃及記33:9–10</w:t>
-        </w:r>
-      </w:hyperlink>
+          <w:i/>
+          <w:lang w:val="zh_TW" w:bidi="zh_TW"/>
+        </w:rPr>
+        <w:t>另見</w:t>
+      </w:r>
+      <w:r>
+        <w:rPr>
+          <w:lang w:val="zh_TW" w:bidi="zh_TW"/>
+        </w:rPr>
+        <w:t xml:space="preserve"> </w:t>
+      </w:r>
+      <w:r>
+        <w:rPr>
+          <w:lang w:val="zh_TW" w:bidi="zh_TW"/>
+        </w:rPr>
+        <w:t>聖經</w:t>
+      </w:r>
       <w:r>
         <w:rPr>
           <w:lang w:val="zh_TW" w:bidi="zh_TW"/>
         </w:rPr>
         <w:t>；</w:t>
       </w:r>
-      <w:hyperlink r:id="rId44">
-        <w:r>
-          <w:rPr>
-            <w:lang w:val="zh_TW" w:bidi="zh_TW"/>
-          </w:rPr>
-          <w:rPr>
-            <w:color w:val="0000EE"/>
-            <w:u w:val="single"/>
-          </w:rPr>
-          <w:t>民數記14:14</w:t>
-        </w:r>
-      </w:hyperlink>
-      <w:r>
-        <w:rPr>
-          <w:lang w:val="zh_TW" w:bidi="zh_TW"/>
-        </w:rPr>
-        <w:t>）</w:t>
-      </w:r>
-    </w:p>
-    <w:p>
-      <w:pPr>
-        <w:pStyle w:val="ListBullet"/>
-        <w:spacing w:line="240" w:lineRule="auto"/>
-        <w:ind w:left="720"/>
-      </w:pPr>
-      <w:r>
-        <w:rPr>
-          <w:lang w:val="zh_TW" w:bidi="zh_TW"/>
-        </w:rPr>
-      </w:r>
-      <w:r>
-        <w:rPr>
-          <w:lang w:val="zh_TW" w:bidi="zh_TW"/>
-        </w:rPr>
-        <w:t>火柱（</w:t>
-      </w:r>
-      <w:hyperlink r:id="rId45">
-        <w:r>
-          <w:rPr>
-            <w:lang w:val="zh_TW" w:bidi="zh_TW"/>
-          </w:rPr>
-          <w:rPr>
-            <w:color w:val="0000EE"/>
-            <w:u w:val="single"/>
-          </w:rPr>
-          <w:t>出埃及記13:21</w:t>
-        </w:r>
-      </w:hyperlink>
+      <w:r>
+        <w:rPr>
+          <w:lang w:val="zh_TW" w:bidi="zh_TW"/>
+        </w:rPr>
+        <w:t>約翰福音</w:t>
+      </w:r>
       <w:r>
         <w:rPr>
           <w:lang w:val="zh_TW" w:bidi="zh_TW"/>
         </w:rPr>
         <w:t>；</w:t>
       </w:r>
-      <w:hyperlink r:id="rId44">
-        <w:r>
-          <w:rPr>
-            <w:lang w:val="zh_TW" w:bidi="zh_TW"/>
-          </w:rPr>
-          <w:rPr>
-            <w:color w:val="0000EE"/>
-            <w:u w:val="single"/>
-          </w:rPr>
-          <w:t>民數記14:14</w:t>
-        </w:r>
-      </w:hyperlink>
-      <w:r>
-        <w:rPr>
-          <w:lang w:val="zh_TW" w:bidi="zh_TW"/>
-        </w:rPr>
-        <w:t>）</w:t>
-      </w:r>
-    </w:p>
-    <w:p>
-      <w:pPr>
-        <w:pStyle w:val="ListBullet"/>
-        <w:spacing w:line="240" w:lineRule="auto"/>
-        <w:ind w:left="720"/>
-      </w:pPr>
-      <w:r>
-        <w:rPr>
-          <w:lang w:val="zh_TW" w:bidi="zh_TW"/>
-        </w:rPr>
-      </w:r>
-      <w:r>
-        <w:rPr>
-          <w:lang w:val="zh_TW" w:bidi="zh_TW"/>
-        </w:rPr>
-        <w:t>雲彩、雲柱（</w:t>
-      </w:r>
-      <w:hyperlink r:id="rId46">
-        <w:r>
-          <w:rPr>
-            <w:lang w:val="zh_TW" w:bidi="zh_TW"/>
-          </w:rPr>
-          <w:rPr>
-            <w:color w:val="0000EE"/>
-            <w:u w:val="single"/>
-          </w:rPr>
-          <w:t>出埃及記40:34–35</w:t>
-        </w:r>
-      </w:hyperlink>
+      <w:r>
+        <w:rPr>
+          <w:lang w:val="zh_TW" w:bidi="zh_TW"/>
+        </w:rPr>
+        <w:t>道</w:t>
+      </w:r>
       <w:r>
         <w:rPr>
           <w:lang w:val="zh_TW" w:bidi="zh_TW"/>
         </w:rPr>
         <w:t>；</w:t>
       </w:r>
-      <w:hyperlink r:id="rId47">
-        <w:r>
-          <w:rPr>
-            <w:lang w:val="zh_TW" w:bidi="zh_TW"/>
-          </w:rPr>
-          <w:rPr>
-            <w:color w:val="0000EE"/>
-            <w:u w:val="single"/>
-          </w:rPr>
-          <w:t>申命記1:33</w:t>
-        </w:r>
-      </w:hyperlink>
-      <w:r>
-        <w:rPr>
-          <w:lang w:val="zh_TW" w:bidi="zh_TW"/>
-        </w:rPr>
-        <w:t>）</w:t>
-      </w:r>
-    </w:p>
-    <w:p>
-      <w:pPr>
-        <w:pStyle w:val="ListBullet"/>
-        <w:spacing w:line="240" w:lineRule="auto"/>
-        <w:ind w:left="720"/>
-      </w:pPr>
-      <w:r>
-        <w:rPr>
-          <w:lang w:val="zh_TW" w:bidi="zh_TW"/>
-        </w:rPr>
-      </w:r>
-      <w:r>
-        <w:rPr>
-          <w:lang w:val="zh_TW" w:bidi="zh_TW"/>
-        </w:rPr>
-        <w:t>火柱、火焰（</w:t>
-      </w:r>
-      <w:hyperlink r:id="rId47">
-        <w:r>
-          <w:rPr>
-            <w:lang w:val="zh_TW" w:bidi="zh_TW"/>
-          </w:rPr>
-          <w:rPr>
-            <w:color w:val="0000EE"/>
-            <w:u w:val="single"/>
-          </w:rPr>
-          <w:t>申命記1:33</w:t>
-        </w:r>
-      </w:hyperlink>
-      <w:r>
-        <w:rPr>
-          <w:lang w:val="zh_TW" w:bidi="zh_TW"/>
-        </w:rPr>
-        <w:t>、</w:t>
-      </w:r>
-      <w:hyperlink r:id="rId48">
-        <w:r>
-          <w:rPr>
-            <w:lang w:val="zh_TW" w:bidi="zh_TW"/>
-          </w:rPr>
-          <w:rPr>
-            <w:color w:val="0000EE"/>
-            <w:u w:val="single"/>
-          </w:rPr>
-          <w:t>4:12</w:t>
-        </w:r>
-      </w:hyperlink>
-      <w:r>
-        <w:rPr>
-          <w:lang w:val="zh_TW" w:bidi="zh_TW"/>
-        </w:rPr>
-        <w:t>）</w:t>
-      </w:r>
-    </w:p>
-    <w:p>
-      <w:pPr>
-        <w:pStyle w:val="Heading3"/>
-      </w:pPr>
-      <w:r>
-        <w:rPr>
-          <w:lang w:val="zh_TW" w:bidi="zh_TW"/>
-        </w:rPr>
-        <w:t>舍吉拿（Shekinah）的概念</w:t>
-      </w:r>
-    </w:p>
-    <w:p>
-      <w:pPr/>
-      <w:r>
-        <w:rPr>
-          <w:lang w:val="zh_TW" w:bidi="zh_TW"/>
-        </w:rPr>
-      </w:r>
-      <w:r>
-        <w:rPr>
-          <w:lang w:val="zh_TW" w:bidi="zh_TW"/>
-        </w:rPr>
-        <w:t>雖然聖經沒有使用「Shekinah」這個詞，但這個詞經常在基督教神學中用來描述雲和神的其它顯現（theophanies）。「Shekinah」來自猶太教文獻，指的是神的可見榮耀。</w:t>
-      </w:r>
-    </w:p>
-    <w:p>
-      <w:pPr>
-        <w:pStyle w:val="Heading3"/>
-      </w:pPr>
-      <w:r>
-        <w:rPr>
-          <w:lang w:val="zh_TW" w:bidi="zh_TW"/>
-        </w:rPr>
-        <w:t>（神顯現時）雲的作用</w:t>
-      </w:r>
-    </w:p>
-    <w:p>
-      <w:pPr/>
-      <w:r>
-        <w:rPr>
-          <w:lang w:val="zh_TW" w:bidi="zh_TW"/>
-        </w:rPr>
-      </w:r>
-      <w:r>
-        <w:rPr>
-          <w:lang w:val="zh_TW" w:bidi="zh_TW"/>
-        </w:rPr>
-        <w:t>雲有不同的作用，都是神臨在的可見表達：</w:t>
-      </w:r>
-    </w:p>
-    <w:p>
-      <w:pPr>
-        <w:pStyle w:val="ListNumber"/>
-        <w:numPr>
-          <w:ilvl w:val="0"/>
-          <w:numId w:val="14"/>
-        </w:numPr>
-        <w:spacing w:line="240" w:lineRule="auto"/>
-        <w:ind w:left="720"/>
-      </w:pPr>
-      <w:r>
-        <w:rPr>
-          <w:lang w:val="zh_TW" w:bidi="zh_TW"/>
-        </w:rPr>
-      </w:r>
-      <w:r>
-        <w:rPr>
-          <w:lang w:val="zh_TW" w:bidi="zh_TW"/>
-        </w:rPr>
-        <w:t>雲彩充滿了會幕，日夜都停留在那裡，彰顯神的同在（</w:t>
-      </w:r>
-      <w:hyperlink r:id="rId49">
-        <w:r>
-          <w:rPr>
-            <w:lang w:val="zh_TW" w:bidi="zh_TW"/>
-          </w:rPr>
-          <w:rPr>
-            <w:color w:val="0000EE"/>
-            <w:u w:val="single"/>
-          </w:rPr>
-          <w:t>出埃及記40:34–38</w:t>
-        </w:r>
-      </w:hyperlink>
-      <w:r>
-        <w:rPr>
-          <w:lang w:val="zh_TW" w:bidi="zh_TW"/>
-        </w:rPr>
-        <w:t>）。神在贖罪日</w:t>
-      </w:r>
-      <w:r>
-        <w:rPr>
-          <w:lang w:val="zh_TW" w:bidi="zh_TW"/>
-        </w:rPr>
-        <w:t>從雲中顯現</w:t>
-      </w:r>
-      <w:r>
-        <w:rPr>
-          <w:lang w:val="zh_TW" w:bidi="zh_TW"/>
-        </w:rPr>
-        <w:t>（</w:t>
-      </w:r>
-      <w:hyperlink r:id="rId50">
-        <w:r>
-          <w:rPr>
-            <w:lang w:val="zh_TW" w:bidi="zh_TW"/>
-          </w:rPr>
-          <w:rPr>
-            <w:color w:val="0000EE"/>
-            <w:u w:val="single"/>
-          </w:rPr>
-          <w:t>利未記16:2</w:t>
-        </w:r>
-      </w:hyperlink>
-      <w:r>
-        <w:rPr>
-          <w:lang w:val="zh_TW" w:bidi="zh_TW"/>
-        </w:rPr>
-        <w:t>）。獻殿時，雲表明神接納神殿作為祂的居所（</w:t>
-      </w:r>
-      <w:hyperlink r:id="rId51">
-        <w:r>
-          <w:rPr>
-            <w:lang w:val="zh_TW" w:bidi="zh_TW"/>
-          </w:rPr>
-          <w:rPr>
-            <w:color w:val="0000EE"/>
-            <w:u w:val="single"/>
-          </w:rPr>
-          <w:t>列王紀上8:10–11</w:t>
-        </w:r>
-      </w:hyperlink>
-      <w:r>
-        <w:rPr>
-          <w:lang w:val="zh_TW" w:bidi="zh_TW"/>
-        </w:rPr>
-        <w:t>；</w:t>
-      </w:r>
-      <w:hyperlink r:id="rId52">
-        <w:r>
-          <w:rPr>
-            <w:lang w:val="zh_TW" w:bidi="zh_TW"/>
-          </w:rPr>
-          <w:rPr>
-            <w:color w:val="0000EE"/>
-            <w:u w:val="single"/>
-          </w:rPr>
-          <w:t>歷代志下5:13–14</w:t>
-        </w:r>
-      </w:hyperlink>
-      <w:r>
-        <w:rPr>
-          <w:lang w:val="zh_TW" w:bidi="zh_TW"/>
-        </w:rPr>
-        <w:t>）。</w:t>
-      </w:r>
-    </w:p>
-    <w:p>
-      <w:pPr>
-        <w:pStyle w:val="ListNumber"/>
-        <w:spacing w:line="240" w:lineRule="auto"/>
-        <w:ind w:left="720"/>
-      </w:pPr>
-      <w:r>
-        <w:rPr>
-          <w:lang w:val="zh_TW" w:bidi="zh_TW"/>
-        </w:rPr>
-      </w:r>
-      <w:r>
-        <w:rPr>
-          <w:lang w:val="zh_TW" w:bidi="zh_TW"/>
-        </w:rPr>
-        <w:t>雲柱在出埃及期間保護了以色列。雲柱位於埃及軍隊和以色列軍隊之間，給埃及人帶來黑暗，給以色列人帶來光明（</w:t>
-      </w:r>
-      <w:hyperlink r:id="rId53">
-        <w:r>
-          <w:rPr>
-            <w:lang w:val="zh_TW" w:bidi="zh_TW"/>
-          </w:rPr>
-          <w:rPr>
-            <w:color w:val="0000EE"/>
-            <w:u w:val="single"/>
-          </w:rPr>
-          <w:t>出埃及記14:19–20</w:t>
-        </w:r>
-      </w:hyperlink>
-      <w:r>
-        <w:rPr>
-          <w:lang w:val="zh_TW" w:bidi="zh_TW"/>
-        </w:rPr>
-        <w:t>）。詩篇作者紀念神「</w:t>
-      </w:r>
-      <w:r>
-        <w:rPr>
-          <w:lang w:val="zh_TW" w:bidi="zh_TW"/>
-        </w:rPr>
-        <w:t>鋪張雲彩當遮蓋， 夜間使火光照</w:t>
-      </w:r>
-      <w:r>
-        <w:rPr>
-          <w:lang w:val="zh_TW" w:bidi="zh_TW"/>
-        </w:rPr>
-        <w:t>」（</w:t>
-      </w:r>
-      <w:hyperlink r:id="rId54">
-        <w:r>
-          <w:rPr>
-            <w:lang w:val="zh_TW" w:bidi="zh_TW"/>
-          </w:rPr>
-          <w:rPr>
-            <w:color w:val="0000EE"/>
-            <w:u w:val="single"/>
-          </w:rPr>
-          <w:t>詩篇105:39</w:t>
-        </w:r>
-      </w:hyperlink>
-      <w:r>
-        <w:rPr>
-          <w:lang w:val="zh_TW" w:bidi="zh_TW"/>
-        </w:rPr>
-        <w:t>）。</w:t>
-      </w:r>
-    </w:p>
-    <w:p>
-      <w:pPr>
-        <w:pStyle w:val="ListNumber"/>
-        <w:spacing w:line="240" w:lineRule="auto"/>
-        <w:ind w:left="720"/>
-      </w:pPr>
-      <w:r>
-        <w:rPr>
-          <w:lang w:val="zh_TW" w:bidi="zh_TW"/>
-        </w:rPr>
-      </w:r>
-      <w:r>
-        <w:rPr>
-          <w:lang w:val="zh_TW" w:bidi="zh_TW"/>
-        </w:rPr>
-        <w:t>雲柱在以色列人穿越曠野的旅程中引導他們。「日間，耶和華在雲柱中領他們的路；夜間，在火柱中光照他們，使他們日夜都可以行走。日間雲柱，夜間火柱，總不離開百姓的面前。」（</w:t>
-      </w:r>
-      <w:hyperlink r:id="rId55">
-        <w:r>
-          <w:rPr>
-            <w:lang w:val="zh_TW" w:bidi="zh_TW"/>
-          </w:rPr>
-          <w:rPr>
-            <w:color w:val="0000EE"/>
-            <w:u w:val="single"/>
-          </w:rPr>
-          <w:t>出埃及記13:21–22</w:t>
-        </w:r>
-      </w:hyperlink>
-      <w:r>
-        <w:rPr>
-          <w:lang w:val="zh_TW" w:bidi="zh_TW"/>
-        </w:rPr>
-        <w:t>）。</w:t>
-      </w:r>
-      <w:r>
-        <w:rPr>
-          <w:lang w:val="zh_TW" w:bidi="zh_TW"/>
-        </w:rPr>
-        <w:t>雲彩幾時從帳幕收上去， 以色列人就幾時起行；雲彩在哪裏停住， 以色列人就在那裏安營</w:t>
-      </w:r>
-      <w:r>
-        <w:rPr>
-          <w:lang w:val="zh_TW" w:bidi="zh_TW"/>
-        </w:rPr>
-        <w:t>（</w:t>
-      </w:r>
-      <w:hyperlink r:id="rId56">
-        <w:r>
-          <w:rPr>
-            <w:lang w:val="zh_TW" w:bidi="zh_TW"/>
-          </w:rPr>
-          <w:rPr>
-            <w:color w:val="0000EE"/>
-            <w:u w:val="single"/>
-          </w:rPr>
-          <w:t>民數記9:17</w:t>
-        </w:r>
-      </w:hyperlink>
-      <w:r>
-        <w:rPr>
-          <w:lang w:val="zh_TW" w:bidi="zh_TW"/>
-        </w:rPr>
-        <w:t>）。儘管百姓犯罪，神仍繼續引導他們（</w:t>
-      </w:r>
-      <w:hyperlink r:id="rId47">
-        <w:r>
-          <w:rPr>
-            <w:lang w:val="zh_TW" w:bidi="zh_TW"/>
-          </w:rPr>
-          <w:rPr>
-            <w:color w:val="0000EE"/>
-            <w:u w:val="single"/>
-          </w:rPr>
-          <w:t>申命記1:33</w:t>
-        </w:r>
-      </w:hyperlink>
-      <w:r>
-        <w:rPr>
-          <w:lang w:val="zh_TW" w:bidi="zh_TW"/>
-        </w:rPr>
-        <w:t>）。後來的世代記得神晝夜都引導他們（</w:t>
-      </w:r>
-      <w:hyperlink r:id="rId57">
-        <w:r>
-          <w:rPr>
-            <w:lang w:val="zh_TW" w:bidi="zh_TW"/>
-          </w:rPr>
-          <w:rPr>
-            <w:color w:val="0000EE"/>
-            <w:u w:val="single"/>
-          </w:rPr>
-          <w:t>尼希米記9:12、19</w:t>
-        </w:r>
-      </w:hyperlink>
-      <w:r>
-        <w:rPr>
-          <w:lang w:val="zh_TW" w:bidi="zh_TW"/>
-        </w:rPr>
-        <w:t>；</w:t>
-      </w:r>
-      <w:hyperlink r:id="rId58">
-        <w:r>
-          <w:rPr>
-            <w:lang w:val="zh_TW" w:bidi="zh_TW"/>
-          </w:rPr>
-          <w:rPr>
-            <w:color w:val="0000EE"/>
-            <w:u w:val="single"/>
-          </w:rPr>
-          <w:t>詩篇78:14</w:t>
-        </w:r>
-      </w:hyperlink>
-      <w:r>
-        <w:rPr>
-          <w:lang w:val="zh_TW" w:bidi="zh_TW"/>
-        </w:rPr>
-        <w:t>）。</w:t>
-      </w:r>
-    </w:p>
-    <w:p>
-      <w:pPr>
-        <w:pStyle w:val="ListNumber"/>
-        <w:spacing w:line="240" w:lineRule="auto"/>
-        <w:ind w:left="720"/>
-      </w:pPr>
-      <w:r>
-        <w:rPr>
-          <w:lang w:val="zh_TW" w:bidi="zh_TW"/>
-        </w:rPr>
-      </w:r>
-      <w:r>
-        <w:rPr>
-          <w:lang w:val="zh_TW" w:bidi="zh_TW"/>
-        </w:rPr>
-        <w:t>神在雲柱中說話（</w:t>
-      </w:r>
-      <w:hyperlink r:id="rId59">
-        <w:r>
-          <w:rPr>
-            <w:lang w:val="zh_TW" w:bidi="zh_TW"/>
-          </w:rPr>
-          <w:rPr>
-            <w:color w:val="0000EE"/>
-            <w:u w:val="single"/>
-          </w:rPr>
-          <w:t>詩篇99:7</w:t>
-        </w:r>
-      </w:hyperlink>
-      <w:r>
-        <w:rPr>
-          <w:lang w:val="zh_TW" w:bidi="zh_TW"/>
-        </w:rPr>
-        <w:t>）。在百姓悖逆的時刻（</w:t>
-      </w:r>
-      <w:hyperlink r:id="rId60">
-        <w:r>
-          <w:rPr>
-            <w:lang w:val="zh_TW" w:bidi="zh_TW"/>
-          </w:rPr>
-          <w:rPr>
-            <w:color w:val="0000EE"/>
-            <w:u w:val="single"/>
-          </w:rPr>
-          <w:t>出埃及記16:10</w:t>
-        </w:r>
-      </w:hyperlink>
-      <w:r>
-        <w:rPr>
-          <w:lang w:val="zh_TW" w:bidi="zh_TW"/>
-        </w:rPr>
-        <w:t>；</w:t>
-      </w:r>
-      <w:hyperlink r:id="rId61">
-        <w:r>
-          <w:rPr>
-            <w:lang w:val="zh_TW" w:bidi="zh_TW"/>
-          </w:rPr>
-          <w:rPr>
-            <w:color w:val="0000EE"/>
-            <w:u w:val="single"/>
-          </w:rPr>
-          <w:t>民數記14:10</w:t>
-        </w:r>
-      </w:hyperlink>
-      <w:r>
-        <w:rPr>
-          <w:lang w:val="zh_TW" w:bidi="zh_TW"/>
-        </w:rPr>
-        <w:t>，</w:t>
-      </w:r>
-      <w:hyperlink r:id="rId62">
-        <w:r>
-          <w:rPr>
-            <w:lang w:val="zh_TW" w:bidi="zh_TW"/>
-          </w:rPr>
-          <w:rPr>
-            <w:color w:val="0000EE"/>
-            <w:u w:val="single"/>
-          </w:rPr>
-          <w:t>16:42–43</w:t>
-        </w:r>
-      </w:hyperlink>
-      <w:r>
-        <w:rPr>
-          <w:lang w:val="zh_TW" w:bidi="zh_TW"/>
-        </w:rPr>
-        <w:t>），當亞倫和米利暗與摩西爭吵時（</w:t>
-      </w:r>
-      <w:hyperlink r:id="rId63">
-        <w:r>
-          <w:rPr>
-            <w:lang w:val="zh_TW" w:bidi="zh_TW"/>
-          </w:rPr>
-          <w:rPr>
-            <w:color w:val="0000EE"/>
-            <w:u w:val="single"/>
-          </w:rPr>
-          <w:t>民數記12:1–15</w:t>
-        </w:r>
-      </w:hyperlink>
-      <w:r>
-        <w:rPr>
-          <w:lang w:val="zh_TW" w:bidi="zh_TW"/>
-        </w:rPr>
-        <w:t>），以及揀選七十位長老時，祂在西奈的密雲中說話（</w:t>
-      </w:r>
-      <w:hyperlink r:id="rId64">
-        <w:r>
-          <w:rPr>
-            <w:lang w:val="zh_TW" w:bidi="zh_TW"/>
-          </w:rPr>
-          <w:rPr>
-            <w:color w:val="0000EE"/>
-            <w:u w:val="single"/>
-          </w:rPr>
-          <w:t>出埃及記19:9、16</w:t>
-        </w:r>
-      </w:hyperlink>
-      <w:r>
-        <w:rPr>
-          <w:lang w:val="zh_TW" w:bidi="zh_TW"/>
-        </w:rPr>
-        <w:t>；</w:t>
-      </w:r>
-      <w:hyperlink r:id="rId65">
-        <w:r>
-          <w:rPr>
-            <w:lang w:val="zh_TW" w:bidi="zh_TW"/>
-          </w:rPr>
-          <w:rPr>
-            <w:color w:val="0000EE"/>
-            <w:u w:val="single"/>
-          </w:rPr>
-          <w:t>34:1–25</w:t>
-        </w:r>
-      </w:hyperlink>
-      <w:r>
-        <w:rPr>
-          <w:lang w:val="zh_TW" w:bidi="zh_TW"/>
-        </w:rPr>
-        <w:t>；</w:t>
-      </w:r>
-      <w:hyperlink r:id="rId66">
-        <w:r>
-          <w:rPr>
-            <w:lang w:val="zh_TW" w:bidi="zh_TW"/>
-          </w:rPr>
-          <w:rPr>
-            <w:color w:val="0000EE"/>
-            <w:u w:val="single"/>
-          </w:rPr>
-          <w:t>申命記4:11–12</w:t>
-        </w:r>
-      </w:hyperlink>
-      <w:r>
-        <w:rPr>
-          <w:lang w:val="zh_TW" w:bidi="zh_TW"/>
-        </w:rPr>
-        <w:t>，</w:t>
-      </w:r>
-      <w:hyperlink r:id="rId67">
-        <w:r>
-          <w:rPr>
-            <w:lang w:val="zh_TW" w:bidi="zh_TW"/>
-          </w:rPr>
-          <w:rPr>
-            <w:color w:val="0000EE"/>
-            <w:u w:val="single"/>
-          </w:rPr>
-          <w:t>5:22</w:t>
-        </w:r>
-      </w:hyperlink>
-      <w:r>
-        <w:rPr>
-          <w:lang w:val="zh_TW" w:bidi="zh_TW"/>
-        </w:rPr>
-        <w:t>）。只有摩西能直接聽到神的話，當摩西進會幕時，「</w:t>
-      </w:r>
-      <w:r>
-        <w:rPr>
-          <w:lang w:val="zh_TW" w:bidi="zh_TW"/>
-        </w:rPr>
-        <w:t>雲柱降下來，立在 會幕的門前， 耶和華便與 摩西說話</w:t>
-      </w:r>
-      <w:r>
-        <w:rPr>
-          <w:lang w:val="zh_TW" w:bidi="zh_TW"/>
-        </w:rPr>
-        <w:t>」（</w:t>
-      </w:r>
-      <w:hyperlink r:id="rId68">
-        <w:r>
-          <w:rPr>
-            <w:lang w:val="zh_TW" w:bidi="zh_TW"/>
-          </w:rPr>
-          <w:rPr>
-            <w:color w:val="0000EE"/>
-            <w:u w:val="single"/>
-          </w:rPr>
-          <w:t>出埃及記33:9</w:t>
-        </w:r>
-      </w:hyperlink>
-      <w:r>
-        <w:rPr>
-          <w:lang w:val="zh_TW" w:bidi="zh_TW"/>
-        </w:rPr>
-        <w:t>）。摩西去世時，神出現在雲柱中談及民族的未來（</w:t>
-      </w:r>
-      <w:hyperlink r:id="rId69">
-        <w:r>
-          <w:rPr>
-            <w:lang w:val="zh_TW" w:bidi="zh_TW"/>
-          </w:rPr>
-          <w:rPr>
-            <w:color w:val="0000EE"/>
-            <w:u w:val="single"/>
-          </w:rPr>
-          <w:t>申命記31:14–29</w:t>
-        </w:r>
-      </w:hyperlink>
-      <w:r>
-        <w:rPr>
-          <w:lang w:val="zh_TW" w:bidi="zh_TW"/>
-        </w:rPr>
-        <w:t>）。</w:t>
-      </w:r>
-    </w:p>
-    <w:p>
-      <w:pPr>
-        <w:pStyle w:val="Heading3"/>
-      </w:pPr>
-      <w:r>
-        <w:rPr>
-          <w:lang w:val="zh_TW" w:bidi="zh_TW"/>
-        </w:rPr>
-        <w:t>類似的神顯現</w:t>
-      </w:r>
-    </w:p>
-    <w:p>
-      <w:pPr/>
-      <w:r>
-        <w:rPr>
-          <w:lang w:val="zh_TW" w:bidi="zh_TW"/>
-        </w:rPr>
-      </w:r>
-      <w:r>
-        <w:rPr>
-          <w:lang w:val="zh_TW" w:bidi="zh_TW"/>
-        </w:rPr>
-        <w:t>神的其他顯現與雲、火和光有關：</w:t>
-      </w:r>
-    </w:p>
-    <w:p>
-      <w:pPr>
-        <w:pStyle w:val="ListBullet"/>
-        <w:spacing w:line="240" w:lineRule="auto"/>
-        <w:ind w:left="720"/>
-      </w:pPr>
-      <w:r>
-        <w:rPr>
-          <w:lang w:val="zh_TW" w:bidi="zh_TW"/>
-        </w:rPr>
-      </w:r>
-      <w:r>
-        <w:rPr>
-          <w:lang w:val="zh_TW" w:bidi="zh_TW"/>
-        </w:rPr>
-        <w:t>以西結看見一朵大雲，</w:t>
-      </w:r>
-      <w:r>
-        <w:rPr>
-          <w:lang w:val="zh_TW" w:bidi="zh_TW"/>
-        </w:rPr>
-        <w:t>包括閃爍火，周圍有光輝</w:t>
-      </w:r>
-      <w:r>
-        <w:rPr>
-          <w:lang w:val="zh_TW" w:bidi="zh_TW"/>
-        </w:rPr>
-        <w:t>（</w:t>
-      </w:r>
-      <w:hyperlink r:id="rId70">
-        <w:r>
-          <w:rPr>
-            <w:lang w:val="zh_TW" w:bidi="zh_TW"/>
-          </w:rPr>
-          <w:rPr>
-            <w:color w:val="0000EE"/>
-            <w:u w:val="single"/>
-          </w:rPr>
-          <w:t>以西結書1:4</w:t>
-        </w:r>
-      </w:hyperlink>
-      <w:r>
-        <w:rPr>
-          <w:lang w:val="zh_TW" w:bidi="zh_TW"/>
-        </w:rPr>
-        <w:t>）。在雲中，他看見火、服事神的活物、神的寶座和神的同在（</w:t>
-      </w:r>
-      <w:hyperlink r:id="rId71">
-        <w:r>
-          <w:rPr>
-            <w:lang w:val="zh_TW" w:bidi="zh_TW"/>
-          </w:rPr>
-          <w:rPr>
-            <w:color w:val="0000EE"/>
-            <w:u w:val="single"/>
-          </w:rPr>
-          <w:t>以西結書1:5–28</w:t>
-        </w:r>
-      </w:hyperlink>
-      <w:r>
-        <w:rPr>
-          <w:lang w:val="zh_TW" w:bidi="zh_TW"/>
-        </w:rPr>
-        <w:t>）。他也看見神的榮耀離開，後來又回到聖殿（</w:t>
-      </w:r>
-      <w:hyperlink r:id="rId72">
-        <w:r>
-          <w:rPr>
-            <w:lang w:val="zh_TW" w:bidi="zh_TW"/>
-          </w:rPr>
-          <w:rPr>
-            <w:color w:val="0000EE"/>
-            <w:u w:val="single"/>
-          </w:rPr>
-          <w:t>以西結書10</w:t>
-        </w:r>
-      </w:hyperlink>
-      <w:r>
-        <w:rPr>
-          <w:lang w:val="zh_TW" w:bidi="zh_TW"/>
-        </w:rPr>
-        <w:t>，</w:t>
-      </w:r>
-      <w:hyperlink r:id="rId73">
-        <w:r>
-          <w:rPr>
-            <w:lang w:val="zh_TW" w:bidi="zh_TW"/>
-          </w:rPr>
-          <w:rPr>
-            <w:color w:val="0000EE"/>
-            <w:u w:val="single"/>
-          </w:rPr>
-          <w:t>43</w:t>
-        </w:r>
-      </w:hyperlink>
-      <w:r>
-        <w:rPr>
-          <w:lang w:val="zh_TW" w:bidi="zh_TW"/>
-        </w:rPr>
-        <w:t>）。</w:t>
-      </w:r>
-    </w:p>
-    <w:p>
-      <w:pPr>
-        <w:pStyle w:val="ListBullet"/>
-        <w:spacing w:line="240" w:lineRule="auto"/>
-        <w:ind w:left="720"/>
-      </w:pPr>
-      <w:r>
-        <w:rPr>
-          <w:lang w:val="zh_TW" w:bidi="zh_TW"/>
-        </w:rPr>
-      </w:r>
-      <w:r>
-        <w:rPr>
-          <w:lang w:val="zh_TW" w:bidi="zh_TW"/>
-        </w:rPr>
-        <w:t>但以理看見「</w:t>
-      </w:r>
-      <w:r>
-        <w:rPr>
-          <w:lang w:val="zh_TW" w:bidi="zh_TW"/>
-        </w:rPr>
-        <w:t>一位像人子的， 駕着天雲而來</w:t>
-      </w:r>
-      <w:r>
-        <w:rPr>
-          <w:lang w:val="zh_TW" w:bidi="zh_TW"/>
-        </w:rPr>
-        <w:t>」，領受權柄、榮耀和能力（</w:t>
-      </w:r>
-      <w:hyperlink r:id="rId74">
-        <w:r>
-          <w:rPr>
-            <w:lang w:val="zh_TW" w:bidi="zh_TW"/>
-          </w:rPr>
-          <w:rPr>
-            <w:color w:val="0000EE"/>
-            <w:u w:val="single"/>
-          </w:rPr>
-          <w:t>但以理書7:13</w:t>
-        </w:r>
-      </w:hyperlink>
-      <w:r>
-        <w:rPr>
-          <w:lang w:val="zh_TW" w:bidi="zh_TW"/>
-        </w:rPr>
-        <w:t>）。耶穌在福音書中常常稱自己為「人子」。</w:t>
-      </w:r>
-    </w:p>
-    <w:p>
-      <w:pPr>
-        <w:pStyle w:val="ListBullet"/>
-        <w:spacing w:line="240" w:lineRule="auto"/>
-        <w:ind w:left="720"/>
-      </w:pPr>
-      <w:r>
-        <w:rPr>
-          <w:lang w:val="zh_TW" w:bidi="zh_TW"/>
-        </w:rPr>
-      </w:r>
-      <w:r>
-        <w:rPr>
-          <w:lang w:val="zh_TW" w:bidi="zh_TW"/>
-        </w:rPr>
-        <w:t>在變像山上，耶穌彰顯了祂的榮耀，雲彩籠罩著耶穌（</w:t>
-      </w:r>
-      <w:hyperlink r:id="rId75">
-        <w:r>
-          <w:rPr>
-            <w:lang w:val="zh_TW" w:bidi="zh_TW"/>
-          </w:rPr>
-          <w:rPr>
-            <w:color w:val="0000EE"/>
-            <w:u w:val="single"/>
-          </w:rPr>
-          <w:t>馬太福音17:5</w:t>
-        </w:r>
-      </w:hyperlink>
-      <w:r>
-        <w:rPr>
-          <w:lang w:val="zh_TW" w:bidi="zh_TW"/>
-        </w:rPr>
-        <w:t>；</w:t>
-      </w:r>
-      <w:hyperlink r:id="rId76">
-        <w:r>
-          <w:rPr>
-            <w:lang w:val="zh_TW" w:bidi="zh_TW"/>
-          </w:rPr>
-          <w:rPr>
-            <w:color w:val="0000EE"/>
-            <w:u w:val="single"/>
-          </w:rPr>
-          <w:t>馬可福音9:7</w:t>
-        </w:r>
-      </w:hyperlink>
-      <w:r>
-        <w:rPr>
-          <w:lang w:val="zh_TW" w:bidi="zh_TW"/>
-        </w:rPr>
-        <w:t>；</w:t>
-      </w:r>
-      <w:hyperlink r:id="rId77">
-        <w:r>
-          <w:rPr>
-            <w:lang w:val="zh_TW" w:bidi="zh_TW"/>
-          </w:rPr>
-          <w:rPr>
-            <w:color w:val="0000EE"/>
-            <w:u w:val="single"/>
-          </w:rPr>
-          <w:t>路加福音9:34</w:t>
-        </w:r>
-      </w:hyperlink>
-      <w:r>
-        <w:rPr>
-          <w:lang w:val="zh_TW" w:bidi="zh_TW"/>
-        </w:rPr>
-        <w:t>）。</w:t>
-      </w:r>
-    </w:p>
-    <w:p>
-      <w:pPr>
-        <w:pStyle w:val="ListBullet"/>
-        <w:spacing w:line="240" w:lineRule="auto"/>
-        <w:ind w:left="720"/>
-      </w:pPr>
-      <w:r>
-        <w:rPr>
-          <w:lang w:val="zh_TW" w:bidi="zh_TW"/>
-        </w:rPr>
-      </w:r>
-      <w:r>
-        <w:rPr>
-          <w:lang w:val="zh_TW" w:bidi="zh_TW"/>
-        </w:rPr>
-        <w:t>耶穌升天時被雲彩接去，天使提醒使徒祂的應許，祂會以同樣的方式回來（</w:t>
-      </w:r>
-      <w:hyperlink r:id="rId78">
-        <w:r>
-          <w:rPr>
-            <w:lang w:val="zh_TW" w:bidi="zh_TW"/>
-          </w:rPr>
-          <w:rPr>
-            <w:color w:val="0000EE"/>
-            <w:u w:val="single"/>
-          </w:rPr>
-          <w:t>使徒行傳1:9–11</w:t>
-        </w:r>
-      </w:hyperlink>
-      <w:r>
-        <w:rPr>
-          <w:lang w:val="zh_TW" w:bidi="zh_TW"/>
-        </w:rPr>
-        <w:t>；見</w:t>
-      </w:r>
-      <w:hyperlink r:id="rId79">
-        <w:r>
-          <w:rPr>
-            <w:lang w:val="zh_TW" w:bidi="zh_TW"/>
-          </w:rPr>
-          <w:rPr>
-            <w:color w:val="0000EE"/>
-            <w:u w:val="single"/>
-          </w:rPr>
-          <w:t>馬太福音24:30</w:t>
-        </w:r>
-      </w:hyperlink>
-      <w:r>
-        <w:rPr>
-          <w:lang w:val="zh_TW" w:bidi="zh_TW"/>
-        </w:rPr>
-        <w:t>；</w:t>
-      </w:r>
-      <w:hyperlink r:id="rId80">
-        <w:r>
-          <w:rPr>
-            <w:lang w:val="zh_TW" w:bidi="zh_TW"/>
-          </w:rPr>
-          <w:rPr>
-            <w:color w:val="0000EE"/>
-            <w:u w:val="single"/>
-          </w:rPr>
-          <w:t>馬可福音13:26</w:t>
-        </w:r>
-      </w:hyperlink>
-      <w:r>
-        <w:rPr>
-          <w:lang w:val="zh_TW" w:bidi="zh_TW"/>
-        </w:rPr>
-        <w:t>；</w:t>
-      </w:r>
-      <w:hyperlink r:id="rId81">
-        <w:r>
-          <w:rPr>
-            <w:lang w:val="zh_TW" w:bidi="zh_TW"/>
-          </w:rPr>
-          <w:rPr>
-            <w:color w:val="0000EE"/>
-            <w:u w:val="single"/>
-          </w:rPr>
-          <w:t>路加福音21:27</w:t>
-        </w:r>
-      </w:hyperlink>
-      <w:r>
-        <w:rPr>
-          <w:lang w:val="zh_TW" w:bidi="zh_TW"/>
-        </w:rPr>
-        <w:t>；</w:t>
-      </w:r>
-      <w:hyperlink r:id="rId82">
-        <w:r>
-          <w:rPr>
-            <w:lang w:val="zh_TW" w:bidi="zh_TW"/>
-          </w:rPr>
-          <w:rPr>
-            <w:color w:val="0000EE"/>
-            <w:u w:val="single"/>
-          </w:rPr>
-          <w:t>啟示錄1:7</w:t>
-        </w:r>
-      </w:hyperlink>
-      <w:r>
-        <w:rPr>
-          <w:lang w:val="zh_TW" w:bidi="zh_TW"/>
-        </w:rPr>
-        <w:t>）。</w:t>
-      </w:r>
-    </w:p>
-    <w:p>
-      <w:pPr/>
-      <w:r>
-        <w:rPr>
-          <w:lang w:val="zh_TW" w:bidi="zh_TW"/>
-        </w:rPr>
-      </w:r>
-      <w:r>
-        <w:rPr>
-          <w:i/>
-          <w:lang w:val="zh_TW" w:bidi="zh_TW"/>
-        </w:rPr>
-        <w:t>另見</w:t>
-      </w:r>
-      <w:r>
-        <w:rPr>
-          <w:lang w:val="zh_TW" w:bidi="zh_TW"/>
-        </w:rPr>
-        <w:t xml:space="preserve"> </w:t>
-      </w:r>
-      <w:r>
-        <w:rPr>
-          <w:lang w:val="zh_TW" w:bidi="zh_TW"/>
-        </w:rPr>
-        <w:t>榮耀</w:t>
-      </w:r>
-      <w:r>
-        <w:rPr>
-          <w:lang w:val="zh_TW" w:bidi="zh_TW"/>
-        </w:rPr>
-        <w:t>、</w:t>
-      </w:r>
-      <w:r>
-        <w:rPr>
-          <w:lang w:val="zh_TW" w:bidi="zh_TW"/>
-        </w:rPr>
-        <w:t>舍吉拿（Shekinah）</w:t>
-      </w:r>
-      <w:r>
-        <w:rPr>
-          <w:lang w:val="zh_TW" w:bidi="zh_TW"/>
-        </w:rPr>
-        <w:t>、</w:t>
-      </w:r>
-      <w:r>
-        <w:rPr>
-          <w:lang w:val="zh_TW" w:bidi="zh_TW"/>
-        </w:rPr>
-        <w:t>神顯現</w:t>
+      <w:r>
+        <w:rPr>
+          <w:lang w:val="zh_TW" w:bidi="zh_TW"/>
+        </w:rPr>
+        <w:t>啟示</w:t>
       </w:r>
       <w:r>
         <w:rPr>
@@ -4170,12 +3616,6 @@
   </w:num>
   <w:num w:numId="13" w16cid:durableId="592781308">
     <w:abstractNumId w:val="11"/>
-  </w:num>
-  <w:num w:numId="14">
-    <w:abstractNumId w:val="3"/>
-    <w:lvlOverride w:ilvl="0">
-      <w:startOverride w:val="1"/>
-    </w:lvlOverride>
   </w:num>
   <w:numIdMacAtCleanup w:val="10"/>
 </w:numbering>

--- a/zht/docx/058.content.docx
+++ b/zht/docx/058.content.docx
@@ -149,7 +149,7 @@
         <w:rPr>
           <w:lang w:val="zh_TW" w:bidi="zh_TW"/>
         </w:rPr>
-        <w:t>hua</w:t>
+        <w:t>hu</w:t>
       </w:r>
       <w:r>
         <w:rPr>
@@ -212,7 +212,7 @@
         <w:rPr>
           <w:lang w:val="zh_TW" w:bidi="zh_TW"/>
         </w:rPr>
-        <w:t>話語、神的道、神的話</w:t>
+        <w:t>戶勒</w:t>
       </w:r>
       <w:r>
         <w:rPr>
@@ -231,7 +231,7 @@
         <w:rPr>
           <w:lang w:val="zh_TW" w:bidi="zh_TW"/>
         </w:rPr>
-        <w:t>「話語」是溝通的方式。當人們使用「話語」這個詞時，通常是指說話。然而，當神在歷世歷代「說話」時，祂以不同的方式來傳達祂的意思（</w:t>
+        <w:t>亞蘭的兒子，閃的孫子（</w:t>
       </w:r>
       <w:hyperlink r:id="rId13">
         <w:r>
@@ -242,53 +242,14 @@
             <w:color w:val="0000EE"/>
             <w:u w:val="single"/>
           </w:rPr>
-          <w:t>來1:1</w:t>
+          <w:t>創10:23</w:t>
         </w:r>
       </w:hyperlink>
       <w:r>
         <w:rPr>
           <w:lang w:val="zh_TW" w:bidi="zh_TW"/>
         </w:rPr>
-        <w:t>）。神溝通最完整和完美的例子就是祂的兒子耶穌基督。</w:t>
-      </w:r>
-    </w:p>
-    <w:p>
-      <w:pPr>
-        <w:pStyle w:val="Heading3"/>
-      </w:pPr>
-      <w:r>
-        <w:rPr>
-          <w:lang w:val="zh_TW" w:bidi="zh_TW"/>
-        </w:rPr>
-        <w:t>話語的重要性</w:t>
-      </w:r>
-    </w:p>
-    <w:p>
-      <w:pPr/>
-      <w:r>
-        <w:rPr>
-          <w:lang w:val="zh_TW" w:bidi="zh_TW"/>
-        </w:rPr>
-      </w:r>
-      <w:r>
-        <w:rPr>
-          <w:lang w:val="zh_TW" w:bidi="zh_TW"/>
-        </w:rPr>
-        <w:t>在大多數人無法讀寫的社會中，口頭的話語在法律、貿易、宗教、婚姻和名聲等方面顯得格外重要。書面文件如收據、協議和記錄並不那麼實用。誠實的言語和個人的誠信，對於溝通和維持關係至關重要。因此，詩人、先知、故事講述者和教師的話語，會被謹慎地記住，並傳承下去。</w:t>
-      </w:r>
-    </w:p>
-    <w:p>
-      <w:pPr/>
-      <w:r>
-        <w:rPr>
-          <w:lang w:val="zh_TW" w:bidi="zh_TW"/>
-        </w:rPr>
-      </w:r>
-      <w:r>
-        <w:rPr>
-          <w:lang w:val="zh_TW" w:bidi="zh_TW"/>
-        </w:rPr>
-        <w:t>人們非常關注話語的真實性。愚蠢的話、奉承（虛假的讚美）、謊言和有害的言語，被認為是不正當的。在商業、法律和社區生活中，誓言（承諾）非常重要。祝福一旦被說出來，它就具有力量，不能收回（</w:t>
+        <w:t>；</w:t>
       </w:r>
       <w:hyperlink r:id="rId14">
         <w:r>
@@ -299,129 +260,7 @@
             <w:color w:val="0000EE"/>
             <w:u w:val="single"/>
           </w:rPr>
-          <w:t>創27:30–38</w:t>
-        </w:r>
-      </w:hyperlink>
-      <w:r>
-        <w:rPr>
-          <w:lang w:val="zh_TW" w:bidi="zh_TW"/>
-        </w:rPr>
-        <w:t>；</w:t>
-      </w:r>
-      <w:hyperlink r:id="rId15">
-        <w:r>
-          <w:rPr>
-            <w:lang w:val="zh_TW" w:bidi="zh_TW"/>
-          </w:rPr>
-          <w:rPr>
-            <w:color w:val="0000EE"/>
-            <w:u w:val="single"/>
-          </w:rPr>
-          <w:t>太10:12–13</w:t>
-        </w:r>
-      </w:hyperlink>
-      <w:r>
-        <w:rPr>
-          <w:lang w:val="zh_TW" w:bidi="zh_TW"/>
-        </w:rPr>
-        <w:t>）。同樣的情況也適用於：</w:t>
-      </w:r>
-    </w:p>
-    <w:p>
-      <w:pPr>
-        <w:pStyle w:val="ListBullet"/>
-        <w:spacing w:line="240" w:lineRule="auto"/>
-        <w:ind w:left="720"/>
-      </w:pPr>
-      <w:r>
-        <w:rPr>
-          <w:lang w:val="zh_TW" w:bidi="zh_TW"/>
-        </w:rPr>
-      </w:r>
-      <w:r>
-        <w:rPr>
-          <w:lang w:val="zh_TW" w:bidi="zh_TW"/>
-        </w:rPr>
-        <w:t>許願（</w:t>
-      </w:r>
-      <w:hyperlink r:id="rId16">
-        <w:r>
-          <w:rPr>
-            <w:lang w:val="zh_TW" w:bidi="zh_TW"/>
-          </w:rPr>
-          <w:rPr>
-            <w:color w:val="0000EE"/>
-            <w:u w:val="single"/>
-          </w:rPr>
-          <w:t>士11:34–35</w:t>
-        </w:r>
-      </w:hyperlink>
-      <w:r>
-        <w:rPr>
-          <w:lang w:val="zh_TW" w:bidi="zh_TW"/>
-        </w:rPr>
-        <w:t>）</w:t>
-      </w:r>
-    </w:p>
-    <w:p>
-      <w:pPr>
-        <w:pStyle w:val="ListBullet"/>
-        <w:spacing w:line="240" w:lineRule="auto"/>
-        <w:ind w:left="720"/>
-      </w:pPr>
-      <w:r>
-        <w:rPr>
-          <w:lang w:val="zh_TW" w:bidi="zh_TW"/>
-        </w:rPr>
-      </w:r>
-      <w:r>
-        <w:rPr>
-          <w:lang w:val="zh_TW" w:bidi="zh_TW"/>
-        </w:rPr>
-        <w:t>咒詛（</w:t>
-      </w:r>
-      <w:hyperlink r:id="rId17">
-        <w:r>
-          <w:rPr>
-            <w:lang w:val="zh_TW" w:bidi="zh_TW"/>
-          </w:rPr>
-          <w:rPr>
-            <w:color w:val="0000EE"/>
-            <w:u w:val="single"/>
-          </w:rPr>
-          <w:t>創27:12–13</w:t>
-        </w:r>
-      </w:hyperlink>
-      <w:r>
-        <w:rPr>
-          <w:lang w:val="zh_TW" w:bidi="zh_TW"/>
-        </w:rPr>
-        <w:t>）</w:t>
-      </w:r>
-    </w:p>
-    <w:p>
-      <w:pPr/>
-      <w:r>
-        <w:rPr>
-          <w:lang w:val="zh_TW" w:bidi="zh_TW"/>
-        </w:rPr>
-      </w:r>
-      <w:r>
-        <w:rPr>
-          <w:lang w:val="zh_TW" w:bidi="zh_TW"/>
-        </w:rPr>
-        <w:t>命令的話語，尤其是來自祭司、士師或王的命令，也具有極大的權威（</w:t>
-      </w:r>
-      <w:hyperlink r:id="rId18">
-        <w:r>
-          <w:rPr>
-            <w:lang w:val="zh_TW" w:bidi="zh_TW"/>
-          </w:rPr>
-          <w:rPr>
-            <w:color w:val="0000EE"/>
-            <w:u w:val="single"/>
-          </w:rPr>
-          <w:t>傳8:4</w:t>
+          <w:t>代上1:17</w:t>
         </w:r>
       </w:hyperlink>
       <w:r>
@@ -429,1292 +268,6 @@
           <w:lang w:val="zh_TW" w:bidi="zh_TW"/>
         </w:rPr>
         <w:t>）。</w:t>
-      </w:r>
-    </w:p>
-    <w:p>
-      <w:pPr/>
-      <w:r>
-        <w:rPr>
-          <w:lang w:val="zh_TW" w:bidi="zh_TW"/>
-        </w:rPr>
-      </w:r>
-      <w:r>
-        <w:rPr>
-          <w:lang w:val="zh_TW" w:bidi="zh_TW"/>
-        </w:rPr>
-        <w:t>這種對話語的尊重在新約中依然存在。話語揭示了人心中的想法，因此每句隨便的、傷害性的或欺騙性的話，都會受到審判（</w:t>
-      </w:r>
-      <w:hyperlink r:id="rId19">
-        <w:r>
-          <w:rPr>
-            <w:lang w:val="zh_TW" w:bidi="zh_TW"/>
-          </w:rPr>
-          <w:rPr>
-            <w:color w:val="0000EE"/>
-            <w:u w:val="single"/>
-          </w:rPr>
-          <w:t>太12:34–37</w:t>
-        </w:r>
-      </w:hyperlink>
-      <w:r>
-        <w:rPr>
-          <w:lang w:val="zh_TW" w:bidi="zh_TW"/>
-        </w:rPr>
-        <w:t>；</w:t>
-      </w:r>
-      <w:hyperlink r:id="rId20">
-        <w:r>
-          <w:rPr>
-            <w:lang w:val="zh_TW" w:bidi="zh_TW"/>
-          </w:rPr>
-          <w:rPr>
-            <w:color w:val="0000EE"/>
-            <w:u w:val="single"/>
-          </w:rPr>
-          <w:t>5:22</w:t>
-        </w:r>
-      </w:hyperlink>
-      <w:r>
-        <w:rPr>
-          <w:lang w:val="zh_TW" w:bidi="zh_TW"/>
-        </w:rPr>
-        <w:t>），褻瀆神的言語同樣會受到審判（褻瀆，</w:t>
-      </w:r>
-      <w:hyperlink r:id="rId21">
-        <w:r>
-          <w:rPr>
-            <w:lang w:val="zh_TW" w:bidi="zh_TW"/>
-          </w:rPr>
-          <w:rPr>
-            <w:color w:val="0000EE"/>
-            <w:u w:val="single"/>
-          </w:rPr>
-          <w:t>路12:10</w:t>
-        </w:r>
-      </w:hyperlink>
-      <w:r>
-        <w:rPr>
-          <w:lang w:val="zh_TW" w:bidi="zh_TW"/>
-        </w:rPr>
-        <w:t>）。保羅（</w:t>
-      </w:r>
-      <w:hyperlink r:id="rId22">
-        <w:r>
-          <w:rPr>
-            <w:lang w:val="zh_TW" w:bidi="zh_TW"/>
-          </w:rPr>
-          <w:rPr>
-            <w:color w:val="0000EE"/>
-            <w:u w:val="single"/>
-          </w:rPr>
-          <w:t>弗4:29</w:t>
-        </w:r>
-      </w:hyperlink>
-      <w:r>
-        <w:rPr>
-          <w:lang w:val="zh_TW" w:bidi="zh_TW"/>
-        </w:rPr>
-        <w:t>，</w:t>
-      </w:r>
-      <w:hyperlink r:id="rId23">
-        <w:r>
-          <w:rPr>
-            <w:lang w:val="zh_TW" w:bidi="zh_TW"/>
-          </w:rPr>
-          <w:rPr>
-            <w:color w:val="0000EE"/>
-            <w:u w:val="single"/>
-          </w:rPr>
-          <w:t>5:4</w:t>
-        </w:r>
-      </w:hyperlink>
-      <w:r>
-        <w:rPr>
-          <w:lang w:val="zh_TW" w:bidi="zh_TW"/>
-        </w:rPr>
-        <w:t>）和雅各（</w:t>
-      </w:r>
-      <w:hyperlink r:id="rId24">
-        <w:r>
-          <w:rPr>
-            <w:lang w:val="zh_TW" w:bidi="zh_TW"/>
-          </w:rPr>
-          <w:rPr>
-            <w:color w:val="0000EE"/>
-            <w:u w:val="single"/>
-          </w:rPr>
-          <w:t>雅3:1–12</w:t>
-        </w:r>
-      </w:hyperlink>
-      <w:r>
-        <w:rPr>
-          <w:lang w:val="zh_TW" w:bidi="zh_TW"/>
-        </w:rPr>
-        <w:t>）繼承了希伯來人對話語的尊重。</w:t>
-      </w:r>
-    </w:p>
-    <w:p>
-      <w:pPr>
-        <w:pStyle w:val="Heading3"/>
-      </w:pPr>
-      <w:r>
-        <w:rPr>
-          <w:lang w:val="zh_TW" w:bidi="zh_TW"/>
-        </w:rPr>
-        <w:t>神的話</w:t>
-      </w:r>
-    </w:p>
-    <w:p>
-      <w:pPr/>
-      <w:r>
-        <w:rPr>
-          <w:lang w:val="zh_TW" w:bidi="zh_TW"/>
-        </w:rPr>
-      </w:r>
-      <w:r>
-        <w:rPr>
-          <w:lang w:val="zh_TW" w:bidi="zh_TW"/>
-        </w:rPr>
-        <w:t>神的話已經記載在聖經中。祂的話臨到先知，並通過先知傳遞（</w:t>
-      </w:r>
-      <w:hyperlink r:id="rId25">
-        <w:r>
-          <w:rPr>
-            <w:lang w:val="zh_TW" w:bidi="zh_TW"/>
-          </w:rPr>
-          <w:rPr>
-            <w:color w:val="0000EE"/>
-            <w:u w:val="single"/>
-          </w:rPr>
-          <w:t>王上12:22</w:t>
-        </w:r>
-      </w:hyperlink>
-      <w:r>
-        <w:rPr>
-          <w:lang w:val="zh_TW" w:bidi="zh_TW"/>
-        </w:rPr>
-        <w:t>；</w:t>
-      </w:r>
-      <w:hyperlink r:id="rId26">
-        <w:r>
-          <w:rPr>
-            <w:lang w:val="zh_TW" w:bidi="zh_TW"/>
-          </w:rPr>
-          <w:rPr>
-            <w:color w:val="0000EE"/>
-            <w:u w:val="single"/>
-          </w:rPr>
-          <w:t>代上17:3</w:t>
-        </w:r>
-      </w:hyperlink>
-      <w:r>
-        <w:rPr>
-          <w:lang w:val="zh_TW" w:bidi="zh_TW"/>
-        </w:rPr>
-        <w:t>；參</w:t>
-      </w:r>
-      <w:hyperlink r:id="rId27">
-        <w:r>
-          <w:rPr>
-            <w:lang w:val="zh_TW" w:bidi="zh_TW"/>
-          </w:rPr>
-          <w:rPr>
-            <w:color w:val="0000EE"/>
-            <w:u w:val="single"/>
-          </w:rPr>
-          <w:t>路3:2</w:t>
-        </w:r>
-      </w:hyperlink>
-      <w:r>
-        <w:rPr>
-          <w:lang w:val="zh_TW" w:bidi="zh_TW"/>
-        </w:rPr>
-        <w:t>），先知「奉耶和華的命」說話和行事。神的話也透過律法傳達出來，神在西奈山「說」出律法（</w:t>
-      </w:r>
-      <w:hyperlink r:id="rId28">
-        <w:r>
-          <w:rPr>
-            <w:lang w:val="zh_TW" w:bidi="zh_TW"/>
-          </w:rPr>
-          <w:rPr>
-            <w:color w:val="0000EE"/>
-            <w:u w:val="single"/>
-          </w:rPr>
-          <w:t>出20:1</w:t>
-        </w:r>
-      </w:hyperlink>
-      <w:r>
-        <w:rPr>
-          <w:lang w:val="zh_TW" w:bidi="zh_TW"/>
-        </w:rPr>
-        <w:t>）。因此，神的「話」有許多律法同義詞（見</w:t>
-      </w:r>
-      <w:hyperlink r:id="rId29">
-        <w:r>
-          <w:rPr>
-            <w:lang w:val="zh_TW" w:bidi="zh_TW"/>
-          </w:rPr>
-          <w:rPr>
-            <w:color w:val="0000EE"/>
-            <w:u w:val="single"/>
-          </w:rPr>
-          <w:t>詩119章</w:t>
-        </w:r>
-      </w:hyperlink>
-      <w:r>
-        <w:rPr>
-          <w:lang w:val="zh_TW" w:bidi="zh_TW"/>
-        </w:rPr>
-        <w:t>）：</w:t>
-      </w:r>
-    </w:p>
-    <w:p>
-      <w:pPr>
-        <w:pStyle w:val="ListBullet"/>
-        <w:spacing w:line="240" w:lineRule="auto"/>
-        <w:ind w:left="720"/>
-      </w:pPr>
-      <w:r>
-        <w:rPr>
-          <w:lang w:val="zh_TW" w:bidi="zh_TW"/>
-        </w:rPr>
-      </w:r>
-      <w:r>
-        <w:rPr>
-          <w:lang w:val="zh_TW" w:bidi="zh_TW"/>
-        </w:rPr>
-        <w:t>「律例」</w:t>
-      </w:r>
-    </w:p>
-    <w:p>
-      <w:pPr>
-        <w:pStyle w:val="ListBullet"/>
-        <w:spacing w:line="240" w:lineRule="auto"/>
-        <w:ind w:left="720"/>
-      </w:pPr>
-      <w:r>
-        <w:rPr>
-          <w:lang w:val="zh_TW" w:bidi="zh_TW"/>
-        </w:rPr>
-      </w:r>
-      <w:r>
-        <w:rPr>
-          <w:lang w:val="zh_TW" w:bidi="zh_TW"/>
-        </w:rPr>
-        <w:t>「命令」</w:t>
-      </w:r>
-    </w:p>
-    <w:p>
-      <w:pPr>
-        <w:pStyle w:val="ListBullet"/>
-        <w:spacing w:line="240" w:lineRule="auto"/>
-        <w:ind w:left="720"/>
-      </w:pPr>
-      <w:r>
-        <w:rPr>
-          <w:lang w:val="zh_TW" w:bidi="zh_TW"/>
-        </w:rPr>
-      </w:r>
-      <w:r>
-        <w:rPr>
-          <w:lang w:val="zh_TW" w:bidi="zh_TW"/>
-        </w:rPr>
-        <w:t>「訓詞」</w:t>
-      </w:r>
-    </w:p>
-    <w:p>
-      <w:pPr/>
-      <w:r>
-        <w:rPr>
-          <w:lang w:val="zh_TW" w:bidi="zh_TW"/>
-        </w:rPr>
-      </w:r>
-      <w:r>
-        <w:rPr>
-          <w:lang w:val="zh_TW" w:bidi="zh_TW"/>
-        </w:rPr>
-        <w:t>當沒有神的啟示時，就像「饑荒（famine）」一樣（</w:t>
-      </w:r>
-      <w:hyperlink r:id="rId30">
-        <w:r>
-          <w:rPr>
-            <w:lang w:val="zh_TW" w:bidi="zh_TW"/>
-          </w:rPr>
-          <w:rPr>
-            <w:color w:val="0000EE"/>
-            <w:u w:val="single"/>
-          </w:rPr>
-          <w:t>撒上3:1</w:t>
-        </w:r>
-      </w:hyperlink>
-      <w:r>
-        <w:rPr>
-          <w:lang w:val="zh_TW" w:bidi="zh_TW"/>
-        </w:rPr>
-        <w:t>）。神的話不僅包括警告和命令，還包含應許。神的每一句話都是可信的（</w:t>
-      </w:r>
-      <w:hyperlink r:id="rId31">
-        <w:r>
-          <w:rPr>
-            <w:lang w:val="zh_TW" w:bidi="zh_TW"/>
-          </w:rPr>
-          <w:rPr>
-            <w:color w:val="0000EE"/>
-            <w:u w:val="single"/>
-          </w:rPr>
-          <w:t>賽31:2</w:t>
-        </w:r>
-      </w:hyperlink>
-      <w:r>
-        <w:rPr>
-          <w:lang w:val="zh_TW" w:bidi="zh_TW"/>
-        </w:rPr>
-        <w:t>），在天上永遠立定（</w:t>
-      </w:r>
-      <w:hyperlink r:id="rId32">
-        <w:r>
-          <w:rPr>
-            <w:lang w:val="zh_TW" w:bidi="zh_TW"/>
-          </w:rPr>
-          <w:rPr>
-            <w:color w:val="0000EE"/>
-            <w:u w:val="single"/>
-          </w:rPr>
-          <w:t>詩119:89</w:t>
-        </w:r>
-      </w:hyperlink>
-      <w:r>
-        <w:rPr>
-          <w:lang w:val="zh_TW" w:bidi="zh_TW"/>
-        </w:rPr>
-        <w:t>；</w:t>
-      </w:r>
-      <w:hyperlink r:id="rId33">
-        <w:r>
-          <w:rPr>
-            <w:lang w:val="zh_TW" w:bidi="zh_TW"/>
-          </w:rPr>
-          <w:rPr>
-            <w:color w:val="0000EE"/>
-            <w:u w:val="single"/>
-          </w:rPr>
-          <w:t>賽40:8</w:t>
-        </w:r>
-      </w:hyperlink>
-      <w:r>
-        <w:rPr>
-          <w:lang w:val="zh_TW" w:bidi="zh_TW"/>
-        </w:rPr>
-        <w:t>），並以神起誓為保證（</w:t>
-      </w:r>
-      <w:hyperlink r:id="rId34">
-        <w:r>
-          <w:rPr>
-            <w:lang w:val="zh_TW" w:bidi="zh_TW"/>
-          </w:rPr>
-          <w:rPr>
-            <w:color w:val="0000EE"/>
-            <w:u w:val="single"/>
-          </w:rPr>
-          <w:t>耶1:12</w:t>
-        </w:r>
-      </w:hyperlink>
-      <w:r>
-        <w:rPr>
-          <w:lang w:val="zh_TW" w:bidi="zh_TW"/>
-        </w:rPr>
-        <w:t>；</w:t>
-      </w:r>
-      <w:hyperlink r:id="rId35">
-        <w:r>
-          <w:rPr>
-            <w:lang w:val="zh_TW" w:bidi="zh_TW"/>
-          </w:rPr>
-          <w:rPr>
-            <w:color w:val="0000EE"/>
-            <w:u w:val="single"/>
-          </w:rPr>
-          <w:t>詩110:4</w:t>
-        </w:r>
-      </w:hyperlink>
-      <w:r>
-        <w:rPr>
-          <w:lang w:val="zh_TW" w:bidi="zh_TW"/>
-        </w:rPr>
-        <w:t>；</w:t>
-      </w:r>
-      <w:hyperlink r:id="rId36">
-        <w:r>
-          <w:rPr>
-            <w:lang w:val="zh_TW" w:bidi="zh_TW"/>
-          </w:rPr>
-          <w:rPr>
-            <w:color w:val="0000EE"/>
-            <w:u w:val="single"/>
-          </w:rPr>
-          <w:t>結12:25、28</w:t>
-        </w:r>
-      </w:hyperlink>
-      <w:r>
-        <w:rPr>
-          <w:lang w:val="zh_TW" w:bidi="zh_TW"/>
-        </w:rPr>
-        <w:t>）。神的話表達了神的心意，並不是沉重的或難以遵行的，反而是喜樂、盼望和保護的泉源，使人不致犯罪（</w:t>
-      </w:r>
-      <w:hyperlink r:id="rId37">
-        <w:r>
-          <w:rPr>
-            <w:lang w:val="zh_TW" w:bidi="zh_TW"/>
-          </w:rPr>
-          <w:rPr>
-            <w:color w:val="0000EE"/>
-            <w:u w:val="single"/>
-          </w:rPr>
-          <w:t>詩1，</w:t>
-        </w:r>
-      </w:hyperlink>
-      <w:hyperlink r:id="rId29">
-        <w:r>
-          <w:rPr>
-            <w:lang w:val="zh_TW" w:bidi="zh_TW"/>
-          </w:rPr>
-          <w:rPr>
-            <w:color w:val="0000EE"/>
-            <w:u w:val="single"/>
-          </w:rPr>
-          <w:t>119章</w:t>
-        </w:r>
-      </w:hyperlink>
-      <w:r>
-        <w:rPr>
-          <w:lang w:val="zh_TW" w:bidi="zh_TW"/>
-        </w:rPr>
-        <w:t>；</w:t>
-      </w:r>
-      <w:hyperlink r:id="rId38">
-        <w:r>
-          <w:rPr>
-            <w:lang w:val="zh_TW" w:bidi="zh_TW"/>
-          </w:rPr>
-          <w:rPr>
-            <w:color w:val="0000EE"/>
-            <w:u w:val="single"/>
-          </w:rPr>
-          <w:t>耶15:16</w:t>
-        </w:r>
-      </w:hyperlink>
-      <w:r>
-        <w:rPr>
-          <w:lang w:val="zh_TW" w:bidi="zh_TW"/>
-        </w:rPr>
-        <w:t>）。人可以靠神的話活著（</w:t>
-      </w:r>
-      <w:hyperlink r:id="rId39">
-        <w:r>
-          <w:rPr>
-            <w:lang w:val="zh_TW" w:bidi="zh_TW"/>
-          </w:rPr>
-          <w:rPr>
-            <w:color w:val="0000EE"/>
-            <w:u w:val="single"/>
-          </w:rPr>
-          <w:t>申8:3</w:t>
-        </w:r>
-      </w:hyperlink>
-      <w:r>
-        <w:rPr>
-          <w:lang w:val="zh_TW" w:bidi="zh_TW"/>
-        </w:rPr>
-        <w:t>；</w:t>
-      </w:r>
-      <w:hyperlink r:id="rId40">
-        <w:r>
-          <w:rPr>
-            <w:lang w:val="zh_TW" w:bidi="zh_TW"/>
-          </w:rPr>
-          <w:rPr>
-            <w:color w:val="0000EE"/>
-            <w:u w:val="single"/>
-          </w:rPr>
-          <w:t>太4:4</w:t>
-        </w:r>
-      </w:hyperlink>
-      <w:r>
-        <w:rPr>
-          <w:lang w:val="zh_TW" w:bidi="zh_TW"/>
-        </w:rPr>
-        <w:t>）。</w:t>
-      </w:r>
-    </w:p>
-    <w:p>
-      <w:pPr/>
-      <w:r>
-        <w:rPr>
-          <w:lang w:val="zh_TW" w:bidi="zh_TW"/>
-        </w:rPr>
-      </w:r>
-      <w:r>
-        <w:rPr>
-          <w:lang w:val="zh_TW" w:bidi="zh_TW"/>
-        </w:rPr>
-        <w:t>神的話有大能執行祂的旨意。它不會「徒然（empty）」返回祂那裡，而是會成就祂的旨意（</w:t>
-      </w:r>
-      <w:hyperlink r:id="rId41">
-        <w:r>
-          <w:rPr>
-            <w:lang w:val="zh_TW" w:bidi="zh_TW"/>
-          </w:rPr>
-          <w:rPr>
-            <w:color w:val="0000EE"/>
-            <w:u w:val="single"/>
-          </w:rPr>
-          <w:t>賽55:11</w:t>
-        </w:r>
-      </w:hyperlink>
-      <w:r>
-        <w:rPr>
-          <w:lang w:val="zh_TW" w:bidi="zh_TW"/>
-        </w:rPr>
-        <w:t>）。神憑著祂的話創造了世界，祂的話也持續維持著世界（</w:t>
-      </w:r>
-      <w:hyperlink r:id="rId42">
-        <w:r>
-          <w:rPr>
-            <w:lang w:val="zh_TW" w:bidi="zh_TW"/>
-          </w:rPr>
-          <w:rPr>
-            <w:color w:val="0000EE"/>
-            <w:u w:val="single"/>
-          </w:rPr>
-          <w:t>創1章</w:t>
-        </w:r>
-      </w:hyperlink>
-      <w:r>
-        <w:rPr>
-          <w:lang w:val="zh_TW" w:bidi="zh_TW"/>
-        </w:rPr>
-        <w:t>；</w:t>
-      </w:r>
-      <w:hyperlink r:id="rId43">
-        <w:r>
-          <w:rPr>
-            <w:lang w:val="zh_TW" w:bidi="zh_TW"/>
-          </w:rPr>
-          <w:rPr>
-            <w:color w:val="0000EE"/>
-            <w:u w:val="single"/>
-          </w:rPr>
-          <w:t>詩33:6</w:t>
-        </w:r>
-      </w:hyperlink>
-      <w:r>
-        <w:rPr>
-          <w:lang w:val="zh_TW" w:bidi="zh_TW"/>
-        </w:rPr>
-        <w:t>；參</w:t>
-      </w:r>
-      <w:hyperlink r:id="rId44">
-        <w:r>
-          <w:rPr>
-            <w:lang w:val="zh_TW" w:bidi="zh_TW"/>
-          </w:rPr>
-          <w:rPr>
-            <w:color w:val="0000EE"/>
-            <w:u w:val="single"/>
-          </w:rPr>
-          <w:t>來1:2</w:t>
-        </w:r>
-      </w:hyperlink>
-      <w:r>
-        <w:rPr>
-          <w:lang w:val="zh_TW" w:bidi="zh_TW"/>
-        </w:rPr>
-        <w:t>，</w:t>
-      </w:r>
-      <w:hyperlink r:id="rId45">
-        <w:r>
-          <w:rPr>
-            <w:lang w:val="zh_TW" w:bidi="zh_TW"/>
-          </w:rPr>
-          <w:rPr>
-            <w:color w:val="0000EE"/>
-            <w:u w:val="single"/>
-          </w:rPr>
-          <w:t>11:3</w:t>
-        </w:r>
-      </w:hyperlink>
-      <w:r>
-        <w:rPr>
-          <w:lang w:val="zh_TW" w:bidi="zh_TW"/>
-        </w:rPr>
-        <w:t>；</w:t>
-      </w:r>
-      <w:hyperlink r:id="rId46">
-        <w:r>
-          <w:rPr>
-            <w:lang w:val="zh_TW" w:bidi="zh_TW"/>
-          </w:rPr>
-          <w:rPr>
-            <w:color w:val="0000EE"/>
-            <w:u w:val="single"/>
-          </w:rPr>
-          <w:t>彼後3:5</w:t>
-        </w:r>
-      </w:hyperlink>
-      <w:r>
-        <w:rPr>
-          <w:lang w:val="zh_TW" w:bidi="zh_TW"/>
-        </w:rPr>
-        <w:t>）。最終，這些神的啟示被記錄下來，形成了聖經，成為「神的道」（</w:t>
-      </w:r>
-      <w:hyperlink r:id="rId47">
-        <w:r>
-          <w:rPr>
-            <w:lang w:val="zh_TW" w:bidi="zh_TW"/>
-          </w:rPr>
-          <w:rPr>
-            <w:color w:val="0000EE"/>
-            <w:u w:val="single"/>
-          </w:rPr>
-          <w:t>可7:13</w:t>
-        </w:r>
-      </w:hyperlink>
-      <w:r>
-        <w:rPr>
-          <w:lang w:val="zh_TW" w:bidi="zh_TW"/>
-        </w:rPr>
-        <w:t>；參</w:t>
-      </w:r>
-      <w:hyperlink r:id="rId48">
-        <w:r>
-          <w:rPr>
-            <w:lang w:val="zh_TW" w:bidi="zh_TW"/>
-          </w:rPr>
-          <w:rPr>
-            <w:color w:val="0000EE"/>
-            <w:u w:val="single"/>
-          </w:rPr>
-          <w:t>路16:29–31</w:t>
-        </w:r>
-      </w:hyperlink>
-      <w:r>
-        <w:rPr>
-          <w:lang w:val="zh_TW" w:bidi="zh_TW"/>
-        </w:rPr>
-        <w:t>；</w:t>
-      </w:r>
-      <w:hyperlink r:id="rId49">
-        <w:r>
-          <w:rPr>
-            <w:lang w:val="zh_TW" w:bidi="zh_TW"/>
-          </w:rPr>
-          <w:rPr>
-            <w:color w:val="0000EE"/>
-            <w:u w:val="single"/>
-          </w:rPr>
-          <w:t>約5:39</w:t>
-        </w:r>
-      </w:hyperlink>
-      <w:r>
-        <w:rPr>
-          <w:lang w:val="zh_TW" w:bidi="zh_TW"/>
-        </w:rPr>
-        <w:t>）。</w:t>
-      </w:r>
-    </w:p>
-    <w:p>
-      <w:pPr/>
-      <w:r>
-        <w:rPr>
-          <w:lang w:val="zh_TW" w:bidi="zh_TW"/>
-        </w:rPr>
-      </w:r>
-      <w:r>
-        <w:rPr>
-          <w:lang w:val="zh_TW" w:bidi="zh_TW"/>
-        </w:rPr>
-        <w:t>耶穌傳講神的話，祂「說話行事都有大能」（</w:t>
-      </w:r>
-      <w:hyperlink r:id="rId50">
-        <w:r>
-          <w:rPr>
-            <w:lang w:val="zh_TW" w:bidi="zh_TW"/>
-          </w:rPr>
-          <w:rPr>
-            <w:color w:val="0000EE"/>
-            <w:u w:val="single"/>
-          </w:rPr>
-          <w:t>路24:19</w:t>
-        </w:r>
-      </w:hyperlink>
-      <w:r>
-        <w:rPr>
-          <w:lang w:val="zh_TW" w:bidi="zh_TW"/>
-        </w:rPr>
-        <w:t>），並且以權柄教訓人（</w:t>
-      </w:r>
-      <w:hyperlink r:id="rId51">
-        <w:r>
-          <w:rPr>
-            <w:lang w:val="zh_TW" w:bidi="zh_TW"/>
-          </w:rPr>
-          <w:rPr>
-            <w:color w:val="0000EE"/>
-            <w:u w:val="single"/>
-          </w:rPr>
-          <w:t>可1:22、27</w:t>
-        </w:r>
-      </w:hyperlink>
-      <w:r>
-        <w:rPr>
-          <w:lang w:val="zh_TW" w:bidi="zh_TW"/>
-        </w:rPr>
-        <w:t>）。祂的話對自然界、疾病、惡鬼，甚至死亡都有權柄（</w:t>
-      </w:r>
-      <w:hyperlink r:id="rId52">
-        <w:r>
-          <w:rPr>
-            <w:lang w:val="zh_TW" w:bidi="zh_TW"/>
-          </w:rPr>
-          <w:rPr>
-            <w:color w:val="0000EE"/>
-            <w:u w:val="single"/>
-          </w:rPr>
-          <w:t>太8:8、13</w:t>
-        </w:r>
-      </w:hyperlink>
-      <w:r>
-        <w:rPr>
-          <w:lang w:val="zh_TW" w:bidi="zh_TW"/>
-        </w:rPr>
-        <w:t>）。耶穌的「天國道理」像是播種在願意的心田中，當它被接受，就會生出為神結的果子（</w:t>
-      </w:r>
-      <w:hyperlink r:id="rId53">
-        <w:r>
-          <w:rPr>
-            <w:lang w:val="zh_TW" w:bidi="zh_TW"/>
-          </w:rPr>
-          <w:rPr>
-            <w:color w:val="0000EE"/>
-            <w:u w:val="single"/>
-          </w:rPr>
-          <w:t>太13:19</w:t>
-        </w:r>
-      </w:hyperlink>
-      <w:r>
-        <w:rPr>
-          <w:lang w:val="zh_TW" w:bidi="zh_TW"/>
-        </w:rPr>
-        <w:t>；</w:t>
-      </w:r>
-      <w:hyperlink r:id="rId54">
-        <w:r>
-          <w:rPr>
-            <w:lang w:val="zh_TW" w:bidi="zh_TW"/>
-          </w:rPr>
-          <w:rPr>
-            <w:color w:val="0000EE"/>
-            <w:u w:val="single"/>
-          </w:rPr>
-          <w:t>可4:14</w:t>
-        </w:r>
-      </w:hyperlink>
-      <w:r>
-        <w:rPr>
-          <w:lang w:val="zh_TW" w:bidi="zh_TW"/>
-        </w:rPr>
-        <w:t>）。耶穌的話潔淨了祂的門徒，並使他們得自由（</w:t>
-      </w:r>
-      <w:hyperlink r:id="rId55">
-        <w:r>
-          <w:rPr>
-            <w:lang w:val="zh_TW" w:bidi="zh_TW"/>
-          </w:rPr>
-          <w:rPr>
-            <w:color w:val="0000EE"/>
-            <w:u w:val="single"/>
-          </w:rPr>
-          <w:t>約8:31</w:t>
-        </w:r>
-      </w:hyperlink>
-      <w:r>
-        <w:rPr>
-          <w:lang w:val="zh_TW" w:bidi="zh_TW"/>
-        </w:rPr>
-        <w:t>，</w:t>
-      </w:r>
-      <w:hyperlink r:id="rId56">
-        <w:r>
-          <w:rPr>
-            <w:lang w:val="zh_TW" w:bidi="zh_TW"/>
-          </w:rPr>
-          <w:rPr>
-            <w:color w:val="0000EE"/>
-            <w:u w:val="single"/>
-          </w:rPr>
-          <w:t>12:48</w:t>
-        </w:r>
-      </w:hyperlink>
-      <w:r>
-        <w:rPr>
-          <w:lang w:val="zh_TW" w:bidi="zh_TW"/>
-        </w:rPr>
-        <w:t>，</w:t>
-      </w:r>
-      <w:hyperlink r:id="rId57">
-        <w:r>
-          <w:rPr>
-            <w:lang w:val="zh_TW" w:bidi="zh_TW"/>
-          </w:rPr>
-          <w:rPr>
-            <w:color w:val="0000EE"/>
-            <w:u w:val="single"/>
-          </w:rPr>
-          <w:t>15:3</w:t>
-        </w:r>
-      </w:hyperlink>
-      <w:r>
-        <w:rPr>
-          <w:lang w:val="zh_TW" w:bidi="zh_TW"/>
-        </w:rPr>
-        <w:t>，</w:t>
-      </w:r>
-      <w:hyperlink r:id="rId58">
-        <w:r>
-          <w:rPr>
-            <w:lang w:val="zh_TW" w:bidi="zh_TW"/>
-          </w:rPr>
-          <w:rPr>
-            <w:color w:val="0000EE"/>
-            <w:u w:val="single"/>
-          </w:rPr>
-          <w:t>17:14</w:t>
-        </w:r>
-      </w:hyperlink>
-      <w:r>
-        <w:rPr>
-          <w:lang w:val="zh_TW" w:bidi="zh_TW"/>
-        </w:rPr>
-        <w:t>）。教會所傳講的信心之道（</w:t>
-      </w:r>
-      <w:hyperlink r:id="rId59">
-        <w:r>
-          <w:rPr>
-            <w:lang w:val="zh_TW" w:bidi="zh_TW"/>
-          </w:rPr>
-          <w:rPr>
-            <w:color w:val="0000EE"/>
-            <w:u w:val="single"/>
-          </w:rPr>
-          <w:t>羅10:8</w:t>
-        </w:r>
-      </w:hyperlink>
-      <w:hyperlink r:id="rId60">
-        <w:r>
-          <w:rPr>
-            <w:lang w:val="zh_TW" w:bidi="zh_TW"/>
-          </w:rPr>
-          <w:rPr>
-            <w:color w:val="0000EE"/>
-            <w:u w:val="single"/>
-          </w:rPr>
-          <w:t>–</w:t>
-        </w:r>
-      </w:hyperlink>
-      <w:hyperlink r:id="rId59">
-        <w:r>
-          <w:rPr>
-            <w:lang w:val="zh_TW" w:bidi="zh_TW"/>
-          </w:rPr>
-          <w:rPr>
-            <w:color w:val="0000EE"/>
-            <w:u w:val="single"/>
-          </w:rPr>
-          <w:t>9、17</w:t>
-        </w:r>
-      </w:hyperlink>
-      <w:r>
-        <w:rPr>
-          <w:lang w:val="zh_TW" w:bidi="zh_TW"/>
-        </w:rPr>
-        <w:t>）有各種不同的描述：</w:t>
-      </w:r>
-    </w:p>
-    <w:p>
-      <w:pPr>
-        <w:pStyle w:val="ListBullet"/>
-        <w:spacing w:line="240" w:lineRule="auto"/>
-        <w:ind w:left="720"/>
-      </w:pPr>
-      <w:r>
-        <w:rPr>
-          <w:lang w:val="zh_TW" w:bidi="zh_TW"/>
-        </w:rPr>
-      </w:r>
-      <w:r>
-        <w:rPr>
-          <w:lang w:val="zh_TW" w:bidi="zh_TW"/>
-        </w:rPr>
-        <w:t>救恩（salvation）之道</w:t>
-      </w:r>
-    </w:p>
-    <w:p>
-      <w:pPr>
-        <w:pStyle w:val="ListBullet"/>
-        <w:spacing w:line="240" w:lineRule="auto"/>
-        <w:ind w:left="720"/>
-      </w:pPr>
-      <w:r>
-        <w:rPr>
-          <w:lang w:val="zh_TW" w:bidi="zh_TW"/>
-        </w:rPr>
-      </w:r>
-      <w:r>
-        <w:rPr>
-          <w:lang w:val="zh_TW" w:bidi="zh_TW"/>
-        </w:rPr>
-        <w:t>恩典（grace）之道</w:t>
-      </w:r>
-    </w:p>
-    <w:p>
-      <w:pPr>
-        <w:pStyle w:val="ListBullet"/>
-        <w:spacing w:line="240" w:lineRule="auto"/>
-        <w:ind w:left="720"/>
-      </w:pPr>
-      <w:r>
-        <w:rPr>
-          <w:lang w:val="zh_TW" w:bidi="zh_TW"/>
-        </w:rPr>
-      </w:r>
-      <w:r>
-        <w:rPr>
-          <w:lang w:val="zh_TW" w:bidi="zh_TW"/>
-        </w:rPr>
-        <w:t>和好（reconciliation）之道</w:t>
-      </w:r>
-    </w:p>
-    <w:p>
-      <w:pPr>
-        <w:pStyle w:val="ListBullet"/>
-        <w:spacing w:line="240" w:lineRule="auto"/>
-        <w:ind w:left="720"/>
-      </w:pPr>
-      <w:r>
-        <w:rPr>
-          <w:lang w:val="zh_TW" w:bidi="zh_TW"/>
-        </w:rPr>
-      </w:r>
-      <w:r>
-        <w:rPr>
-          <w:lang w:val="zh_TW" w:bidi="zh_TW"/>
-        </w:rPr>
-        <w:t>福音（the gospel）之道</w:t>
-      </w:r>
-    </w:p>
-    <w:p>
-      <w:pPr>
-        <w:pStyle w:val="ListBullet"/>
-        <w:spacing w:line="240" w:lineRule="auto"/>
-        <w:ind w:left="720"/>
-      </w:pPr>
-      <w:r>
-        <w:rPr>
-          <w:lang w:val="zh_TW" w:bidi="zh_TW"/>
-        </w:rPr>
-      </w:r>
-      <w:r>
-        <w:rPr>
-          <w:lang w:val="zh_TW" w:bidi="zh_TW"/>
-        </w:rPr>
-        <w:t>公義（righteousness）之道</w:t>
-      </w:r>
-    </w:p>
-    <w:p>
-      <w:pPr>
-        <w:pStyle w:val="ListBullet"/>
-        <w:spacing w:line="240" w:lineRule="auto"/>
-        <w:ind w:left="720"/>
-      </w:pPr>
-      <w:r>
-        <w:rPr>
-          <w:lang w:val="zh_TW" w:bidi="zh_TW"/>
-        </w:rPr>
-      </w:r>
-      <w:r>
-        <w:rPr>
-          <w:lang w:val="zh_TW" w:bidi="zh_TW"/>
-        </w:rPr>
-        <w:t>生命（life）之道</w:t>
-      </w:r>
-    </w:p>
-    <w:p>
-      <w:pPr>
-        <w:pStyle w:val="Heading3"/>
-      </w:pPr>
-      <w:r>
-        <w:rPr>
-          <w:lang w:val="zh_TW" w:bidi="zh_TW"/>
-        </w:rPr>
-        <w:t>神的道</w:t>
-      </w:r>
-    </w:p>
-    <w:p>
-      <w:pPr/>
-      <w:r>
-        <w:rPr>
-          <w:lang w:val="zh_TW" w:bidi="zh_TW"/>
-        </w:rPr>
-      </w:r>
-      <w:r>
-        <w:rPr>
-          <w:lang w:val="zh_TW" w:bidi="zh_TW"/>
-        </w:rPr>
-        <w:t>在約翰福音的開頭，約翰稱神的兒子為「道（the Word）」。作為「道」，子完全啟示並傳達了神。「道」的希臘文是</w:t>
-      </w:r>
-      <w:r>
-        <w:rPr>
-          <w:i/>
-          <w:lang w:val="zh_TW" w:bidi="zh_TW"/>
-        </w:rPr>
-        <w:t>logos</w:t>
-      </w:r>
-      <w:r>
-        <w:rPr>
-          <w:lang w:val="zh_TW" w:bidi="zh_TW"/>
-        </w:rPr>
-        <w:t>，這個詞在希臘文化中有兩個主要含義。它可以指人的內在思想或理性，也可以指思想的表達，即言語。在希臘哲學中，</w:t>
-      </w:r>
-      <w:r>
-        <w:rPr>
-          <w:i/>
-          <w:lang w:val="zh_TW" w:bidi="zh_TW"/>
-        </w:rPr>
-        <w:t>logos</w:t>
-      </w:r>
-      <w:r>
-        <w:rPr>
-          <w:lang w:val="zh_TW" w:bidi="zh_TW"/>
-        </w:rPr>
-        <w:t xml:space="preserve"> 也意味著宇宙的原則或創造宇宙的能量。</w:t>
-      </w:r>
-    </w:p>
-    <w:p>
-      <w:pPr/>
-      <w:r>
-        <w:rPr>
-          <w:lang w:val="zh_TW" w:bidi="zh_TW"/>
-        </w:rPr>
-      </w:r>
-      <w:r>
-        <w:rPr>
-          <w:lang w:val="zh_TW" w:bidi="zh_TW"/>
-        </w:rPr>
-        <w:t>在猶太和希臘思想中，</w:t>
-      </w:r>
-      <w:r>
-        <w:rPr>
-          <w:i/>
-          <w:lang w:val="zh_TW" w:bidi="zh_TW"/>
-        </w:rPr>
-        <w:t>logos</w:t>
-      </w:r>
-      <w:r>
-        <w:rPr>
-          <w:lang w:val="zh_TW" w:bidi="zh_TW"/>
-        </w:rPr>
-        <w:t>與創始的概念有關——世界是藉著神的道創造的（</w:t>
-      </w:r>
-      <w:hyperlink r:id="rId61">
-        <w:r>
-          <w:rPr>
-            <w:lang w:val="zh_TW" w:bidi="zh_TW"/>
-          </w:rPr>
-          <w:rPr>
-            <w:color w:val="0000EE"/>
-            <w:u w:val="single"/>
-          </w:rPr>
-          <w:t>創1:3</w:t>
-        </w:r>
-      </w:hyperlink>
-      <w:r>
-        <w:rPr>
-          <w:lang w:val="zh_TW" w:bidi="zh_TW"/>
-        </w:rPr>
-        <w:t>及其下文，重複地出現「神說」這個短語）。約翰考慮過這些想法，但他最可能是創造了一個新的概念來識別神的兒子是神在人類形象中的表達（</w:t>
-      </w:r>
-      <w:hyperlink r:id="rId62">
-        <w:r>
-          <w:rPr>
-            <w:lang w:val="zh_TW" w:bidi="zh_TW"/>
-          </w:rPr>
-          <w:rPr>
-            <w:color w:val="0000EE"/>
-            <w:u w:val="single"/>
-          </w:rPr>
-          <w:t>約1:14</w:t>
-        </w:r>
-      </w:hyperlink>
-      <w:r>
-        <w:rPr>
-          <w:lang w:val="zh_TW" w:bidi="zh_TW"/>
-        </w:rPr>
-        <w:t>）。</w:t>
-      </w:r>
-    </w:p>
-    <w:p>
-      <w:pPr/>
-      <w:r>
-        <w:rPr>
-          <w:lang w:val="zh_TW" w:bidi="zh_TW"/>
-        </w:rPr>
-      </w:r>
-      <w:r>
-        <w:rPr>
-          <w:lang w:val="zh_TW" w:bidi="zh_TW"/>
-        </w:rPr>
-        <w:t>子是那不能看見之神的形像（</w:t>
-      </w:r>
-      <w:hyperlink r:id="rId63">
-        <w:r>
-          <w:rPr>
-            <w:lang w:val="zh_TW" w:bidi="zh_TW"/>
-          </w:rPr>
-          <w:rPr>
-            <w:color w:val="0000EE"/>
-            <w:u w:val="single"/>
-          </w:rPr>
-          <w:t>西1:15</w:t>
-        </w:r>
-      </w:hyperlink>
-      <w:r>
-        <w:rPr>
-          <w:lang w:val="zh_TW" w:bidi="zh_TW"/>
-        </w:rPr>
-        <w:t>），是神本體的真像（</w:t>
-      </w:r>
-      <w:hyperlink r:id="rId64">
-        <w:r>
-          <w:rPr>
-            <w:lang w:val="zh_TW" w:bidi="zh_TW"/>
-          </w:rPr>
-          <w:rPr>
-            <w:color w:val="0000EE"/>
-            <w:u w:val="single"/>
-          </w:rPr>
-          <w:t>來1:3</w:t>
-        </w:r>
-      </w:hyperlink>
-      <w:r>
-        <w:rPr>
-          <w:lang w:val="zh_TW" w:bidi="zh_TW"/>
-        </w:rPr>
-        <w:t>）。在神格（Godhead）中，子啟示並使神為人所知，這是約翰福音中的一個關鍵主題。約翰在約翰壹書中使用了類似的稱號：「生命之道」（</w:t>
-      </w:r>
-      <w:hyperlink r:id="rId65">
-        <w:r>
-          <w:rPr>
-            <w:lang w:val="zh_TW" w:bidi="zh_TW"/>
-          </w:rPr>
-          <w:rPr>
-            <w:color w:val="0000EE"/>
-            <w:u w:val="single"/>
-          </w:rPr>
-          <w:t>約一1:1–3</w:t>
-        </w:r>
-      </w:hyperlink>
-      <w:r>
-        <w:rPr>
-          <w:lang w:val="zh_TW" w:bidi="zh_TW"/>
-        </w:rPr>
-        <w:t>）。在</w:t>
-      </w:r>
-      <w:hyperlink r:id="rId66">
-        <w:r>
-          <w:rPr>
-            <w:lang w:val="zh_TW" w:bidi="zh_TW"/>
-          </w:rPr>
-          <w:rPr>
-            <w:color w:val="0000EE"/>
-            <w:u w:val="single"/>
-          </w:rPr>
-          <w:t>啟示錄十九章11至16節</w:t>
-        </w:r>
-      </w:hyperlink>
-      <w:r>
-        <w:rPr>
-          <w:lang w:val="zh_TW" w:bidi="zh_TW"/>
-        </w:rPr>
-        <w:t>中，耶穌被顯明為萬王之王、萬主之主，祂有一個名字：「神的道（the Word of God）」。</w:t>
-      </w:r>
-    </w:p>
-    <w:p>
-      <w:pPr/>
-      <w:r>
-        <w:rPr>
-          <w:lang w:val="zh_TW" w:bidi="zh_TW"/>
-        </w:rPr>
-      </w:r>
-      <w:r>
-        <w:rPr>
-          <w:i/>
-          <w:lang w:val="zh_TW" w:bidi="zh_TW"/>
-        </w:rPr>
-        <w:t>另見</w:t>
-      </w:r>
-      <w:r>
-        <w:rPr>
-          <w:lang w:val="zh_TW" w:bidi="zh_TW"/>
-        </w:rPr>
-        <w:t xml:space="preserve"> </w:t>
-      </w:r>
-      <w:r>
-        <w:rPr>
-          <w:lang w:val="zh_TW" w:bidi="zh_TW"/>
-        </w:rPr>
-        <w:t>聖經</w:t>
-      </w:r>
-      <w:r>
-        <w:rPr>
-          <w:lang w:val="zh_TW" w:bidi="zh_TW"/>
-        </w:rPr>
-        <w:t>；</w:t>
-      </w:r>
-      <w:r>
-        <w:rPr>
-          <w:lang w:val="zh_TW" w:bidi="zh_TW"/>
-        </w:rPr>
-        <w:t>約翰福音</w:t>
-      </w:r>
-      <w:r>
-        <w:rPr>
-          <w:lang w:val="zh_TW" w:bidi="zh_TW"/>
-        </w:rPr>
-        <w:t>；</w:t>
-      </w:r>
-      <w:r>
-        <w:rPr>
-          <w:lang w:val="zh_TW" w:bidi="zh_TW"/>
-        </w:rPr>
-        <w:t>道</w:t>
-      </w:r>
-      <w:r>
-        <w:rPr>
-          <w:lang w:val="zh_TW" w:bidi="zh_TW"/>
-        </w:rPr>
-        <w:t>；</w:t>
-      </w:r>
-      <w:r>
-        <w:rPr>
-          <w:lang w:val="zh_TW" w:bidi="zh_TW"/>
-        </w:rPr>
-        <w:t>啟示</w:t>
-      </w:r>
-      <w:r>
-        <w:rPr>
-          <w:lang w:val="zh_TW" w:bidi="zh_TW"/>
-        </w:rPr>
-        <w:t>。</w:t>
       </w:r>
       <w:r>
         <w:rPr>

--- a/zht/docx/058.content.docx
+++ b/zht/docx/058.content.docx
@@ -149,7 +149,7 @@
         <w:rPr>
           <w:lang w:val="zh_TW" w:bidi="zh_TW"/>
         </w:rPr>
-        <w:t>hu</w:t>
+        <w:t>hong</w:t>
       </w:r>
       <w:r>
         <w:rPr>
@@ -212,7 +212,7 @@
         <w:rPr>
           <w:lang w:val="zh_TW" w:bidi="zh_TW"/>
         </w:rPr>
-        <w:t>戶勒</w:t>
+        <w:t>烘焙師</w:t>
       </w:r>
       <w:r>
         <w:rPr>
@@ -231,7 +231,25 @@
         <w:rPr>
           <w:lang w:val="zh_TW" w:bidi="zh_TW"/>
         </w:rPr>
-        <w:t>亞蘭的兒子，閃的孫子（</w:t>
+        <w:t>烘焙師是預備食物的人。在聖經時代，烘焙師的工作場所包括：</w:t>
+      </w:r>
+    </w:p>
+    <w:p>
+      <w:pPr>
+        <w:pStyle w:val="ListBullet"/>
+        <w:spacing w:line="240" w:lineRule="auto"/>
+        <w:ind w:left="720"/>
+      </w:pPr>
+      <w:r>
+        <w:rPr>
+          <w:lang w:val="zh_TW" w:bidi="zh_TW"/>
+        </w:rPr>
+      </w:r>
+      <w:r>
+        <w:rPr>
+          <w:lang w:val="zh_TW" w:bidi="zh_TW"/>
+        </w:rPr>
+        <w:t>家中（</w:t>
       </w:r>
       <w:hyperlink r:id="rId13">
         <w:r>
@@ -242,14 +260,32 @@
             <w:color w:val="0000EE"/>
             <w:u w:val="single"/>
           </w:rPr>
-          <w:t>創10:23</w:t>
+          <w:t>創19:3</w:t>
         </w:r>
       </w:hyperlink>
       <w:r>
         <w:rPr>
           <w:lang w:val="zh_TW" w:bidi="zh_TW"/>
         </w:rPr>
-        <w:t>；</w:t>
+        <w:t>），</w:t>
+      </w:r>
+    </w:p>
+    <w:p>
+      <w:pPr>
+        <w:pStyle w:val="ListBullet"/>
+        <w:spacing w:line="240" w:lineRule="auto"/>
+        <w:ind w:left="720"/>
+      </w:pPr>
+      <w:r>
+        <w:rPr>
+          <w:lang w:val="zh_TW" w:bidi="zh_TW"/>
+        </w:rPr>
+      </w:r>
+      <w:r>
+        <w:rPr>
+          <w:lang w:val="zh_TW" w:bidi="zh_TW"/>
+        </w:rPr>
+        <w:t>公共的烘焙作坊（</w:t>
       </w:r>
       <w:hyperlink r:id="rId14">
         <w:r>
@@ -260,14 +296,922 @@
             <w:color w:val="0000EE"/>
             <w:u w:val="single"/>
           </w:rPr>
-          <w:t>代上1:17</w:t>
+          <w:t>耶37:21</w:t>
         </w:r>
       </w:hyperlink>
       <w:r>
         <w:rPr>
           <w:lang w:val="zh_TW" w:bidi="zh_TW"/>
         </w:rPr>
-        <w:t>）。</w:t>
+        <w:t>），</w:t>
+      </w:r>
+    </w:p>
+    <w:p>
+      <w:pPr>
+        <w:pStyle w:val="ListBullet"/>
+        <w:spacing w:line="240" w:lineRule="auto"/>
+        <w:ind w:left="720"/>
+      </w:pPr>
+      <w:r>
+        <w:rPr>
+          <w:lang w:val="zh_TW" w:bidi="zh_TW"/>
+        </w:rPr>
+      </w:r>
+      <w:r>
+        <w:rPr>
+          <w:lang w:val="zh_TW" w:bidi="zh_TW"/>
+        </w:rPr>
+        <w:t>君王和貴族的宮殿中（</w:t>
+      </w:r>
+      <w:hyperlink r:id="rId15">
+        <w:r>
+          <w:rPr>
+            <w:lang w:val="zh_TW" w:bidi="zh_TW"/>
+          </w:rPr>
+          <w:rPr>
+            <w:color w:val="0000EE"/>
+            <w:u w:val="single"/>
+          </w:rPr>
+          <w:t>創40:1</w:t>
+        </w:r>
+      </w:hyperlink>
+      <w:hyperlink r:id="rId15">
+        <w:r>
+          <w:rPr>
+            <w:lang w:val="zh_TW" w:bidi="zh_TW"/>
+          </w:rPr>
+          <w:rPr>
+            <w:color w:val="0000EE"/>
+            <w:u w:val="single"/>
+          </w:rPr>
+          <w:t>-</w:t>
+        </w:r>
+      </w:hyperlink>
+      <w:r>
+        <w:rPr>
+          <w:lang w:val="zh_TW" w:bidi="zh_TW"/>
+        </w:rPr>
+        <w:t>22，</w:t>
+      </w:r>
+      <w:hyperlink r:id="rId16">
+        <w:r>
+          <w:rPr>
+            <w:lang w:val="zh_TW" w:bidi="zh_TW"/>
+          </w:rPr>
+          <w:rPr>
+            <w:color w:val="0000EE"/>
+            <w:u w:val="single"/>
+          </w:rPr>
+          <w:t>41:10</w:t>
+        </w:r>
+      </w:hyperlink>
+      <w:r>
+        <w:rPr>
+          <w:lang w:val="zh_TW" w:bidi="zh_TW"/>
+        </w:rPr>
+        <w:t>、</w:t>
+      </w:r>
+      <w:hyperlink r:id="rId16">
+        <w:r>
+          <w:rPr>
+            <w:lang w:val="zh_TW" w:bidi="zh_TW"/>
+          </w:rPr>
+          <w:rPr>
+            <w:color w:val="0000EE"/>
+            <w:u w:val="single"/>
+          </w:rPr>
+          <w:t>13</w:t>
+        </w:r>
+      </w:hyperlink>
+      <w:r>
+        <w:rPr>
+          <w:lang w:val="zh_TW" w:bidi="zh_TW"/>
+        </w:rPr>
+        <w:t>；</w:t>
+      </w:r>
+      <w:hyperlink r:id="rId17">
+        <w:r>
+          <w:rPr>
+            <w:lang w:val="zh_TW" w:bidi="zh_TW"/>
+          </w:rPr>
+          <w:rPr>
+            <w:color w:val="0000EE"/>
+            <w:u w:val="single"/>
+          </w:rPr>
+          <w:t>撒上8:13</w:t>
+        </w:r>
+      </w:hyperlink>
+      <w:r>
+        <w:rPr>
+          <w:lang w:val="zh_TW" w:bidi="zh_TW"/>
+        </w:rPr>
+        <w:t>）</w:t>
+      </w:r>
+    </w:p>
+    <w:p>
+      <w:pPr/>
+      <w:r>
+        <w:rPr>
+          <w:lang w:val="zh_TW" w:bidi="zh_TW"/>
+        </w:rPr>
+      </w:r>
+      <w:r>
+        <w:rPr>
+          <w:lang w:val="zh_TW" w:bidi="zh_TW"/>
+        </w:rPr>
+        <w:t>他們以油和麵粉這些基本原料製作餅和糕。以色列人在逃離埃及時，在旅程中烤了無酵餅作為食物（</w:t>
+      </w:r>
+      <w:hyperlink r:id="rId18">
+        <w:r>
+          <w:rPr>
+            <w:lang w:val="zh_TW" w:bidi="zh_TW"/>
+          </w:rPr>
+          <w:rPr>
+            <w:color w:val="0000EE"/>
+            <w:u w:val="single"/>
+          </w:rPr>
+          <w:t>出12:39</w:t>
+        </w:r>
+      </w:hyperlink>
+      <w:r>
+        <w:rPr>
+          <w:lang w:val="zh_TW" w:bidi="zh_TW"/>
+        </w:rPr>
+        <w:t>）。這些餅和糕通常是在平底鍋或爐中烘烤而成（</w:t>
+      </w:r>
+      <w:hyperlink r:id="rId19">
+        <w:r>
+          <w:rPr>
+            <w:lang w:val="zh_TW" w:bidi="zh_TW"/>
+          </w:rPr>
+          <w:rPr>
+            <w:color w:val="0000EE"/>
+            <w:u w:val="single"/>
+          </w:rPr>
+          <w:t>利2:4</w:t>
+        </w:r>
+      </w:hyperlink>
+      <w:r>
+        <w:rPr>
+          <w:lang w:val="zh_TW" w:bidi="zh_TW"/>
+        </w:rPr>
+        <w:t>，</w:t>
+      </w:r>
+      <w:hyperlink r:id="rId20">
+        <w:r>
+          <w:rPr>
+            <w:lang w:val="zh_TW" w:bidi="zh_TW"/>
+          </w:rPr>
+          <w:rPr>
+            <w:color w:val="0000EE"/>
+            <w:u w:val="single"/>
+          </w:rPr>
+          <w:t>26:26</w:t>
+        </w:r>
+      </w:hyperlink>
+      <w:r>
+        <w:rPr>
+          <w:lang w:val="zh_TW" w:bidi="zh_TW"/>
+        </w:rPr>
+        <w:t>）。隨著以色列社會的發展，專業的烘焙師逐漸出現，並形成行會。有人便指出，何西阿可能曾從事烘焙工作，因為他對烘焙技術十分熟悉（</w:t>
+      </w:r>
+      <w:hyperlink r:id="rId21">
+        <w:r>
+          <w:rPr>
+            <w:lang w:val="zh_TW" w:bidi="zh_TW"/>
+          </w:rPr>
+          <w:rPr>
+            <w:color w:val="0000EE"/>
+            <w:u w:val="single"/>
+          </w:rPr>
+          <w:t>何7:4</w:t>
+        </w:r>
+      </w:hyperlink>
+      <w:hyperlink r:id="rId21">
+        <w:r>
+          <w:rPr>
+            <w:lang w:val="zh_TW" w:bidi="zh_TW"/>
+          </w:rPr>
+          <w:rPr>
+            <w:color w:val="0000EE"/>
+            <w:u w:val="single"/>
+          </w:rPr>
+          <w:t>-</w:t>
+        </w:r>
+      </w:hyperlink>
+      <w:r>
+        <w:rPr>
+          <w:lang w:val="zh_TW" w:bidi="zh_TW"/>
+        </w:rPr>
+        <w:t>8）。</w:t>
+      </w:r>
+    </w:p>
+    <w:p>
+      <w:pPr/>
+      <w:r>
+        <w:rPr>
+          <w:lang w:val="zh_TW" w:bidi="zh_TW"/>
+        </w:rPr>
+      </w:r>
+      <w:r>
+        <w:rPr>
+          <w:i/>
+          <w:lang w:val="zh_TW" w:bidi="zh_TW"/>
+        </w:rPr>
+        <w:t>另見</w:t>
+      </w:r>
+      <w:r>
+        <w:rPr>
+          <w:lang w:val="zh_TW" w:bidi="zh_TW"/>
+        </w:rPr>
+        <w:t xml:space="preserve"> </w:t>
+      </w:r>
+      <w:r>
+        <w:rPr>
+          <w:lang w:val="zh_TW" w:bidi="zh_TW"/>
+        </w:rPr>
+        <w:t>食物和食物準備</w:t>
+      </w:r>
+      <w:r>
+        <w:rPr>
+          <w:lang w:val="zh_TW" w:bidi="zh_TW"/>
+        </w:rPr>
+        <w:t>。</w:t>
+      </w:r>
+      <w:r>
+        <w:rPr>
+          <w:lang w:val="zh_TW" w:bidi="zh_TW"/>
+        </w:rPr>
+      </w:r>
+      <w:r>
+        <w:rPr>
+          <w:lang w:val="zh_TW" w:bidi="zh_TW"/>
+        </w:rPr>
+      </w:r>
+    </w:p>
+    <w:p>
+      <w:pPr/>
+      <w:r>
+        <w:rPr>
+          <w:lang w:val="zh_TW" w:bidi="zh_TW"/>
+        </w:rPr>
+      </w:r>
+    </w:p>
+    <w:p>
+      <w:pPr>
+        <w:pStyle w:val="Heading2"/>
+      </w:pPr>
+      <w:r>
+        <w:rPr>
+          <w:lang w:val="zh_TW" w:bidi="zh_TW"/>
+        </w:rPr>
+        <w:t>洪水</w:t>
+      </w:r>
+      <w:r>
+        <w:rPr>
+          <w:lang w:val="zh_TW" w:bidi="zh_TW"/>
+        </w:rPr>
+      </w:r>
+    </w:p>
+    <w:p>
+      <w:pPr/>
+      <w:r>
+        <w:rPr>
+          <w:lang w:val="zh_TW" w:bidi="zh_TW"/>
+        </w:rPr>
+      </w:r>
+      <w:r>
+        <w:rPr>
+          <w:lang w:val="zh_TW" w:bidi="zh_TW"/>
+        </w:rPr>
+        <w:t>水勢上漲氾濫，淹沒大地，特別指</w:t>
+      </w:r>
+      <w:hyperlink r:id="rId22">
+        <w:r>
+          <w:rPr>
+            <w:lang w:val="zh_TW" w:bidi="zh_TW"/>
+          </w:rPr>
+          <w:rPr>
+            <w:color w:val="0000EE"/>
+            <w:u w:val="single"/>
+          </w:rPr>
+          <w:t>創世記六至九章</w:t>
+        </w:r>
+      </w:hyperlink>
+      <w:r>
+        <w:rPr>
+          <w:lang w:val="zh_TW" w:bidi="zh_TW"/>
+        </w:rPr>
+        <w:t>挪亞時代的洪水。</w:t>
+      </w:r>
+    </w:p>
+    <w:p>
+      <w:pPr>
+        <w:pStyle w:val="Heading3"/>
+      </w:pPr>
+      <w:r>
+        <w:rPr>
+          <w:lang w:val="zh_TW" w:bidi="zh_TW"/>
+        </w:rPr>
+        <w:t>聖經記載</w:t>
+      </w:r>
+    </w:p>
+    <w:p>
+      <w:pPr/>
+      <w:r>
+        <w:rPr>
+          <w:lang w:val="zh_TW" w:bidi="zh_TW"/>
+        </w:rPr>
+      </w:r>
+      <w:r>
+        <w:rPr>
+          <w:lang w:val="zh_TW" w:bidi="zh_TW"/>
+        </w:rPr>
+        <w:t>挪亞洪水的故事記載在</w:t>
+      </w:r>
+      <w:hyperlink r:id="rId22">
+        <w:r>
+          <w:rPr>
+            <w:lang w:val="zh_TW" w:bidi="zh_TW"/>
+          </w:rPr>
+          <w:rPr>
+            <w:color w:val="0000EE"/>
+            <w:u w:val="single"/>
+          </w:rPr>
+          <w:t>創世記六至九章</w:t>
+        </w:r>
+      </w:hyperlink>
+      <w:r>
+        <w:rPr>
+          <w:lang w:val="zh_TW" w:bidi="zh_TW"/>
+        </w:rPr>
+        <w:t>。聖經常常提到這件事，且一律視為真實事件（</w:t>
+      </w:r>
+      <w:hyperlink r:id="rId23">
+        <w:r>
+          <w:rPr>
+            <w:lang w:val="zh_TW" w:bidi="zh_TW"/>
+          </w:rPr>
+          <w:rPr>
+            <w:color w:val="0000EE"/>
+            <w:u w:val="single"/>
+          </w:rPr>
+          <w:t>創10:1、32</w:t>
+        </w:r>
+      </w:hyperlink>
+      <w:r>
+        <w:rPr>
+          <w:lang w:val="zh_TW" w:bidi="zh_TW"/>
+        </w:rPr>
+        <w:t>，</w:t>
+      </w:r>
+      <w:hyperlink r:id="rId24">
+        <w:r>
+          <w:rPr>
+            <w:lang w:val="zh_TW" w:bidi="zh_TW"/>
+          </w:rPr>
+          <w:rPr>
+            <w:color w:val="0000EE"/>
+            <w:u w:val="single"/>
+          </w:rPr>
+          <w:t>11:10</w:t>
+        </w:r>
+      </w:hyperlink>
+      <w:r>
+        <w:rPr>
+          <w:lang w:val="zh_TW" w:bidi="zh_TW"/>
+        </w:rPr>
+        <w:t>；</w:t>
+      </w:r>
+      <w:hyperlink r:id="rId25">
+        <w:r>
+          <w:rPr>
+            <w:lang w:val="zh_TW" w:bidi="zh_TW"/>
+          </w:rPr>
+          <w:rPr>
+            <w:color w:val="0000EE"/>
+            <w:u w:val="single"/>
+          </w:rPr>
+          <w:t>太24:38</w:t>
+        </w:r>
+      </w:hyperlink>
+      <w:r>
+        <w:rPr>
+          <w:lang w:val="zh_TW" w:bidi="zh_TW"/>
+        </w:rPr>
+        <w:t>–</w:t>
+      </w:r>
+      <w:hyperlink r:id="rId25">
+        <w:r>
+          <w:rPr>
+            <w:lang w:val="zh_TW" w:bidi="zh_TW"/>
+          </w:rPr>
+          <w:rPr>
+            <w:color w:val="0000EE"/>
+            <w:u w:val="single"/>
+          </w:rPr>
+          <w:t>39</w:t>
+        </w:r>
+      </w:hyperlink>
+      <w:r>
+        <w:rPr>
+          <w:lang w:val="zh_TW" w:bidi="zh_TW"/>
+        </w:rPr>
+        <w:t>；</w:t>
+      </w:r>
+      <w:hyperlink r:id="rId26">
+        <w:r>
+          <w:rPr>
+            <w:lang w:val="zh_TW" w:bidi="zh_TW"/>
+          </w:rPr>
+          <w:rPr>
+            <w:color w:val="0000EE"/>
+            <w:u w:val="single"/>
+          </w:rPr>
+          <w:t>路17:27</w:t>
+        </w:r>
+      </w:hyperlink>
+      <w:r>
+        <w:rPr>
+          <w:lang w:val="zh_TW" w:bidi="zh_TW"/>
+        </w:rPr>
+        <w:t>；</w:t>
+      </w:r>
+      <w:hyperlink r:id="rId27">
+        <w:r>
+          <w:rPr>
+            <w:lang w:val="zh_TW" w:bidi="zh_TW"/>
+          </w:rPr>
+          <w:rPr>
+            <w:color w:val="0000EE"/>
+            <w:u w:val="single"/>
+          </w:rPr>
+          <w:t>彼後2:5</w:t>
+        </w:r>
+      </w:hyperlink>
+      <w:r>
+        <w:rPr>
+          <w:lang w:val="zh_TW" w:bidi="zh_TW"/>
+        </w:rPr>
+        <w:t>）。在聖經裡，神降下洪水是因為人類的罪惡極其深重，「人在地上罪惡很大」（</w:t>
+      </w:r>
+      <w:hyperlink r:id="rId28">
+        <w:r>
+          <w:rPr>
+            <w:lang w:val="zh_TW" w:bidi="zh_TW"/>
+          </w:rPr>
+          <w:rPr>
+            <w:color w:val="0000EE"/>
+            <w:u w:val="single"/>
+          </w:rPr>
+          <w:t>創6:5</w:t>
+        </w:r>
+      </w:hyperlink>
+      <w:r>
+        <w:rPr>
+          <w:lang w:val="zh_TW" w:bidi="zh_TW"/>
+        </w:rPr>
+        <w:t>）。神決定毀滅全人類，重新開始，又揀選那些願意順服祂的人（參</w:t>
+      </w:r>
+      <w:hyperlink r:id="rId29">
+        <w:r>
+          <w:rPr>
+            <w:lang w:val="zh_TW" w:bidi="zh_TW"/>
+          </w:rPr>
+          <w:rPr>
+            <w:color w:val="0000EE"/>
+            <w:u w:val="single"/>
+          </w:rPr>
+          <w:t>創1:26–28</w:t>
+        </w:r>
+      </w:hyperlink>
+      <w:r>
+        <w:rPr>
+          <w:lang w:val="zh_TW" w:bidi="zh_TW"/>
+        </w:rPr>
+        <w:t>）。當時唯有挪亞、他的兒子和他們的妻子對耶和華忠心，神藉著他們在毀滅之後重建大地。</w:t>
+      </w:r>
+    </w:p>
+    <w:p>
+      <w:pPr/>
+      <w:r>
+        <w:rPr>
+          <w:lang w:val="zh_TW" w:bidi="zh_TW"/>
+        </w:rPr>
+      </w:r>
+      <w:r>
+        <w:rPr>
+          <w:lang w:val="zh_TW" w:bidi="zh_TW"/>
+        </w:rPr>
+        <w:t>挪亞花了一百二十年建造一艘大船，同時警告世人神即將來臨的審判（</w:t>
+      </w:r>
+      <w:hyperlink r:id="rId30">
+        <w:r>
+          <w:rPr>
+            <w:lang w:val="zh_TW" w:bidi="zh_TW"/>
+          </w:rPr>
+          <w:rPr>
+            <w:color w:val="0000EE"/>
+            <w:u w:val="single"/>
+          </w:rPr>
+          <w:t>創6:3</w:t>
+        </w:r>
+      </w:hyperlink>
+      <w:r>
+        <w:rPr>
+          <w:lang w:val="zh_TW" w:bidi="zh_TW"/>
+        </w:rPr>
+        <w:t>；參</w:t>
+      </w:r>
+      <w:hyperlink r:id="rId31">
+        <w:r>
+          <w:rPr>
+            <w:lang w:val="zh_TW" w:bidi="zh_TW"/>
+          </w:rPr>
+          <w:rPr>
+            <w:color w:val="0000EE"/>
+            <w:u w:val="single"/>
+          </w:rPr>
+          <w:t>來11:7</w:t>
+        </w:r>
+      </w:hyperlink>
+      <w:r>
+        <w:rPr>
+          <w:lang w:val="zh_TW" w:bidi="zh_TW"/>
+        </w:rPr>
+        <w:t>；</w:t>
+      </w:r>
+      <w:hyperlink r:id="rId32">
+        <w:r>
+          <w:rPr>
+            <w:lang w:val="zh_TW" w:bidi="zh_TW"/>
+          </w:rPr>
+          <w:rPr>
+            <w:color w:val="0000EE"/>
+            <w:u w:val="single"/>
+          </w:rPr>
+          <w:t>彼前3:20</w:t>
+        </w:r>
+      </w:hyperlink>
+      <w:r>
+        <w:rPr>
+          <w:lang w:val="zh_TW" w:bidi="zh_TW"/>
+        </w:rPr>
+        <w:t>；</w:t>
+      </w:r>
+      <w:hyperlink r:id="rId27">
+        <w:r>
+          <w:rPr>
+            <w:lang w:val="zh_TW" w:bidi="zh_TW"/>
+          </w:rPr>
+          <w:rPr>
+            <w:color w:val="0000EE"/>
+            <w:u w:val="single"/>
+          </w:rPr>
+          <w:t>彼後2:5</w:t>
+        </w:r>
+      </w:hyperlink>
+      <w:r>
+        <w:rPr>
+          <w:lang w:val="zh_TW" w:bidi="zh_TW"/>
+        </w:rPr>
+        <w:t>）。當洪水來臨時，大雨傾盆而下，地底的泉源也湧上來（</w:t>
+      </w:r>
+      <w:hyperlink r:id="rId33">
+        <w:r>
+          <w:rPr>
+            <w:lang w:val="zh_TW" w:bidi="zh_TW"/>
+          </w:rPr>
+          <w:rPr>
+            <w:color w:val="0000EE"/>
+            <w:u w:val="single"/>
+          </w:rPr>
+          <w:t>創7:11</w:t>
+        </w:r>
+      </w:hyperlink>
+      <w:r>
+        <w:rPr>
+          <w:lang w:val="zh_TW" w:bidi="zh_TW"/>
+        </w:rPr>
+        <w:t>）;只有挪亞一家和他帶入方舟的各樣陸地動物得以倖存。洪水持續超過一年，最後水勢消退，大地重新乾涸（</w:t>
+      </w:r>
+      <w:hyperlink r:id="rId34">
+        <w:r>
+          <w:rPr>
+            <w:lang w:val="zh_TW" w:bidi="zh_TW"/>
+          </w:rPr>
+          <w:rPr>
+            <w:color w:val="0000EE"/>
+            <w:u w:val="single"/>
+          </w:rPr>
+          <w:t>創7:6</w:t>
+        </w:r>
+      </w:hyperlink>
+      <w:r>
+        <w:rPr>
+          <w:lang w:val="zh_TW" w:bidi="zh_TW"/>
+        </w:rPr>
+        <w:t>–</w:t>
+      </w:r>
+      <w:hyperlink r:id="rId34">
+        <w:r>
+          <w:rPr>
+            <w:lang w:val="zh_TW" w:bidi="zh_TW"/>
+          </w:rPr>
+          <w:rPr>
+            <w:color w:val="0000EE"/>
+            <w:u w:val="single"/>
+          </w:rPr>
+          <w:t>12、24</w:t>
+        </w:r>
+      </w:hyperlink>
+      <w:r>
+        <w:rPr>
+          <w:lang w:val="zh_TW" w:bidi="zh_TW"/>
+        </w:rPr>
+        <w:t>，</w:t>
+      </w:r>
+      <w:hyperlink r:id="rId35">
+        <w:r>
+          <w:rPr>
+            <w:lang w:val="zh_TW" w:bidi="zh_TW"/>
+          </w:rPr>
+          <w:rPr>
+            <w:color w:val="0000EE"/>
+            <w:u w:val="single"/>
+          </w:rPr>
+          <w:t>8:3</w:t>
+        </w:r>
+      </w:hyperlink>
+      <w:r>
+        <w:rPr>
+          <w:lang w:val="zh_TW" w:bidi="zh_TW"/>
+        </w:rPr>
+        <w:t>–</w:t>
+      </w:r>
+      <w:hyperlink r:id="rId35">
+        <w:r>
+          <w:rPr>
+            <w:lang w:val="zh_TW" w:bidi="zh_TW"/>
+          </w:rPr>
+          <w:rPr>
+            <w:color w:val="0000EE"/>
+            <w:u w:val="single"/>
+          </w:rPr>
+          <w:t>6、10</w:t>
+        </w:r>
+      </w:hyperlink>
+      <w:r>
+        <w:rPr>
+          <w:lang w:val="zh_TW" w:bidi="zh_TW"/>
+        </w:rPr>
+        <w:t>–</w:t>
+      </w:r>
+      <w:hyperlink r:id="rId35">
+        <w:r>
+          <w:rPr>
+            <w:lang w:val="zh_TW" w:bidi="zh_TW"/>
+          </w:rPr>
+          <w:rPr>
+            <w:color w:val="0000EE"/>
+            <w:u w:val="single"/>
+          </w:rPr>
+          <w:t>14</w:t>
+        </w:r>
+      </w:hyperlink>
+      <w:r>
+        <w:rPr>
+          <w:lang w:val="zh_TW" w:bidi="zh_TW"/>
+        </w:rPr>
+        <w:t>）。挪亞和家人出了方舟後，獻祭感謝神。神也應許不再以洪水毀滅全地。</w:t>
+      </w:r>
+    </w:p>
+    <w:p>
+      <w:pPr>
+        <w:pStyle w:val="Heading3"/>
+      </w:pPr>
+      <w:r>
+        <w:rPr>
+          <w:lang w:val="zh_TW" w:bidi="zh_TW"/>
+        </w:rPr>
+        <w:t>洪水的範圍</w:t>
+      </w:r>
+    </w:p>
+    <w:p>
+      <w:pPr/>
+      <w:r>
+        <w:rPr>
+          <w:lang w:val="zh_TW" w:bidi="zh_TW"/>
+        </w:rPr>
+      </w:r>
+      <w:r>
+        <w:rPr>
+          <w:lang w:val="zh_TW" w:bidi="zh_TW"/>
+        </w:rPr>
+        <w:t>相信洪水事件真實存在的學者，對於其範圍仍有不同看法。經文似乎暗示洪水淹沒全地，甚至高過最高的山頂（</w:t>
+      </w:r>
+      <w:hyperlink r:id="rId36">
+        <w:r>
+          <w:rPr>
+            <w:lang w:val="zh_TW" w:bidi="zh_TW"/>
+          </w:rPr>
+          <w:rPr>
+            <w:color w:val="0000EE"/>
+            <w:u w:val="single"/>
+          </w:rPr>
+          <w:t>創7:17</w:t>
+        </w:r>
+      </w:hyperlink>
+      <w:r>
+        <w:rPr>
+          <w:lang w:val="zh_TW" w:bidi="zh_TW"/>
+        </w:rPr>
+        <w:t>–</w:t>
+      </w:r>
+      <w:hyperlink r:id="rId36">
+        <w:r>
+          <w:rPr>
+            <w:lang w:val="zh_TW" w:bidi="zh_TW"/>
+          </w:rPr>
+          <w:rPr>
+            <w:color w:val="0000EE"/>
+            <w:u w:val="single"/>
+          </w:rPr>
+          <w:t>20</w:t>
+        </w:r>
+      </w:hyperlink>
+      <w:r>
+        <w:rPr>
+          <w:lang w:val="zh_TW" w:bidi="zh_TW"/>
+        </w:rPr>
+        <w:t>，</w:t>
+      </w:r>
+      <w:hyperlink r:id="rId37">
+        <w:r>
+          <w:rPr>
+            <w:lang w:val="zh_TW" w:bidi="zh_TW"/>
+          </w:rPr>
+          <w:rPr>
+            <w:color w:val="0000EE"/>
+            <w:u w:val="single"/>
+          </w:rPr>
+          <w:t>8:4</w:t>
+        </w:r>
+      </w:hyperlink>
+      <w:r>
+        <w:rPr>
+          <w:lang w:val="zh_TW" w:bidi="zh_TW"/>
+        </w:rPr>
+        <w:t>）。有人主張，經文所說「天下的高山都淹沒了」（</w:t>
+      </w:r>
+      <w:hyperlink r:id="rId38">
+        <w:r>
+          <w:rPr>
+            <w:lang w:val="zh_TW" w:bidi="zh_TW"/>
+          </w:rPr>
+          <w:rPr>
+            <w:color w:val="0000EE"/>
+            <w:u w:val="single"/>
+          </w:rPr>
+          <w:t>創7:19</w:t>
+        </w:r>
+      </w:hyperlink>
+      <w:r>
+        <w:rPr>
+          <w:lang w:val="zh_TW" w:bidi="zh_TW"/>
+        </w:rPr>
+        <w:t>），應當指整個地球都被水覆蓋。但也有人認為洪水只是局部性的，因為經文說「看起來」（譯註：英譯本有此字）彷彿全地都被淹沒。神想要毀滅人類，而當時人類可能只生活在美索不達米亞。因此，全球的洪水是沒有必要的。另外，「地」這個詞在聖經也常常不是按字面意思。在</w:t>
+      </w:r>
+      <w:hyperlink r:id="rId39">
+        <w:r>
+          <w:rPr>
+            <w:lang w:val="zh_TW" w:bidi="zh_TW"/>
+          </w:rPr>
+          <w:rPr>
+            <w:color w:val="0000EE"/>
+            <w:u w:val="single"/>
+          </w:rPr>
+          <w:t>創世記一章1節</w:t>
+        </w:r>
+      </w:hyperlink>
+      <w:r>
+        <w:rPr>
+          <w:lang w:val="zh_TW" w:bidi="zh_TW"/>
+        </w:rPr>
+        <w:t>中，「天地」指的是整個宇宙；「地」有時候也只是指一個國家（</w:t>
+      </w:r>
+      <w:hyperlink r:id="rId40">
+        <w:r>
+          <w:rPr>
+            <w:lang w:val="zh_TW" w:bidi="zh_TW"/>
+          </w:rPr>
+          <w:rPr>
+            <w:color w:val="0000EE"/>
+            <w:u w:val="single"/>
+          </w:rPr>
+          <w:t>創47:13</w:t>
+        </w:r>
+      </w:hyperlink>
+      <w:r>
+        <w:rPr>
+          <w:lang w:val="zh_TW" w:bidi="zh_TW"/>
+        </w:rPr>
+        <w:t>）、</w:t>
+      </w:r>
+      <w:r>
+        <w:rPr>
+          <w:lang w:val="zh_TW" w:bidi="zh_TW"/>
+        </w:rPr>
+        <w:t>一塊田</w:t>
+      </w:r>
+      <w:r>
+        <w:rPr>
+          <w:lang w:val="zh_TW" w:bidi="zh_TW"/>
+        </w:rPr>
+        <w:t>（</w:t>
+      </w:r>
+      <w:hyperlink r:id="rId41">
+        <w:r>
+          <w:rPr>
+            <w:lang w:val="zh_TW" w:bidi="zh_TW"/>
+          </w:rPr>
+          <w:rPr>
+            <w:color w:val="0000EE"/>
+            <w:u w:val="single"/>
+          </w:rPr>
+          <w:t>23:15</w:t>
+        </w:r>
+      </w:hyperlink>
+      <w:r>
+        <w:rPr>
+          <w:lang w:val="zh_TW" w:bidi="zh_TW"/>
+        </w:rPr>
+        <w:t>）等等。所以，我們不一定要認為創世記的洪水描述，是指全球被淹沒。</w:t>
+      </w:r>
+    </w:p>
+    <w:p>
+      <w:pPr/>
+      <w:r>
+        <w:rPr>
+          <w:lang w:val="zh_TW" w:bidi="zh_TW"/>
+        </w:rPr>
+      </w:r>
+      <w:r>
+        <w:rPr>
+          <w:lang w:val="zh_TW" w:bidi="zh_TW"/>
+        </w:rPr>
+        <w:t>有些相信洪水覆蓋全球的學者指出，許多高山頂上都有發現海洋化石，認為洪水必定覆蓋至山巔。反對者則認為所有的山原本就來自海洋，因此山上有海洋生物的證據屬，於合理現象。人們對洪水覆蓋全球還是部分地方的看法，往往取決於他們的神學信念和對聖經的解釋。參見</w:t>
+      </w:r>
+      <w:r>
+        <w:rPr>
+          <w:lang w:val="zh_TW" w:bidi="zh_TW"/>
+        </w:rPr>
+        <w:t>「洪水的科學證據？」</w:t>
+      </w:r>
+      <w:r>
+        <w:rPr>
+          <w:lang w:val="zh_TW" w:bidi="zh_TW"/>
+        </w:rPr>
+        <w:t>。</w:t>
+      </w:r>
+    </w:p>
+    <w:p>
+      <w:pPr/>
+      <w:r>
+        <w:rPr>
+          <w:lang w:val="zh_TW" w:bidi="zh_TW"/>
+        </w:rPr>
+      </w:r>
+      <w:r>
+        <w:rPr>
+          <w:i/>
+          <w:lang w:val="zh_TW" w:bidi="zh_TW"/>
+        </w:rPr>
+        <w:t>另見</w:t>
+      </w:r>
+      <w:r>
+        <w:rPr>
+          <w:lang w:val="zh_TW" w:bidi="zh_TW"/>
+        </w:rPr>
+        <w:t>吉加墨詩史詩</w:t>
+      </w:r>
+      <w:r>
+        <w:rPr>
+          <w:lang w:val="zh_TW" w:bidi="zh_TW"/>
+        </w:rPr>
+        <w:t>；</w:t>
+      </w:r>
+      <w:r>
+        <w:rPr>
+          <w:lang w:val="zh_TW" w:bidi="zh_TW"/>
+        </w:rPr>
+        <w:t>挪亞 #1</w:t>
+      </w:r>
+      <w:r>
+        <w:rPr>
+          <w:lang w:val="zh_TW" w:bidi="zh_TW"/>
+        </w:rPr>
+        <w:t>。</w:t>
       </w:r>
       <w:r>
         <w:rPr>

--- a/zht/docx/058.content.docx
+++ b/zht/docx/058.content.docx
@@ -19,7 +19,7 @@
         <w:rPr>
           <w:lang w:val="zh_TW" w:bidi="zh_TW"/>
         </w:rPr>
-        <w:t>Resource: Tyndale Open Bible Dictionary</w:t>
+        <w:t>Resource: Aquifer Open Bible Dictionary</w:t>
       </w:r>
       <w:r>
         <w:rPr>
@@ -112,7 +112,7 @@
         <w:rPr>
           <w:lang w:val="zh_TW" w:bidi="zh_TW"/>
         </w:rPr>
-        <w:t>Tyndale Open Bible Dictionary</w:t>
+        <w:t>Aquifer Open Bible Dictionary</w:t>
       </w:r>
     </w:p>
     <w:p>

--- a/zht/docx/058.content.docx
+++ b/zht/docx/058.content.docx
@@ -149,7 +149,7 @@
         <w:rPr>
           <w:lang w:val="zh_TW" w:bidi="zh_TW"/>
         </w:rPr>
-        <w:t>hong</w:t>
+        <w:t>he</w:t>
       </w:r>
       <w:r>
         <w:rPr>
@@ -212,7 +212,7 @@
         <w:rPr>
           <w:lang w:val="zh_TW" w:bidi="zh_TW"/>
         </w:rPr>
-        <w:t>烘焙師</w:t>
+        <w:t>何把</w:t>
       </w:r>
       <w:r>
         <w:rPr>
@@ -231,7 +231,526 @@
         <w:rPr>
           <w:lang w:val="zh_TW" w:bidi="zh_TW"/>
         </w:rPr>
-        <w:t>烘焙師是預備食物的人。在聖經時代，烘焙師的工作場所包括：</w:t>
+        <w:t>亞伯拉罕追擊基大老瑪的軍隊時所到的地方（</w:t>
+      </w:r>
+      <w:hyperlink r:id="rId13">
+        <w:r>
+          <w:rPr>
+            <w:lang w:val="zh_TW" w:bidi="zh_TW"/>
+          </w:rPr>
+          <w:rPr>
+            <w:color w:val="0000EE"/>
+            <w:u w:val="single"/>
+          </w:rPr>
+          <w:t>創14:15</w:t>
+        </w:r>
+      </w:hyperlink>
+      <w:r>
+        <w:rPr>
+          <w:lang w:val="zh_TW" w:bidi="zh_TW"/>
+        </w:rPr>
+        <w:t>）。其位置不確定，但有各種說法。有些人認為是距大馬士革西北約50英里（80公里）的何把；另一些人則認為是阿瑪爾那信件中的胡北（Ube）地區；還有一些人認為是距大馬士革東方10英里（16公里）的伊勒·薩利希特（Tell el-Salihite）。</w:t>
+      </w:r>
+      <w:r>
+        <w:rPr>
+          <w:lang w:val="zh_TW" w:bidi="zh_TW"/>
+        </w:rPr>
+      </w:r>
+      <w:r>
+        <w:rPr>
+          <w:lang w:val="zh_TW" w:bidi="zh_TW"/>
+        </w:rPr>
+      </w:r>
+    </w:p>
+    <w:p>
+      <w:pPr/>
+      <w:r>
+        <w:rPr>
+          <w:lang w:val="zh_TW" w:bidi="zh_TW"/>
+        </w:rPr>
+      </w:r>
+    </w:p>
+    <w:p>
+      <w:pPr>
+        <w:pStyle w:val="Heading2"/>
+      </w:pPr>
+      <w:r>
+        <w:rPr>
+          <w:lang w:val="zh_TW" w:bidi="zh_TW"/>
+        </w:rPr>
+        <w:t>何利人</w:t>
+      </w:r>
+      <w:r>
+        <w:rPr>
+          <w:lang w:val="zh_TW" w:bidi="zh_TW"/>
+        </w:rPr>
+      </w:r>
+    </w:p>
+    <w:p>
+      <w:pPr/>
+      <w:r>
+        <w:rPr>
+          <w:lang w:val="zh_TW" w:bidi="zh_TW"/>
+        </w:rPr>
+      </w:r>
+      <w:r>
+        <w:rPr>
+          <w:lang w:val="zh_TW" w:bidi="zh_TW"/>
+        </w:rPr>
+        <w:t>傳統認為他們是住在西珥山洞穴的人，他們在以東人之前居住該處，被稱為西珥的子孫（</w:t>
+      </w:r>
+      <w:hyperlink r:id="rId14">
+        <w:r>
+          <w:rPr>
+            <w:lang w:val="zh_TW" w:bidi="zh_TW"/>
+          </w:rPr>
+          <w:rPr>
+            <w:color w:val="0000EE"/>
+            <w:u w:val="single"/>
+          </w:rPr>
+          <w:t>創36:20</w:t>
+        </w:r>
+      </w:hyperlink>
+      <w:r>
+        <w:rPr>
+          <w:lang w:val="zh_TW" w:bidi="zh_TW"/>
+        </w:rPr>
+        <w:t>）。在聖經中，他們被基大老瑪和他的盟友擊敗（</w:t>
+      </w:r>
+      <w:hyperlink r:id="rId15">
+        <w:r>
+          <w:rPr>
+            <w:lang w:val="zh_TW" w:bidi="zh_TW"/>
+          </w:rPr>
+          <w:rPr>
+            <w:color w:val="0000EE"/>
+            <w:u w:val="single"/>
+          </w:rPr>
+          <w:t>創14:6</w:t>
+        </w:r>
+      </w:hyperlink>
+      <w:r>
+        <w:rPr>
+          <w:lang w:val="zh_TW" w:bidi="zh_TW"/>
+        </w:rPr>
+        <w:t>）。他們由族長統治（</w:t>
+      </w:r>
+      <w:hyperlink r:id="rId16">
+        <w:r>
+          <w:rPr>
+            <w:lang w:val="zh_TW" w:bidi="zh_TW"/>
+          </w:rPr>
+          <w:rPr>
+            <w:color w:val="0000EE"/>
+            <w:u w:val="single"/>
+          </w:rPr>
+          <w:t>創36:29–30</w:t>
+        </w:r>
+      </w:hyperlink>
+      <w:r>
+        <w:rPr>
+          <w:lang w:val="zh_TW" w:bidi="zh_TW"/>
+        </w:rPr>
+        <w:t>），最終被以掃的後代消滅（</w:t>
+      </w:r>
+      <w:hyperlink r:id="rId17">
+        <w:r>
+          <w:rPr>
+            <w:lang w:val="zh_TW" w:bidi="zh_TW"/>
+          </w:rPr>
+          <w:rPr>
+            <w:color w:val="0000EE"/>
+            <w:u w:val="single"/>
+          </w:rPr>
+          <w:t>申2:12、22</w:t>
+        </w:r>
+      </w:hyperlink>
+      <w:r>
+        <w:rPr>
+          <w:lang w:val="zh_TW" w:bidi="zh_TW"/>
+        </w:rPr>
+        <w:t>）。</w:t>
+      </w:r>
+    </w:p>
+    <w:p>
+      <w:pPr/>
+      <w:r>
+        <w:rPr>
+          <w:lang w:val="zh_TW" w:bidi="zh_TW"/>
+        </w:rPr>
+      </w:r>
+      <w:r>
+        <w:rPr>
+          <w:lang w:val="zh_TW" w:bidi="zh_TW"/>
+        </w:rPr>
+        <w:t>自從發現戶利安人是許多近東民族的前身開始，「何利人」這個流行且出自聖經的詞源，就一直受到爭議。戶利安人是來自山上的非閃族人。大約在公元前二千年，他們遷移到美索不達米亞的北部和東北部，後來移居到敘利亞和巴勒斯坦地區。由於戶利安語在約旦河西部地區盛行，且從語音上看，舊約希伯來語中的「何利人」對應聖經外的「戶利安」，因此幾位學者和翻譯者用「戶利安」代替「何利人」。許多人將屬於戶利安語言和文化群體的希未人與何利人等同起來。這些評鑒學者認為何利人（Ho</w:t>
+      </w:r>
+      <w:r>
+        <w:rPr>
+          <w:i/>
+          <w:lang w:val="zh_TW" w:bidi="zh_TW"/>
+        </w:rPr>
+        <w:t>r</w:t>
+      </w:r>
+      <w:r>
+        <w:rPr>
+          <w:lang w:val="zh_TW" w:bidi="zh_TW"/>
+        </w:rPr>
+        <w:t>ite）中的</w:t>
+      </w:r>
+      <w:r>
+        <w:rPr>
+          <w:i/>
+          <w:lang w:val="zh_TW" w:bidi="zh_TW"/>
+        </w:rPr>
+        <w:t>r(esh)</w:t>
+      </w:r>
+      <w:r>
+        <w:rPr>
+          <w:lang w:val="zh_TW" w:bidi="zh_TW"/>
+        </w:rPr>
+        <w:t>，在早期文本被誤認希未人（Hivite）中的</w:t>
+      </w:r>
+      <w:r>
+        <w:rPr>
+          <w:i/>
+          <w:lang w:val="zh_TW" w:bidi="zh_TW"/>
+        </w:rPr>
+        <w:t>w(aw)</w:t>
+      </w:r>
+      <w:r>
+        <w:rPr>
+          <w:lang w:val="zh_TW" w:bidi="zh_TW"/>
+        </w:rPr>
+        <w:t>。</w:t>
+      </w:r>
+      <w:hyperlink r:id="rId18">
+        <w:r>
+          <w:rPr>
+            <w:lang w:val="zh_TW" w:bidi="zh_TW"/>
+          </w:rPr>
+          <w:rPr>
+            <w:color w:val="0000EE"/>
+            <w:u w:val="single"/>
+          </w:rPr>
+          <w:t>創世記三十六章20至30節</w:t>
+        </w:r>
+      </w:hyperlink>
+      <w:r>
+        <w:rPr>
+          <w:lang w:val="zh_TW" w:bidi="zh_TW"/>
+        </w:rPr>
+        <w:t>中的祭便被稱為何利人，而在第</w:t>
+      </w:r>
+      <w:hyperlink r:id="rId19">
+        <w:r>
+          <w:rPr>
+            <w:lang w:val="zh_TW" w:bidi="zh_TW"/>
+          </w:rPr>
+          <w:rPr>
+            <w:color w:val="0000EE"/>
+            <w:u w:val="single"/>
+          </w:rPr>
+          <w:t>2</w:t>
+        </w:r>
+      </w:hyperlink>
+      <w:r>
+        <w:rPr>
+          <w:lang w:val="zh_TW" w:bidi="zh_TW"/>
+        </w:rPr>
+        <w:t>節中，此人被稱為希未人。</w:t>
+      </w:r>
+      <w:hyperlink r:id="rId20">
+        <w:r>
+          <w:rPr>
+            <w:lang w:val="zh_TW" w:bidi="zh_TW"/>
+          </w:rPr>
+          <w:rPr>
+            <w:color w:val="0000EE"/>
+            <w:u w:val="single"/>
+          </w:rPr>
+          <w:t>約書亞記九章7節</w:t>
+        </w:r>
+      </w:hyperlink>
+      <w:r>
+        <w:rPr>
+          <w:lang w:val="zh_TW" w:bidi="zh_TW"/>
+        </w:rPr>
+        <w:t>和</w:t>
+      </w:r>
+      <w:hyperlink r:id="rId21">
+        <w:r>
+          <w:rPr>
+            <w:lang w:val="zh_TW" w:bidi="zh_TW"/>
+          </w:rPr>
+          <w:rPr>
+            <w:color w:val="0000EE"/>
+            <w:u w:val="single"/>
+          </w:rPr>
+          <w:t>創世記三十四章2節</w:t>
+        </w:r>
+      </w:hyperlink>
+      <w:r>
+        <w:rPr>
+          <w:lang w:val="zh_TW" w:bidi="zh_TW"/>
+        </w:rPr>
+        <w:t>的七十士譯本中是「何利人」，而馬所拉文本則為「希未人」。一些七十士譯本的抄本將馬所拉文本中的「希未人」寫作「赫人」（</w:t>
+      </w:r>
+      <w:hyperlink r:id="rId22">
+        <w:r>
+          <w:rPr>
+            <w:lang w:val="zh_TW" w:bidi="zh_TW"/>
+          </w:rPr>
+          <w:rPr>
+            <w:color w:val="0000EE"/>
+            <w:u w:val="single"/>
+          </w:rPr>
+          <w:t>書11:3</w:t>
+        </w:r>
+      </w:hyperlink>
+      <w:r>
+        <w:rPr>
+          <w:lang w:val="zh_TW" w:bidi="zh_TW"/>
+        </w:rPr>
+        <w:t>，</w:t>
+      </w:r>
+      <w:hyperlink r:id="rId23">
+        <w:r>
+          <w:rPr>
+            <w:lang w:val="zh_TW" w:bidi="zh_TW"/>
+          </w:rPr>
+          <w:rPr>
+            <w:color w:val="0000EE"/>
+            <w:u w:val="single"/>
+          </w:rPr>
+          <w:t>士3:3</w:t>
+        </w:r>
+      </w:hyperlink>
+      <w:r>
+        <w:rPr>
+          <w:lang w:val="zh_TW" w:bidi="zh_TW"/>
+        </w:rPr>
+        <w:t>）。在</w:t>
+      </w:r>
+      <w:hyperlink r:id="rId19">
+        <w:r>
+          <w:rPr>
+            <w:lang w:val="zh_TW" w:bidi="zh_TW"/>
+          </w:rPr>
+          <w:rPr>
+            <w:color w:val="0000EE"/>
+            <w:u w:val="single"/>
+          </w:rPr>
+          <w:t>創世記三十六章2節</w:t>
+        </w:r>
+      </w:hyperlink>
+      <w:r>
+        <w:rPr>
+          <w:lang w:val="zh_TW" w:bidi="zh_TW"/>
+        </w:rPr>
+        <w:t>中，現存的希伯來抄本錯誤地將「何利人」寫作「希未人」。看來舊約中的這些經文不適用於戶利安人，何利人的個人名字也不符合戶利安的例子（</w:t>
+      </w:r>
+      <w:hyperlink r:id="rId18">
+        <w:r>
+          <w:rPr>
+            <w:lang w:val="zh_TW" w:bidi="zh_TW"/>
+          </w:rPr>
+          <w:rPr>
+            <w:color w:val="0000EE"/>
+            <w:u w:val="single"/>
+          </w:rPr>
+          <w:t>創36:20–30</w:t>
+        </w:r>
+      </w:hyperlink>
+      <w:r>
+        <w:rPr>
+          <w:lang w:val="zh_TW" w:bidi="zh_TW"/>
+        </w:rPr>
+        <w:t>）。他們似乎是閃族人。何利人來自約旦河東岸，是以東人的前身（</w:t>
+      </w:r>
+      <w:hyperlink r:id="rId15">
+        <w:r>
+          <w:rPr>
+            <w:lang w:val="zh_TW" w:bidi="zh_TW"/>
+          </w:rPr>
+          <w:rPr>
+            <w:color w:val="0000EE"/>
+            <w:u w:val="single"/>
+          </w:rPr>
+          <w:t>14:6</w:t>
+        </w:r>
+      </w:hyperlink>
+      <w:r>
+        <w:rPr>
+          <w:lang w:val="zh_TW" w:bidi="zh_TW"/>
+        </w:rPr>
+        <w:t>）。後來所說的何利人可能是指西部的何利人，他們可能是戶利安人（</w:t>
+      </w:r>
+      <w:hyperlink r:id="rId24">
+        <w:r>
+          <w:rPr>
+            <w:lang w:val="zh_TW" w:bidi="zh_TW"/>
+          </w:rPr>
+          <w:rPr>
+            <w:color w:val="0000EE"/>
+            <w:u w:val="single"/>
+          </w:rPr>
+          <w:t>賽17:9</w:t>
+        </w:r>
+      </w:hyperlink>
+      <w:r>
+        <w:rPr>
+          <w:lang w:val="zh_TW" w:bidi="zh_TW"/>
+        </w:rPr>
+        <w:t>），非閃族，但與以東人的前身東部何利人截然不同。</w:t>
+      </w:r>
+      <w:hyperlink r:id="rId21">
+        <w:r>
+          <w:rPr>
+            <w:lang w:val="zh_TW" w:bidi="zh_TW"/>
+          </w:rPr>
+          <w:rPr>
+            <w:color w:val="0000EE"/>
+            <w:u w:val="single"/>
+          </w:rPr>
+          <w:t>創世記三十章2節</w:t>
+        </w:r>
+      </w:hyperlink>
+      <w:r>
+        <w:rPr>
+          <w:lang w:val="zh_TW" w:bidi="zh_TW"/>
+        </w:rPr>
+        <w:t>和</w:t>
+      </w:r>
+      <w:hyperlink r:id="rId20">
+        <w:r>
+          <w:rPr>
+            <w:lang w:val="zh_TW" w:bidi="zh_TW"/>
+          </w:rPr>
+          <w:rPr>
+            <w:color w:val="0000EE"/>
+            <w:u w:val="single"/>
+          </w:rPr>
+          <w:t>約書亞記九章7節</w:t>
+        </w:r>
+      </w:hyperlink>
+      <w:r>
+        <w:rPr>
+          <w:lang w:val="zh_TW" w:bidi="zh_TW"/>
+        </w:rPr>
+        <w:t>的希伯來文抄本，與七十士譯本譯者所用的抄本，可能來自不同譜系的抄本，其中保留了其自身的民族傳統。將希未人和何利人，視為在語言和文化上與戶利安人有關的民族群體，似乎較為理想。</w:t>
+      </w:r>
+    </w:p>
+    <w:p>
+      <w:pPr/>
+      <w:r>
+        <w:rPr>
+          <w:lang w:val="zh_TW" w:bidi="zh_TW"/>
+        </w:rPr>
+      </w:r>
+      <w:r>
+        <w:rPr>
+          <w:i/>
+          <w:lang w:val="zh_TW" w:bidi="zh_TW"/>
+        </w:rPr>
+        <w:t>另見</w:t>
+      </w:r>
+      <w:r>
+        <w:rPr>
+          <w:lang w:val="zh_TW" w:bidi="zh_TW"/>
+        </w:rPr>
+        <w:t>戶利安人</w:t>
+      </w:r>
+      <w:r>
+        <w:rPr>
+          <w:lang w:val="zh_TW" w:bidi="zh_TW"/>
+        </w:rPr>
+        <w:t>、</w:t>
+      </w:r>
+      <w:r>
+        <w:rPr>
+          <w:lang w:val="zh_TW" w:bidi="zh_TW"/>
+        </w:rPr>
+        <w:t>希未人</w:t>
+      </w:r>
+      <w:r>
+        <w:rPr>
+          <w:lang w:val="zh_TW" w:bidi="zh_TW"/>
+        </w:rPr>
+        <w:t>。</w:t>
+      </w:r>
+      <w:r>
+        <w:rPr>
+          <w:lang w:val="zh_TW" w:bidi="zh_TW"/>
+        </w:rPr>
+      </w:r>
+      <w:r>
+        <w:rPr>
+          <w:lang w:val="zh_TW" w:bidi="zh_TW"/>
+        </w:rPr>
+      </w:r>
+    </w:p>
+    <w:p>
+      <w:pPr/>
+      <w:r>
+        <w:rPr>
+          <w:lang w:val="zh_TW" w:bidi="zh_TW"/>
+        </w:rPr>
+      </w:r>
+    </w:p>
+    <w:p>
+      <w:pPr>
+        <w:pStyle w:val="Heading2"/>
+      </w:pPr>
+      <w:r>
+        <w:rPr>
+          <w:lang w:val="zh_TW" w:bidi="zh_TW"/>
+        </w:rPr>
+        <w:t>何西阿書</w:t>
+      </w:r>
+      <w:r>
+        <w:rPr>
+          <w:lang w:val="zh_TW" w:bidi="zh_TW"/>
+        </w:rPr>
+      </w:r>
+    </w:p>
+    <w:p>
+      <w:pPr/>
+      <w:r>
+        <w:rPr>
+          <w:lang w:val="zh_TW" w:bidi="zh_TW"/>
+        </w:rPr>
+      </w:r>
+      <w:r>
+        <w:rPr>
+          <w:lang w:val="zh_TW" w:bidi="zh_TW"/>
+        </w:rPr>
+        <w:t>何西阿書在舊約聖經書卷的傳統次序中，是十二小先知書的第一卷，成書於公元前八世紀後期。</w:t>
+      </w:r>
+    </w:p>
+    <w:p>
+      <w:pPr/>
+      <w:r>
+        <w:rPr>
+          <w:lang w:val="zh_TW" w:bidi="zh_TW"/>
+        </w:rPr>
+      </w:r>
+      <w:r>
+        <w:rPr>
+          <w:lang w:val="zh_TW" w:bidi="zh_TW"/>
+        </w:rPr>
+        <w:t>何西阿是在以色列北國最後的歲月中，向百姓宣講神話語的先知，也是唯一一位長期居住在北國並事奉的先知。神揀選何西阿，為要揭露當時以色列普遍存在的信仰背離與道德敗壞的光景。何西阿呼籲百姓要悔改、離棄惡行，歸回耶和華；同時，也透過何西阿自身的生命經歷，神也彰顯出祂對以色列那份信實、不改變、且永不止息的愛。</w:t>
+      </w:r>
+    </w:p>
+    <w:p>
+      <w:pPr>
+        <w:pStyle w:val="Heading3"/>
+      </w:pPr>
+      <w:r>
+        <w:rPr>
+          <w:lang w:val="zh_TW" w:bidi="zh_TW"/>
+        </w:rPr>
+        <w:t>概述</w:t>
       </w:r>
     </w:p>
     <w:p>
@@ -249,25 +768,7 @@
         <w:rPr>
           <w:lang w:val="zh_TW" w:bidi="zh_TW"/>
         </w:rPr>
-        <w:t>家中（</w:t>
-      </w:r>
-      <w:hyperlink r:id="rId13">
-        <w:r>
-          <w:rPr>
-            <w:lang w:val="zh_TW" w:bidi="zh_TW"/>
-          </w:rPr>
-          <w:rPr>
-            <w:color w:val="0000EE"/>
-            <w:u w:val="single"/>
-          </w:rPr>
-          <w:t>創19:3</w:t>
-        </w:r>
-      </w:hyperlink>
-      <w:r>
-        <w:rPr>
-          <w:lang w:val="zh_TW" w:bidi="zh_TW"/>
-        </w:rPr>
-        <w:t>），</w:t>
+        <w:t>何西阿書的的作者是誰？</w:t>
       </w:r>
     </w:p>
     <w:p>
@@ -285,25 +786,7 @@
         <w:rPr>
           <w:lang w:val="zh_TW" w:bidi="zh_TW"/>
         </w:rPr>
-        <w:t>公共的烘焙作坊（</w:t>
-      </w:r>
-      <w:hyperlink r:id="rId14">
-        <w:r>
-          <w:rPr>
-            <w:lang w:val="zh_TW" w:bidi="zh_TW"/>
-          </w:rPr>
-          <w:rPr>
-            <w:color w:val="0000EE"/>
-            <w:u w:val="single"/>
-          </w:rPr>
-          <w:t>耶37:21</w:t>
-        </w:r>
-      </w:hyperlink>
-      <w:r>
-        <w:rPr>
-          <w:lang w:val="zh_TW" w:bidi="zh_TW"/>
-        </w:rPr>
-        <w:t>），</w:t>
+        <w:t>何西阿書是否具有歷史真實性？</w:t>
       </w:r>
     </w:p>
     <w:p>
@@ -321,48 +804,194 @@
         <w:rPr>
           <w:lang w:val="zh_TW" w:bidi="zh_TW"/>
         </w:rPr>
-        <w:t>君王和貴族的宮殿中（</w:t>
-      </w:r>
-      <w:hyperlink r:id="rId15">
-        <w:r>
-          <w:rPr>
-            <w:lang w:val="zh_TW" w:bidi="zh_TW"/>
-          </w:rPr>
-          <w:rPr>
-            <w:color w:val="0000EE"/>
-            <w:u w:val="single"/>
-          </w:rPr>
-          <w:t>創40:1</w:t>
-        </w:r>
-      </w:hyperlink>
-      <w:hyperlink r:id="rId15">
-        <w:r>
-          <w:rPr>
-            <w:lang w:val="zh_TW" w:bidi="zh_TW"/>
-          </w:rPr>
-          <w:rPr>
-            <w:color w:val="0000EE"/>
-            <w:u w:val="single"/>
-          </w:rPr>
-          <w:t>-</w:t>
-        </w:r>
-      </w:hyperlink>
-      <w:r>
-        <w:rPr>
-          <w:lang w:val="zh_TW" w:bidi="zh_TW"/>
-        </w:rPr>
-        <w:t>22，</w:t>
-      </w:r>
-      <w:hyperlink r:id="rId16">
-        <w:r>
-          <w:rPr>
-            <w:lang w:val="zh_TW" w:bidi="zh_TW"/>
-          </w:rPr>
-          <w:rPr>
-            <w:color w:val="0000EE"/>
-            <w:u w:val="single"/>
-          </w:rPr>
-          <w:t>41:10</w:t>
+        <w:t>何西阿書的故事內容是什麼？</w:t>
+      </w:r>
+    </w:p>
+    <w:p>
+      <w:pPr>
+        <w:pStyle w:val="ListBullet"/>
+        <w:spacing w:line="240" w:lineRule="auto"/>
+        <w:ind w:left="720"/>
+      </w:pPr>
+      <w:r>
+        <w:rPr>
+          <w:lang w:val="zh_TW" w:bidi="zh_TW"/>
+        </w:rPr>
+      </w:r>
+      <w:r>
+        <w:rPr>
+          <w:lang w:val="zh_TW" w:bidi="zh_TW"/>
+        </w:rPr>
+        <w:t>何西阿書於何時寫成？</w:t>
+      </w:r>
+    </w:p>
+    <w:p>
+      <w:pPr>
+        <w:pStyle w:val="ListBullet"/>
+        <w:spacing w:line="240" w:lineRule="auto"/>
+        <w:ind w:left="720"/>
+      </w:pPr>
+      <w:r>
+        <w:rPr>
+          <w:lang w:val="zh_TW" w:bidi="zh_TW"/>
+        </w:rPr>
+      </w:r>
+      <w:r>
+        <w:rPr>
+          <w:lang w:val="zh_TW" w:bidi="zh_TW"/>
+        </w:rPr>
+        <w:t>何西阿書寫於何地？寫給誰？</w:t>
+      </w:r>
+    </w:p>
+    <w:p>
+      <w:pPr>
+        <w:pStyle w:val="ListBullet"/>
+        <w:spacing w:line="240" w:lineRule="auto"/>
+        <w:ind w:left="720"/>
+      </w:pPr>
+      <w:r>
+        <w:rPr>
+          <w:lang w:val="zh_TW" w:bidi="zh_TW"/>
+        </w:rPr>
+      </w:r>
+      <w:r>
+        <w:rPr>
+          <w:lang w:val="zh_TW" w:bidi="zh_TW"/>
+        </w:rPr>
+        <w:t>為何要寫何西阿書？</w:t>
+      </w:r>
+    </w:p>
+    <w:p>
+      <w:pPr>
+        <w:pStyle w:val="ListBullet"/>
+        <w:spacing w:line="240" w:lineRule="auto"/>
+        <w:ind w:left="720"/>
+      </w:pPr>
+      <w:r>
+        <w:rPr>
+          <w:lang w:val="zh_TW" w:bidi="zh_TW"/>
+        </w:rPr>
+      </w:r>
+      <w:r>
+        <w:rPr>
+          <w:lang w:val="zh_TW" w:bidi="zh_TW"/>
+        </w:rPr>
+        <w:t>何西阿書的主題是什麼？</w:t>
+      </w:r>
+    </w:p>
+    <w:p>
+      <w:pPr>
+        <w:pStyle w:val="ListBullet"/>
+        <w:spacing w:line="240" w:lineRule="auto"/>
+        <w:ind w:left="720"/>
+      </w:pPr>
+      <w:r>
+        <w:rPr>
+          <w:lang w:val="zh_TW" w:bidi="zh_TW"/>
+        </w:rPr>
+      </w:r>
+      <w:r>
+        <w:rPr>
+          <w:lang w:val="zh_TW" w:bidi="zh_TW"/>
+        </w:rPr>
+        <w:t>何西阿書的核心信息是什麼？</w:t>
+      </w:r>
+    </w:p>
+    <w:p>
+      <w:pPr>
+        <w:pStyle w:val="Heading3"/>
+      </w:pPr>
+      <w:r>
+        <w:rPr>
+          <w:lang w:val="zh_TW" w:bidi="zh_TW"/>
+        </w:rPr>
+        <w:t>何西阿書的作者是誰？</w:t>
+      </w:r>
+    </w:p>
+    <w:p>
+      <w:pPr/>
+      <w:r>
+        <w:rPr>
+          <w:lang w:val="zh_TW" w:bidi="zh_TW"/>
+        </w:rPr>
+      </w:r>
+      <w:r>
+        <w:rPr>
+          <w:lang w:val="zh_TW" w:bidi="zh_TW"/>
+        </w:rPr>
+        <w:t>何西阿的事奉至少持續了三十八年，約在公元前 753 年至 715 年間。無論他出身於農民階層，或以色列較富裕的社會群體，他都顯示出相當的學識。</w:t>
+      </w:r>
+    </w:p>
+    <w:p>
+      <w:pPr/>
+      <w:r>
+        <w:rPr>
+          <w:lang w:val="zh_TW" w:bidi="zh_TW"/>
+        </w:rPr>
+      </w:r>
+      <w:r>
+        <w:rPr>
+          <w:lang w:val="zh_TW" w:bidi="zh_TW"/>
+        </w:rPr>
+        <w:t>何西阿與妓女歌篾的婚姻，在當時極可能引起極大的爭議。並在歷世歷代的讀者與解經家之間引發熱烈的討論。然而，從信仰的角度來看，歌篾確是眾所皆知的妓女；何西阿蒙召娶她，並非出於個人感情，而是要成為以色列屬靈不忠的具體象徵，並藉此彰顯神對悖逆子民不變的慈愛與信實的盟約之愛。</w:t>
+      </w:r>
+    </w:p>
+    <w:p>
+      <w:pPr>
+        <w:pStyle w:val="Heading3"/>
+      </w:pPr>
+      <w:r>
+        <w:rPr>
+          <w:lang w:val="zh_TW" w:bidi="zh_TW"/>
+        </w:rPr>
+        <w:t>何西阿書是否具有歷史真實性？</w:t>
+      </w:r>
+    </w:p>
+    <w:p>
+      <w:pPr/>
+      <w:r>
+        <w:rPr>
+          <w:lang w:val="zh_TW" w:bidi="zh_TW"/>
+        </w:rPr>
+      </w:r>
+      <w:r>
+        <w:rPr>
+          <w:lang w:val="zh_TW" w:bidi="zh_TW"/>
+        </w:rPr>
+        <w:t>多數學者認同何西阿書具有高度的歷史真實性與文學整體性。然而，學界主要聚焦於兩項討論焦點：</w:t>
+      </w:r>
+    </w:p>
+    <w:p>
+      <w:pPr>
+        <w:pStyle w:val="ListNumber"/>
+        <w:numPr>
+          <w:ilvl w:val="0"/>
+          <w:numId w:val="14"/>
+        </w:numPr>
+        <w:spacing w:line="240" w:lineRule="auto"/>
+        <w:ind w:left="720"/>
+      </w:pPr>
+      <w:r>
+        <w:rPr>
+          <w:lang w:val="zh_TW" w:bidi="zh_TW"/>
+        </w:rPr>
+      </w:r>
+      <w:r>
+        <w:rPr>
+          <w:lang w:val="zh_TW" w:bidi="zh_TW"/>
+        </w:rPr>
+        <w:t>書中提及猶大的經文段落（例：</w:t>
+      </w:r>
+      <w:hyperlink r:id="rId25">
+        <w:r>
+          <w:rPr>
+            <w:lang w:val="zh_TW" w:bidi="zh_TW"/>
+          </w:rPr>
+          <w:rPr>
+            <w:color w:val="0000EE"/>
+            <w:u w:val="single"/>
+          </w:rPr>
+          <w:t>何1:1</w:t>
         </w:r>
       </w:hyperlink>
       <w:r>
@@ -371,7 +1000,3670 @@
         </w:rPr>
         <w:t>、</w:t>
       </w:r>
-      <w:hyperlink r:id="rId16">
+      <w:hyperlink r:id="rId25">
+        <w:r>
+          <w:rPr>
+            <w:lang w:val="zh_TW" w:bidi="zh_TW"/>
+          </w:rPr>
+          <w:rPr>
+            <w:color w:val="0000EE"/>
+            <w:u w:val="single"/>
+          </w:rPr>
+          <w:t>7</w:t>
+        </w:r>
+      </w:hyperlink>
+      <w:r>
+        <w:rPr>
+          <w:lang w:val="zh_TW" w:bidi="zh_TW"/>
+        </w:rPr>
+        <w:t>、</w:t>
+      </w:r>
+      <w:hyperlink r:id="rId25">
+        <w:r>
+          <w:rPr>
+            <w:lang w:val="zh_TW" w:bidi="zh_TW"/>
+          </w:rPr>
+          <w:rPr>
+            <w:color w:val="0000EE"/>
+            <w:u w:val="single"/>
+          </w:rPr>
+          <w:t>11</w:t>
+        </w:r>
+      </w:hyperlink>
+      <w:r>
+        <w:rPr>
+          <w:lang w:val="zh_TW" w:bidi="zh_TW"/>
+        </w:rPr>
+        <w:t>，</w:t>
+      </w:r>
+      <w:hyperlink r:id="rId26">
+        <w:r>
+          <w:rPr>
+            <w:lang w:val="zh_TW" w:bidi="zh_TW"/>
+          </w:rPr>
+          <w:rPr>
+            <w:color w:val="0000EE"/>
+            <w:u w:val="single"/>
+          </w:rPr>
+          <w:t>4:15</w:t>
+        </w:r>
+      </w:hyperlink>
+      <w:r>
+        <w:rPr>
+          <w:lang w:val="zh_TW" w:bidi="zh_TW"/>
+        </w:rPr>
+        <w:t>，</w:t>
+      </w:r>
+      <w:hyperlink r:id="rId27">
+        <w:r>
+          <w:rPr>
+            <w:lang w:val="zh_TW" w:bidi="zh_TW"/>
+          </w:rPr>
+          <w:rPr>
+            <w:color w:val="0000EE"/>
+            <w:u w:val="single"/>
+          </w:rPr>
+          <w:t>5:5</w:t>
+        </w:r>
+      </w:hyperlink>
+      <w:r>
+        <w:rPr>
+          <w:lang w:val="zh_TW" w:bidi="zh_TW"/>
+        </w:rPr>
+        <w:t>、</w:t>
+      </w:r>
+      <w:hyperlink r:id="rId27">
+        <w:r>
+          <w:rPr>
+            <w:lang w:val="zh_TW" w:bidi="zh_TW"/>
+          </w:rPr>
+          <w:rPr>
+            <w:color w:val="0000EE"/>
+            <w:u w:val="single"/>
+          </w:rPr>
+          <w:t>10</w:t>
+        </w:r>
+      </w:hyperlink>
+      <w:hyperlink r:id="rId27">
+        <w:r>
+          <w:rPr>
+            <w:lang w:val="zh_TW" w:bidi="zh_TW"/>
+          </w:rPr>
+          <w:rPr>
+            <w:color w:val="0000EE"/>
+            <w:u w:val="single"/>
+          </w:rPr>
+          <w:t>-1</w:t>
+        </w:r>
+      </w:hyperlink>
+      <w:r>
+        <w:rPr>
+          <w:lang w:val="zh_TW" w:bidi="zh_TW"/>
+        </w:rPr>
+        <w:t>4，</w:t>
+      </w:r>
+      <w:hyperlink r:id="rId28">
+        <w:r>
+          <w:rPr>
+            <w:lang w:val="zh_TW" w:bidi="zh_TW"/>
+          </w:rPr>
+          <w:rPr>
+            <w:color w:val="0000EE"/>
+            <w:u w:val="single"/>
+          </w:rPr>
+          <w:t>6:4</w:t>
+        </w:r>
+      </w:hyperlink>
+      <w:r>
+        <w:rPr>
+          <w:lang w:val="zh_TW" w:bidi="zh_TW"/>
+        </w:rPr>
+        <w:t>、</w:t>
+      </w:r>
+      <w:hyperlink r:id="rId28">
+        <w:r>
+          <w:rPr>
+            <w:lang w:val="zh_TW" w:bidi="zh_TW"/>
+          </w:rPr>
+          <w:rPr>
+            <w:color w:val="0000EE"/>
+            <w:u w:val="single"/>
+          </w:rPr>
+          <w:t>11</w:t>
+        </w:r>
+      </w:hyperlink>
+      <w:r>
+        <w:rPr>
+          <w:lang w:val="zh_TW" w:bidi="zh_TW"/>
+        </w:rPr>
+        <w:t>，</w:t>
+      </w:r>
+      <w:hyperlink r:id="rId29">
+        <w:r>
+          <w:rPr>
+            <w:lang w:val="zh_TW" w:bidi="zh_TW"/>
+          </w:rPr>
+          <w:rPr>
+            <w:color w:val="0000EE"/>
+            <w:u w:val="single"/>
+          </w:rPr>
+          <w:t>8:14</w:t>
+        </w:r>
+      </w:hyperlink>
+      <w:r>
+        <w:rPr>
+          <w:lang w:val="zh_TW" w:bidi="zh_TW"/>
+        </w:rPr>
+        <w:t>，</w:t>
+      </w:r>
+      <w:hyperlink r:id="rId30">
+        <w:r>
+          <w:rPr>
+            <w:lang w:val="zh_TW" w:bidi="zh_TW"/>
+          </w:rPr>
+          <w:rPr>
+            <w:color w:val="0000EE"/>
+            <w:u w:val="single"/>
+          </w:rPr>
+          <w:t>11:12</w:t>
+        </w:r>
+      </w:hyperlink>
+      <w:r>
+        <w:rPr>
+          <w:lang w:val="zh_TW" w:bidi="zh_TW"/>
+        </w:rPr>
+        <w:t>，</w:t>
+      </w:r>
+      <w:hyperlink r:id="rId31">
+        <w:r>
+          <w:rPr>
+            <w:lang w:val="zh_TW" w:bidi="zh_TW"/>
+          </w:rPr>
+          <w:rPr>
+            <w:color w:val="0000EE"/>
+            <w:u w:val="single"/>
+          </w:rPr>
+          <w:t>12:2</w:t>
+        </w:r>
+      </w:hyperlink>
+      <w:r>
+        <w:rPr>
+          <w:lang w:val="zh_TW" w:bidi="zh_TW"/>
+        </w:rPr>
+        <w:t>）</w:t>
+      </w:r>
+    </w:p>
+    <w:p>
+      <w:pPr>
+        <w:pStyle w:val="ListNumber"/>
+        <w:spacing w:line="240" w:lineRule="auto"/>
+        <w:ind w:left="720"/>
+      </w:pPr>
+      <w:r>
+        <w:rPr>
+          <w:lang w:val="zh_TW" w:bidi="zh_TW"/>
+        </w:rPr>
+      </w:r>
+      <w:r>
+        <w:rPr>
+          <w:lang w:val="zh_TW" w:bidi="zh_TW"/>
+        </w:rPr>
+        <w:t>論及未來祝福與民族拯救的段落（例：</w:t>
+      </w:r>
+      <w:hyperlink r:id="rId32">
+        <w:r>
+          <w:rPr>
+            <w:lang w:val="zh_TW" w:bidi="zh_TW"/>
+          </w:rPr>
+          <w:rPr>
+            <w:color w:val="0000EE"/>
+            <w:u w:val="single"/>
+          </w:rPr>
+          <w:t>何11:8–11</w:t>
+        </w:r>
+      </w:hyperlink>
+      <w:r>
+        <w:rPr>
+          <w:lang w:val="zh_TW" w:bidi="zh_TW"/>
+        </w:rPr>
+        <w:t>，</w:t>
+      </w:r>
+      <w:hyperlink r:id="rId33">
+        <w:r>
+          <w:rPr>
+            <w:lang w:val="zh_TW" w:bidi="zh_TW"/>
+          </w:rPr>
+          <w:rPr>
+            <w:color w:val="0000EE"/>
+            <w:u w:val="single"/>
+          </w:rPr>
+          <w:t>14:2–9</w:t>
+        </w:r>
+      </w:hyperlink>
+      <w:r>
+        <w:rPr>
+          <w:lang w:val="zh_TW" w:bidi="zh_TW"/>
+        </w:rPr>
+        <w:t>）</w:t>
+      </w:r>
+    </w:p>
+    <w:p>
+      <w:pPr/>
+      <w:r>
+        <w:rPr>
+          <w:lang w:val="zh_TW" w:bidi="zh_TW"/>
+        </w:rPr>
+      </w:r>
+      <w:r>
+        <w:rPr>
+          <w:lang w:val="zh_TW" w:bidi="zh_TW"/>
+        </w:rPr>
+        <w:t>何西阿提及猶大是可以理解的。作為神的僕人，他為北國以色列偏離大衛王朝正統、落入不敬虔君王的統治而深感憂傷。而北國由不敬虔的君王掌權必然面臨神的審判。藉著屬天的啓示，何西阿明白神對猶大與以色列的整體歷史的主權安排。</w:t>
+      </w:r>
+    </w:p>
+    <w:p>
+      <w:pPr/>
+      <w:r>
+        <w:rPr>
+          <w:lang w:val="zh_TW" w:bidi="zh_TW"/>
+        </w:rPr>
+      </w:r>
+      <w:r>
+        <w:rPr>
+          <w:lang w:val="zh_TW" w:bidi="zh_TW"/>
+        </w:rPr>
+        <w:t>此外，未來的拯救與祝福，並不會削弱神對罪惡的審判。正如何西阿對歌篾的愛與接納，並未否定她過去的罪行；和好與赦免，從來不是忽視罪，而是在悔改與公義中實現的恢復。</w:t>
+      </w:r>
+    </w:p>
+    <w:p>
+      <w:pPr>
+        <w:pStyle w:val="Heading3"/>
+      </w:pPr>
+      <w:r>
+        <w:rPr>
+          <w:lang w:val="zh_TW" w:bidi="zh_TW"/>
+        </w:rPr>
+        <w:t>何西阿書的故事內容是什麼？</w:t>
+      </w:r>
+    </w:p>
+    <w:p>
+      <w:pPr/>
+      <w:r>
+        <w:rPr>
+          <w:lang w:val="zh_TW" w:bidi="zh_TW"/>
+        </w:rPr>
+      </w:r>
+      <w:r>
+        <w:rPr>
+          <w:lang w:val="zh_TW" w:bidi="zh_TW"/>
+        </w:rPr>
+        <w:t>何西阿生活於以色列北國最繁榮的時期，是耶羅波安二世在位期間（約公元前793年至753年）。他同時也見證了北國以色列在公元前722年被亞述攻陷、百姓被擄的國難。</w:t>
+      </w:r>
+    </w:p>
+    <w:p>
+      <w:pPr/>
+      <w:r>
+        <w:rPr>
+          <w:lang w:val="zh_TW" w:bidi="zh_TW"/>
+        </w:rPr>
+      </w:r>
+      <w:hyperlink r:id="rId34">
+        <w:r>
+          <w:rPr>
+            <w:lang w:val="zh_TW" w:bidi="zh_TW"/>
+          </w:rPr>
+          <w:rPr>
+            <w:color w:val="0000EE"/>
+            <w:u w:val="single"/>
+          </w:rPr>
+          <w:t>何西阿書一章1節</w:t>
+        </w:r>
+      </w:hyperlink>
+      <w:r>
+        <w:rPr>
+          <w:lang w:val="zh_TW" w:bidi="zh_TW"/>
+        </w:rPr>
+        <w:t xml:space="preserve"> 提到了幾位猶大的王：</w:t>
+      </w:r>
+    </w:p>
+    <w:p>
+      <w:pPr>
+        <w:pStyle w:val="ListBullet"/>
+        <w:spacing w:line="240" w:lineRule="auto"/>
+        <w:ind w:left="720"/>
+      </w:pPr>
+      <w:r>
+        <w:rPr>
+          <w:lang w:val="zh_TW" w:bidi="zh_TW"/>
+        </w:rPr>
+      </w:r>
+      <w:r>
+        <w:rPr>
+          <w:lang w:val="zh_TW" w:bidi="zh_TW"/>
+        </w:rPr>
+        <w:t>烏西雅</w:t>
+      </w:r>
+    </w:p>
+    <w:p>
+      <w:pPr>
+        <w:pStyle w:val="ListBullet"/>
+        <w:spacing w:line="240" w:lineRule="auto"/>
+        <w:ind w:left="720"/>
+      </w:pPr>
+      <w:r>
+        <w:rPr>
+          <w:lang w:val="zh_TW" w:bidi="zh_TW"/>
+        </w:rPr>
+      </w:r>
+      <w:r>
+        <w:rPr>
+          <w:lang w:val="zh_TW" w:bidi="zh_TW"/>
+        </w:rPr>
+        <w:t>約坦</w:t>
+      </w:r>
+    </w:p>
+    <w:p>
+      <w:pPr>
+        <w:pStyle w:val="ListBullet"/>
+        <w:spacing w:line="240" w:lineRule="auto"/>
+        <w:ind w:left="720"/>
+      </w:pPr>
+      <w:r>
+        <w:rPr>
+          <w:lang w:val="zh_TW" w:bidi="zh_TW"/>
+        </w:rPr>
+      </w:r>
+      <w:r>
+        <w:rPr>
+          <w:lang w:val="zh_TW" w:bidi="zh_TW"/>
+        </w:rPr>
+        <w:t>亞哈斯</w:t>
+      </w:r>
+    </w:p>
+    <w:p>
+      <w:pPr>
+        <w:pStyle w:val="ListBullet"/>
+        <w:spacing w:line="240" w:lineRule="auto"/>
+        <w:ind w:left="720"/>
+      </w:pPr>
+      <w:r>
+        <w:rPr>
+          <w:lang w:val="zh_TW" w:bidi="zh_TW"/>
+        </w:rPr>
+      </w:r>
+      <w:r>
+        <w:rPr>
+          <w:lang w:val="zh_TW" w:bidi="zh_TW"/>
+        </w:rPr>
+        <w:t>希西家</w:t>
+      </w:r>
+    </w:p>
+    <w:p>
+      <w:pPr/>
+      <w:r>
+        <w:rPr>
+          <w:lang w:val="zh_TW" w:bidi="zh_TW"/>
+        </w:rPr>
+      </w:r>
+      <w:r>
+        <w:rPr>
+          <w:lang w:val="zh_TW" w:bidi="zh_TW"/>
+        </w:rPr>
+        <w:t>同一節經文也提到了以色列的兩位王：</w:t>
+      </w:r>
+    </w:p>
+    <w:p>
+      <w:pPr>
+        <w:pStyle w:val="ListBullet"/>
+        <w:spacing w:line="240" w:lineRule="auto"/>
+        <w:ind w:left="720"/>
+      </w:pPr>
+      <w:r>
+        <w:rPr>
+          <w:lang w:val="zh_TW" w:bidi="zh_TW"/>
+        </w:rPr>
+      </w:r>
+      <w:r>
+        <w:rPr>
+          <w:lang w:val="zh_TW" w:bidi="zh_TW"/>
+        </w:rPr>
+        <w:t>約阿施</w:t>
+      </w:r>
+    </w:p>
+    <w:p>
+      <w:pPr>
+        <w:pStyle w:val="ListBullet"/>
+        <w:spacing w:line="240" w:lineRule="auto"/>
+        <w:ind w:left="720"/>
+      </w:pPr>
+      <w:r>
+        <w:rPr>
+          <w:lang w:val="zh_TW" w:bidi="zh_TW"/>
+        </w:rPr>
+      </w:r>
+      <w:r>
+        <w:rPr>
+          <w:lang w:val="zh_TW" w:bidi="zh_TW"/>
+        </w:rPr>
+        <w:t>耶羅波安</w:t>
+      </w:r>
+    </w:p>
+    <w:p>
+      <w:pPr/>
+      <w:r>
+        <w:rPr>
+          <w:lang w:val="zh_TW" w:bidi="zh_TW"/>
+        </w:rPr>
+      </w:r>
+      <w:r>
+        <w:rPr>
+          <w:lang w:val="zh_TW" w:bidi="zh_TW"/>
+        </w:rPr>
+        <w:t>烏西雅與約阿施、耶羅波安在位時間部分重疊；亞哈斯作猶大王時，正值亞述入侵並攻陷以色列；而希西家則可能在亞述擄掠期間與亞哈斯共同統治猶大。</w:t>
+      </w:r>
+    </w:p>
+    <w:p>
+      <w:pPr/>
+      <w:r>
+        <w:rPr>
+          <w:lang w:val="zh_TW" w:bidi="zh_TW"/>
+        </w:rPr>
+      </w:r>
+      <w:r>
+        <w:rPr>
+          <w:lang w:val="zh_TW" w:bidi="zh_TW"/>
+        </w:rPr>
+        <w:t>耶羅波安在位四十一年，但卻效法他父親尼八的惡行（</w:t>
+      </w:r>
+      <w:hyperlink r:id="rId35">
+        <w:r>
+          <w:rPr>
+            <w:lang w:val="zh_TW" w:bidi="zh_TW"/>
+          </w:rPr>
+          <w:rPr>
+            <w:color w:val="0000EE"/>
+            <w:u w:val="single"/>
+          </w:rPr>
+          <w:t>王下14:23–24</w:t>
+        </w:r>
+      </w:hyperlink>
+      <w:r>
+        <w:rPr>
+          <w:lang w:val="zh_TW" w:bidi="zh_TW"/>
+        </w:rPr>
+        <w:t>）。雖然以色列的國勢在他統治時一時昌盛，但政府的腐敗及屬靈的敗壞，為日後的動盪埋下了伏筆，並最終導致以色列的滅亡。富有的地主——包括王在內——壓迫窮苦的農民，使許多較低階層的小地主被迫離開田地，湧入城裡。這些社會問題很快引發以色列全面的腐敗，最終使國家陷入混亂的狀態之中（</w:t>
+      </w:r>
+      <w:hyperlink r:id="rId36">
+        <w:r>
+          <w:rPr>
+            <w:lang w:val="zh_TW" w:bidi="zh_TW"/>
+          </w:rPr>
+          <w:rPr>
+            <w:color w:val="0000EE"/>
+            <w:u w:val="single"/>
+          </w:rPr>
+          <w:t>何4:1–2</w:t>
+        </w:r>
+      </w:hyperlink>
+      <w:r>
+        <w:rPr>
+          <w:lang w:val="zh_TW" w:bidi="zh_TW"/>
+        </w:rPr>
+        <w:t>，</w:t>
+      </w:r>
+      <w:hyperlink r:id="rId37">
+        <w:r>
+          <w:rPr>
+            <w:lang w:val="zh_TW" w:bidi="zh_TW"/>
+          </w:rPr>
+          <w:rPr>
+            <w:color w:val="0000EE"/>
+            <w:u w:val="single"/>
+          </w:rPr>
+          <w:t>7:1–7</w:t>
+        </w:r>
+      </w:hyperlink>
+      <w:r>
+        <w:rPr>
+          <w:lang w:val="zh_TW" w:bidi="zh_TW"/>
+        </w:rPr>
+        <w:t>，</w:t>
+      </w:r>
+      <w:hyperlink r:id="rId38">
+        <w:r>
+          <w:rPr>
+            <w:lang w:val="zh_TW" w:bidi="zh_TW"/>
+          </w:rPr>
+          <w:rPr>
+            <w:color w:val="0000EE"/>
+            <w:u w:val="single"/>
+          </w:rPr>
+          <w:t>8:3–4</w:t>
+        </w:r>
+      </w:hyperlink>
+      <w:r>
+        <w:rPr>
+          <w:lang w:val="zh_TW" w:bidi="zh_TW"/>
+        </w:rPr>
+        <w:t>，</w:t>
+      </w:r>
+      <w:hyperlink r:id="rId39">
+        <w:r>
+          <w:rPr>
+            <w:lang w:val="zh_TW" w:bidi="zh_TW"/>
+          </w:rPr>
+          <w:rPr>
+            <w:color w:val="0000EE"/>
+            <w:u w:val="single"/>
+          </w:rPr>
+          <w:t>9:15</w:t>
+        </w:r>
+      </w:hyperlink>
+      <w:r>
+        <w:rPr>
+          <w:lang w:val="zh_TW" w:bidi="zh_TW"/>
+        </w:rPr>
+        <w:t>）。</w:t>
+      </w:r>
+    </w:p>
+    <w:p>
+      <w:pPr>
+        <w:pStyle w:val="Heading3"/>
+      </w:pPr>
+      <w:r>
+        <w:rPr>
+          <w:lang w:val="zh_TW" w:bidi="zh_TW"/>
+        </w:rPr>
+        <w:t>何西阿書寫於何時？</w:t>
+      </w:r>
+    </w:p>
+    <w:p>
+      <w:pPr/>
+      <w:r>
+        <w:rPr>
+          <w:lang w:val="zh_TW" w:bidi="zh_TW"/>
+        </w:rPr>
+      </w:r>
+      <w:r>
+        <w:rPr>
+          <w:lang w:val="zh_TW" w:bidi="zh_TW"/>
+        </w:rPr>
+        <w:t>何西阿約在耶羅波安二世在位期間（公元前793至753年）開始作為祂的使者事奉神；其事奉一直延續到猶大王希西家在位的時期（公元前715至686年）。</w:t>
+      </w:r>
+    </w:p>
+    <w:p>
+      <w:pPr/>
+      <w:r>
+        <w:rPr>
+          <w:lang w:val="zh_TW" w:bidi="zh_TW"/>
+        </w:rPr>
+      </w:r>
+      <w:r>
+        <w:rPr>
+          <w:lang w:val="zh_TW" w:bidi="zh_TW"/>
+        </w:rPr>
+        <w:t>多項事實顯示，何西阿很可能也在以色列王何細亞統治期間（公元前732至722年）持續傳講預言信息，具體理由包括：</w:t>
+      </w:r>
+    </w:p>
+    <w:p>
+      <w:pPr>
+        <w:pStyle w:val="ListNumber"/>
+        <w:numPr>
+          <w:ilvl w:val="0"/>
+          <w:numId w:val="15"/>
+        </w:numPr>
+        <w:spacing w:line="240" w:lineRule="auto"/>
+        <w:ind w:left="720"/>
+      </w:pPr>
+      <w:r>
+        <w:rPr>
+          <w:lang w:val="zh_TW" w:bidi="zh_TW"/>
+        </w:rPr>
+      </w:r>
+      <w:r>
+        <w:rPr>
+          <w:lang w:val="zh_TW" w:bidi="zh_TW"/>
+        </w:rPr>
+        <w:t>「沙勒幔」（</w:t>
+      </w:r>
+      <w:hyperlink r:id="rId40">
+        <w:r>
+          <w:rPr>
+            <w:lang w:val="zh_TW" w:bidi="zh_TW"/>
+          </w:rPr>
+          <w:rPr>
+            <w:color w:val="0000EE"/>
+            <w:u w:val="single"/>
+          </w:rPr>
+          <w:t>何10:14</w:t>
+        </w:r>
+      </w:hyperlink>
+      <w:r>
+        <w:rPr>
+          <w:lang w:val="zh_TW" w:bidi="zh_TW"/>
+        </w:rPr>
+        <w:t>）可能指的是亞述王撒縵以色，他在何細亞王統治初期入侵以色列（</w:t>
+      </w:r>
+      <w:hyperlink r:id="rId41">
+        <w:r>
+          <w:rPr>
+            <w:lang w:val="zh_TW" w:bidi="zh_TW"/>
+          </w:rPr>
+          <w:rPr>
+            <w:color w:val="0000EE"/>
+            <w:u w:val="single"/>
+          </w:rPr>
+          <w:t>王下17:3</w:t>
+        </w:r>
+      </w:hyperlink>
+      <w:r>
+        <w:rPr>
+          <w:lang w:val="zh_TW" w:bidi="zh_TW"/>
+        </w:rPr>
+        <w:t>）。</w:t>
+      </w:r>
+    </w:p>
+    <w:p>
+      <w:pPr>
+        <w:pStyle w:val="ListNumber"/>
+        <w:spacing w:line="240" w:lineRule="auto"/>
+        <w:ind w:left="720"/>
+      </w:pPr>
+      <w:r>
+        <w:rPr>
+          <w:lang w:val="zh_TW" w:bidi="zh_TW"/>
+        </w:rPr>
+      </w:r>
+      <w:r>
+        <w:rPr>
+          <w:lang w:val="zh_TW" w:bidi="zh_TW"/>
+        </w:rPr>
+        <w:t>「耶雷布」（</w:t>
+      </w:r>
+      <w:hyperlink r:id="rId42">
+        <w:r>
+          <w:rPr>
+            <w:lang w:val="zh_TW" w:bidi="zh_TW"/>
+          </w:rPr>
+          <w:rPr>
+            <w:color w:val="0000EE"/>
+            <w:u w:val="single"/>
+          </w:rPr>
+          <w:t>何5:13</w:t>
+        </w:r>
+      </w:hyperlink>
+      <w:r>
+        <w:rPr>
+          <w:lang w:val="zh_TW" w:bidi="zh_TW"/>
+        </w:rPr>
+        <w:t>，</w:t>
+      </w:r>
+      <w:hyperlink r:id="rId43">
+        <w:r>
+          <w:rPr>
+            <w:lang w:val="zh_TW" w:bidi="zh_TW"/>
+          </w:rPr>
+          <w:rPr>
+            <w:color w:val="0000EE"/>
+            <w:u w:val="single"/>
+          </w:rPr>
+          <w:t>10:6</w:t>
+        </w:r>
+      </w:hyperlink>
+      <w:r>
+        <w:rPr>
+          <w:lang w:val="zh_TW" w:bidi="zh_TW"/>
+        </w:rPr>
+        <w:t>）可能是對亞述王撒珥根二世的稱呼，其統治時間約為公元前722至705年。</w:t>
+      </w:r>
+    </w:p>
+    <w:p>
+      <w:pPr>
+        <w:pStyle w:val="ListNumber"/>
+        <w:spacing w:line="240" w:lineRule="auto"/>
+        <w:ind w:left="720"/>
+      </w:pPr>
+      <w:r>
+        <w:rPr>
+          <w:lang w:val="zh_TW" w:bidi="zh_TW"/>
+        </w:rPr>
+      </w:r>
+      <w:r>
+        <w:rPr>
+          <w:lang w:val="zh_TW" w:bidi="zh_TW"/>
+        </w:rPr>
+        <w:t>亞述入侵的預言的語氣顯示出這個事件迫在眉睫（</w:t>
+      </w:r>
+      <w:hyperlink r:id="rId44">
+        <w:r>
+          <w:rPr>
+            <w:lang w:val="zh_TW" w:bidi="zh_TW"/>
+          </w:rPr>
+          <w:rPr>
+            <w:color w:val="0000EE"/>
+            <w:u w:val="single"/>
+          </w:rPr>
+          <w:t>何10:5–6</w:t>
+        </w:r>
+      </w:hyperlink>
+      <w:r>
+        <w:rPr>
+          <w:lang w:val="zh_TW" w:bidi="zh_TW"/>
+        </w:rPr>
+        <w:t>，</w:t>
+      </w:r>
+      <w:hyperlink r:id="rId45">
+        <w:r>
+          <w:rPr>
+            <w:lang w:val="zh_TW" w:bidi="zh_TW"/>
+          </w:rPr>
+          <w:rPr>
+            <w:color w:val="0000EE"/>
+            <w:u w:val="single"/>
+          </w:rPr>
+          <w:t>13:15–16</w:t>
+        </w:r>
+      </w:hyperlink>
+      <w:r>
+        <w:rPr>
+          <w:lang w:val="zh_TW" w:bidi="zh_TW"/>
+        </w:rPr>
+        <w:t>）。</w:t>
+      </w:r>
+    </w:p>
+    <w:p>
+      <w:pPr>
+        <w:pStyle w:val="ListNumber"/>
+        <w:spacing w:line="240" w:lineRule="auto"/>
+        <w:ind w:left="720"/>
+      </w:pPr>
+      <w:r>
+        <w:rPr>
+          <w:lang w:val="zh_TW" w:bidi="zh_TW"/>
+        </w:rPr>
+      </w:r>
+      <w:r>
+        <w:rPr>
+          <w:lang w:val="zh_TW" w:bidi="zh_TW"/>
+        </w:rPr>
+        <w:t>書中多次提及以色列倚靠埃及尋求政治援助，這正符合何細亞王在期間北國所面臨的政治處境（</w:t>
+      </w:r>
+      <w:hyperlink r:id="rId46">
+        <w:r>
+          <w:rPr>
+            <w:lang w:val="zh_TW" w:bidi="zh_TW"/>
+          </w:rPr>
+          <w:rPr>
+            <w:color w:val="0000EE"/>
+            <w:u w:val="single"/>
+          </w:rPr>
+          <w:t>何7:11</w:t>
+        </w:r>
+      </w:hyperlink>
+      <w:r>
+        <w:rPr>
+          <w:lang w:val="zh_TW" w:bidi="zh_TW"/>
+        </w:rPr>
+        <w:t>，</w:t>
+      </w:r>
+      <w:hyperlink r:id="rId47">
+        <w:r>
+          <w:rPr>
+            <w:lang w:val="zh_TW" w:bidi="zh_TW"/>
+          </w:rPr>
+          <w:rPr>
+            <w:color w:val="0000EE"/>
+            <w:u w:val="single"/>
+          </w:rPr>
+          <w:t>11:11</w:t>
+        </w:r>
+      </w:hyperlink>
+      <w:r>
+        <w:rPr>
+          <w:lang w:val="zh_TW" w:bidi="zh_TW"/>
+        </w:rPr>
+        <w:t>）。</w:t>
+      </w:r>
+    </w:p>
+    <w:p>
+      <w:pPr/>
+      <w:r>
+        <w:rPr>
+          <w:lang w:val="zh_TW" w:bidi="zh_TW"/>
+        </w:rPr>
+      </w:r>
+      <w:r>
+        <w:rPr>
+          <w:lang w:val="zh_TW" w:bidi="zh_TW"/>
+        </w:rPr>
+        <w:t>綜合以上因素可見，何西阿的信息極有可能是在公元前722年，以色列滅亡前後不久彙編完成的。</w:t>
+      </w:r>
+    </w:p>
+    <w:p>
+      <w:pPr>
+        <w:pStyle w:val="Heading3"/>
+      </w:pPr>
+      <w:r>
+        <w:rPr>
+          <w:lang w:val="zh_TW" w:bidi="zh_TW"/>
+        </w:rPr>
+        <w:t>何西阿書寫於何地？寫給誰？</w:t>
+      </w:r>
+    </w:p>
+    <w:p>
+      <w:pPr/>
+      <w:r>
+        <w:rPr>
+          <w:lang w:val="zh_TW" w:bidi="zh_TW"/>
+        </w:rPr>
+      </w:r>
+      <w:r>
+        <w:rPr>
+          <w:lang w:val="zh_TW" w:bidi="zh_TW"/>
+        </w:rPr>
+        <w:t>何西阿是在以色列境內傳講神話語的先知。書中他稱撒馬利亞的君王為「我們的王」（</w:t>
+      </w:r>
+      <w:hyperlink r:id="rId48">
+        <w:r>
+          <w:rPr>
+            <w:lang w:val="zh_TW" w:bidi="zh_TW"/>
+          </w:rPr>
+          <w:rPr>
+            <w:color w:val="0000EE"/>
+            <w:u w:val="single"/>
+          </w:rPr>
+          <w:t>何7:5</w:t>
+        </w:r>
+      </w:hyperlink>
+      <w:r>
+        <w:rPr>
+          <w:lang w:val="zh_TW" w:bidi="zh_TW"/>
+        </w:rPr>
+        <w:t>）。他對以色列各地的地理環境的描寫十分深刻。當他提及基列時的語氣，彷彿親眼見過該地的情景（</w:t>
+      </w:r>
+      <w:hyperlink r:id="rId49">
+        <w:r>
+          <w:rPr>
+            <w:lang w:val="zh_TW" w:bidi="zh_TW"/>
+          </w:rPr>
+          <w:rPr>
+            <w:color w:val="0000EE"/>
+            <w:u w:val="single"/>
+          </w:rPr>
+          <w:t>何6:8</w:t>
+        </w:r>
+      </w:hyperlink>
+      <w:r>
+        <w:rPr>
+          <w:lang w:val="zh_TW" w:bidi="zh_TW"/>
+        </w:rPr>
+        <w:t>，</w:t>
+      </w:r>
+      <w:hyperlink r:id="rId50">
+        <w:r>
+          <w:rPr>
+            <w:lang w:val="zh_TW" w:bidi="zh_TW"/>
+          </w:rPr>
+          <w:rPr>
+            <w:color w:val="0000EE"/>
+            <w:u w:val="single"/>
+          </w:rPr>
+          <w:t>12:11</w:t>
+        </w:r>
+      </w:hyperlink>
+      <w:r>
+        <w:rPr>
+          <w:lang w:val="zh_TW" w:bidi="zh_TW"/>
+        </w:rPr>
+        <w:t>）。因此，何西阿極有可能是唯一一位在整個先知事奉期間始終居住於北國以色列的先知。</w:t>
+      </w:r>
+    </w:p>
+    <w:p>
+      <w:pPr>
+        <w:pStyle w:val="Heading3"/>
+      </w:pPr>
+      <w:r>
+        <w:rPr>
+          <w:lang w:val="zh_TW" w:bidi="zh_TW"/>
+        </w:rPr>
+        <w:t>為何要寫何西阿書？</w:t>
+      </w:r>
+    </w:p>
+    <w:p>
+      <w:pPr/>
+      <w:r>
+        <w:rPr>
+          <w:lang w:val="zh_TW" w:bidi="zh_TW"/>
+        </w:rPr>
+      </w:r>
+      <w:r>
+        <w:rPr>
+          <w:lang w:val="zh_TW" w:bidi="zh_TW"/>
+        </w:rPr>
+        <w:t>先知何西阿受召的主要使命，是呼籲以色列悔改，離棄罪惡，歸回耶和華。他描繪以色列的神乃是一位滿有忍耐與慈愛、並始終信實的神。這一神學核心，是何西阿的信息最鮮明的特色之一（見</w:t>
+      </w:r>
+      <w:hyperlink r:id="rId51">
+        <w:r>
+          <w:rPr>
+            <w:lang w:val="zh_TW" w:bidi="zh_TW"/>
+          </w:rPr>
+          <w:rPr>
+            <w:color w:val="0000EE"/>
+            <w:u w:val="single"/>
+          </w:rPr>
+          <w:t>何2:19</w:t>
+        </w:r>
+      </w:hyperlink>
+      <w:r>
+        <w:rPr>
+          <w:lang w:val="zh_TW" w:bidi="zh_TW"/>
+        </w:rPr>
+        <w:t>）。</w:t>
+      </w:r>
+    </w:p>
+    <w:p>
+      <w:pPr/>
+      <w:r>
+        <w:rPr>
+          <w:lang w:val="zh_TW" w:bidi="zh_TW"/>
+        </w:rPr>
+      </w:r>
+      <w:r>
+        <w:rPr>
+          <w:lang w:val="zh_TW" w:bidi="zh_TW"/>
+        </w:rPr>
+        <w:t>「慈愛與忠誠（Loving devotion）」最能表現出耶和華對祂子民不變的愛與信實。何西阿的家庭生活正是這份慈愛忠誠的象徵。</w:t>
+      </w:r>
+    </w:p>
+    <w:p>
+      <w:pPr>
+        <w:pStyle w:val="Heading3"/>
+      </w:pPr>
+      <w:r>
+        <w:rPr>
+          <w:lang w:val="zh_TW" w:bidi="zh_TW"/>
+        </w:rPr>
+        <w:t>何西阿書的主題是什麼？</w:t>
+      </w:r>
+    </w:p>
+    <w:p>
+      <w:pPr/>
+      <w:r>
+        <w:rPr>
+          <w:lang w:val="zh_TW" w:bidi="zh_TW"/>
+        </w:rPr>
+      </w:r>
+      <w:r>
+        <w:rPr>
+          <w:lang w:val="zh_TW" w:bidi="zh_TW"/>
+        </w:rPr>
+        <w:t>何西阿書的主要段落與核心主題，可概述如下。</w:t>
+      </w:r>
+    </w:p>
+    <w:p>
+      <w:pPr>
+        <w:pStyle w:val="Heading4"/>
+      </w:pPr>
+      <w:r>
+        <w:rPr>
+          <w:lang w:val="zh_TW" w:bidi="zh_TW"/>
+        </w:rPr>
+        <w:t>第一至三章</w:t>
+      </w:r>
+    </w:p>
+    <w:p>
+      <w:pPr/>
+      <w:r>
+        <w:rPr>
+          <w:lang w:val="zh_TW" w:bidi="zh_TW"/>
+        </w:rPr>
+      </w:r>
+      <w:r>
+        <w:rPr>
+          <w:lang w:val="zh_TW" w:bidi="zh_TW"/>
+        </w:rPr>
+        <w:t>何西阿書的前面三章聚焦於先知何西阿個人的生命經歷，尤其突顯出他對不忠之妻所表現出的忠誠與愛。</w:t>
+      </w:r>
+    </w:p>
+    <w:p>
+      <w:pPr/>
+      <w:r>
+        <w:rPr>
+          <w:lang w:val="zh_TW" w:bidi="zh_TW"/>
+        </w:rPr>
+      </w:r>
+      <w:r>
+        <w:rPr>
+          <w:lang w:val="zh_TW" w:bidi="zh_TW"/>
+        </w:rPr>
+        <w:t>神吩咐何西阿娶妓女歌篾為妻，並與她生兒育女（</w:t>
+      </w:r>
+      <w:hyperlink r:id="rId52">
+        <w:r>
+          <w:rPr>
+            <w:lang w:val="zh_TW" w:bidi="zh_TW"/>
+          </w:rPr>
+          <w:rPr>
+            <w:color w:val="0000EE"/>
+            <w:u w:val="single"/>
+          </w:rPr>
+          <w:t>何1:2–3:5</w:t>
+        </w:r>
+      </w:hyperlink>
+      <w:r>
+        <w:rPr>
+          <w:lang w:val="zh_TW" w:bidi="zh_TW"/>
+        </w:rPr>
+        <w:t>）。這一命令長久以來使許多解經家感到困惑，因為在以色列中，祭司與先知並不會與妓女結婚。中世紀的猶太作家多半將此段敘事視為象徵性的記載，而非實際歷史事件。後來有些學者則發現</w:t>
+      </w:r>
+      <w:hyperlink r:id="rId53">
+        <w:r>
+          <w:rPr>
+            <w:lang w:val="zh_TW" w:bidi="zh_TW"/>
+          </w:rPr>
+          <w:rPr>
+            <w:color w:val="0000EE"/>
+            <w:u w:val="single"/>
+          </w:rPr>
+          <w:t>何西阿書第一章</w:t>
+        </w:r>
+      </w:hyperlink>
+      <w:r>
+        <w:rPr>
+          <w:lang w:val="zh_TW" w:bidi="zh_TW"/>
+        </w:rPr>
+        <w:t>與</w:t>
+      </w:r>
+      <w:hyperlink r:id="rId54">
+        <w:r>
+          <w:rPr>
+            <w:lang w:val="zh_TW" w:bidi="zh_TW"/>
+          </w:rPr>
+          <w:rPr>
+            <w:color w:val="0000EE"/>
+            <w:u w:val="single"/>
+          </w:rPr>
+          <w:t>第三章</w:t>
+        </w:r>
+      </w:hyperlink>
+      <w:r>
+        <w:rPr>
+          <w:lang w:val="zh_TW" w:bidi="zh_TW"/>
+        </w:rPr>
+        <w:t>間的差異，認為第三章是何西阿對自身婚姻的個人敘述，而第一章則是他對早期先知事奉經歷的回顧。另有部分解經家主張這兩章皆為真實歷史；但也有學者認為</w:t>
+      </w:r>
+      <w:hyperlink r:id="rId53">
+        <w:r>
+          <w:rPr>
+            <w:lang w:val="zh_TW" w:bidi="zh_TW"/>
+          </w:rPr>
+          <w:rPr>
+            <w:color w:val="0000EE"/>
+            <w:u w:val="single"/>
+          </w:rPr>
+          <w:t>第一章</w:t>
+        </w:r>
+      </w:hyperlink>
+      <w:r>
+        <w:rPr>
+          <w:lang w:val="zh_TW" w:bidi="zh_TW"/>
+        </w:rPr>
+        <w:t>屬於歷史記載，而</w:t>
+      </w:r>
+      <w:hyperlink r:id="rId54">
+        <w:r>
+          <w:rPr>
+            <w:lang w:val="zh_TW" w:bidi="zh_TW"/>
+          </w:rPr>
+          <w:rPr>
+            <w:color w:val="0000EE"/>
+            <w:u w:val="single"/>
+          </w:rPr>
+          <w:t>第三章</w:t>
+        </w:r>
+      </w:hyperlink>
+      <w:r>
+        <w:rPr>
+          <w:lang w:val="zh_TW" w:bidi="zh_TW"/>
+        </w:rPr>
+        <w:t>則是何西阿對婚姻關係的寓意性詮釋。</w:t>
+      </w:r>
+    </w:p>
+    <w:p>
+      <w:pPr/>
+      <w:r>
+        <w:rPr>
+          <w:lang w:val="zh_TW" w:bidi="zh_TW"/>
+        </w:rPr>
+      </w:r>
+      <w:r>
+        <w:rPr>
+          <w:lang w:val="zh_TW" w:bidi="zh_TW"/>
+        </w:rPr>
+        <w:t>關於歌篾的性行為，人們長期以來有廣泛的討論，主要形成了兩種觀點：</w:t>
+      </w:r>
+    </w:p>
+    <w:p>
+      <w:pPr>
+        <w:pStyle w:val="ListNumber"/>
+        <w:numPr>
+          <w:ilvl w:val="0"/>
+          <w:numId w:val="16"/>
+        </w:numPr>
+        <w:spacing w:line="240" w:lineRule="auto"/>
+        <w:ind w:left="720"/>
+      </w:pPr>
+      <w:r>
+        <w:rPr>
+          <w:lang w:val="zh_TW" w:bidi="zh_TW"/>
+        </w:rPr>
+      </w:r>
+      <w:r>
+        <w:rPr>
+          <w:lang w:val="zh_TW" w:bidi="zh_TW"/>
+        </w:rPr>
+        <w:t>第一種觀點認為，歌篾在與何西阿婚姻的初期可能是一位忠誠的妻子。「娶淫婦為妻」（</w:t>
+      </w:r>
+      <w:hyperlink r:id="rId55">
+        <w:r>
+          <w:rPr>
+            <w:lang w:val="zh_TW" w:bidi="zh_TW"/>
+          </w:rPr>
+          <w:rPr>
+            <w:color w:val="0000EE"/>
+            <w:u w:val="single"/>
+          </w:rPr>
+          <w:t>何1:2</w:t>
+        </w:r>
+      </w:hyperlink>
+      <w:r>
+        <w:rPr>
+          <w:lang w:val="zh_TW" w:bidi="zh_TW"/>
+        </w:rPr>
+        <w:t>）並非是在描述她當時實際的行為，而是指她內在的罪性與悖逆本質。神隨後將這一特質顯露出來，藉此揭露以色列陷入偶像崇拜的屬靈光景。</w:t>
+      </w:r>
+    </w:p>
+    <w:p>
+      <w:pPr>
+        <w:pStyle w:val="ListNumber"/>
+        <w:spacing w:line="240" w:lineRule="auto"/>
+        <w:ind w:left="720"/>
+      </w:pPr>
+      <w:r>
+        <w:rPr>
+          <w:lang w:val="zh_TW" w:bidi="zh_TW"/>
+        </w:rPr>
+      </w:r>
+      <w:r>
+        <w:rPr>
+          <w:lang w:val="zh_TW" w:bidi="zh_TW"/>
+        </w:rPr>
+        <w:t>第二種觀點則認為，歌篾本身就是一位眾所周知的妓女，而神吩咐何西阿娶她為妻，正是為了具體呈現以色列的屬靈淫亂，以及神信實的慈愛。此一觀點在福音派學者中最為常見，並且在採取字義、文法與歷史並重的詮釋原則下，被視為最單純的理解。</w:t>
+      </w:r>
+    </w:p>
+    <w:p>
+      <w:pPr/>
+      <w:r>
+        <w:rPr>
+          <w:lang w:val="zh_TW" w:bidi="zh_TW"/>
+        </w:rPr>
+      </w:r>
+      <w:r>
+        <w:rPr>
+          <w:lang w:val="zh_TW" w:bidi="zh_TW"/>
+        </w:rPr>
+        <w:t>至於何西阿為何需要將歌篾贖回，經文並未明確地説明其具體原因；同樣地，贖價為何部分以糧食、部分以金錢支付，也無從得知。這一交易或許象徵著神將來要將以色列從被擄之地拯救出來。然而，北國的十個支派最終並未從亞述的被擄中歸回。儘管猶大也曾領受警告（</w:t>
+      </w:r>
+      <w:hyperlink r:id="rId56">
+        <w:r>
+          <w:rPr>
+            <w:lang w:val="zh_TW" w:bidi="zh_TW"/>
+          </w:rPr>
+          <w:rPr>
+            <w:color w:val="0000EE"/>
+            <w:u w:val="single"/>
+          </w:rPr>
+          <w:t>何6:11</w:t>
+        </w:r>
+      </w:hyperlink>
+      <w:r>
+        <w:rPr>
+          <w:lang w:val="zh_TW" w:bidi="zh_TW"/>
+        </w:rPr>
+        <w:t>），但因為這樣的詮釋並不適用於南國猶大，所以何西阿的信息主要是針對北國。</w:t>
+      </w:r>
+    </w:p>
+    <w:p>
+      <w:pPr/>
+      <w:r>
+        <w:rPr>
+          <w:lang w:val="zh_TW" w:bidi="zh_TW"/>
+        </w:rPr>
+      </w:r>
+      <w:r>
+        <w:rPr>
+          <w:lang w:val="zh_TW" w:bidi="zh_TW"/>
+        </w:rPr>
+        <w:t>何西阿與歌篾所生的孩子，都被賦予具有象徵意義的名字。第一個孩子是兒子，名叫耶斯列（</w:t>
+      </w:r>
+      <w:hyperlink r:id="rId57">
+        <w:r>
+          <w:rPr>
+            <w:lang w:val="zh_TW" w:bidi="zh_TW"/>
+          </w:rPr>
+          <w:rPr>
+            <w:color w:val="0000EE"/>
+            <w:u w:val="single"/>
+          </w:rPr>
+          <w:t>何1:4a</w:t>
+        </w:r>
+      </w:hyperlink>
+      <w:r>
+        <w:rPr>
+          <w:lang w:val="zh_TW" w:bidi="zh_TW"/>
+        </w:rPr>
+        <w:t>），象徵神對耶戶家族的審判，因耶戶曾在耶斯列平原殺滅亞哈的家族（</w:t>
+      </w:r>
+      <w:hyperlink r:id="rId58">
+        <w:r>
+          <w:rPr>
+            <w:lang w:val="zh_TW" w:bidi="zh_TW"/>
+          </w:rPr>
+          <w:rPr>
+            <w:color w:val="0000EE"/>
+            <w:u w:val="single"/>
+          </w:rPr>
+          <w:t>王下10:1–11</w:t>
+        </w:r>
+      </w:hyperlink>
+      <w:r>
+        <w:rPr>
+          <w:lang w:val="zh_TW" w:bidi="zh_TW"/>
+        </w:rPr>
+        <w:t>，</w:t>
+      </w:r>
+      <w:hyperlink r:id="rId58">
+        <w:r>
+          <w:rPr>
+            <w:lang w:val="zh_TW" w:bidi="zh_TW"/>
+          </w:rPr>
+          <w:rPr>
+            <w:color w:val="0000EE"/>
+            <w:u w:val="single"/>
+          </w:rPr>
+          <w:t>30</w:t>
+        </w:r>
+      </w:hyperlink>
+      <w:r>
+        <w:rPr>
+          <w:lang w:val="zh_TW" w:bidi="zh_TW"/>
+        </w:rPr>
+        <w:t>）。</w:t>
+      </w:r>
+    </w:p>
+    <w:p>
+      <w:pPr/>
+      <w:r>
+        <w:rPr>
+          <w:lang w:val="zh_TW" w:bidi="zh_TW"/>
+        </w:rPr>
+      </w:r>
+      <w:r>
+        <w:rPr>
+          <w:lang w:val="zh_TW" w:bidi="zh_TW"/>
+        </w:rPr>
+        <w:t>第二個孩子是女兒，名叫羅‧路哈瑪（</w:t>
+      </w:r>
+      <w:hyperlink r:id="rId59">
+        <w:r>
+          <w:rPr>
+            <w:lang w:val="zh_TW" w:bidi="zh_TW"/>
+          </w:rPr>
+          <w:rPr>
+            <w:color w:val="0000EE"/>
+            <w:u w:val="single"/>
+          </w:rPr>
+          <w:t>何1:6a</w:t>
+        </w:r>
+      </w:hyperlink>
+      <w:r>
+        <w:rPr>
+          <w:lang w:val="zh_TW" w:bidi="zh_TW"/>
+        </w:rPr>
+        <w:t xml:space="preserve"> ），意為「不蒙憐憫」或「未得慈愛」，象徵北國以色列即將臨到的審判：其屬靈敗壞已達極點，終必被擊敗，並被擄到外邦（</w:t>
+      </w:r>
+      <w:hyperlink r:id="rId59">
+        <w:r>
+          <w:rPr>
+            <w:lang w:val="zh_TW" w:bidi="zh_TW"/>
+          </w:rPr>
+          <w:rPr>
+            <w:color w:val="0000EE"/>
+            <w:u w:val="single"/>
+          </w:rPr>
+          <w:t>何1:6b</w:t>
+        </w:r>
+      </w:hyperlink>
+      <w:r>
+        <w:rPr>
+          <w:lang w:val="zh_TW" w:bidi="zh_TW"/>
+        </w:rPr>
+        <w:t>）。</w:t>
+      </w:r>
+    </w:p>
+    <w:p>
+      <w:pPr/>
+      <w:r>
+        <w:rPr>
+          <w:lang w:val="zh_TW" w:bidi="zh_TW"/>
+        </w:rPr>
+      </w:r>
+      <w:r>
+        <w:rPr>
+          <w:lang w:val="zh_TW" w:bidi="zh_TW"/>
+        </w:rPr>
+        <w:t>第三個孩子是兒子，名叫羅‧阿米，意為「非我子民」（</w:t>
+      </w:r>
+      <w:hyperlink r:id="rId60">
+        <w:r>
+          <w:rPr>
+            <w:lang w:val="zh_TW" w:bidi="zh_TW"/>
+          </w:rPr>
+          <w:rPr>
+            <w:color w:val="0000EE"/>
+            <w:u w:val="single"/>
+          </w:rPr>
+          <w:t>何1:8–9</w:t>
+        </w:r>
+      </w:hyperlink>
+      <w:r>
+        <w:rPr>
+          <w:lang w:val="zh_TW" w:bidi="zh_TW"/>
+        </w:rPr>
+        <w:t>），表明神暫時否定以色列作為祂子民的身分。然而，這樣的否定並非是永久的（</w:t>
+      </w:r>
+      <w:hyperlink r:id="rId61">
+        <w:r>
+          <w:rPr>
+            <w:lang w:val="zh_TW" w:bidi="zh_TW"/>
+          </w:rPr>
+          <w:rPr>
+            <w:color w:val="0000EE"/>
+            <w:u w:val="single"/>
+          </w:rPr>
+          <w:t>何1:10–2:1</w:t>
+        </w:r>
+      </w:hyperlink>
+      <w:r>
+        <w:rPr>
+          <w:lang w:val="zh_TW" w:bidi="zh_TW"/>
+        </w:rPr>
+        <w:t>）。儘管某一世代悖逆不順服，神仍必信實地成就祂對亞伯拉罕的應許（</w:t>
+      </w:r>
+      <w:hyperlink r:id="rId62">
+        <w:r>
+          <w:rPr>
+            <w:lang w:val="zh_TW" w:bidi="zh_TW"/>
+          </w:rPr>
+          <w:rPr>
+            <w:color w:val="0000EE"/>
+            <w:u w:val="single"/>
+          </w:rPr>
+          <w:t>何1:10</w:t>
+        </w:r>
+      </w:hyperlink>
+      <w:r>
+        <w:rPr>
+          <w:lang w:val="zh_TW" w:bidi="zh_TW"/>
+        </w:rPr>
+        <w:t>；</w:t>
+      </w:r>
+      <w:hyperlink r:id="rId63">
+        <w:r>
+          <w:rPr>
+            <w:lang w:val="zh_TW" w:bidi="zh_TW"/>
+          </w:rPr>
+          <w:rPr>
+            <w:color w:val="0000EE"/>
+            <w:u w:val="single"/>
+          </w:rPr>
+          <w:t>創22:17</w:t>
+        </w:r>
+      </w:hyperlink>
+      <w:r>
+        <w:rPr>
+          <w:lang w:val="zh_TW" w:bidi="zh_TW"/>
+        </w:rPr>
+        <w:t>），以及祂對與摩西所立的約（</w:t>
+      </w:r>
+      <w:hyperlink r:id="rId64">
+        <w:r>
+          <w:rPr>
+            <w:lang w:val="zh_TW" w:bidi="zh_TW"/>
+          </w:rPr>
+          <w:rPr>
+            <w:color w:val="0000EE"/>
+            <w:u w:val="single"/>
+          </w:rPr>
+          <w:t>出19:1–7</w:t>
+        </w:r>
+      </w:hyperlink>
+      <w:r>
+        <w:rPr>
+          <w:lang w:val="zh_TW" w:bidi="zh_TW"/>
+        </w:rPr>
+        <w:t>）。</w:t>
+      </w:r>
+    </w:p>
+    <w:p>
+      <w:pPr/>
+      <w:r>
+        <w:rPr>
+          <w:lang w:val="zh_TW" w:bidi="zh_TW"/>
+        </w:rPr>
+      </w:r>
+      <w:r>
+        <w:rPr>
+          <w:lang w:val="zh_TW" w:bidi="zh_TW"/>
+        </w:rPr>
+        <w:t>歌篾並不喜悅她的婚姻，便轉而尋求其他情人；正如以色列藉著敬拜假神來尋求滿足。他們錯誤地將一切美善與賜福歸功於外邦偶像，而非滿有憐憫的神（</w:t>
+      </w:r>
+      <w:hyperlink r:id="rId65">
+        <w:r>
+          <w:rPr>
+            <w:lang w:val="zh_TW" w:bidi="zh_TW"/>
+          </w:rPr>
+          <w:rPr>
+            <w:color w:val="0000EE"/>
+            <w:u w:val="single"/>
+          </w:rPr>
+          <w:t>何2:8</w:t>
+        </w:r>
+      </w:hyperlink>
+      <w:r>
+        <w:rPr>
+          <w:lang w:val="zh_TW" w:bidi="zh_TW"/>
+        </w:rPr>
+        <w:t>、</w:t>
+      </w:r>
+      <w:hyperlink r:id="rId65">
+        <w:r>
+          <w:rPr>
+            <w:lang w:val="zh_TW" w:bidi="zh_TW"/>
+          </w:rPr>
+          <w:rPr>
+            <w:color w:val="0000EE"/>
+            <w:u w:val="single"/>
+          </w:rPr>
+          <w:t>12</w:t>
+        </w:r>
+      </w:hyperlink>
+      <w:r>
+        <w:rPr>
+          <w:lang w:val="zh_TW" w:bidi="zh_TW"/>
+        </w:rPr>
+        <w:t>）。然而，當他們終於明白罪惡不能帶來持久的喜樂時，悔改的以色列便會回轉、歸向起初所愛的神。</w:t>
+      </w:r>
+    </w:p>
+    <w:p>
+      <w:pPr/>
+      <w:r>
+        <w:rPr>
+          <w:lang w:val="zh_TW" w:bidi="zh_TW"/>
+        </w:rPr>
+      </w:r>
+      <w:r>
+        <w:rPr>
+          <w:lang w:val="zh_TW" w:bidi="zh_TW"/>
+        </w:rPr>
+        <w:t>何西阿因歌篾犯姦淫而宣告與她離婚，象徵耶和華因以色列的不忠而與她離異（</w:t>
+      </w:r>
+      <w:hyperlink r:id="rId66">
+        <w:r>
+          <w:rPr>
+            <w:lang w:val="zh_TW" w:bidi="zh_TW"/>
+          </w:rPr>
+          <w:rPr>
+            <w:color w:val="0000EE"/>
+            <w:u w:val="single"/>
+          </w:rPr>
+          <w:t>何2:2</w:t>
+        </w:r>
+      </w:hyperlink>
+      <w:r>
+        <w:rPr>
+          <w:lang w:val="zh_TW" w:bidi="zh_TW"/>
+        </w:rPr>
+        <w:t>；另見</w:t>
+      </w:r>
+      <w:hyperlink r:id="rId67">
+        <w:r>
+          <w:rPr>
+            <w:lang w:val="zh_TW" w:bidi="zh_TW"/>
+          </w:rPr>
+          <w:rPr>
+            <w:color w:val="0000EE"/>
+            <w:u w:val="single"/>
+          </w:rPr>
+          <w:t>耶3:1–4:2</w:t>
+        </w:r>
+      </w:hyperlink>
+      <w:r>
+        <w:rPr>
+          <w:lang w:val="zh_TW" w:bidi="zh_TW"/>
+        </w:rPr>
+        <w:t>）。他們的孩子則代表當時以色列民族中的每一個成員（</w:t>
+      </w:r>
+      <w:hyperlink r:id="rId68">
+        <w:r>
+          <w:rPr>
+            <w:lang w:val="zh_TW" w:bidi="zh_TW"/>
+          </w:rPr>
+          <w:rPr>
+            <w:color w:val="0000EE"/>
+            <w:u w:val="single"/>
+          </w:rPr>
+          <w:t>何2:2–5</w:t>
+        </w:r>
+      </w:hyperlink>
+      <w:r>
+        <w:rPr>
+          <w:lang w:val="zh_TW" w:bidi="zh_TW"/>
+        </w:rPr>
+        <w:t>）。</w:t>
+      </w:r>
+    </w:p>
+    <w:p>
+      <w:pPr/>
+      <w:r>
+        <w:rPr>
+          <w:lang w:val="zh_TW" w:bidi="zh_TW"/>
+        </w:rPr>
+      </w:r>
+      <w:hyperlink r:id="rId54">
+        <w:r>
+          <w:rPr>
+            <w:lang w:val="zh_TW" w:bidi="zh_TW"/>
+          </w:rPr>
+          <w:rPr>
+            <w:color w:val="0000EE"/>
+            <w:u w:val="single"/>
+          </w:rPr>
+          <w:t>第三章</w:t>
+        </w:r>
+      </w:hyperlink>
+      <w:r>
+        <w:rPr>
+          <w:lang w:val="zh_TW" w:bidi="zh_TW"/>
+        </w:rPr>
+        <w:t>以恢復為主題，總結以色列的歷史。何西阿為歌篾所付出的贖價（</w:t>
+      </w:r>
+      <w:hyperlink r:id="rId69">
+        <w:r>
+          <w:rPr>
+            <w:lang w:val="zh_TW" w:bidi="zh_TW"/>
+          </w:rPr>
+          <w:rPr>
+            <w:color w:val="0000EE"/>
+            <w:u w:val="single"/>
+          </w:rPr>
+          <w:t>何3:2</w:t>
+        </w:r>
+      </w:hyperlink>
+      <w:r>
+        <w:rPr>
+          <w:lang w:val="zh_TW" w:bidi="zh_TW"/>
+        </w:rPr>
+        <w:t>）顯明以色列受制於罪與撒但的捆綁（</w:t>
+      </w:r>
+      <w:hyperlink r:id="rId70">
+        <w:r>
+          <w:rPr>
+            <w:lang w:val="zh_TW" w:bidi="zh_TW"/>
+          </w:rPr>
+          <w:rPr>
+            <w:color w:val="0000EE"/>
+            <w:u w:val="single"/>
+          </w:rPr>
+          <w:t>來2:14–15</w:t>
+        </w:r>
+      </w:hyperlink>
+      <w:r>
+        <w:rPr>
+          <w:lang w:val="zh_TW" w:bidi="zh_TW"/>
+        </w:rPr>
+        <w:t>）。這筆贖價是為女奴而付，因歌篾因其淫行而淪為奴隸（見</w:t>
+      </w:r>
+      <w:hyperlink r:id="rId71">
+        <w:r>
+          <w:rPr>
+            <w:lang w:val="zh_TW" w:bidi="zh_TW"/>
+          </w:rPr>
+          <w:rPr>
+            <w:color w:val="0000EE"/>
+            <w:u w:val="single"/>
+          </w:rPr>
+          <w:t>出21:32</w:t>
+        </w:r>
+      </w:hyperlink>
+      <w:r>
+        <w:rPr>
+          <w:lang w:val="zh_TW" w:bidi="zh_TW"/>
+        </w:rPr>
+        <w:t>）。歌篾被隔離的狀態，如同以色列被擄的處境，其目的乃是為了潔淨（</w:t>
+      </w:r>
+      <w:hyperlink r:id="rId72">
+        <w:r>
+          <w:rPr>
+            <w:lang w:val="zh_TW" w:bidi="zh_TW"/>
+          </w:rPr>
+          <w:rPr>
+            <w:color w:val="0000EE"/>
+            <w:u w:val="single"/>
+          </w:rPr>
+          <w:t>何3:3</w:t>
+        </w:r>
+      </w:hyperlink>
+      <w:r>
+        <w:rPr>
+          <w:lang w:val="zh_TW" w:bidi="zh_TW"/>
+        </w:rPr>
+        <w:t>；</w:t>
+      </w:r>
+      <w:hyperlink r:id="rId73">
+        <w:r>
+          <w:rPr>
+            <w:lang w:val="zh_TW" w:bidi="zh_TW"/>
+          </w:rPr>
+          <w:rPr>
+            <w:color w:val="0000EE"/>
+            <w:u w:val="single"/>
+          </w:rPr>
+          <w:t>申21:13</w:t>
+        </w:r>
+      </w:hyperlink>
+      <w:r>
+        <w:rPr>
+          <w:lang w:val="zh_TW" w:bidi="zh_TW"/>
+        </w:rPr>
+        <w:t>，</w:t>
+      </w:r>
+      <w:hyperlink r:id="rId74">
+        <w:r>
+          <w:rPr>
+            <w:lang w:val="zh_TW" w:bidi="zh_TW"/>
+          </w:rPr>
+          <w:rPr>
+            <w:color w:val="0000EE"/>
+            <w:u w:val="single"/>
+          </w:rPr>
+          <w:t>30:2</w:t>
+        </w:r>
+      </w:hyperlink>
+      <w:r>
+        <w:rPr>
+          <w:lang w:val="zh_TW" w:bidi="zh_TW"/>
+        </w:rPr>
+        <w:t>）。</w:t>
+      </w:r>
+    </w:p>
+    <w:p>
+      <w:pPr/>
+      <w:r>
+        <w:rPr>
+          <w:lang w:val="zh_TW" w:bidi="zh_TW"/>
+        </w:rPr>
+      </w:r>
+      <w:r>
+        <w:rPr>
+          <w:lang w:val="zh_TW" w:bidi="zh_TW"/>
+        </w:rPr>
+        <w:t>在被擄到巴比倫之後（「後來」），並且在「末後的日子」，以色列將回轉歸向她的丈夫，重新享受這段更新的關係所帶來的祝福。經文中提到彌賽亞——「大衛他們的王」——將要興起，帶領以色列歸向耶和華（</w:t>
+      </w:r>
+      <w:hyperlink r:id="rId75">
+        <w:r>
+          <w:rPr>
+            <w:lang w:val="zh_TW" w:bidi="zh_TW"/>
+          </w:rPr>
+          <w:rPr>
+            <w:color w:val="0000EE"/>
+            <w:u w:val="single"/>
+          </w:rPr>
+          <w:t>何3:5</w:t>
+        </w:r>
+      </w:hyperlink>
+      <w:r>
+        <w:rPr>
+          <w:lang w:val="zh_TW" w:bidi="zh_TW"/>
+        </w:rPr>
+        <w:t>）。</w:t>
+      </w:r>
+    </w:p>
+    <w:p>
+      <w:pPr/>
+      <w:r>
+        <w:rPr>
+          <w:lang w:val="zh_TW" w:bidi="zh_TW"/>
+        </w:rPr>
+      </w:r>
+      <w:r>
+        <w:rPr>
+          <w:lang w:val="zh_TW" w:bidi="zh_TW"/>
+        </w:rPr>
+        <w:t>何西阿書的最後一個主要段落，進一步詳述並展開了</w:t>
+      </w:r>
+      <w:hyperlink r:id="rId76">
+        <w:r>
+          <w:rPr>
+            <w:lang w:val="zh_TW" w:bidi="zh_TW"/>
+          </w:rPr>
+          <w:rPr>
+            <w:color w:val="0000EE"/>
+            <w:u w:val="single"/>
+          </w:rPr>
+          <w:t>第一至第三章</w:t>
+        </w:r>
+      </w:hyperlink>
+      <w:r>
+        <w:rPr>
+          <w:lang w:val="zh_TW" w:bidi="zh_TW"/>
+        </w:rPr>
+        <w:t>所呈現的核心主題。何西阿在此宣告並預言了：</w:t>
+      </w:r>
+    </w:p>
+    <w:p>
+      <w:pPr>
+        <w:pStyle w:val="ListBullet"/>
+        <w:spacing w:line="240" w:lineRule="auto"/>
+        <w:ind w:left="720"/>
+      </w:pPr>
+      <w:r>
+        <w:rPr>
+          <w:lang w:val="zh_TW" w:bidi="zh_TW"/>
+        </w:rPr>
+      </w:r>
+      <w:r>
+        <w:rPr>
+          <w:lang w:val="zh_TW" w:bidi="zh_TW"/>
+        </w:rPr>
+        <w:t>以色列的背道（</w:t>
+      </w:r>
+      <w:hyperlink r:id="rId77">
+        <w:r>
+          <w:rPr>
+            <w:lang w:val="zh_TW" w:bidi="zh_TW"/>
+          </w:rPr>
+          <w:rPr>
+            <w:color w:val="0000EE"/>
+            <w:u w:val="single"/>
+          </w:rPr>
+          <w:t>何4:1–7:16</w:t>
+        </w:r>
+      </w:hyperlink>
+      <w:r>
+        <w:rPr>
+          <w:lang w:val="zh_TW" w:bidi="zh_TW"/>
+        </w:rPr>
+        <w:t>）</w:t>
+      </w:r>
+    </w:p>
+    <w:p>
+      <w:pPr>
+        <w:pStyle w:val="ListBullet"/>
+        <w:spacing w:line="240" w:lineRule="auto"/>
+        <w:ind w:left="720"/>
+      </w:pPr>
+      <w:r>
+        <w:rPr>
+          <w:lang w:val="zh_TW" w:bidi="zh_TW"/>
+        </w:rPr>
+      </w:r>
+      <w:r>
+        <w:rPr>
+          <w:lang w:val="zh_TW" w:bidi="zh_TW"/>
+        </w:rPr>
+        <w:t>懲罰（</w:t>
+      </w:r>
+      <w:hyperlink r:id="rId78">
+        <w:r>
+          <w:rPr>
+            <w:lang w:val="zh_TW" w:bidi="zh_TW"/>
+          </w:rPr>
+          <w:rPr>
+            <w:color w:val="0000EE"/>
+            <w:u w:val="single"/>
+          </w:rPr>
+          <w:t>何8:1–10:15</w:t>
+        </w:r>
+      </w:hyperlink>
+      <w:r>
+        <w:rPr>
+          <w:lang w:val="zh_TW" w:bidi="zh_TW"/>
+        </w:rPr>
+        <w:t>）</w:t>
+      </w:r>
+    </w:p>
+    <w:p>
+      <w:pPr>
+        <w:pStyle w:val="ListBullet"/>
+        <w:spacing w:line="240" w:lineRule="auto"/>
+        <w:ind w:left="720"/>
+      </w:pPr>
+      <w:r>
+        <w:rPr>
+          <w:lang w:val="zh_TW" w:bidi="zh_TW"/>
+        </w:rPr>
+      </w:r>
+      <w:r>
+        <w:rPr>
+          <w:lang w:val="zh_TW" w:bidi="zh_TW"/>
+        </w:rPr>
+        <w:t>恢復（</w:t>
+      </w:r>
+      <w:hyperlink r:id="rId79">
+        <w:r>
+          <w:rPr>
+            <w:lang w:val="zh_TW" w:bidi="zh_TW"/>
+          </w:rPr>
+          <w:rPr>
+            <w:color w:val="0000EE"/>
+            <w:u w:val="single"/>
+          </w:rPr>
+          <w:t>何11:1–14:9</w:t>
+        </w:r>
+      </w:hyperlink>
+      <w:r>
+        <w:rPr>
+          <w:lang w:val="zh_TW" w:bidi="zh_TW"/>
+        </w:rPr>
+        <w:t>）</w:t>
+      </w:r>
+    </w:p>
+    <w:p>
+      <w:pPr>
+        <w:pStyle w:val="Heading4"/>
+      </w:pPr>
+      <w:r>
+        <w:rPr>
+          <w:lang w:val="zh_TW" w:bidi="zh_TW"/>
+        </w:rPr>
+        <w:t>第四章</w:t>
+      </w:r>
+    </w:p>
+    <w:p>
+      <w:pPr/>
+      <w:r>
+        <w:rPr>
+          <w:lang w:val="zh_TW" w:bidi="zh_TW"/>
+        </w:rPr>
+      </w:r>
+      <w:r>
+        <w:rPr>
+          <w:lang w:val="zh_TW" w:bidi="zh_TW"/>
+        </w:rPr>
+        <w:t>以色列深深陷入不敬虔的行為，並逐漸遠離神（</w:t>
+      </w:r>
+      <w:hyperlink r:id="rId36">
+        <w:r>
+          <w:rPr>
+            <w:lang w:val="zh_TW" w:bidi="zh_TW"/>
+          </w:rPr>
+          <w:rPr>
+            <w:color w:val="0000EE"/>
+            <w:u w:val="single"/>
+          </w:rPr>
+          <w:t>何4:1–2</w:t>
+        </w:r>
+      </w:hyperlink>
+      <w:r>
+        <w:rPr>
+          <w:lang w:val="zh_TW" w:bidi="zh_TW"/>
+        </w:rPr>
+        <w:t>；參</w:t>
+      </w:r>
+      <w:hyperlink r:id="rId80">
+        <w:r>
+          <w:rPr>
+            <w:lang w:val="zh_TW" w:bidi="zh_TW"/>
+          </w:rPr>
+          <w:rPr>
+            <w:color w:val="0000EE"/>
+            <w:u w:val="single"/>
+          </w:rPr>
+          <w:t>出20:1–17</w:t>
+        </w:r>
+      </w:hyperlink>
+      <w:r>
+        <w:rPr>
+          <w:lang w:val="zh_TW" w:bidi="zh_TW"/>
+        </w:rPr>
+        <w:t>）。百姓因冷漠及而祭司的欺騙忽視神的話語（</w:t>
+      </w:r>
+      <w:hyperlink r:id="rId81">
+        <w:r>
+          <w:rPr>
+            <w:lang w:val="zh_TW" w:bidi="zh_TW"/>
+          </w:rPr>
+          <w:rPr>
+            <w:color w:val="0000EE"/>
+            <w:u w:val="single"/>
+          </w:rPr>
+          <w:t>何4:6–9</w:t>
+        </w:r>
+      </w:hyperlink>
+      <w:r>
+        <w:rPr>
+          <w:lang w:val="zh_TW" w:bidi="zh_TW"/>
+        </w:rPr>
+        <w:t>；參</w:t>
+      </w:r>
+      <w:hyperlink r:id="rId82">
+        <w:r>
+          <w:rPr>
+            <w:lang w:val="zh_TW" w:bidi="zh_TW"/>
+          </w:rPr>
+          <w:rPr>
+            <w:color w:val="0000EE"/>
+            <w:u w:val="single"/>
+          </w:rPr>
+          <w:t>賽5:13</w:t>
+        </w:r>
+      </w:hyperlink>
+      <w:r>
+        <w:rPr>
+          <w:lang w:val="zh_TW" w:bidi="zh_TW"/>
+        </w:rPr>
+        <w:t>；</w:t>
+      </w:r>
+      <w:hyperlink r:id="rId83">
+        <w:r>
+          <w:rPr>
+            <w:lang w:val="zh_TW" w:bidi="zh_TW"/>
+          </w:rPr>
+          <w:rPr>
+            <w:color w:val="0000EE"/>
+            <w:u w:val="single"/>
+          </w:rPr>
+          <w:t>摩8:11–12</w:t>
+        </w:r>
+      </w:hyperlink>
+      <w:r>
+        <w:rPr>
+          <w:lang w:val="zh_TW" w:bidi="zh_TW"/>
+        </w:rPr>
+        <w:t>；</w:t>
+      </w:r>
+      <w:hyperlink r:id="rId84">
+        <w:r>
+          <w:rPr>
+            <w:lang w:val="zh_TW" w:bidi="zh_TW"/>
+          </w:rPr>
+          <w:rPr>
+            <w:color w:val="0000EE"/>
+            <w:u w:val="single"/>
+          </w:rPr>
+          <w:t>番1:6</w:t>
+        </w:r>
+      </w:hyperlink>
+      <w:r>
+        <w:rPr>
+          <w:lang w:val="zh_TW" w:bidi="zh_TW"/>
+        </w:rPr>
+        <w:t>）。以色列跟隨著敗壞的宗教領袖，正如他們的君王效法先前邪惡君王的腐敗行徑一般（</w:t>
+      </w:r>
+      <w:hyperlink r:id="rId85">
+        <w:r>
+          <w:rPr>
+            <w:lang w:val="zh_TW" w:bidi="zh_TW"/>
+          </w:rPr>
+          <w:rPr>
+            <w:color w:val="0000EE"/>
+            <w:u w:val="single"/>
+          </w:rPr>
+          <w:t>何4:9</w:t>
+        </w:r>
+      </w:hyperlink>
+      <w:r>
+        <w:rPr>
+          <w:lang w:val="zh_TW" w:bidi="zh_TW"/>
+        </w:rPr>
+        <w:t>）。他們不再尋求神的話，反而向偶像與占卜求問指引（</w:t>
+      </w:r>
+      <w:hyperlink r:id="rId86">
+        <w:r>
+          <w:rPr>
+            <w:lang w:val="zh_TW" w:bidi="zh_TW"/>
+          </w:rPr>
+          <w:rPr>
+            <w:color w:val="0000EE"/>
+            <w:u w:val="single"/>
+          </w:rPr>
+          <w:t>何4:12–13</w:t>
+        </w:r>
+      </w:hyperlink>
+      <w:r>
+        <w:rPr>
+          <w:lang w:val="zh_TW" w:bidi="zh_TW"/>
+        </w:rPr>
+        <w:t>）。最終，以色列喪失了其作為祭司的身分（</w:t>
+      </w:r>
+      <w:hyperlink r:id="rId87">
+        <w:r>
+          <w:rPr>
+            <w:lang w:val="zh_TW" w:bidi="zh_TW"/>
+          </w:rPr>
+          <w:rPr>
+            <w:color w:val="0000EE"/>
+            <w:u w:val="single"/>
+          </w:rPr>
+          <w:t>何4:6</w:t>
+        </w:r>
+      </w:hyperlink>
+      <w:r>
+        <w:rPr>
+          <w:lang w:val="zh_TW" w:bidi="zh_TW"/>
+        </w:rPr>
+        <w:t>；參</w:t>
+      </w:r>
+      <w:hyperlink r:id="rId88">
+        <w:r>
+          <w:rPr>
+            <w:lang w:val="zh_TW" w:bidi="zh_TW"/>
+          </w:rPr>
+          <w:rPr>
+            <w:color w:val="0000EE"/>
+            <w:u w:val="single"/>
+          </w:rPr>
+          <w:t>出19:6</w:t>
+        </w:r>
+      </w:hyperlink>
+      <w:r>
+        <w:rPr>
+          <w:lang w:val="zh_TW" w:bidi="zh_TW"/>
+        </w:rPr>
+        <w:t>），因為祭司在很大程度上要為國家背離信仰負責（</w:t>
+      </w:r>
+      <w:hyperlink r:id="rId89">
+        <w:r>
+          <w:rPr>
+            <w:lang w:val="zh_TW" w:bidi="zh_TW"/>
+          </w:rPr>
+          <w:rPr>
+            <w:color w:val="0000EE"/>
+            <w:u w:val="single"/>
+          </w:rPr>
+          <w:t>何5:1</w:t>
+        </w:r>
+      </w:hyperlink>
+      <w:r>
+        <w:rPr>
+          <w:lang w:val="zh_TW" w:bidi="zh_TW"/>
+        </w:rPr>
+        <w:t>）。</w:t>
+      </w:r>
+    </w:p>
+    <w:p>
+      <w:pPr>
+        <w:pStyle w:val="Heading4"/>
+      </w:pPr>
+      <w:r>
+        <w:rPr>
+          <w:lang w:val="zh_TW" w:bidi="zh_TW"/>
+        </w:rPr>
+        <w:t>第五至第六章</w:t>
+      </w:r>
+    </w:p>
+    <w:p>
+      <w:pPr/>
+      <w:r>
+        <w:rPr>
+          <w:lang w:val="zh_TW" w:bidi="zh_TW"/>
+        </w:rPr>
+      </w:r>
+      <w:r>
+        <w:rPr>
+          <w:lang w:val="zh_TW" w:bidi="zh_TW"/>
+        </w:rPr>
+        <w:t>在對北國以色列提出控訴之後，神隨即發出嚴厲的警告（</w:t>
+      </w:r>
+      <w:hyperlink r:id="rId90">
+        <w:r>
+          <w:rPr>
+            <w:lang w:val="zh_TW" w:bidi="zh_TW"/>
+          </w:rPr>
+          <w:rPr>
+            <w:color w:val="0000EE"/>
+            <w:u w:val="single"/>
+          </w:rPr>
+          <w:t>何5:8–14</w:t>
+        </w:r>
+      </w:hyperlink>
+      <w:r>
+        <w:rPr>
+          <w:lang w:val="zh_TW" w:bidi="zh_TW"/>
+        </w:rPr>
+        <w:t>）。號角將在便雅憫的山地吹響（</w:t>
+      </w:r>
+      <w:hyperlink r:id="rId91">
+        <w:r>
+          <w:rPr>
+            <w:lang w:val="zh_TW" w:bidi="zh_TW"/>
+          </w:rPr>
+          <w:rPr>
+            <w:color w:val="0000EE"/>
+            <w:u w:val="single"/>
+          </w:rPr>
+          <w:t>何5:8</w:t>
+        </w:r>
+      </w:hyperlink>
+      <w:r>
+        <w:rPr>
+          <w:lang w:val="zh_TW" w:bidi="zh_TW"/>
+        </w:rPr>
+        <w:t>），這地帶位於以色列與猶大之間。此處的警報表明以色列正遭受入侵，而猶大也同樣面臨危險（</w:t>
+      </w:r>
+      <w:hyperlink r:id="rId92">
+        <w:r>
+          <w:rPr>
+            <w:lang w:val="zh_TW" w:bidi="zh_TW"/>
+          </w:rPr>
+          <w:rPr>
+            <w:color w:val="0000EE"/>
+            <w:u w:val="single"/>
+          </w:rPr>
+          <w:t>何5:9–12</w:t>
+        </w:r>
+      </w:hyperlink>
+      <w:r>
+        <w:rPr>
+          <w:lang w:val="zh_TW" w:bidi="zh_TW"/>
+        </w:rPr>
+        <w:t>）。北國不倚靠神的誡命，反而順從人的命令（</w:t>
+      </w:r>
+      <w:hyperlink r:id="rId93">
+        <w:r>
+          <w:rPr>
+            <w:lang w:val="zh_TW" w:bidi="zh_TW"/>
+          </w:rPr>
+          <w:rPr>
+            <w:color w:val="0000EE"/>
+            <w:u w:val="single"/>
+          </w:rPr>
+          <w:t>何5:11</w:t>
+        </w:r>
+      </w:hyperlink>
+      <w:r>
+        <w:rPr>
+          <w:lang w:val="zh_TW" w:bidi="zh_TW"/>
+        </w:rPr>
+        <w:t>）。以色列曾向亞述求助，卻最終遭到背叛並走向失敗（</w:t>
+      </w:r>
+      <w:hyperlink r:id="rId42">
+        <w:r>
+          <w:rPr>
+            <w:lang w:val="zh_TW" w:bidi="zh_TW"/>
+          </w:rPr>
+          <w:rPr>
+            <w:color w:val="0000EE"/>
+            <w:u w:val="single"/>
+          </w:rPr>
+          <w:t>何5:13</w:t>
+        </w:r>
+      </w:hyperlink>
+      <w:r>
+        <w:rPr>
+          <w:lang w:val="zh_TW" w:bidi="zh_TW"/>
+        </w:rPr>
+        <w:t>）。在這段關於公元前722年以色列被亞述滅亡的預言中，何西阿將神描繪為最終的管教者（</w:t>
+      </w:r>
+      <w:hyperlink r:id="rId94">
+        <w:r>
+          <w:rPr>
+            <w:lang w:val="zh_TW" w:bidi="zh_TW"/>
+          </w:rPr>
+          <w:rPr>
+            <w:color w:val="0000EE"/>
+            <w:u w:val="single"/>
+          </w:rPr>
+          <w:t>何5:14</w:t>
+        </w:r>
+      </w:hyperlink>
+      <w:r>
+        <w:rPr>
+          <w:lang w:val="zh_TW" w:bidi="zh_TW"/>
+        </w:rPr>
+        <w:t>）。</w:t>
+      </w:r>
+    </w:p>
+    <w:p>
+      <w:pPr/>
+      <w:r>
+        <w:rPr>
+          <w:lang w:val="zh_TW" w:bidi="zh_TW"/>
+        </w:rPr>
+      </w:r>
+      <w:r>
+        <w:rPr>
+          <w:lang w:val="zh_TW" w:bidi="zh_TW"/>
+        </w:rPr>
+        <w:t>在揭示刑罰之後，神立刻發出悔改的呼召（</w:t>
+      </w:r>
+      <w:hyperlink r:id="rId95">
+        <w:r>
+          <w:rPr>
+            <w:lang w:val="zh_TW" w:bidi="zh_TW"/>
+          </w:rPr>
+          <w:rPr>
+            <w:color w:val="0000EE"/>
+            <w:u w:val="single"/>
+          </w:rPr>
+          <w:t>何5:15–6:3</w:t>
+        </w:r>
+      </w:hyperlink>
+      <w:r>
+        <w:rPr>
+          <w:lang w:val="zh_TW" w:bidi="zh_TW"/>
+        </w:rPr>
+        <w:t>）。（此處的章節劃分並不理想，因為</w:t>
+      </w:r>
+      <w:hyperlink r:id="rId96">
+        <w:r>
+          <w:rPr>
+            <w:lang w:val="zh_TW" w:bidi="zh_TW"/>
+          </w:rPr>
+          <w:rPr>
+            <w:color w:val="0000EE"/>
+            <w:u w:val="single"/>
+          </w:rPr>
+          <w:t>何西阿書六章1至3節</w:t>
+        </w:r>
+      </w:hyperlink>
+      <w:r>
+        <w:rPr>
+          <w:lang w:val="zh_TW" w:bidi="zh_TW"/>
+        </w:rPr>
+        <w:t>應與</w:t>
+      </w:r>
+      <w:hyperlink r:id="rId97">
+        <w:r>
+          <w:rPr>
+            <w:lang w:val="zh_TW" w:bidi="zh_TW"/>
+          </w:rPr>
+          <w:rPr>
+            <w:color w:val="0000EE"/>
+            <w:u w:val="single"/>
+          </w:rPr>
+          <w:t>五章15節</w:t>
+        </w:r>
+      </w:hyperlink>
+      <w:r>
+        <w:rPr>
+          <w:lang w:val="zh_TW" w:bidi="zh_TW"/>
+        </w:rPr>
+        <w:t>連在一起理解。）這段呼籲歸向耶和華的話，或可被視為何西阿在領受啟示後的個人回應；然而，更恰當的理解是將</w:t>
+      </w:r>
+      <w:hyperlink r:id="rId96">
+        <w:r>
+          <w:rPr>
+            <w:lang w:val="zh_TW" w:bidi="zh_TW"/>
+          </w:rPr>
+          <w:rPr>
+            <w:color w:val="0000EE"/>
+            <w:u w:val="single"/>
+          </w:rPr>
+          <w:t>何西阿書六章1至3節</w:t>
+        </w:r>
+      </w:hyperlink>
+      <w:r>
+        <w:rPr>
+          <w:lang w:val="zh_TW" w:bidi="zh_TW"/>
+        </w:rPr>
+        <w:t>代表將來悔改歸回的餘民之呼聲。亞述無法帶來醫治，任何列國亦然；惟有神能在屬靈、政治與身體各層面醫治以色列（</w:t>
+      </w:r>
+      <w:hyperlink r:id="rId98">
+        <w:r>
+          <w:rPr>
+            <w:lang w:val="zh_TW" w:bidi="zh_TW"/>
+          </w:rPr>
+          <w:rPr>
+            <w:color w:val="0000EE"/>
+            <w:u w:val="single"/>
+          </w:rPr>
+          <w:t>何6:1</w:t>
+        </w:r>
+      </w:hyperlink>
+      <w:r>
+        <w:rPr>
+          <w:lang w:val="zh_TW" w:bidi="zh_TW"/>
+        </w:rPr>
+        <w:t>；另見</w:t>
+      </w:r>
+      <w:hyperlink r:id="rId99">
+        <w:r>
+          <w:rPr>
+            <w:lang w:val="zh_TW" w:bidi="zh_TW"/>
+          </w:rPr>
+          <w:rPr>
+            <w:color w:val="0000EE"/>
+            <w:u w:val="single"/>
+          </w:rPr>
+          <w:t>出15:26</w:t>
+        </w:r>
+      </w:hyperlink>
+      <w:r>
+        <w:rPr>
+          <w:lang w:val="zh_TW" w:bidi="zh_TW"/>
+        </w:rPr>
+        <w:t>；</w:t>
+      </w:r>
+      <w:hyperlink r:id="rId100">
+        <w:r>
+          <w:rPr>
+            <w:lang w:val="zh_TW" w:bidi="zh_TW"/>
+          </w:rPr>
+          <w:rPr>
+            <w:color w:val="0000EE"/>
+            <w:u w:val="single"/>
+          </w:rPr>
+          <w:t>申32:39</w:t>
+        </w:r>
+      </w:hyperlink>
+      <w:r>
+        <w:rPr>
+          <w:lang w:val="zh_TW" w:bidi="zh_TW"/>
+        </w:rPr>
+        <w:t>；</w:t>
+      </w:r>
+      <w:hyperlink r:id="rId101">
+        <w:r>
+          <w:rPr>
+            <w:lang w:val="zh_TW" w:bidi="zh_TW"/>
+          </w:rPr>
+          <w:rPr>
+            <w:color w:val="0000EE"/>
+            <w:u w:val="single"/>
+          </w:rPr>
+          <w:t>賽53:5</w:t>
+        </w:r>
+      </w:hyperlink>
+      <w:r>
+        <w:rPr>
+          <w:lang w:val="zh_TW" w:bidi="zh_TW"/>
+        </w:rPr>
+        <w:t>；</w:t>
+      </w:r>
+      <w:hyperlink r:id="rId102">
+        <w:r>
+          <w:rPr>
+            <w:lang w:val="zh_TW" w:bidi="zh_TW"/>
+          </w:rPr>
+          <w:rPr>
+            <w:color w:val="0000EE"/>
+            <w:u w:val="single"/>
+          </w:rPr>
+          <w:t>結37:1–14</w:t>
+        </w:r>
+      </w:hyperlink>
+      <w:r>
+        <w:rPr>
+          <w:lang w:val="zh_TW" w:bidi="zh_TW"/>
+        </w:rPr>
+        <w:t>；</w:t>
+      </w:r>
+      <w:hyperlink r:id="rId103">
+        <w:r>
+          <w:rPr>
+            <w:lang w:val="zh_TW" w:bidi="zh_TW"/>
+          </w:rPr>
+          <w:rPr>
+            <w:color w:val="0000EE"/>
+            <w:u w:val="single"/>
+          </w:rPr>
+          <w:t>瑪4:2</w:t>
+        </w:r>
+      </w:hyperlink>
+      <w:r>
+        <w:rPr>
+          <w:lang w:val="zh_TW" w:bidi="zh_TW"/>
+        </w:rPr>
+        <w:t>）。</w:t>
+      </w:r>
+    </w:p>
+    <w:p>
+      <w:pPr/>
+      <w:r>
+        <w:rPr>
+          <w:lang w:val="zh_TW" w:bidi="zh_TW"/>
+        </w:rPr>
+      </w:r>
+      <w:r>
+        <w:rPr>
+          <w:lang w:val="zh_TW" w:bidi="zh_TW"/>
+        </w:rPr>
+        <w:t>在呼召悔改之後，神再次將焦點轉向以色列（</w:t>
+      </w:r>
+      <w:hyperlink r:id="rId104">
+        <w:r>
+          <w:rPr>
+            <w:lang w:val="zh_TW" w:bidi="zh_TW"/>
+          </w:rPr>
+          <w:rPr>
+            <w:color w:val="0000EE"/>
+            <w:u w:val="single"/>
+          </w:rPr>
+          <w:t>何6:4–11</w:t>
+        </w:r>
+      </w:hyperlink>
+      <w:r>
+        <w:rPr>
+          <w:lang w:val="zh_TW" w:bidi="zh_TW"/>
+        </w:rPr>
+        <w:t>，另見</w:t>
+      </w:r>
+      <w:hyperlink r:id="rId26">
+        <w:r>
+          <w:rPr>
+            <w:lang w:val="zh_TW" w:bidi="zh_TW"/>
+          </w:rPr>
+          <w:rPr>
+            <w:color w:val="0000EE"/>
+            <w:u w:val="single"/>
+          </w:rPr>
+          <w:t>4:15</w:t>
+        </w:r>
+      </w:hyperlink>
+      <w:r>
+        <w:rPr>
+          <w:lang w:val="zh_TW" w:bidi="zh_TW"/>
+        </w:rPr>
+        <w:t>）。以色列背離了其創造主，違背了祂的信息（</w:t>
+      </w:r>
+      <w:hyperlink r:id="rId105">
+        <w:r>
+          <w:rPr>
+            <w:lang w:val="zh_TW" w:bidi="zh_TW"/>
+          </w:rPr>
+          <w:rPr>
+            <w:color w:val="0000EE"/>
+            <w:u w:val="single"/>
+          </w:rPr>
+          <w:t>何6:7</w:t>
+        </w:r>
+      </w:hyperlink>
+      <w:r>
+        <w:rPr>
+          <w:lang w:val="zh_TW" w:bidi="zh_TW"/>
+        </w:rPr>
+        <w:t>）。基列只是以色列暴力本性的其中一個例證（</w:t>
+      </w:r>
+      <w:hyperlink r:id="rId49">
+        <w:r>
+          <w:rPr>
+            <w:lang w:val="zh_TW" w:bidi="zh_TW"/>
+          </w:rPr>
+          <w:rPr>
+            <w:color w:val="0000EE"/>
+            <w:u w:val="single"/>
+          </w:rPr>
+          <w:t>何6:8</w:t>
+        </w:r>
+      </w:hyperlink>
+      <w:r>
+        <w:rPr>
+          <w:lang w:val="zh_TW" w:bidi="zh_TW"/>
+        </w:rPr>
+        <w:t>）。甚至連祭司也以暴力聞名（</w:t>
+      </w:r>
+      <w:hyperlink r:id="rId106">
+        <w:r>
+          <w:rPr>
+            <w:lang w:val="zh_TW" w:bidi="zh_TW"/>
+          </w:rPr>
+          <w:rPr>
+            <w:color w:val="0000EE"/>
+            <w:u w:val="single"/>
+          </w:rPr>
+          <w:t>何6:9</w:t>
+        </w:r>
+      </w:hyperlink>
+      <w:r>
+        <w:rPr>
+          <w:lang w:val="zh_TW" w:bidi="zh_TW"/>
+        </w:rPr>
+        <w:t>；另見</w:t>
+      </w:r>
+      <w:hyperlink r:id="rId107">
+        <w:r>
+          <w:rPr>
+            <w:lang w:val="zh_TW" w:bidi="zh_TW"/>
+          </w:rPr>
+          <w:rPr>
+            <w:color w:val="0000EE"/>
+            <w:u w:val="single"/>
+          </w:rPr>
+          <w:t>撒上2:12–17</w:t>
+        </w:r>
+      </w:hyperlink>
+      <w:r>
+        <w:rPr>
+          <w:lang w:val="zh_TW" w:bidi="zh_TW"/>
+        </w:rPr>
+        <w:t>；</w:t>
+      </w:r>
+      <w:hyperlink r:id="rId108">
+        <w:r>
+          <w:rPr>
+            <w:lang w:val="zh_TW" w:bidi="zh_TW"/>
+          </w:rPr>
+          <w:rPr>
+            <w:color w:val="0000EE"/>
+            <w:u w:val="single"/>
+          </w:rPr>
+          <w:t>耶5:31</w:t>
+        </w:r>
+      </w:hyperlink>
+      <w:r>
+        <w:rPr>
+          <w:lang w:val="zh_TW" w:bidi="zh_TW"/>
+        </w:rPr>
+        <w:t>）。因此，神宣告以色列的罪惡是「可憎的」（</w:t>
+      </w:r>
+      <w:hyperlink r:id="rId109">
+        <w:r>
+          <w:rPr>
+            <w:lang w:val="zh_TW" w:bidi="zh_TW"/>
+          </w:rPr>
+          <w:rPr>
+            <w:color w:val="0000EE"/>
+            <w:u w:val="single"/>
+          </w:rPr>
+          <w:t>何6:10</w:t>
+        </w:r>
+      </w:hyperlink>
+      <w:r>
+        <w:rPr>
+          <w:lang w:val="zh_TW" w:bidi="zh_TW"/>
+        </w:rPr>
+        <w:t>）。</w:t>
+      </w:r>
+    </w:p>
+    <w:p>
+      <w:pPr>
+        <w:pStyle w:val="Heading4"/>
+      </w:pPr>
+      <w:r>
+        <w:rPr>
+          <w:lang w:val="zh_TW" w:bidi="zh_TW"/>
+        </w:rPr>
+        <w:t>第七章</w:t>
+      </w:r>
+    </w:p>
+    <w:p>
+      <w:pPr/>
+      <w:r>
+        <w:rPr>
+          <w:lang w:val="zh_TW" w:bidi="zh_TW"/>
+        </w:rPr>
+      </w:r>
+      <w:hyperlink r:id="rId110">
+        <w:r>
+          <w:rPr>
+            <w:lang w:val="zh_TW" w:bidi="zh_TW"/>
+          </w:rPr>
+          <w:rPr>
+            <w:color w:val="0000EE"/>
+            <w:u w:val="single"/>
+          </w:rPr>
+          <w:t>何西阿書第七章</w:t>
+        </w:r>
+      </w:hyperlink>
+      <w:r>
+        <w:rPr>
+          <w:lang w:val="zh_TW" w:bidi="zh_TW"/>
+        </w:rPr>
+        <w:t>呈現了神對以色列最終的看法。神一切試圖使以色列悔改的作為，反而更加顯明了他們的罪惡（</w:t>
+      </w:r>
+      <w:hyperlink r:id="rId111">
+        <w:r>
+          <w:rPr>
+            <w:lang w:val="zh_TW" w:bidi="zh_TW"/>
+          </w:rPr>
+          <w:rPr>
+            <w:color w:val="0000EE"/>
+            <w:u w:val="single"/>
+          </w:rPr>
+          <w:t>何7:1</w:t>
+        </w:r>
+      </w:hyperlink>
+      <w:r>
+        <w:rPr>
+          <w:lang w:val="zh_TW" w:bidi="zh_TW"/>
+        </w:rPr>
+        <w:t>）。他們自以為可以犯罪而不被神察覺（</w:t>
+      </w:r>
+      <w:hyperlink r:id="rId112">
+        <w:r>
+          <w:rPr>
+            <w:lang w:val="zh_TW" w:bidi="zh_TW"/>
+          </w:rPr>
+          <w:rPr>
+            <w:color w:val="0000EE"/>
+            <w:u w:val="single"/>
+          </w:rPr>
+          <w:t>何7:2</w:t>
+        </w:r>
+      </w:hyperlink>
+      <w:r>
+        <w:rPr>
+          <w:lang w:val="zh_TW" w:bidi="zh_TW"/>
+        </w:rPr>
+        <w:t>；另見</w:t>
+      </w:r>
+      <w:hyperlink r:id="rId113">
+        <w:r>
+          <w:rPr>
+            <w:lang w:val="zh_TW" w:bidi="zh_TW"/>
+          </w:rPr>
+          <w:rPr>
+            <w:color w:val="0000EE"/>
+            <w:u w:val="single"/>
+          </w:rPr>
+          <w:t>詩90:8</w:t>
+        </w:r>
+      </w:hyperlink>
+      <w:r>
+        <w:rPr>
+          <w:lang w:val="zh_TW" w:bidi="zh_TW"/>
+        </w:rPr>
+        <w:t>；</w:t>
+      </w:r>
+      <w:hyperlink r:id="rId114">
+        <w:r>
+          <w:rPr>
+            <w:lang w:val="zh_TW" w:bidi="zh_TW"/>
+          </w:rPr>
+          <w:rPr>
+            <w:color w:val="0000EE"/>
+            <w:u w:val="single"/>
+          </w:rPr>
+          <w:t>太12:36–37</w:t>
+        </w:r>
+      </w:hyperlink>
+      <w:r>
+        <w:rPr>
+          <w:lang w:val="zh_TW" w:bidi="zh_TW"/>
+        </w:rPr>
+        <w:t>）。以色列的領袖見百姓與君王與首領一樣敗壞，反而以此為樂（</w:t>
+      </w:r>
+      <w:hyperlink r:id="rId115">
+        <w:r>
+          <w:rPr>
+            <w:lang w:val="zh_TW" w:bidi="zh_TW"/>
+          </w:rPr>
+          <w:rPr>
+            <w:color w:val="0000EE"/>
+            <w:u w:val="single"/>
+          </w:rPr>
+          <w:t>何7:3</w:t>
+        </w:r>
+      </w:hyperlink>
+      <w:r>
+        <w:rPr>
+          <w:lang w:val="zh_TW" w:bidi="zh_TW"/>
+        </w:rPr>
+        <w:t>）。整個以色列因持續不斷的淫亂而惡名昭彰（</w:t>
+      </w:r>
+      <w:hyperlink r:id="rId116">
+        <w:r>
+          <w:rPr>
+            <w:lang w:val="zh_TW" w:bidi="zh_TW"/>
+          </w:rPr>
+          <w:rPr>
+            <w:color w:val="0000EE"/>
+            <w:u w:val="single"/>
+          </w:rPr>
+          <w:t>何7:4</w:t>
+        </w:r>
+      </w:hyperlink>
+      <w:r>
+        <w:rPr>
+          <w:lang w:val="zh_TW" w:bidi="zh_TW"/>
+        </w:rPr>
+        <w:t>）。以色列沒有將自身與不信之人分別出來（</w:t>
+      </w:r>
+      <w:hyperlink r:id="rId117">
+        <w:r>
+          <w:rPr>
+            <w:lang w:val="zh_TW" w:bidi="zh_TW"/>
+          </w:rPr>
+          <w:rPr>
+            <w:color w:val="0000EE"/>
+            <w:u w:val="single"/>
+          </w:rPr>
+          <w:t>何7:8</w:t>
+        </w:r>
+      </w:hyperlink>
+      <w:r>
+        <w:rPr>
+          <w:lang w:val="zh_TW" w:bidi="zh_TW"/>
+        </w:rPr>
+        <w:t xml:space="preserve">；另見 </w:t>
+      </w:r>
+      <w:hyperlink r:id="rId118">
+        <w:r>
+          <w:rPr>
+            <w:lang w:val="zh_TW" w:bidi="zh_TW"/>
+          </w:rPr>
+          <w:rPr>
+            <w:color w:val="0000EE"/>
+            <w:u w:val="single"/>
+          </w:rPr>
+          <w:t>出34:12–16</w:t>
+        </w:r>
+      </w:hyperlink>
+      <w:r>
+        <w:rPr>
+          <w:lang w:val="zh_TW" w:bidi="zh_TW"/>
+        </w:rPr>
+        <w:t>；</w:t>
+      </w:r>
+      <w:hyperlink r:id="rId119">
+        <w:r>
+          <w:rPr>
+            <w:lang w:val="zh_TW" w:bidi="zh_TW"/>
+          </w:rPr>
+          <w:rPr>
+            <w:color w:val="0000EE"/>
+            <w:u w:val="single"/>
+          </w:rPr>
+          <w:t>林後6:14–7:1</w:t>
+        </w:r>
+      </w:hyperlink>
+      <w:r>
+        <w:rPr>
+          <w:lang w:val="zh_TW" w:bidi="zh_TW"/>
+        </w:rPr>
+        <w:t>）。何西阿以「沒有翻過的餅」來形容以色列（</w:t>
+      </w:r>
+      <w:hyperlink r:id="rId117">
+        <w:r>
+          <w:rPr>
+            <w:lang w:val="zh_TW" w:bidi="zh_TW"/>
+          </w:rPr>
+          <w:rPr>
+            <w:color w:val="0000EE"/>
+            <w:u w:val="single"/>
+          </w:rPr>
+          <w:t>何7:8</w:t>
+        </w:r>
+      </w:hyperlink>
+      <w:r>
+        <w:rPr>
+          <w:lang w:val="zh_TW" w:bidi="zh_TW"/>
+        </w:rPr>
+        <w:t>），指出其在屬靈與政治上極不平衡，一面過熟，一面卻仍生。</w:t>
+      </w:r>
+    </w:p>
+    <w:p>
+      <w:pPr/>
+      <w:r>
+        <w:rPr>
+          <w:lang w:val="zh_TW" w:bidi="zh_TW"/>
+        </w:rPr>
+      </w:r>
+      <w:r>
+        <w:rPr>
+          <w:lang w:val="zh_TW" w:bidi="zh_TW"/>
+        </w:rPr>
+        <w:t>在外交事務上，以色列如「</w:t>
+      </w:r>
+      <w:r>
+        <w:rPr>
+          <w:lang w:val="zh_TW" w:bidi="zh_TW"/>
+        </w:rPr>
+        <w:t>鴿子愚蠢無知</w:t>
+      </w:r>
+      <w:r>
+        <w:rPr>
+          <w:lang w:val="zh_TW" w:bidi="zh_TW"/>
+        </w:rPr>
+        <w:t>」，在埃及與亞述之間來回擺盪，卻毫無分辨能力（</w:t>
+      </w:r>
+      <w:hyperlink r:id="rId46">
+        <w:r>
+          <w:rPr>
+            <w:lang w:val="zh_TW" w:bidi="zh_TW"/>
+          </w:rPr>
+          <w:rPr>
+            <w:color w:val="0000EE"/>
+            <w:u w:val="single"/>
+          </w:rPr>
+          <w:t>何7:11</w:t>
+        </w:r>
+      </w:hyperlink>
+      <w:r>
+        <w:rPr>
+          <w:lang w:val="zh_TW" w:bidi="zh_TW"/>
+        </w:rPr>
+        <w:t>）。他們在需要指引之時並未尋求耶和華的旨意，反而倚靠世上的強權。正因他們對耶和華缺乏信心，且未與罪惡分別，神的管教必然臨到（</w:t>
+      </w:r>
+      <w:hyperlink r:id="rId120">
+        <w:r>
+          <w:rPr>
+            <w:lang w:val="zh_TW" w:bidi="zh_TW"/>
+          </w:rPr>
+          <w:rPr>
+            <w:color w:val="0000EE"/>
+            <w:u w:val="single"/>
+          </w:rPr>
+          <w:t>何7:12</w:t>
+        </w:r>
+      </w:hyperlink>
+      <w:r>
+        <w:rPr>
+          <w:lang w:val="zh_TW" w:bidi="zh_TW"/>
+        </w:rPr>
+        <w:t>；另見</w:t>
+      </w:r>
+      <w:hyperlink r:id="rId121">
+        <w:r>
+          <w:rPr>
+            <w:lang w:val="zh_TW" w:bidi="zh_TW"/>
+          </w:rPr>
+          <w:rPr>
+            <w:color w:val="0000EE"/>
+            <w:u w:val="single"/>
+          </w:rPr>
+          <w:t>林前11:32</w:t>
+        </w:r>
+      </w:hyperlink>
+      <w:r>
+        <w:rPr>
+          <w:lang w:val="zh_TW" w:bidi="zh_TW"/>
+        </w:rPr>
+        <w:t>；</w:t>
+      </w:r>
+      <w:hyperlink r:id="rId122">
+        <w:r>
+          <w:rPr>
+            <w:lang w:val="zh_TW" w:bidi="zh_TW"/>
+          </w:rPr>
+          <w:rPr>
+            <w:color w:val="0000EE"/>
+            <w:u w:val="single"/>
+          </w:rPr>
+          <w:t>來12:5–15</w:t>
+        </w:r>
+      </w:hyperlink>
+      <w:r>
+        <w:rPr>
+          <w:lang w:val="zh_TW" w:bidi="zh_TW"/>
+        </w:rPr>
+        <w:t>）。</w:t>
+      </w:r>
+    </w:p>
+    <w:p>
+      <w:pPr>
+        <w:pStyle w:val="Heading4"/>
+      </w:pPr>
+      <w:r>
+        <w:rPr>
+          <w:lang w:val="zh_TW" w:bidi="zh_TW"/>
+        </w:rPr>
+        <w:t>第八章</w:t>
+      </w:r>
+    </w:p>
+    <w:p>
+      <w:pPr/>
+      <w:r>
+        <w:rPr>
+          <w:lang w:val="zh_TW" w:bidi="zh_TW"/>
+        </w:rPr>
+      </w:r>
+      <w:hyperlink r:id="rId123">
+        <w:r>
+          <w:rPr>
+            <w:lang w:val="zh_TW" w:bidi="zh_TW"/>
+          </w:rPr>
+          <w:rPr>
+            <w:color w:val="0000EE"/>
+            <w:u w:val="single"/>
+          </w:rPr>
+          <w:t>何西阿書第八章</w:t>
+        </w:r>
+      </w:hyperlink>
+      <w:r>
+        <w:rPr>
+          <w:lang w:val="zh_TW" w:bidi="zh_TW"/>
+        </w:rPr>
+        <w:t xml:space="preserve">論及以色列即將臨到的審判（見 </w:t>
+      </w:r>
+      <w:hyperlink r:id="rId124">
+        <w:r>
+          <w:rPr>
+            <w:lang w:val="zh_TW" w:bidi="zh_TW"/>
+          </w:rPr>
+          <w:rPr>
+            <w:color w:val="0000EE"/>
+            <w:u w:val="single"/>
+          </w:rPr>
+          <w:t>何8:7</w:t>
+        </w:r>
+      </w:hyperlink>
+      <w:r>
+        <w:rPr>
+          <w:lang w:val="zh_TW" w:bidi="zh_TW"/>
+        </w:rPr>
+        <w:t>）。警報已響起，警告百姓亞述人的逼近（</w:t>
+      </w:r>
+      <w:hyperlink r:id="rId125">
+        <w:r>
+          <w:rPr>
+            <w:lang w:val="zh_TW" w:bidi="zh_TW"/>
+          </w:rPr>
+          <w:rPr>
+            <w:color w:val="0000EE"/>
+            <w:u w:val="single"/>
+          </w:rPr>
+          <w:t>何8:1</w:t>
+        </w:r>
+      </w:hyperlink>
+      <w:r>
+        <w:rPr>
+          <w:lang w:val="zh_TW" w:bidi="zh_TW"/>
+        </w:rPr>
+        <w:t>；另見</w:t>
+      </w:r>
+      <w:hyperlink r:id="rId126">
+        <w:r>
+          <w:rPr>
+            <w:lang w:val="zh_TW" w:bidi="zh_TW"/>
+          </w:rPr>
+          <w:rPr>
+            <w:color w:val="0000EE"/>
+            <w:u w:val="single"/>
+          </w:rPr>
+          <w:t>結17:2–21</w:t>
+        </w:r>
+      </w:hyperlink>
+      <w:r>
+        <w:rPr>
+          <w:lang w:val="zh_TW" w:bidi="zh_TW"/>
+        </w:rPr>
+        <w:t>）。亞述將攻擊以色列（</w:t>
+      </w:r>
+      <w:hyperlink r:id="rId125">
+        <w:r>
+          <w:rPr>
+            <w:lang w:val="zh_TW" w:bidi="zh_TW"/>
+          </w:rPr>
+          <w:rPr>
+            <w:color w:val="0000EE"/>
+            <w:u w:val="single"/>
+          </w:rPr>
+          <w:t>何8:1</w:t>
+        </w:r>
+      </w:hyperlink>
+      <w:r>
+        <w:rPr>
+          <w:lang w:val="zh_TW" w:bidi="zh_TW"/>
+        </w:rPr>
+        <w:t>），因為以色列違背了西奈之約（見</w:t>
+      </w:r>
+      <w:hyperlink r:id="rId127">
+        <w:r>
+          <w:rPr>
+            <w:lang w:val="zh_TW" w:bidi="zh_TW"/>
+          </w:rPr>
+          <w:rPr>
+            <w:color w:val="0000EE"/>
+            <w:u w:val="single"/>
+          </w:rPr>
+          <w:t>申27:9–29:29</w:t>
+        </w:r>
+      </w:hyperlink>
+      <w:r>
+        <w:rPr>
+          <w:lang w:val="zh_TW" w:bidi="zh_TW"/>
+        </w:rPr>
+        <w:t>），也不遵守摩西的律法。以色列虛假地向神呼求拯救，企圖逃避即將臨到的刑罰（見</w:t>
+      </w:r>
+      <w:hyperlink r:id="rId128">
+        <w:r>
+          <w:rPr>
+            <w:lang w:val="zh_TW" w:bidi="zh_TW"/>
+          </w:rPr>
+          <w:rPr>
+            <w:color w:val="0000EE"/>
+            <w:u w:val="single"/>
+          </w:rPr>
+          <w:t>賽10:5</w:t>
+        </w:r>
+      </w:hyperlink>
+      <w:r>
+        <w:rPr>
+          <w:lang w:val="zh_TW" w:bidi="zh_TW"/>
+        </w:rPr>
+        <w:t>），然而神並不回應，亞述仍將持續追擊這十個支派（</w:t>
+      </w:r>
+      <w:hyperlink r:id="rId129">
+        <w:r>
+          <w:rPr>
+            <w:lang w:val="zh_TW" w:bidi="zh_TW"/>
+          </w:rPr>
+          <w:rPr>
+            <w:color w:val="0000EE"/>
+            <w:u w:val="single"/>
+          </w:rPr>
+          <w:t>何8:2–3</w:t>
+        </w:r>
+      </w:hyperlink>
+      <w:r>
+        <w:rPr>
+          <w:lang w:val="zh_TW" w:bidi="zh_TW"/>
+        </w:rPr>
+        <w:t>）。神施行審判的其它原因還包含了：以色列在未尋求神旨意的情況下擅自立王（</w:t>
+      </w:r>
+      <w:hyperlink r:id="rId130">
+        <w:r>
+          <w:rPr>
+            <w:lang w:val="zh_TW" w:bidi="zh_TW"/>
+          </w:rPr>
+          <w:rPr>
+            <w:color w:val="0000EE"/>
+            <w:u w:val="single"/>
+          </w:rPr>
+          <w:t>何8:4a</w:t>
+        </w:r>
+      </w:hyperlink>
+      <w:r>
+        <w:rPr>
+          <w:lang w:val="zh_TW" w:bidi="zh_TW"/>
+        </w:rPr>
+        <w:t>），以及他們對偶像的崇拜（</w:t>
+      </w:r>
+      <w:hyperlink r:id="rId131">
+        <w:r>
+          <w:rPr>
+            <w:lang w:val="zh_TW" w:bidi="zh_TW"/>
+          </w:rPr>
+          <w:rPr>
+            <w:color w:val="0000EE"/>
+            <w:u w:val="single"/>
+          </w:rPr>
+          <w:t>何8:4b-6</w:t>
+        </w:r>
+      </w:hyperlink>
+      <w:r>
+        <w:rPr>
+          <w:lang w:val="zh_TW" w:bidi="zh_TW"/>
+        </w:rPr>
+        <w:t>）。由於全國的悖逆，他們所獻的祭並不蒙悅納（見</w:t>
+      </w:r>
+      <w:hyperlink r:id="rId132">
+        <w:r>
+          <w:rPr>
+            <w:lang w:val="zh_TW" w:bidi="zh_TW"/>
+          </w:rPr>
+          <w:rPr>
+            <w:color w:val="0000EE"/>
+            <w:u w:val="single"/>
+          </w:rPr>
+          <w:t>撒上15:22</w:t>
+        </w:r>
+      </w:hyperlink>
+      <w:r>
+        <w:rPr>
+          <w:lang w:val="zh_TW" w:bidi="zh_TW"/>
+        </w:rPr>
+        <w:t>；</w:t>
+      </w:r>
+      <w:hyperlink r:id="rId133">
+        <w:r>
+          <w:rPr>
+            <w:lang w:val="zh_TW" w:bidi="zh_TW"/>
+          </w:rPr>
+          <w:rPr>
+            <w:color w:val="0000EE"/>
+            <w:u w:val="single"/>
+          </w:rPr>
+          <w:t>賽1:11–15</w:t>
+        </w:r>
+      </w:hyperlink>
+      <w:r>
+        <w:rPr>
+          <w:lang w:val="zh_TW" w:bidi="zh_TW"/>
+        </w:rPr>
+        <w:t>）。因此，以色列將再次被擄，彷彿先前在埃及的被擄（</w:t>
+      </w:r>
+      <w:hyperlink r:id="rId134">
+        <w:r>
+          <w:rPr>
+            <w:lang w:val="zh_TW" w:bidi="zh_TW"/>
+          </w:rPr>
+          <w:rPr>
+            <w:color w:val="0000EE"/>
+            <w:u w:val="single"/>
+          </w:rPr>
+          <w:t>何8:13</w:t>
+        </w:r>
+      </w:hyperlink>
+      <w:r>
+        <w:rPr>
+          <w:lang w:val="zh_TW" w:bidi="zh_TW"/>
+        </w:rPr>
+        <w:t>）。</w:t>
+      </w:r>
+    </w:p>
+    <w:p>
+      <w:pPr>
+        <w:pStyle w:val="Heading4"/>
+      </w:pPr>
+      <w:r>
+        <w:rPr>
+          <w:lang w:val="zh_TW" w:bidi="zh_TW"/>
+        </w:rPr>
+        <w:t>第九章</w:t>
+      </w:r>
+    </w:p>
+    <w:p>
+      <w:pPr/>
+      <w:r>
+        <w:rPr>
+          <w:lang w:val="zh_TW" w:bidi="zh_TW"/>
+        </w:rPr>
+      </w:r>
+      <w:hyperlink r:id="rId135">
+        <w:r>
+          <w:rPr>
+            <w:lang w:val="zh_TW" w:bidi="zh_TW"/>
+          </w:rPr>
+          <w:rPr>
+            <w:color w:val="0000EE"/>
+            <w:u w:val="single"/>
+          </w:rPr>
+          <w:t>何西阿書第九章</w:t>
+        </w:r>
+      </w:hyperlink>
+      <w:r>
+        <w:rPr>
+          <w:lang w:val="zh_TW" w:bidi="zh_TW"/>
+        </w:rPr>
+        <w:t>繼續深化被擄的主題。以色列將失去一切喜樂（</w:t>
+      </w:r>
+      <w:hyperlink r:id="rId136">
+        <w:r>
+          <w:rPr>
+            <w:lang w:val="zh_TW" w:bidi="zh_TW"/>
+          </w:rPr>
+          <w:rPr>
+            <w:color w:val="0000EE"/>
+            <w:u w:val="single"/>
+          </w:rPr>
+          <w:t>何9:1</w:t>
+        </w:r>
+      </w:hyperlink>
+      <w:r>
+        <w:rPr>
+          <w:lang w:val="zh_TW" w:bidi="zh_TW"/>
+        </w:rPr>
+        <w:t>）。土地的出產不再供養他們，因為他們將不再居住在那地（</w:t>
+      </w:r>
+      <w:hyperlink r:id="rId137">
+        <w:r>
+          <w:rPr>
+            <w:lang w:val="zh_TW" w:bidi="zh_TW"/>
+          </w:rPr>
+          <w:rPr>
+            <w:color w:val="0000EE"/>
+            <w:u w:val="single"/>
+          </w:rPr>
+          <w:t>何9:2–3</w:t>
+        </w:r>
+      </w:hyperlink>
+      <w:r>
+        <w:rPr>
+          <w:lang w:val="zh_TW" w:bidi="zh_TW"/>
+        </w:rPr>
+        <w:t>）。部分以色列人將逃往埃及，其餘的人則被擄到亞述。所有獻祭都會停止，他們甚至必須為了生存而耗用原本屬於獻祭用的酒與肉（</w:t>
+      </w:r>
+      <w:hyperlink r:id="rId138">
+        <w:r>
+          <w:rPr>
+            <w:lang w:val="zh_TW" w:bidi="zh_TW"/>
+          </w:rPr>
+          <w:rPr>
+            <w:color w:val="0000EE"/>
+            <w:u w:val="single"/>
+          </w:rPr>
+          <w:t>何9:4–5</w:t>
+        </w:r>
+      </w:hyperlink>
+      <w:r>
+        <w:rPr>
+          <w:lang w:val="zh_TW" w:bidi="zh_TW"/>
+        </w:rPr>
+        <w:t>）。那些逃往埃及的人也難逃死亡，他們也將被埃及人所殺（</w:t>
+      </w:r>
+      <w:hyperlink r:id="rId139">
+        <w:r>
+          <w:rPr>
+            <w:lang w:val="zh_TW" w:bidi="zh_TW"/>
+          </w:rPr>
+          <w:rPr>
+            <w:color w:val="0000EE"/>
+            <w:u w:val="single"/>
+          </w:rPr>
+          <w:t>何9:6</w:t>
+        </w:r>
+      </w:hyperlink>
+      <w:r>
+        <w:rPr>
+          <w:lang w:val="zh_TW" w:bidi="zh_TW"/>
+        </w:rPr>
+        <w:t>）。</w:t>
+      </w:r>
+    </w:p>
+    <w:p>
+      <w:pPr>
+        <w:pStyle w:val="Heading4"/>
+      </w:pPr>
+      <w:r>
+        <w:rPr>
+          <w:lang w:val="zh_TW" w:bidi="zh_TW"/>
+        </w:rPr>
+        <w:t>第十章</w:t>
+      </w:r>
+    </w:p>
+    <w:p>
+      <w:pPr/>
+      <w:r>
+        <w:rPr>
+          <w:lang w:val="zh_TW" w:bidi="zh_TW"/>
+        </w:rPr>
+      </w:r>
+      <w:hyperlink r:id="rId140">
+        <w:r>
+          <w:rPr>
+            <w:lang w:val="zh_TW" w:bidi="zh_TW"/>
+          </w:rPr>
+          <w:rPr>
+            <w:color w:val="0000EE"/>
+            <w:u w:val="single"/>
+          </w:rPr>
+          <w:t>何西阿書第十章</w:t>
+        </w:r>
+      </w:hyperlink>
+      <w:r>
+        <w:rPr>
+          <w:lang w:val="zh_TW" w:bidi="zh_TW"/>
+        </w:rPr>
+        <w:t>進一步描寫以色列的惡行所帶來的後果。以色列原本如同一棵結實纍纍的葡萄樹（</w:t>
+      </w:r>
+      <w:hyperlink r:id="rId141">
+        <w:r>
+          <w:rPr>
+            <w:lang w:val="zh_TW" w:bidi="zh_TW"/>
+          </w:rPr>
+          <w:rPr>
+            <w:color w:val="0000EE"/>
+            <w:u w:val="single"/>
+          </w:rPr>
+          <w:t>何10:1</w:t>
+        </w:r>
+      </w:hyperlink>
+      <w:r>
+        <w:rPr>
+          <w:lang w:val="zh_TW" w:bidi="zh_TW"/>
+        </w:rPr>
+        <w:t>），卻將其豐盛的祝福濫用於異教祭壇的獻祭。他們在神面前成為有罪的百姓，且神將拆毀他們的祭壇，並廢去他們的君王（</w:t>
+      </w:r>
+      <w:hyperlink r:id="rId142">
+        <w:r>
+          <w:rPr>
+            <w:lang w:val="zh_TW" w:bidi="zh_TW"/>
+          </w:rPr>
+          <w:rPr>
+            <w:color w:val="0000EE"/>
+            <w:u w:val="single"/>
+          </w:rPr>
+          <w:t>何10:2–3</w:t>
+        </w:r>
+      </w:hyperlink>
+      <w:r>
+        <w:rPr>
+          <w:lang w:val="zh_TW" w:bidi="zh_TW"/>
+        </w:rPr>
+        <w:t>）。基比亞事件再次被提及（</w:t>
+      </w:r>
+      <w:hyperlink r:id="rId143">
+        <w:r>
+          <w:rPr>
+            <w:lang w:val="zh_TW" w:bidi="zh_TW"/>
+          </w:rPr>
+          <w:rPr>
+            <w:color w:val="0000EE"/>
+            <w:u w:val="single"/>
+          </w:rPr>
+          <w:t>何9:9</w:t>
+        </w:r>
+      </w:hyperlink>
+      <w:r>
+        <w:rPr>
+          <w:lang w:val="zh_TW" w:bidi="zh_TW"/>
+        </w:rPr>
+        <w:t>），為要提醒以色列：偏離神的罪惡不僅具有傳染性，而且會帶來長久而深遠的後果（</w:t>
+      </w:r>
+      <w:hyperlink r:id="rId143">
+        <w:r>
+          <w:rPr>
+            <w:lang w:val="zh_TW" w:bidi="zh_TW"/>
+          </w:rPr>
+          <w:rPr>
+            <w:color w:val="0000EE"/>
+            <w:u w:val="single"/>
+          </w:rPr>
+          <w:t>何9:10</w:t>
+        </w:r>
+      </w:hyperlink>
+      <w:r>
+        <w:rPr>
+          <w:lang w:val="zh_TW" w:bidi="zh_TW"/>
+        </w:rPr>
+        <w:t>）。</w:t>
+      </w:r>
+      <w:hyperlink r:id="rId144">
+        <w:r>
+          <w:rPr>
+            <w:lang w:val="zh_TW" w:bidi="zh_TW"/>
+          </w:rPr>
+          <w:rPr>
+            <w:color w:val="0000EE"/>
+            <w:u w:val="single"/>
+          </w:rPr>
+          <w:t>何西阿書十章10節</w:t>
+        </w:r>
+      </w:hyperlink>
+      <w:r>
+        <w:rPr>
+          <w:lang w:val="zh_TW" w:bidi="zh_TW"/>
+        </w:rPr>
+        <w:t>所提到的「兩樣的罪」，很可能是指在伯特利與但所設立的兩個金牛犢偶像，這些都招致了神的刑罰。而其結果將是沉重勞役與嚴厲的轄制（</w:t>
+      </w:r>
+      <w:hyperlink r:id="rId145">
+        <w:r>
+          <w:rPr>
+            <w:lang w:val="zh_TW" w:bidi="zh_TW"/>
+          </w:rPr>
+          <w:rPr>
+            <w:color w:val="0000EE"/>
+            <w:u w:val="single"/>
+          </w:rPr>
+          <w:t>何10:11</w:t>
+        </w:r>
+      </w:hyperlink>
+      <w:r>
+        <w:rPr>
+          <w:lang w:val="zh_TW" w:bidi="zh_TW"/>
+        </w:rPr>
+        <w:t>）。</w:t>
+      </w:r>
+    </w:p>
+    <w:p>
+      <w:pPr>
+        <w:pStyle w:val="Heading4"/>
+      </w:pPr>
+      <w:r>
+        <w:rPr>
+          <w:lang w:val="zh_TW" w:bidi="zh_TW"/>
+        </w:rPr>
+        <w:t>第十一至十四章</w:t>
+      </w:r>
+    </w:p>
+    <w:p>
+      <w:pPr/>
+      <w:r>
+        <w:rPr>
+          <w:lang w:val="zh_TW" w:bidi="zh_TW"/>
+        </w:rPr>
+      </w:r>
+      <w:r>
+        <w:rPr>
+          <w:lang w:val="zh_TW" w:bidi="zh_TW"/>
+        </w:rPr>
+        <w:t>第十一至第十四章總結了何西阿的預言，宣告了以色列將來得以恢復的信息。這恢復的根基在於父不變的慈愛（</w:t>
+      </w:r>
+      <w:hyperlink r:id="rId146">
+        <w:r>
+          <w:rPr>
+            <w:lang w:val="zh_TW" w:bidi="zh_TW"/>
+          </w:rPr>
+          <w:rPr>
+            <w:color w:val="0000EE"/>
+            <w:u w:val="single"/>
+          </w:rPr>
+          <w:t>何11:1–12</w:t>
+        </w:r>
+      </w:hyperlink>
+      <w:r>
+        <w:rPr>
+          <w:lang w:val="zh_TW" w:bidi="zh_TW"/>
+        </w:rPr>
+        <w:t>）。作為一個民族，以色列曾被呼召出埃及，成為耶和華的兒子（</w:t>
+      </w:r>
+      <w:hyperlink r:id="rId147">
+        <w:r>
+          <w:rPr>
+            <w:lang w:val="zh_TW" w:bidi="zh_TW"/>
+          </w:rPr>
+          <w:rPr>
+            <w:color w:val="0000EE"/>
+            <w:u w:val="single"/>
+          </w:rPr>
+          <w:t>何11:1</w:t>
+        </w:r>
+      </w:hyperlink>
+      <w:r>
+        <w:rPr>
+          <w:lang w:val="zh_TW" w:bidi="zh_TW"/>
+        </w:rPr>
+        <w:t>；另見</w:t>
+      </w:r>
+      <w:hyperlink r:id="rId148">
+        <w:r>
+          <w:rPr>
+            <w:lang w:val="zh_TW" w:bidi="zh_TW"/>
+          </w:rPr>
+          <w:rPr>
+            <w:color w:val="0000EE"/>
+            <w:u w:val="single"/>
+          </w:rPr>
+          <w:t>出4:22–23</w:t>
+        </w:r>
+      </w:hyperlink>
+      <w:r>
+        <w:rPr>
+          <w:lang w:val="zh_TW" w:bidi="zh_TW"/>
+        </w:rPr>
+        <w:t>）。然而，以色列並未回應父的愛，反而轉向與外邦結盟（</w:t>
+      </w:r>
+      <w:hyperlink r:id="rId149">
+        <w:r>
+          <w:rPr>
+            <w:lang w:val="zh_TW" w:bidi="zh_TW"/>
+          </w:rPr>
+          <w:rPr>
+            <w:color w:val="0000EE"/>
+            <w:u w:val="single"/>
+          </w:rPr>
+          <w:t>何11:5</w:t>
+        </w:r>
+      </w:hyperlink>
+      <w:r>
+        <w:rPr>
+          <w:lang w:val="zh_TW" w:bidi="zh_TW"/>
+        </w:rPr>
+        <w:t>），因此招致審判（</w:t>
+      </w:r>
+      <w:hyperlink r:id="rId150">
+        <w:r>
+          <w:rPr>
+            <w:lang w:val="zh_TW" w:bidi="zh_TW"/>
+          </w:rPr>
+          <w:rPr>
+            <w:color w:val="0000EE"/>
+            <w:u w:val="single"/>
+          </w:rPr>
+          <w:t>何11:5–7</w:t>
+        </w:r>
+      </w:hyperlink>
+      <w:r>
+        <w:rPr>
+          <w:lang w:val="zh_TW" w:bidi="zh_TW"/>
+        </w:rPr>
+        <w:t>）。耶和華的話語顯明，因祂完全的聖潔與公義，祂的審判決不改變（</w:t>
+      </w:r>
+      <w:hyperlink r:id="rId151">
+        <w:r>
+          <w:rPr>
+            <w:lang w:val="zh_TW" w:bidi="zh_TW"/>
+          </w:rPr>
+          <w:rPr>
+            <w:color w:val="0000EE"/>
+            <w:u w:val="single"/>
+          </w:rPr>
+          <w:t>何12:1–13:16</w:t>
+        </w:r>
+      </w:hyperlink>
+      <w:r>
+        <w:rPr>
+          <w:lang w:val="zh_TW" w:bidi="zh_TW"/>
+        </w:rPr>
+        <w:t>）。以色列的罪惡要求公正的刑罰（</w:t>
+      </w:r>
+      <w:hyperlink r:id="rId152">
+        <w:r>
+          <w:rPr>
+            <w:lang w:val="zh_TW" w:bidi="zh_TW"/>
+          </w:rPr>
+          <w:rPr>
+            <w:color w:val="0000EE"/>
+            <w:u w:val="single"/>
+          </w:rPr>
+          <w:t>何12:1–2</w:t>
+        </w:r>
+      </w:hyperlink>
+      <w:r>
+        <w:rPr>
+          <w:lang w:val="zh_TW" w:bidi="zh_TW"/>
+        </w:rPr>
+        <w:t>），而北國的滅亡正是以色列自己所造成的結果。儘管如此，神仍宣告祂可以成為以色列的幫助（</w:t>
+      </w:r>
+      <w:hyperlink r:id="rId153">
+        <w:r>
+          <w:rPr>
+            <w:lang w:val="zh_TW" w:bidi="zh_TW"/>
+          </w:rPr>
+          <w:rPr>
+            <w:color w:val="0000EE"/>
+            <w:u w:val="single"/>
+          </w:rPr>
+          <w:t>何13:9</w:t>
+        </w:r>
+      </w:hyperlink>
+      <w:r>
+        <w:rPr>
+          <w:lang w:val="zh_TW" w:bidi="zh_TW"/>
+        </w:rPr>
+        <w:t>）。</w:t>
+      </w:r>
+    </w:p>
+    <w:p>
+      <w:pPr/>
+      <w:r>
+        <w:rPr>
+          <w:lang w:val="zh_TW" w:bidi="zh_TW"/>
+        </w:rPr>
+      </w:r>
+      <w:r>
+        <w:rPr>
+          <w:lang w:val="zh_TW" w:bidi="zh_TW"/>
+        </w:rPr>
+        <w:t>以色列本應及時悔改，卻始終沒有作為（</w:t>
+      </w:r>
+      <w:hyperlink r:id="rId154">
+        <w:r>
+          <w:rPr>
+            <w:lang w:val="zh_TW" w:bidi="zh_TW"/>
+          </w:rPr>
+          <w:rPr>
+            <w:color w:val="0000EE"/>
+            <w:u w:val="single"/>
+          </w:rPr>
+          <w:t>何13:13</w:t>
+        </w:r>
+      </w:hyperlink>
+      <w:r>
+        <w:rPr>
+          <w:lang w:val="zh_TW" w:bidi="zh_TW"/>
+        </w:rPr>
+        <w:t>）。然而，耶和華的憐憫最終將勝過死亡，使以色列在屬靈、政治，甚至可能在身體層面得以存活（</w:t>
+      </w:r>
+      <w:hyperlink r:id="rId155">
+        <w:r>
+          <w:rPr>
+            <w:lang w:val="zh_TW" w:bidi="zh_TW"/>
+          </w:rPr>
+          <w:rPr>
+            <w:color w:val="0000EE"/>
+            <w:u w:val="single"/>
+          </w:rPr>
+          <w:t>13:14</w:t>
+        </w:r>
+      </w:hyperlink>
+      <w:r>
+        <w:rPr>
+          <w:lang w:val="zh_TW" w:bidi="zh_TW"/>
+        </w:rPr>
+        <w:t>；另見</w:t>
+      </w:r>
+      <w:hyperlink r:id="rId102">
+        <w:r>
+          <w:rPr>
+            <w:lang w:val="zh_TW" w:bidi="zh_TW"/>
+          </w:rPr>
+          <w:rPr>
+            <w:color w:val="0000EE"/>
+            <w:u w:val="single"/>
+          </w:rPr>
+          <w:t>拉37:1–14</w:t>
+        </w:r>
+      </w:hyperlink>
+      <w:r>
+        <w:rPr>
+          <w:lang w:val="zh_TW" w:bidi="zh_TW"/>
+        </w:rPr>
+        <w:t>；</w:t>
+      </w:r>
+      <w:hyperlink r:id="rId156">
+        <w:r>
+          <w:rPr>
+            <w:lang w:val="zh_TW" w:bidi="zh_TW"/>
+          </w:rPr>
+          <w:rPr>
+            <w:color w:val="0000EE"/>
+            <w:u w:val="single"/>
+          </w:rPr>
+          <w:t>但12:1–2</w:t>
+        </w:r>
+      </w:hyperlink>
+      <w:r>
+        <w:rPr>
+          <w:lang w:val="zh_TW" w:bidi="zh_TW"/>
+        </w:rPr>
+        <w:t>、</w:t>
+      </w:r>
+      <w:hyperlink r:id="rId156">
         <w:r>
           <w:rPr>
             <w:lang w:val="zh_TW" w:bidi="zh_TW"/>
@@ -387,18 +4679,317 @@
         <w:rPr>
           <w:lang w:val="zh_TW" w:bidi="zh_TW"/>
         </w:rPr>
+        <w:t>）。</w:t>
+      </w:r>
+    </w:p>
+    <w:p>
+      <w:pPr/>
+      <w:r>
+        <w:rPr>
+          <w:lang w:val="zh_TW" w:bidi="zh_TW"/>
+        </w:rPr>
+      </w:r>
+      <w:hyperlink r:id="rId157">
+        <w:r>
+          <w:rPr>
+            <w:lang w:val="zh_TW" w:bidi="zh_TW"/>
+          </w:rPr>
+          <w:rPr>
+            <w:color w:val="0000EE"/>
+            <w:u w:val="single"/>
+          </w:rPr>
+          <w:t>何西阿書十四章</w:t>
+        </w:r>
+      </w:hyperlink>
+      <w:r>
+        <w:rPr>
+          <w:lang w:val="zh_TW" w:bidi="zh_TW"/>
+        </w:rPr>
+        <w:t>呈現了神滿有慈愛的邀請，呼籲以色列藉著認罪、禱告與讚美回轉歸向祂（</w:t>
+      </w:r>
+      <w:hyperlink r:id="rId158">
+        <w:r>
+          <w:rPr>
+            <w:lang w:val="zh_TW" w:bidi="zh_TW"/>
+          </w:rPr>
+          <w:rPr>
+            <w:color w:val="0000EE"/>
+            <w:u w:val="single"/>
+          </w:rPr>
+          <w:t>何14:2</w:t>
+        </w:r>
+      </w:hyperlink>
+      <w:r>
+        <w:rPr>
+          <w:lang w:val="zh_TW" w:bidi="zh_TW"/>
+        </w:rPr>
+        <w:t>）。「嘴唇的祭」（</w:t>
+      </w:r>
+      <w:hyperlink r:id="rId158">
+        <w:r>
+          <w:rPr>
+            <w:lang w:val="zh_TW" w:bidi="zh_TW"/>
+          </w:rPr>
+          <w:rPr>
+            <w:color w:val="0000EE"/>
+            <w:u w:val="single"/>
+          </w:rPr>
+          <w:t>何14:2</w:t>
+        </w:r>
+      </w:hyperlink>
+      <w:r>
+        <w:rPr>
+          <w:lang w:val="zh_TW" w:bidi="zh_TW"/>
+        </w:rPr>
+        <w:t>）指的是感謝祭，這類祭物通常包括年幼的公牛（</w:t>
+      </w:r>
+      <w:hyperlink r:id="rId159">
+        <w:r>
+          <w:rPr>
+            <w:lang w:val="zh_TW" w:bidi="zh_TW"/>
+          </w:rPr>
+          <w:rPr>
+            <w:color w:val="0000EE"/>
+            <w:u w:val="single"/>
+          </w:rPr>
+          <w:t>出24:5</w:t>
+        </w:r>
+      </w:hyperlink>
+      <w:r>
+        <w:rPr>
+          <w:lang w:val="zh_TW" w:bidi="zh_TW"/>
+        </w:rPr>
         <w:t>；</w:t>
       </w:r>
-      <w:hyperlink r:id="rId17">
-        <w:r>
-          <w:rPr>
-            <w:lang w:val="zh_TW" w:bidi="zh_TW"/>
-          </w:rPr>
-          <w:rPr>
-            <w:color w:val="0000EE"/>
-            <w:u w:val="single"/>
-          </w:rPr>
-          <w:t>撒上8:13</w:t>
+      <w:hyperlink r:id="rId160">
+        <w:r>
+          <w:rPr>
+            <w:lang w:val="zh_TW" w:bidi="zh_TW"/>
+          </w:rPr>
+          <w:rPr>
+            <w:color w:val="0000EE"/>
+            <w:u w:val="single"/>
+          </w:rPr>
+          <w:t>利7:11–15</w:t>
+        </w:r>
+      </w:hyperlink>
+      <w:r>
+        <w:rPr>
+          <w:lang w:val="zh_TW" w:bidi="zh_TW"/>
+        </w:rPr>
+        <w:t>；另見</w:t>
+      </w:r>
+      <w:hyperlink r:id="rId161">
+        <w:r>
+          <w:rPr>
+            <w:lang w:val="zh_TW" w:bidi="zh_TW"/>
+          </w:rPr>
+          <w:rPr>
+            <w:color w:val="0000EE"/>
+            <w:u w:val="single"/>
+          </w:rPr>
+          <w:t>詩51:17–19</w:t>
+        </w:r>
+      </w:hyperlink>
+      <w:r>
+        <w:rPr>
+          <w:lang w:val="zh_TW" w:bidi="zh_TW"/>
+        </w:rPr>
+        <w:t>，</w:t>
+      </w:r>
+      <w:hyperlink r:id="rId162">
+        <w:r>
+          <w:rPr>
+            <w:lang w:val="zh_TW" w:bidi="zh_TW"/>
+          </w:rPr>
+          <w:rPr>
+            <w:color w:val="0000EE"/>
+            <w:u w:val="single"/>
+          </w:rPr>
+          <w:t>69:30–31</w:t>
+        </w:r>
+      </w:hyperlink>
+      <w:r>
+        <w:rPr>
+          <w:lang w:val="zh_TW" w:bidi="zh_TW"/>
+        </w:rPr>
+        <w:t>；</w:t>
+      </w:r>
+      <w:hyperlink r:id="rId163">
+        <w:r>
+          <w:rPr>
+            <w:lang w:val="zh_TW" w:bidi="zh_TW"/>
+          </w:rPr>
+          <w:rPr>
+            <w:color w:val="0000EE"/>
+            <w:u w:val="single"/>
+          </w:rPr>
+          <w:t>來13:15–16</w:t>
+        </w:r>
+      </w:hyperlink>
+      <w:r>
+        <w:rPr>
+          <w:lang w:val="zh_TW" w:bidi="zh_TW"/>
+        </w:rPr>
+        <w:t>）。以色列在認罪時，也必須承認拯救既不來自亞述（政治聯盟），也不來自偶像（</w:t>
+      </w:r>
+      <w:hyperlink r:id="rId164">
+        <w:r>
+          <w:rPr>
+            <w:lang w:val="zh_TW" w:bidi="zh_TW"/>
+          </w:rPr>
+          <w:rPr>
+            <w:color w:val="0000EE"/>
+            <w:u w:val="single"/>
+          </w:rPr>
+          <w:t>何14:3</w:t>
+        </w:r>
+      </w:hyperlink>
+      <w:r>
+        <w:rPr>
+          <w:lang w:val="zh_TW" w:bidi="zh_TW"/>
+        </w:rPr>
+        <w:t>）。</w:t>
+      </w:r>
+    </w:p>
+    <w:p>
+      <w:pPr/>
+      <w:r>
+        <w:rPr>
+          <w:lang w:val="zh_TW" w:bidi="zh_TW"/>
+        </w:rPr>
+      </w:r>
+      <w:r>
+        <w:rPr>
+          <w:lang w:val="zh_TW" w:bidi="zh_TW"/>
+        </w:rPr>
+        <w:t>神在以色列恢復的過程中屢次應許祂的祝福（請注意</w:t>
+      </w:r>
+      <w:hyperlink r:id="rId165">
+        <w:r>
+          <w:rPr>
+            <w:lang w:val="zh_TW" w:bidi="zh_TW"/>
+          </w:rPr>
+          <w:rPr>
+            <w:color w:val="0000EE"/>
+            <w:u w:val="single"/>
+          </w:rPr>
+          <w:t>何14:4–5</w:t>
+        </w:r>
+      </w:hyperlink>
+      <w:r>
+        <w:rPr>
+          <w:lang w:val="zh_TW" w:bidi="zh_TW"/>
+        </w:rPr>
+        <w:t>中反覆出現「我必」）。耶和華將在屬靈上醫治以色列、無條件地愛他們、使他們全然昌盛，並完全保護他們（</w:t>
+      </w:r>
+      <w:hyperlink r:id="rId166">
+        <w:r>
+          <w:rPr>
+            <w:lang w:val="zh_TW" w:bidi="zh_TW"/>
+          </w:rPr>
+          <w:rPr>
+            <w:color w:val="0000EE"/>
+            <w:u w:val="single"/>
+          </w:rPr>
+          <w:t>何14:4–7</w:t>
+        </w:r>
+      </w:hyperlink>
+      <w:r>
+        <w:rPr>
+          <w:lang w:val="zh_TW" w:bidi="zh_TW"/>
+        </w:rPr>
+        <w:t>）。以色列將如百合花般美麗、如香柏樹般堅固、又如橄欖樹般多結果子。</w:t>
+      </w:r>
+    </w:p>
+    <w:p>
+      <w:pPr>
+        <w:pStyle w:val="Heading3"/>
+      </w:pPr>
+      <w:r>
+        <w:rPr>
+          <w:lang w:val="zh_TW" w:bidi="zh_TW"/>
+        </w:rPr>
+        <w:t>何西阿書的核心信息是什麼？</w:t>
+      </w:r>
+    </w:p>
+    <w:p>
+      <w:pPr/>
+      <w:r>
+        <w:rPr>
+          <w:lang w:val="zh_TW" w:bidi="zh_TW"/>
+        </w:rPr>
+      </w:r>
+      <w:r>
+        <w:rPr>
+          <w:lang w:val="zh_TW" w:bidi="zh_TW"/>
+        </w:rPr>
+        <w:t>何西阿書的核心信息集中在全書最後一節經文（</w:t>
+      </w:r>
+      <w:hyperlink r:id="rId167">
+        <w:r>
+          <w:rPr>
+            <w:lang w:val="zh_TW" w:bidi="zh_TW"/>
+          </w:rPr>
+          <w:rPr>
+            <w:color w:val="0000EE"/>
+            <w:u w:val="single"/>
+          </w:rPr>
+          <w:t>何14:9</w:t>
+        </w:r>
+      </w:hyperlink>
+      <w:r>
+        <w:rPr>
+          <w:lang w:val="zh_TW" w:bidi="zh_TW"/>
+        </w:rPr>
+        <w:t>）。智慧人必行在敬虔的道路上，愚昧人卻行在悖逆不敬虔的路徑中。凡選擇敬虔生活的人，將經歷以下恩典：</w:t>
+      </w:r>
+    </w:p>
+    <w:p>
+      <w:pPr>
+        <w:pStyle w:val="ListBullet"/>
+        <w:spacing w:line="240" w:lineRule="auto"/>
+        <w:ind w:left="720"/>
+      </w:pPr>
+      <w:r>
+        <w:rPr>
+          <w:lang w:val="zh_TW" w:bidi="zh_TW"/>
+        </w:rPr>
+      </w:r>
+      <w:r>
+        <w:rPr>
+          <w:lang w:val="zh_TW" w:bidi="zh_TW"/>
+        </w:rPr>
+        <w:t>恢復</w:t>
+      </w:r>
+    </w:p>
+    <w:p>
+      <w:pPr>
+        <w:pStyle w:val="ListBullet"/>
+        <w:spacing w:line="240" w:lineRule="auto"/>
+        <w:ind w:left="720"/>
+      </w:pPr>
+      <w:r>
+        <w:rPr>
+          <w:lang w:val="zh_TW" w:bidi="zh_TW"/>
+        </w:rPr>
+      </w:r>
+      <w:r>
+        <w:rPr>
+          <w:lang w:val="zh_TW" w:bidi="zh_TW"/>
+        </w:rPr>
+        <w:t>勝過死亡（</w:t>
+      </w:r>
+      <w:hyperlink r:id="rId155">
+        <w:r>
+          <w:rPr>
+            <w:lang w:val="zh_TW" w:bidi="zh_TW"/>
+          </w:rPr>
+          <w:rPr>
+            <w:color w:val="0000EE"/>
+            <w:u w:val="single"/>
+          </w:rPr>
+          <w:t>何13:14</w:t>
         </w:r>
       </w:hyperlink>
       <w:r>
@@ -409,6 +5000,42 @@
       </w:r>
     </w:p>
     <w:p>
+      <w:pPr>
+        <w:pStyle w:val="ListBullet"/>
+        <w:spacing w:line="240" w:lineRule="auto"/>
+        <w:ind w:left="720"/>
+      </w:pPr>
+      <w:r>
+        <w:rPr>
+          <w:lang w:val="zh_TW" w:bidi="zh_TW"/>
+        </w:rPr>
+      </w:r>
+      <w:r>
+        <w:rPr>
+          <w:lang w:val="zh_TW" w:bidi="zh_TW"/>
+        </w:rPr>
+        <w:t>祝福（</w:t>
+      </w:r>
+      <w:hyperlink r:id="rId166">
+        <w:r>
+          <w:rPr>
+            <w:lang w:val="zh_TW" w:bidi="zh_TW"/>
+          </w:rPr>
+          <w:rPr>
+            <w:color w:val="0000EE"/>
+            <w:u w:val="single"/>
+          </w:rPr>
+          <w:t>何14:4–7</w:t>
+        </w:r>
+      </w:hyperlink>
+      <w:r>
+        <w:rPr>
+          <w:lang w:val="zh_TW" w:bidi="zh_TW"/>
+        </w:rPr>
+        <w:t>）</w:t>
+      </w:r>
+    </w:p>
+    <w:p>
       <w:pPr/>
       <w:r>
         <w:rPr>
@@ -419,36 +5046,460 @@
         <w:rPr>
           <w:lang w:val="zh_TW" w:bidi="zh_TW"/>
         </w:rPr>
-        <w:t>他們以油和麵粉這些基本原料製作餅和糕。以色列人在逃離埃及時，在旅程中烤了無酵餅作為食物（</w:t>
-      </w:r>
-      <w:hyperlink r:id="rId18">
-        <w:r>
-          <w:rPr>
-            <w:lang w:val="zh_TW" w:bidi="zh_TW"/>
-          </w:rPr>
-          <w:rPr>
-            <w:color w:val="0000EE"/>
-            <w:u w:val="single"/>
-          </w:rPr>
-          <w:t>出12:39</w:t>
-        </w:r>
-      </w:hyperlink>
-      <w:r>
-        <w:rPr>
-          <w:lang w:val="zh_TW" w:bidi="zh_TW"/>
-        </w:rPr>
-        <w:t>）。這些餅和糕通常是在平底鍋或爐中烘烤而成（</w:t>
-      </w:r>
-      <w:hyperlink r:id="rId19">
-        <w:r>
-          <w:rPr>
-            <w:lang w:val="zh_TW" w:bidi="zh_TW"/>
-          </w:rPr>
-          <w:rPr>
-            <w:color w:val="0000EE"/>
-            <w:u w:val="single"/>
-          </w:rPr>
-          <w:t>利2:4</w:t>
+        <w:t>偶像崇拜，是指任何取代神、佔據人心位置的事物。以色列並沒有尋求神的：</w:t>
+      </w:r>
+    </w:p>
+    <w:p>
+      <w:pPr>
+        <w:pStyle w:val="ListBullet"/>
+        <w:spacing w:line="240" w:lineRule="auto"/>
+        <w:ind w:left="720"/>
+      </w:pPr>
+      <w:r>
+        <w:rPr>
+          <w:lang w:val="zh_TW" w:bidi="zh_TW"/>
+        </w:rPr>
+      </w:r>
+      <w:r>
+        <w:rPr>
+          <w:lang w:val="zh_TW" w:bidi="zh_TW"/>
+        </w:rPr>
+        <w:t>引導</w:t>
+      </w:r>
+    </w:p>
+    <w:p>
+      <w:pPr>
+        <w:pStyle w:val="ListBullet"/>
+        <w:spacing w:line="240" w:lineRule="auto"/>
+        <w:ind w:left="720"/>
+      </w:pPr>
+      <w:r>
+        <w:rPr>
+          <w:lang w:val="zh_TW" w:bidi="zh_TW"/>
+        </w:rPr>
+      </w:r>
+      <w:r>
+        <w:rPr>
+          <w:lang w:val="zh_TW" w:bidi="zh_TW"/>
+        </w:rPr>
+        <w:t>幫助</w:t>
+      </w:r>
+    </w:p>
+    <w:p>
+      <w:pPr>
+        <w:pStyle w:val="ListBullet"/>
+        <w:spacing w:line="240" w:lineRule="auto"/>
+        <w:ind w:left="720"/>
+      </w:pPr>
+      <w:r>
+        <w:rPr>
+          <w:lang w:val="zh_TW" w:bidi="zh_TW"/>
+        </w:rPr>
+      </w:r>
+      <w:r>
+        <w:rPr>
+          <w:lang w:val="zh_TW" w:bidi="zh_TW"/>
+        </w:rPr>
+        <w:t>祝福</w:t>
+      </w:r>
+    </w:p>
+    <w:p>
+      <w:pPr>
+        <w:pStyle w:val="ListBullet"/>
+        <w:spacing w:line="240" w:lineRule="auto"/>
+        <w:ind w:left="720"/>
+      </w:pPr>
+      <w:r>
+        <w:rPr>
+          <w:lang w:val="zh_TW" w:bidi="zh_TW"/>
+        </w:rPr>
+      </w:r>
+      <w:r>
+        <w:rPr>
+          <w:lang w:val="zh_TW" w:bidi="zh_TW"/>
+        </w:rPr>
+        <w:t>拯救</w:t>
+      </w:r>
+    </w:p>
+    <w:p>
+      <w:pPr/>
+      <w:r>
+        <w:rPr>
+          <w:lang w:val="zh_TW" w:bidi="zh_TW"/>
+        </w:rPr>
+      </w:r>
+      <w:r>
+        <w:rPr>
+          <w:lang w:val="zh_TW" w:bidi="zh_TW"/>
+        </w:rPr>
+        <w:t>相反地，以色列轉而倚靠：</w:t>
+      </w:r>
+    </w:p>
+    <w:p>
+      <w:pPr>
+        <w:pStyle w:val="ListBullet"/>
+        <w:spacing w:line="240" w:lineRule="auto"/>
+        <w:ind w:left="720"/>
+      </w:pPr>
+      <w:r>
+        <w:rPr>
+          <w:lang w:val="zh_TW" w:bidi="zh_TW"/>
+        </w:rPr>
+      </w:r>
+      <w:r>
+        <w:rPr>
+          <w:lang w:val="zh_TW" w:bidi="zh_TW"/>
+        </w:rPr>
+        <w:t>外邦神明（</w:t>
+      </w:r>
+      <w:hyperlink r:id="rId168">
+        <w:r>
+          <w:rPr>
+            <w:lang w:val="zh_TW" w:bidi="zh_TW"/>
+          </w:rPr>
+          <w:rPr>
+            <w:color w:val="0000EE"/>
+            <w:u w:val="single"/>
+          </w:rPr>
+          <w:t>何4:12–19</w:t>
+        </w:r>
+      </w:hyperlink>
+      <w:r>
+        <w:rPr>
+          <w:lang w:val="zh_TW" w:bidi="zh_TW"/>
+        </w:rPr>
+        <w:t>）</w:t>
+      </w:r>
+    </w:p>
+    <w:p>
+      <w:pPr>
+        <w:pStyle w:val="ListBullet"/>
+        <w:spacing w:line="240" w:lineRule="auto"/>
+        <w:ind w:left="720"/>
+      </w:pPr>
+      <w:r>
+        <w:rPr>
+          <w:lang w:val="zh_TW" w:bidi="zh_TW"/>
+        </w:rPr>
+      </w:r>
+      <w:r>
+        <w:rPr>
+          <w:lang w:val="zh_TW" w:bidi="zh_TW"/>
+        </w:rPr>
+        <w:t>民族驕傲（</w:t>
+      </w:r>
+      <w:hyperlink r:id="rId169">
+        <w:r>
+          <w:rPr>
+            <w:lang w:val="zh_TW" w:bidi="zh_TW"/>
+          </w:rPr>
+          <w:rPr>
+            <w:color w:val="0000EE"/>
+            <w:u w:val="single"/>
+          </w:rPr>
+          <w:t>何5:5</w:t>
+        </w:r>
+      </w:hyperlink>
+      <w:r>
+        <w:rPr>
+          <w:lang w:val="zh_TW" w:bidi="zh_TW"/>
+        </w:rPr>
+        <w:t>）</w:t>
+      </w:r>
+    </w:p>
+    <w:p>
+      <w:pPr>
+        <w:pStyle w:val="ListBullet"/>
+        <w:spacing w:line="240" w:lineRule="auto"/>
+        <w:ind w:left="720"/>
+      </w:pPr>
+      <w:r>
+        <w:rPr>
+          <w:lang w:val="zh_TW" w:bidi="zh_TW"/>
+        </w:rPr>
+      </w:r>
+      <w:r>
+        <w:rPr>
+          <w:lang w:val="zh_TW" w:bidi="zh_TW"/>
+        </w:rPr>
+        <w:t>宗教儀式（</w:t>
+      </w:r>
+      <w:hyperlink r:id="rId170">
+        <w:r>
+          <w:rPr>
+            <w:lang w:val="zh_TW" w:bidi="zh_TW"/>
+          </w:rPr>
+          <w:rPr>
+            <w:color w:val="0000EE"/>
+            <w:u w:val="single"/>
+          </w:rPr>
+          <w:t>何6:6</w:t>
+        </w:r>
+      </w:hyperlink>
+      <w:r>
+        <w:rPr>
+          <w:lang w:val="zh_TW" w:bidi="zh_TW"/>
+        </w:rPr>
+        <w:t>）</w:t>
+      </w:r>
+    </w:p>
+    <w:p>
+      <w:pPr>
+        <w:pStyle w:val="ListBullet"/>
+        <w:spacing w:line="240" w:lineRule="auto"/>
+        <w:ind w:left="720"/>
+      </w:pPr>
+      <w:r>
+        <w:rPr>
+          <w:lang w:val="zh_TW" w:bidi="zh_TW"/>
+        </w:rPr>
+      </w:r>
+      <w:r>
+        <w:rPr>
+          <w:lang w:val="zh_TW" w:bidi="zh_TW"/>
+        </w:rPr>
+        <w:t>政治上的權宜之計（</w:t>
+      </w:r>
+      <w:hyperlink r:id="rId115">
+        <w:r>
+          <w:rPr>
+            <w:lang w:val="zh_TW" w:bidi="zh_TW"/>
+          </w:rPr>
+          <w:rPr>
+            <w:color w:val="0000EE"/>
+            <w:u w:val="single"/>
+          </w:rPr>
+          <w:t>何7:3</w:t>
+        </w:r>
+      </w:hyperlink>
+      <w:r>
+        <w:rPr>
+          <w:lang w:val="zh_TW" w:bidi="zh_TW"/>
+        </w:rPr>
+        <w:t>）</w:t>
+      </w:r>
+    </w:p>
+    <w:p>
+      <w:pPr>
+        <w:pStyle w:val="ListBullet"/>
+        <w:spacing w:line="240" w:lineRule="auto"/>
+        <w:ind w:left="720"/>
+      </w:pPr>
+      <w:r>
+        <w:rPr>
+          <w:lang w:val="zh_TW" w:bidi="zh_TW"/>
+        </w:rPr>
+      </w:r>
+      <w:r>
+        <w:rPr>
+          <w:lang w:val="zh_TW" w:bidi="zh_TW"/>
+        </w:rPr>
+        <w:t>政治聯盟（</w:t>
+      </w:r>
+      <w:hyperlink r:id="rId46">
+        <w:r>
+          <w:rPr>
+            <w:lang w:val="zh_TW" w:bidi="zh_TW"/>
+          </w:rPr>
+          <w:rPr>
+            <w:color w:val="0000EE"/>
+            <w:u w:val="single"/>
+          </w:rPr>
+          <w:t>何7:11</w:t>
+        </w:r>
+      </w:hyperlink>
+      <w:r>
+        <w:rPr>
+          <w:lang w:val="zh_TW" w:bidi="zh_TW"/>
+        </w:rPr>
+        <w:t>）</w:t>
+      </w:r>
+    </w:p>
+    <w:p>
+      <w:pPr>
+        <w:pStyle w:val="ListBullet"/>
+        <w:spacing w:line="240" w:lineRule="auto"/>
+        <w:ind w:left="720"/>
+      </w:pPr>
+      <w:r>
+        <w:rPr>
+          <w:lang w:val="zh_TW" w:bidi="zh_TW"/>
+        </w:rPr>
+      </w:r>
+      <w:r>
+        <w:rPr>
+          <w:lang w:val="zh_TW" w:bidi="zh_TW"/>
+        </w:rPr>
+        <w:t>世俗政權（</w:t>
+      </w:r>
+      <w:hyperlink r:id="rId130">
+        <w:r>
+          <w:rPr>
+            <w:lang w:val="zh_TW" w:bidi="zh_TW"/>
+          </w:rPr>
+          <w:rPr>
+            <w:color w:val="0000EE"/>
+            <w:u w:val="single"/>
+          </w:rPr>
+          <w:t>何8:4</w:t>
+        </w:r>
+      </w:hyperlink>
+      <w:r>
+        <w:rPr>
+          <w:lang w:val="zh_TW" w:bidi="zh_TW"/>
+        </w:rPr>
+        <w:t>）</w:t>
+      </w:r>
+    </w:p>
+    <w:p>
+      <w:pPr>
+        <w:pStyle w:val="ListBullet"/>
+        <w:spacing w:line="240" w:lineRule="auto"/>
+        <w:ind w:left="720"/>
+      </w:pPr>
+      <w:r>
+        <w:rPr>
+          <w:lang w:val="zh_TW" w:bidi="zh_TW"/>
+        </w:rPr>
+      </w:r>
+      <w:r>
+        <w:rPr>
+          <w:lang w:val="zh_TW" w:bidi="zh_TW"/>
+        </w:rPr>
+        <w:t>建設工程（</w:t>
+      </w:r>
+      <w:hyperlink r:id="rId29">
+        <w:r>
+          <w:rPr>
+            <w:lang w:val="zh_TW" w:bidi="zh_TW"/>
+          </w:rPr>
+          <w:rPr>
+            <w:color w:val="0000EE"/>
+            <w:u w:val="single"/>
+          </w:rPr>
+          <w:t>何8:14</w:t>
+        </w:r>
+      </w:hyperlink>
+      <w:r>
+        <w:rPr>
+          <w:lang w:val="zh_TW" w:bidi="zh_TW"/>
+        </w:rPr>
+        <w:t>）</w:t>
+      </w:r>
+    </w:p>
+    <w:p>
+      <w:pPr>
+        <w:pStyle w:val="ListBullet"/>
+        <w:spacing w:line="240" w:lineRule="auto"/>
+        <w:ind w:left="720"/>
+      </w:pPr>
+      <w:r>
+        <w:rPr>
+          <w:lang w:val="zh_TW" w:bidi="zh_TW"/>
+        </w:rPr>
+      </w:r>
+      <w:r>
+        <w:rPr>
+          <w:lang w:val="zh_TW" w:bidi="zh_TW"/>
+        </w:rPr>
+        <w:t>自私的財富（</w:t>
+      </w:r>
+      <w:hyperlink r:id="rId141">
+        <w:r>
+          <w:rPr>
+            <w:lang w:val="zh_TW" w:bidi="zh_TW"/>
+          </w:rPr>
+          <w:rPr>
+            <w:color w:val="0000EE"/>
+            <w:u w:val="single"/>
+          </w:rPr>
+          <w:t>何10:1</w:t>
+        </w:r>
+      </w:hyperlink>
+      <w:r>
+        <w:rPr>
+          <w:lang w:val="zh_TW" w:bidi="zh_TW"/>
+        </w:rPr>
+        <w:t>）</w:t>
+      </w:r>
+    </w:p>
+    <w:p>
+      <w:pPr>
+        <w:pStyle w:val="ListBullet"/>
+        <w:spacing w:line="240" w:lineRule="auto"/>
+        <w:ind w:left="720"/>
+      </w:pPr>
+      <w:r>
+        <w:rPr>
+          <w:lang w:val="zh_TW" w:bidi="zh_TW"/>
+        </w:rPr>
+      </w:r>
+      <w:r>
+        <w:rPr>
+          <w:lang w:val="zh_TW" w:bidi="zh_TW"/>
+        </w:rPr>
+        <w:t>偶像崇拜（</w:t>
+      </w:r>
+      <w:hyperlink r:id="rId171">
+        <w:r>
+          <w:rPr>
+            <w:lang w:val="zh_TW" w:bidi="zh_TW"/>
+          </w:rPr>
+          <w:rPr>
+            <w:color w:val="0000EE"/>
+            <w:u w:val="single"/>
+          </w:rPr>
+          <w:t>何13:2</w:t>
+        </w:r>
+      </w:hyperlink>
+      <w:r>
+        <w:rPr>
+          <w:lang w:val="zh_TW" w:bidi="zh_TW"/>
+        </w:rPr>
+        <w:t>）</w:t>
+      </w:r>
+    </w:p>
+    <w:p>
+      <w:pPr/>
+      <w:r>
+        <w:rPr>
+          <w:lang w:val="zh_TW" w:bidi="zh_TW"/>
+        </w:rPr>
+      </w:r>
+      <w:r>
+        <w:rPr>
+          <w:lang w:val="zh_TW" w:bidi="zh_TW"/>
+        </w:rPr>
+        <w:t>然而，真正的祝福與安全，唯有在神裡面才能尋得（</w:t>
+      </w:r>
+      <w:hyperlink r:id="rId172">
+        <w:r>
+          <w:rPr>
+            <w:lang w:val="zh_TW" w:bidi="zh_TW"/>
+          </w:rPr>
+          <w:rPr>
+            <w:color w:val="0000EE"/>
+            <w:u w:val="single"/>
+          </w:rPr>
+          <w:t>何13:4</w:t>
+        </w:r>
+      </w:hyperlink>
+      <w:r>
+        <w:rPr>
+          <w:lang w:val="zh_TW" w:bidi="zh_TW"/>
+        </w:rPr>
+        <w:t>、</w:t>
+      </w:r>
+      <w:hyperlink r:id="rId172">
+        <w:r>
+          <w:rPr>
+            <w:lang w:val="zh_TW" w:bidi="zh_TW"/>
+          </w:rPr>
+          <w:rPr>
+            <w:color w:val="0000EE"/>
+            <w:u w:val="single"/>
+          </w:rPr>
+          <w:t>9</w:t>
         </w:r>
       </w:hyperlink>
       <w:r>
@@ -457,53 +5508,23 @@
         </w:rPr>
         <w:t>，</w:t>
       </w:r>
-      <w:hyperlink r:id="rId20">
-        <w:r>
-          <w:rPr>
-            <w:lang w:val="zh_TW" w:bidi="zh_TW"/>
-          </w:rPr>
-          <w:rPr>
-            <w:color w:val="0000EE"/>
-            <w:u w:val="single"/>
-          </w:rPr>
-          <w:t>26:26</w:t>
-        </w:r>
-      </w:hyperlink>
-      <w:r>
-        <w:rPr>
-          <w:lang w:val="zh_TW" w:bidi="zh_TW"/>
-        </w:rPr>
-        <w:t>）。隨著以色列社會的發展，專業的烘焙師逐漸出現，並形成行會。有人便指出，何西阿可能曾從事烘焙工作，因為他對烘焙技術十分熟悉（</w:t>
-      </w:r>
-      <w:hyperlink r:id="rId21">
-        <w:r>
-          <w:rPr>
-            <w:lang w:val="zh_TW" w:bidi="zh_TW"/>
-          </w:rPr>
-          <w:rPr>
-            <w:color w:val="0000EE"/>
-            <w:u w:val="single"/>
-          </w:rPr>
-          <w:t>何7:4</w:t>
-        </w:r>
-      </w:hyperlink>
-      <w:hyperlink r:id="rId21">
-        <w:r>
-          <w:rPr>
-            <w:lang w:val="zh_TW" w:bidi="zh_TW"/>
-          </w:rPr>
-          <w:rPr>
-            <w:color w:val="0000EE"/>
-            <w:u w:val="single"/>
-          </w:rPr>
-          <w:t>-</w:t>
-        </w:r>
-      </w:hyperlink>
-      <w:r>
-        <w:rPr>
-          <w:lang w:val="zh_TW" w:bidi="zh_TW"/>
-        </w:rPr>
-        <w:t>8）。</w:t>
+      <w:hyperlink r:id="rId166">
+        <w:r>
+          <w:rPr>
+            <w:lang w:val="zh_TW" w:bidi="zh_TW"/>
+          </w:rPr>
+          <w:rPr>
+            <w:color w:val="0000EE"/>
+            <w:u w:val="single"/>
+          </w:rPr>
+          <w:t>14:4–7</w:t>
+        </w:r>
+      </w:hyperlink>
+      <w:r>
+        <w:rPr>
+          <w:lang w:val="zh_TW" w:bidi="zh_TW"/>
+        </w:rPr>
+        <w:t>）。</w:t>
       </w:r>
     </w:p>
     <w:p>
@@ -515,6 +5536,92 @@
       </w:r>
       <w:r>
         <w:rPr>
+          <w:lang w:val="zh_TW" w:bidi="zh_TW"/>
+        </w:rPr>
+        <w:t>何西阿將背道（離棄信仰）描述為具有傳染性的罪。它可能會從屬靈領袖或百姓中的任何一方開始，隨後在彼此之間蔓延擴散（</w:t>
+      </w:r>
+      <w:hyperlink r:id="rId85">
+        <w:r>
+          <w:rPr>
+            <w:lang w:val="zh_TW" w:bidi="zh_TW"/>
+          </w:rPr>
+          <w:rPr>
+            <w:color w:val="0000EE"/>
+            <w:u w:val="single"/>
+          </w:rPr>
+          <w:t>何4:9</w:t>
+        </w:r>
+      </w:hyperlink>
+      <w:r>
+        <w:rPr>
+          <w:lang w:val="zh_TW" w:bidi="zh_TW"/>
+        </w:rPr>
+        <w:t>）。而對背道的懲罰，則取決於個人所承擔的責任大小（</w:t>
+      </w:r>
+      <w:hyperlink r:id="rId89">
+        <w:r>
+          <w:rPr>
+            <w:lang w:val="zh_TW" w:bidi="zh_TW"/>
+          </w:rPr>
+          <w:rPr>
+            <w:color w:val="0000EE"/>
+            <w:u w:val="single"/>
+          </w:rPr>
+          <w:t>何5:1</w:t>
+        </w:r>
+      </w:hyperlink>
+      <w:r>
+        <w:rPr>
+          <w:lang w:val="zh_TW" w:bidi="zh_TW"/>
+        </w:rPr>
+        <w:t>，</w:t>
+      </w:r>
+      <w:hyperlink r:id="rId153">
+        <w:r>
+          <w:rPr>
+            <w:lang w:val="zh_TW" w:bidi="zh_TW"/>
+          </w:rPr>
+          <w:rPr>
+            <w:color w:val="0000EE"/>
+            <w:u w:val="single"/>
+          </w:rPr>
+          <w:t>13:9</w:t>
+        </w:r>
+      </w:hyperlink>
+      <w:r>
+        <w:rPr>
+          <w:lang w:val="zh_TW" w:bidi="zh_TW"/>
+        </w:rPr>
+        <w:t>，</w:t>
+      </w:r>
+      <w:hyperlink r:id="rId173">
+        <w:r>
+          <w:rPr>
+            <w:lang w:val="zh_TW" w:bidi="zh_TW"/>
+          </w:rPr>
+          <w:rPr>
+            <w:color w:val="0000EE"/>
+            <w:u w:val="single"/>
+          </w:rPr>
+          <w:t>14:4</w:t>
+        </w:r>
+      </w:hyperlink>
+      <w:r>
+        <w:rPr>
+          <w:lang w:val="zh_TW" w:bidi="zh_TW"/>
+        </w:rPr>
+        <w:t>）。</w:t>
+      </w:r>
+    </w:p>
+    <w:p>
+      <w:pPr/>
+      <w:r>
+        <w:rPr>
+          <w:lang w:val="zh_TW" w:bidi="zh_TW"/>
+        </w:rPr>
+      </w:r>
+      <w:r>
+        <w:rPr>
           <w:i/>
           <w:lang w:val="zh_TW" w:bidi="zh_TW"/>
         </w:rPr>
@@ -530,7 +5637,43 @@
         <w:rPr>
           <w:lang w:val="zh_TW" w:bidi="zh_TW"/>
         </w:rPr>
-        <w:t>食物和食物準備</w:t>
+        <w:t>何西阿（人物）</w:t>
+      </w:r>
+      <w:r>
+        <w:rPr>
+          <w:lang w:val="zh_TW" w:bidi="zh_TW"/>
+        </w:rPr>
+        <w:t>；</w:t>
+      </w:r>
+      <w:r>
+        <w:rPr>
+          <w:lang w:val="zh_TW" w:bidi="zh_TW"/>
+        </w:rPr>
+        <w:t>以色列的歷史</w:t>
+      </w:r>
+      <w:r>
+        <w:rPr>
+          <w:lang w:val="zh_TW" w:bidi="zh_TW"/>
+        </w:rPr>
+        <w:t>；</w:t>
+      </w:r>
+      <w:r>
+        <w:rPr>
+          <w:lang w:val="zh_TW" w:bidi="zh_TW"/>
+        </w:rPr>
+        <w:t>預言</w:t>
+      </w:r>
+      <w:r>
+        <w:rPr>
+          <w:lang w:val="zh_TW" w:bidi="zh_TW"/>
+        </w:rPr>
+        <w:t>；</w:t>
+      </w:r>
+      <w:r>
+        <w:rPr>
+          <w:lang w:val="zh_TW" w:bidi="zh_TW"/>
+        </w:rPr>
+        <w:t>先知，女先知</w:t>
       </w:r>
       <w:r>
         <w:rPr>
@@ -565,7 +5708,7 @@
         <w:rPr>
           <w:lang w:val="zh_TW" w:bidi="zh_TW"/>
         </w:rPr>
-        <w:t>洪水</w:t>
+        <w:t>和撒那</w:t>
       </w:r>
       <w:r>
         <w:rPr>
@@ -584,7 +5727,1064 @@
         <w:rPr>
           <w:lang w:val="zh_TW" w:bidi="zh_TW"/>
         </w:rPr>
-        <w:t>水勢上漲氾濫，淹沒大地，特別指</w:t>
+        <w:t>希伯來文的意思是「拯救」。它來自</w:t>
+      </w:r>
+      <w:hyperlink r:id="rId174">
+        <w:r>
+          <w:rPr>
+            <w:lang w:val="zh_TW" w:bidi="zh_TW"/>
+          </w:rPr>
+          <w:rPr>
+            <w:color w:val="0000EE"/>
+            <w:u w:val="single"/>
+          </w:rPr>
+          <w:t>詩篇一一八篇25節</w:t>
+        </w:r>
+      </w:hyperlink>
+      <w:r>
+        <w:rPr>
+          <w:lang w:val="zh_TW" w:bidi="zh_TW"/>
+        </w:rPr>
+        <w:t>：「耶和華啊，求你拯救！」</w:t>
+      </w:r>
+    </w:p>
+    <w:p>
+      <w:pPr/>
+      <w:r>
+        <w:rPr>
+          <w:lang w:val="zh_TW" w:bidi="zh_TW"/>
+        </w:rPr>
+      </w:r>
+      <w:hyperlink r:id="rId175">
+        <w:r>
+          <w:rPr>
+            <w:lang w:val="zh_TW" w:bidi="zh_TW"/>
+          </w:rPr>
+          <w:rPr>
+            <w:color w:val="0000EE"/>
+            <w:u w:val="single"/>
+          </w:rPr>
+          <w:t>詩篇一一八篇</w:t>
+        </w:r>
+      </w:hyperlink>
+      <w:r>
+        <w:rPr>
+          <w:lang w:val="zh_TW" w:bidi="zh_TW"/>
+        </w:rPr>
+        <w:t>是一首表達信靠耶和華幫助的詩歌。當人需要神的幫助時，就會這樣說。整首詩篇是「讚美詩」（Hallel）的一部分，是猶太人在重要節日中吟唱的詩歌。第</w:t>
+      </w:r>
+      <w:hyperlink r:id="rId174">
+        <w:r>
+          <w:rPr>
+            <w:lang w:val="zh_TW" w:bidi="zh_TW"/>
+          </w:rPr>
+          <w:rPr>
+            <w:color w:val="0000EE"/>
+            <w:u w:val="single"/>
+          </w:rPr>
+          <w:t>25</w:t>
+        </w:r>
+      </w:hyperlink>
+      <w:r>
+        <w:rPr>
+          <w:lang w:val="zh_TW" w:bidi="zh_TW"/>
+        </w:rPr>
+        <w:t>節在住棚節中被使用，當經文被誦讀時，人們會揮動番石榴樹、柳樹和棕樹的枝條。此外，在其它慶典中，人們也可能以揮動枝條的方式來表達喜樂。例如，在</w:t>
+      </w:r>
+      <w:hyperlink r:id="rId176">
+        <w:r>
+          <w:rPr>
+            <w:lang w:val="zh_TW" w:bidi="zh_TW"/>
+          </w:rPr>
+          <w:rPr>
+            <w:color w:val="0000EE"/>
+            <w:u w:val="single"/>
+          </w:rPr>
+          <w:t>馬加比二書十章6至7節</w:t>
+        </w:r>
+      </w:hyperlink>
+      <w:r>
+        <w:rPr>
+          <w:lang w:val="zh_TW" w:bidi="zh_TW"/>
+        </w:rPr>
+        <w:t>記載中，人們在為了使聖殿恢復聖潔而舉行的儀式上，也揮動枝條。</w:t>
+      </w:r>
+    </w:p>
+    <w:p>
+      <w:pPr/>
+      <w:r>
+        <w:rPr>
+          <w:lang w:val="zh_TW" w:bidi="zh_TW"/>
+        </w:rPr>
+      </w:r>
+      <w:r>
+        <w:rPr>
+          <w:lang w:val="zh_TW" w:bidi="zh_TW"/>
+        </w:rPr>
+        <w:t>當耶穌進入耶路撒冷時，群眾高喊「和散那」（</w:t>
+      </w:r>
+      <w:hyperlink r:id="rId177">
+        <w:r>
+          <w:rPr>
+            <w:lang w:val="zh_TW" w:bidi="zh_TW"/>
+          </w:rPr>
+          <w:rPr>
+            <w:color w:val="0000EE"/>
+            <w:u w:val="single"/>
+          </w:rPr>
+          <w:t>太21:9；</w:t>
+        </w:r>
+      </w:hyperlink>
+      <w:hyperlink r:id="rId178">
+        <w:r>
+          <w:rPr>
+            <w:lang w:val="zh_TW" w:bidi="zh_TW"/>
+          </w:rPr>
+          <w:rPr>
+            <w:color w:val="0000EE"/>
+            <w:u w:val="single"/>
+          </w:rPr>
+          <w:t>可11:9–10；</w:t>
+        </w:r>
+      </w:hyperlink>
+      <w:hyperlink r:id="rId179">
+        <w:r>
+          <w:rPr>
+            <w:lang w:val="zh_TW" w:bidi="zh_TW"/>
+          </w:rPr>
+          <w:rPr>
+            <w:color w:val="0000EE"/>
+            <w:u w:val="single"/>
+          </w:rPr>
+          <w:t>約12:13</w:t>
+        </w:r>
+      </w:hyperlink>
+      <w:r>
+        <w:rPr>
+          <w:lang w:val="zh_TW" w:bidi="zh_TW"/>
+        </w:rPr>
+        <w:t>）。然後他們說：「奉耶和華名來的是應當稱頌的！」（</w:t>
+      </w:r>
+      <w:hyperlink r:id="rId180">
+        <w:r>
+          <w:rPr>
+            <w:lang w:val="zh_TW" w:bidi="zh_TW"/>
+          </w:rPr>
+          <w:rPr>
+            <w:color w:val="0000EE"/>
+            <w:u w:val="single"/>
+          </w:rPr>
+          <w:t>詩118:26</w:t>
+        </w:r>
+      </w:hyperlink>
+      <w:r>
+        <w:rPr>
+          <w:lang w:val="zh_TW" w:bidi="zh_TW"/>
+        </w:rPr>
+        <w:t>）。這表明群眾正在迎接耶穌為彌賽亞（神所揀選的救主）。</w:t>
+      </w:r>
+    </w:p>
+    <w:p>
+      <w:pPr/>
+      <w:r>
+        <w:rPr>
+          <w:lang w:val="zh_TW" w:bidi="zh_TW"/>
+        </w:rPr>
+      </w:r>
+      <w:r>
+        <w:rPr>
+          <w:lang w:val="zh_TW" w:bidi="zh_TW"/>
+        </w:rPr>
+        <w:t>在耶穌之前，人們就已認為「奉耶和華名來的是應當稱頌的」這句話指向彌賽亞。也可能「和散那」一詞本身就帶有關於彌賽亞的含義。</w:t>
+      </w:r>
+    </w:p>
+    <w:p>
+      <w:pPr/>
+      <w:r>
+        <w:rPr>
+          <w:lang w:val="zh_TW" w:bidi="zh_TW"/>
+        </w:rPr>
+      </w:r>
+      <w:r>
+        <w:rPr>
+          <w:lang w:val="zh_TW" w:bidi="zh_TW"/>
+        </w:rPr>
+        <w:t>耶穌進入耶路撒冷時，群眾的其他稱呼也支持這一觀點。在</w:t>
+      </w:r>
+      <w:hyperlink r:id="rId177">
+        <w:r>
+          <w:rPr>
+            <w:lang w:val="zh_TW" w:bidi="zh_TW"/>
+          </w:rPr>
+          <w:rPr>
+            <w:color w:val="0000EE"/>
+            <w:u w:val="single"/>
+          </w:rPr>
+          <w:t>馬太福音二十章9節</w:t>
+        </w:r>
+      </w:hyperlink>
+      <w:r>
+        <w:rPr>
+          <w:lang w:val="zh_TW" w:bidi="zh_TW"/>
+        </w:rPr>
+        <w:t>中，耶穌被稱為「大衛的子孫」；在</w:t>
+      </w:r>
+      <w:hyperlink r:id="rId181">
+        <w:r>
+          <w:rPr>
+            <w:lang w:val="zh_TW" w:bidi="zh_TW"/>
+          </w:rPr>
+          <w:rPr>
+            <w:color w:val="0000EE"/>
+            <w:u w:val="single"/>
+          </w:rPr>
+          <w:t>馬可福音十一章10節</w:t>
+        </w:r>
+      </w:hyperlink>
+      <w:r>
+        <w:rPr>
+          <w:lang w:val="zh_TW" w:bidi="zh_TW"/>
+        </w:rPr>
+        <w:t>中，提到了「我祖大衛之國」。在</w:t>
+      </w:r>
+      <w:hyperlink r:id="rId179">
+        <w:r>
+          <w:rPr>
+            <w:lang w:val="zh_TW" w:bidi="zh_TW"/>
+          </w:rPr>
+          <w:rPr>
+            <w:color w:val="0000EE"/>
+            <w:u w:val="single"/>
+          </w:rPr>
+          <w:t>約翰福音十二章13節</w:t>
+        </w:r>
+      </w:hyperlink>
+      <w:r>
+        <w:rPr>
+          <w:lang w:val="zh_TW" w:bidi="zh_TW"/>
+        </w:rPr>
+        <w:t>中，耶穌被稱為「以色列王」。這些稱呼都表明群眾相信耶穌是彌賽亞。</w:t>
+      </w:r>
+    </w:p>
+    <w:p>
+      <w:pPr/>
+      <w:r>
+        <w:rPr>
+          <w:lang w:val="zh_TW" w:bidi="zh_TW"/>
+        </w:rPr>
+      </w:r>
+      <w:r>
+        <w:rPr>
+          <w:lang w:val="zh_TW" w:bidi="zh_TW"/>
+        </w:rPr>
+        <w:t>當群眾高喊「和散那」時，我們不必認為他們是在期待脫離羅馬的統治。他們可能並不清楚耶穌會如何拯救他們。我們所能確定的是，他們相信耶穌是神所差派來拯救他們的。如果這種讚美中沒有耶穌認為是正確敬拜的元素，祂大概也不會接受。直到耶穌死而復活後，人們才真正明白耶穌作為彌賽亞的真意。</w:t>
+      </w:r>
+    </w:p>
+    <w:p>
+      <w:pPr/>
+      <w:r>
+        <w:rPr>
+          <w:lang w:val="zh_TW" w:bidi="zh_TW"/>
+        </w:rPr>
+      </w:r>
+      <w:r>
+        <w:rPr>
+          <w:i/>
+          <w:lang w:val="zh_TW" w:bidi="zh_TW"/>
+        </w:rPr>
+        <w:t>另見</w:t>
+      </w:r>
+      <w:r>
+        <w:rPr>
+          <w:lang w:val="zh_TW" w:bidi="zh_TW"/>
+        </w:rPr>
+        <w:t xml:space="preserve"> </w:t>
+      </w:r>
+      <w:r>
+        <w:rPr>
+          <w:lang w:val="zh_TW" w:bidi="zh_TW"/>
+        </w:rPr>
+        <w:t>讚美詩；</w:t>
+      </w:r>
+      <w:r>
+        <w:rPr>
+          <w:lang w:val="zh_TW" w:bidi="zh_TW"/>
+        </w:rPr>
+        <w:t>哈利路亞；</w:t>
+      </w:r>
+      <w:r>
+        <w:rPr>
+          <w:lang w:val="zh_TW" w:bidi="zh_TW"/>
+        </w:rPr>
+        <w:t>彌賽亞</w:t>
+      </w:r>
+      <w:r>
+        <w:rPr>
+          <w:lang w:val="zh_TW" w:bidi="zh_TW"/>
+        </w:rPr>
+        <w:t>。</w:t>
+      </w:r>
+      <w:r>
+        <w:rPr>
+          <w:lang w:val="zh_TW" w:bidi="zh_TW"/>
+        </w:rPr>
+      </w:r>
+      <w:r>
+        <w:rPr>
+          <w:lang w:val="zh_TW" w:bidi="zh_TW"/>
+        </w:rPr>
+      </w:r>
+    </w:p>
+    <w:p>
+      <w:pPr/>
+      <w:r>
+        <w:rPr>
+          <w:lang w:val="zh_TW" w:bidi="zh_TW"/>
+        </w:rPr>
+      </w:r>
+    </w:p>
+    <w:p>
+      <w:pPr>
+        <w:pStyle w:val="Heading2"/>
+      </w:pPr>
+      <w:r>
+        <w:rPr>
+          <w:lang w:val="zh_TW" w:bidi="zh_TW"/>
+        </w:rPr>
+        <w:t>荷幔（Hemam）</w:t>
+      </w:r>
+      <w:r>
+        <w:rPr>
+          <w:lang w:val="zh_TW" w:bidi="zh_TW"/>
+        </w:rPr>
+      </w:r>
+    </w:p>
+    <w:p>
+      <w:pPr/>
+      <w:r>
+        <w:rPr>
+          <w:lang w:val="zh_TW" w:bidi="zh_TW"/>
+        </w:rPr>
+      </w:r>
+      <w:r>
+        <w:rPr>
+          <w:lang w:val="zh_TW" w:bidi="zh_TW"/>
+        </w:rPr>
+        <w:t>某英文譯本在</w:t>
+      </w:r>
+      <w:hyperlink r:id="rId182">
+        <w:r>
+          <w:rPr>
+            <w:lang w:val="zh_TW" w:bidi="zh_TW"/>
+          </w:rPr>
+          <w:rPr>
+            <w:color w:val="0000EE"/>
+            <w:u w:val="single"/>
+          </w:rPr>
+          <w:t>創世記三十六章22節</w:t>
+        </w:r>
+      </w:hyperlink>
+      <w:r>
+        <w:rPr>
+          <w:lang w:val="zh_TW" w:bidi="zh_TW"/>
+        </w:rPr>
+        <w:t>將羅坍的兒子希幔（Heman）拼寫為荷幔（Hemam）。</w:t>
+      </w:r>
+      <w:r>
+        <w:rPr>
+          <w:i/>
+          <w:lang w:val="zh_TW" w:bidi="zh_TW"/>
+        </w:rPr>
+        <w:t xml:space="preserve">見 </w:t>
+      </w:r>
+      <w:r>
+        <w:rPr>
+          <w:lang w:val="zh_TW" w:bidi="zh_TW"/>
+        </w:rPr>
+        <w:t>希幔 #1</w:t>
+      </w:r>
+      <w:r>
+        <w:rPr>
+          <w:lang w:val="zh_TW" w:bidi="zh_TW"/>
+        </w:rPr>
+        <w:t>。</w:t>
+      </w:r>
+      <w:r>
+        <w:rPr>
+          <w:lang w:val="zh_TW" w:bidi="zh_TW"/>
+        </w:rPr>
+      </w:r>
+      <w:r>
+        <w:rPr>
+          <w:lang w:val="zh_TW" w:bidi="zh_TW"/>
+        </w:rPr>
+      </w:r>
+    </w:p>
+    <w:p>
+      <w:pPr/>
+      <w:r>
+        <w:rPr>
+          <w:lang w:val="zh_TW" w:bidi="zh_TW"/>
+        </w:rPr>
+      </w:r>
+    </w:p>
+    <w:p>
+      <w:pPr>
+        <w:pStyle w:val="Heading2"/>
+      </w:pPr>
+      <w:r>
+        <w:rPr>
+          <w:lang w:val="zh_TW" w:bidi="zh_TW"/>
+        </w:rPr>
+        <w:t>赫</w:t>
+      </w:r>
+      <w:r>
+        <w:rPr>
+          <w:lang w:val="zh_TW" w:bidi="zh_TW"/>
+        </w:rPr>
+      </w:r>
+    </w:p>
+    <w:p>
+      <w:pPr/>
+      <w:r>
+        <w:rPr>
+          <w:lang w:val="zh_TW" w:bidi="zh_TW"/>
+        </w:rPr>
+      </w:r>
+      <w:r>
+        <w:rPr>
+          <w:lang w:val="zh_TW" w:bidi="zh_TW"/>
+        </w:rPr>
+        <w:t>含的後代，迦南的後裔，赫人之祖（</w:t>
+      </w:r>
+      <w:hyperlink r:id="rId183">
+        <w:r>
+          <w:rPr>
+            <w:lang w:val="zh_TW" w:bidi="zh_TW"/>
+          </w:rPr>
+          <w:rPr>
+            <w:color w:val="0000EE"/>
+            <w:u w:val="single"/>
+          </w:rPr>
+          <w:t>創10:15</w:t>
+        </w:r>
+      </w:hyperlink>
+      <w:r>
+        <w:rPr>
+          <w:lang w:val="zh_TW" w:bidi="zh_TW"/>
+        </w:rPr>
+        <w:t>；</w:t>
+      </w:r>
+      <w:hyperlink r:id="rId184">
+        <w:r>
+          <w:rPr>
+            <w:lang w:val="zh_TW" w:bidi="zh_TW"/>
+          </w:rPr>
+          <w:rPr>
+            <w:color w:val="0000EE"/>
+            <w:u w:val="single"/>
+          </w:rPr>
+          <w:t>代上1:13</w:t>
+        </w:r>
+      </w:hyperlink>
+      <w:r>
+        <w:rPr>
+          <w:lang w:val="zh_TW" w:bidi="zh_TW"/>
+        </w:rPr>
+        <w:t>）。</w:t>
+      </w:r>
+      <w:r>
+        <w:rPr>
+          <w:i/>
+          <w:lang w:val="zh_TW" w:bidi="zh_TW"/>
+        </w:rPr>
+        <w:t>見</w:t>
+      </w:r>
+      <w:r>
+        <w:rPr>
+          <w:lang w:val="zh_TW" w:bidi="zh_TW"/>
+        </w:rPr>
+        <w:t>赫人</w:t>
+      </w:r>
+      <w:r>
+        <w:rPr>
+          <w:lang w:val="zh_TW" w:bidi="zh_TW"/>
+        </w:rPr>
+        <w:t>。</w:t>
+      </w:r>
+      <w:r>
+        <w:rPr>
+          <w:lang w:val="zh_TW" w:bidi="zh_TW"/>
+        </w:rPr>
+      </w:r>
+      <w:r>
+        <w:rPr>
+          <w:lang w:val="zh_TW" w:bidi="zh_TW"/>
+        </w:rPr>
+      </w:r>
+    </w:p>
+    <w:p>
+      <w:pPr/>
+      <w:r>
+        <w:rPr>
+          <w:lang w:val="zh_TW" w:bidi="zh_TW"/>
+        </w:rPr>
+      </w:r>
+    </w:p>
+    <w:p>
+      <w:pPr>
+        <w:pStyle w:val="Heading2"/>
+      </w:pPr>
+      <w:r>
+        <w:rPr>
+          <w:lang w:val="zh_TW" w:bidi="zh_TW"/>
+        </w:rPr>
+        <w:t>赫人</w:t>
+      </w:r>
+      <w:r>
+        <w:rPr>
+          <w:lang w:val="zh_TW" w:bidi="zh_TW"/>
+        </w:rPr>
+      </w:r>
+    </w:p>
+    <w:p>
+      <w:pPr/>
+      <w:r>
+        <w:rPr>
+          <w:lang w:val="zh_TW" w:bidi="zh_TW"/>
+        </w:rPr>
+      </w:r>
+      <w:r>
+        <w:rPr>
+          <w:lang w:val="zh_TW" w:bidi="zh_TW"/>
+        </w:rPr>
+        <w:t>聖經中的民族，在亞伯蘭的後裔和以色列的子孫要得地為業的應許中，扮演重要角色。赫人的資料，在世俗歷史上並不為人知，並被一些聖經歷史的評論者認為是神話中的民族。然而考古學家和歷史學家發現了有關赫人的資料，現在已知他們曾在小亞細亞建立一個帝國。他們擁有足夠的軍事力量，能夠挑戰自負的拉美西斯二世統治下的埃及軍隊，並在奧倫特斯河的加低斯（Kadesh）與他打成平手。</w:t>
+      </w:r>
+    </w:p>
+    <w:p>
+      <w:pPr/>
+      <w:r>
+        <w:rPr>
+          <w:lang w:val="zh_TW" w:bidi="zh_TW"/>
+        </w:rPr>
+      </w:r>
+      <w:r>
+        <w:rPr>
+          <w:lang w:val="zh_TW" w:bidi="zh_TW"/>
+        </w:rPr>
+        <w:t>多數時候，聖經的描述暗示赫人不過是小群體。然而赫人諸王與埃及的聯繫，以及他們參與所羅門的馬匹貿易，加上他們參與敘利亞與以色列分裂王國的衝突，表明赫人是具有重大影響力的民族。</w:t>
+      </w:r>
+    </w:p>
+    <w:p>
+      <w:pPr>
+        <w:pStyle w:val="Heading3"/>
+      </w:pPr>
+      <w:r>
+        <w:rPr>
+          <w:lang w:val="zh_TW" w:bidi="zh_TW"/>
+        </w:rPr>
+        <w:t>地理</w:t>
+      </w:r>
+    </w:p>
+    <w:p>
+      <w:pPr/>
+      <w:r>
+        <w:rPr>
+          <w:lang w:val="zh_TW" w:bidi="zh_TW"/>
+        </w:rPr>
+      </w:r>
+      <w:r>
+        <w:rPr>
+          <w:lang w:val="zh_TW" w:bidi="zh_TW"/>
+        </w:rPr>
+        <w:t>赫人帝國的中心位於安納托利亞（小亞細亞，現代土耳其），首都在哈圖沙斯（Hattusas，現代的巴哈茲科伊，Baghazkoy），位於哈利斯河（Halys River，現今的基齊爾伊爾馬克）的河彎處。這個帝國有時擴展到更大的地區，但沒有明確邊界，因為它包括了安納托利亞王國附庸的城邦國家，這些國家通過條約與其建立關係，但不屬於國家的一部分。由於赫人廣泛存在於巴勒斯坦－敘利亞，所以他們在埃及的影響力顯著，他們也在埃及的藝術和銘文中廣為人知。赫人活躍在巴勒斯坦的情況，從聖經多處可見，而赫人在諸如希伯崙這樣的巴勒斯坦城市的作用，在族長時代就已顯示出來。</w:t>
+      </w:r>
+    </w:p>
+    <w:p>
+      <w:pPr>
+        <w:pStyle w:val="Heading3"/>
+      </w:pPr>
+      <w:r>
+        <w:rPr>
+          <w:lang w:val="zh_TW" w:bidi="zh_TW"/>
+        </w:rPr>
+        <w:t>歷史</w:t>
+      </w:r>
+    </w:p>
+    <w:p>
+      <w:pPr/>
+      <w:r>
+        <w:rPr>
+          <w:lang w:val="zh_TW" w:bidi="zh_TW"/>
+        </w:rPr>
+      </w:r>
+      <w:r>
+        <w:rPr>
+          <w:lang w:val="zh_TW" w:bidi="zh_TW"/>
+        </w:rPr>
+        <w:t>人們認為，赫人（也稱為哈提人，Hattians）既非閃族特人，也不屬非印歐人的族群。他們在公元前三千年佔據了安納托利亞高原。在這一千年的後期，印歐人侵占該地區，並掌握了政治權力。</w:t>
+      </w:r>
+    </w:p>
+    <w:p>
+      <w:pPr/>
+      <w:r>
+        <w:rPr>
+          <w:lang w:val="zh_TW" w:bidi="zh_TW"/>
+        </w:rPr>
+      </w:r>
+      <w:r>
+        <w:rPr>
+          <w:lang w:val="zh_TW" w:bidi="zh_TW"/>
+        </w:rPr>
+        <w:t>真正意義上的歷史，即基於書面記錄的歷史，始於公元前1900年左右亞述商人抵達安納托利亞時期。這些商人在各個城市建立據點，並使用楔形文字泥板與他們的家鄉通信。在凱瑟里（Kayseri）附近發現了許多這樣的記錄。這些記錄提到赫人諸侯之間爭奪安納托利亞霸權的鬥爭，並提到一位名為阿尼塔斯（Anittas）的王，他在後來的赫人資料中有所記載。</w:t>
+      </w:r>
+    </w:p>
+    <w:p>
+      <w:pPr/>
+      <w:r>
+        <w:rPr>
+          <w:lang w:val="zh_TW" w:bidi="zh_TW"/>
+        </w:rPr>
+      </w:r>
+      <w:r>
+        <w:rPr>
+          <w:lang w:val="zh_TW" w:bidi="zh_TW"/>
+        </w:rPr>
+        <w:t>公元前15世紀，戶利安人（Hurrians）的統治被埃及法老圖特摩斯三世的戰役打破，但另一個戶利安王國米坦尼（Mitanni）很快在西亞細亞崛起。米坦尼對赫人構成威脅，但隨著雄心勃勃且精力充沛的君主蘇庇努利瑪一世（Suppiluliuma I，約公元前1380–1340）的到來，赫人帝國的活力和力量重新崛起。這是阿瑪爾那書信寫作的時期，這些書信見證了巴勒斯坦－敘利亞的混亂局勢。</w:t>
+      </w:r>
+    </w:p>
+    <w:p>
+      <w:pPr/>
+      <w:r>
+        <w:rPr>
+          <w:lang w:val="zh_TW" w:bidi="zh_TW"/>
+        </w:rPr>
+      </w:r>
+      <w:r>
+        <w:rPr>
+          <w:lang w:val="zh_TW" w:bidi="zh_TW"/>
+        </w:rPr>
+        <w:t>蘇庇努利瑪對米坦尼進行一次出色的軍事遠征，隨後通過結合武力和外交天才，為自己建立了附庸城邦國的緩衝區。這些城邦國家透過條約與他結盟，而這些條約的文本可見於赫人的文獻中。</w:t>
+      </w:r>
+    </w:p>
+    <w:p>
+      <w:pPr/>
+      <w:r>
+        <w:rPr>
+          <w:lang w:val="zh_TW" w:bidi="zh_TW"/>
+        </w:rPr>
+      </w:r>
+      <w:r>
+        <w:rPr>
+          <w:lang w:val="zh_TW" w:bidi="zh_TW"/>
+        </w:rPr>
+        <w:t>14世紀上半葉，因著阿蒙霍特普三世（Amenhotep III）昏庸和阿肯那頓（Akhenaten）只重視宗教，埃及作為亞洲帝國的角色逐漸成為記憶。隨著第十九王朝開始，埃及人開始有意奪回失去的領土。雙方爭奪巴勒斯坦－敘利亞，最為激烈的一次就是奧倫特斯河上著名的加低斯戰役。起初，赫人的戰車取得優勢。拉美西斯二世慶祝戰役的勝利，但他只不過是勉強逃過一劫。赫人的王穆瓦塔里斯（Muwatallis）也聲稱取得勝利，但從政治角度來看，這場戰役並未分出勝負。在他之後的王哈圖西里斯三世（Hattusilis III），在埃及法老拉美西斯二世統治的第21年，與他簽署條約；協議透過哈圖西里斯的女兒與拉美西斯二世成婚得到確認。</w:t>
+      </w:r>
+    </w:p>
+    <w:p>
+      <w:pPr/>
+      <w:r>
+        <w:rPr>
+          <w:lang w:val="zh_TW" w:bidi="zh_TW"/>
+        </w:rPr>
+      </w:r>
+      <w:r>
+        <w:rPr>
+          <w:lang w:val="zh_TW" w:bidi="zh_TW"/>
+        </w:rPr>
+        <w:t>約在公元前13世紀中期，赫人受到來自西方的阿希亞瓦（Ahhiyawa）的威脅，他們可能與阿卡伊人（Achaeans）和海上民族有關（見</w:t>
+      </w:r>
+      <w:r>
+        <w:rPr>
+          <w:lang w:val="zh_TW" w:bidi="zh_TW"/>
+        </w:rPr>
+        <w:t>非利士、非利士人</w:t>
+      </w:r>
+      <w:r>
+        <w:rPr>
+          <w:lang w:val="zh_TW" w:bidi="zh_TW"/>
+        </w:rPr>
+        <w:t>）。海上民族到來的浪潮，使赫人帝國在公元前1190年左右終結；他們沿著地中海東部海岸推進，直到最終在尼羅河三角洲被拉美西斯三世阻止。</w:t>
+      </w:r>
+    </w:p>
+    <w:p>
+      <w:pPr/>
+      <w:r>
+        <w:rPr>
+          <w:lang w:val="zh_TW" w:bidi="zh_TW"/>
+        </w:rPr>
+      </w:r>
+      <w:r>
+        <w:rPr>
+          <w:lang w:val="zh_TW" w:bidi="zh_TW"/>
+        </w:rPr>
+        <w:t>在敘利亞北部，獨立的城邦繼續由擁有赫人名字的王統治，並豎立刻有赫人象形文字的紀念碑。亞述人將該地區繼續稱為赫人之地，舊約聖經提到這些國家的統治者為「赫人的王」。這些小國很快被納入向亞述進貢的國家，並在撒縵以色五世和撒珥根二世統治期間成為亞述的省份，這些亞述的統治者也在公元前721年征服撒馬利亞，結束了北國以色列。</w:t>
+      </w:r>
+    </w:p>
+    <w:p>
+      <w:pPr>
+        <w:pStyle w:val="Heading3"/>
+      </w:pPr>
+      <w:r>
+        <w:rPr>
+          <w:lang w:val="zh_TW" w:bidi="zh_TW"/>
+        </w:rPr>
+        <w:t>語言與文學</w:t>
+      </w:r>
+    </w:p>
+    <w:p>
+      <w:pPr/>
+      <w:r>
+        <w:rPr>
+          <w:lang w:val="zh_TW" w:bidi="zh_TW"/>
+        </w:rPr>
+      </w:r>
+      <w:r>
+        <w:rPr>
+          <w:lang w:val="zh_TW" w:bidi="zh_TW"/>
+        </w:rPr>
+        <w:t>在博加茲柯伊（Boghazkoy）發現的文獻上，可見人們使用了八種不同的語言。其中只有兩種語言──赫梯語和亞喀得語，被用於官方的王室記錄。亞喀得語是帝國的通用語言，也是阿瑪爾那泥板的主要語言。戶利安是唯一有完整文本書寫的另一種語言。其它的語言主要出現在赫人的短篇宗教文獻中，其中一種語言僅由一些專門術語識別出來。</w:t>
+      </w:r>
+    </w:p>
+    <w:p>
+      <w:pPr/>
+      <w:r>
+        <w:rPr>
+          <w:lang w:val="zh_TW" w:bidi="zh_TW"/>
+        </w:rPr>
+      </w:r>
+      <w:r>
+        <w:rPr>
+          <w:lang w:val="zh_TW" w:bidi="zh_TW"/>
+        </w:rPr>
+        <w:t>該八種語言分別是：（1）赫梯語，也稱為涅西特語（Nesite），洪茲尼（B. Hrozny）認定其與印歐語系有關聯。這說法曾一度受到學者質疑，但已被無可置疑地證實。（2）哈提語（Hattic，或哈提安語，Hattian），是安納托利亞原住民的語言，祭司在執行與赫人神廟相關的宗教禮儀時說這種語言。（3）盧維語（Luwian）是另一種印歐語言，與赫梯語密切相關。（4）帕萊語（Palaic），一種鮮為人知的語言，也是印歐語系。（5）戶利安語（Hurrian）出現在許多儀式和禮儀文獻中，人們也發現了吉爾伽美什史詩的戶利安語譯文片段。米坦尼王圖什拉塔（Tushratta）寫給阿蒙霍特普三世的阿瑪爾那泥板，就是用戶利安語寫成的。還有（6）米坦尼統治者的雅利安語，（7）亞喀得語和（8）蘇美語。除了楔形文字外，赫人還使用象形文字，這些文字刻寫在石頭和鉛上。</w:t>
+      </w:r>
+    </w:p>
+    <w:p>
+      <w:pPr/>
+      <w:r>
+        <w:rPr>
+          <w:lang w:val="zh_TW" w:bidi="zh_TW"/>
+        </w:rPr>
+      </w:r>
+      <w:r>
+        <w:rPr>
+          <w:lang w:val="zh_TW" w:bidi="zh_TW"/>
+        </w:rPr>
+        <w:t>赫人的檔案包含官方文件的文獻，例如條約、法律、指令、君王編年史、信件和其他歷史記錄。還有許多宗教文獻，包括神話、傳說、史詩、咒語、儀式、預兆、祈禱，以及節日和慶祝活動的描述。</w:t>
+      </w:r>
+    </w:p>
+    <w:p>
+      <w:pPr>
+        <w:pStyle w:val="Heading3"/>
+      </w:pPr>
+      <w:r>
+        <w:rPr>
+          <w:lang w:val="zh_TW" w:bidi="zh_TW"/>
+        </w:rPr>
+        <w:t>人</w:t>
+      </w:r>
+    </w:p>
+    <w:p>
+      <w:pPr/>
+      <w:r>
+        <w:rPr>
+          <w:lang w:val="zh_TW" w:bidi="zh_TW"/>
+        </w:rPr>
+      </w:r>
+      <w:r>
+        <w:rPr>
+          <w:lang w:val="zh_TW" w:bidi="zh_TW"/>
+        </w:rPr>
+        <w:t>赫人文明的多樣性語言，與民族背景的多樣性相輔相成，在帝國所覆蓋的地理範圍內尤其如此。赫人的外貌可以從他們的浮雕和埃及紀念碑上的描繪得知。他們的描繪表明赫梯人的面容不太吸引人，並穿戴厚重的外套、高尖的帽子和上翹的鞋子。</w:t>
+      </w:r>
+    </w:p>
+    <w:p>
+      <w:pPr>
+        <w:pStyle w:val="Heading3"/>
+      </w:pPr>
+      <w:r>
+        <w:rPr>
+          <w:lang w:val="zh_TW" w:bidi="zh_TW"/>
+        </w:rPr>
+        <w:t>宗教</w:t>
+      </w:r>
+    </w:p>
+    <w:p>
+      <w:pPr/>
+      <w:r>
+        <w:rPr>
+          <w:lang w:val="zh_TW" w:bidi="zh_TW"/>
+        </w:rPr>
+      </w:r>
+      <w:r>
+        <w:rPr>
+          <w:lang w:val="zh_TW" w:bidi="zh_TW"/>
+        </w:rPr>
+        <w:t>赫人有一個諸神的神廟，從銘文中的名字，以及從浮雕中的外觀得知。人們可以從神明右手所持的武器或工具，左手的符號，翅膀或類似的附屬物，以及神明站立其上的動物，識別出這些神明。</w:t>
+      </w:r>
+    </w:p>
+    <w:p>
+      <w:pPr/>
+      <w:r>
+        <w:rPr>
+          <w:lang w:val="zh_TW" w:bidi="zh_TW"/>
+        </w:rPr>
+      </w:r>
+      <w:r>
+        <w:rPr>
+          <w:lang w:val="zh_TW" w:bidi="zh_TW"/>
+        </w:rPr>
+        <w:t>神廟的主神是掌管天氣的神，他的動物是公牛。在眾多當地神明中，逐漸出現一群官方諸神，由太陽女神阿里娜（Arinna）領導，她是國家和君王的最高神明。赫人的條約中，通常列有一串神明，作為條約和誓言的見證者。</w:t>
+      </w:r>
+    </w:p>
+    <w:p>
+      <w:pPr>
+        <w:pStyle w:val="Heading3"/>
+      </w:pPr>
+      <w:r>
+        <w:rPr>
+          <w:lang w:val="zh_TW" w:bidi="zh_TW"/>
+        </w:rPr>
+        <w:t>赫人與聖經</w:t>
+      </w:r>
+    </w:p>
+    <w:p>
+      <w:pPr/>
+      <w:r>
+        <w:rPr>
+          <w:lang w:val="zh_TW" w:bidi="zh_TW"/>
+        </w:rPr>
+      </w:r>
+      <w:r>
+        <w:rPr>
+          <w:lang w:val="zh_TW" w:bidi="zh_TW"/>
+        </w:rPr>
+        <w:t>「赫人」這個名字在舊約中出現近50次，但在新約則沒有出現；如果將赫人的祖先赫的名字包括在內，那出現的次數就超過60次。其中許多次，是與迦南的赫人有關。他們的祖先和同名的赫在「國家列表」中，被列為迦南的一個兒子（</w:t>
+      </w:r>
+      <w:hyperlink r:id="rId183">
+        <w:r>
+          <w:rPr>
+            <w:lang w:val="zh_TW" w:bidi="zh_TW"/>
+          </w:rPr>
+          <w:rPr>
+            <w:color w:val="0000EE"/>
+            <w:u w:val="single"/>
+          </w:rPr>
+          <w:t>創10:15</w:t>
+        </w:r>
+      </w:hyperlink>
+      <w:r>
+        <w:rPr>
+          <w:lang w:val="zh_TW" w:bidi="zh_TW"/>
+        </w:rPr>
+        <w:t>；參</w:t>
+      </w:r>
+      <w:hyperlink r:id="rId184">
+        <w:r>
+          <w:rPr>
+            <w:lang w:val="zh_TW" w:bidi="zh_TW"/>
+          </w:rPr>
+          <w:rPr>
+            <w:color w:val="0000EE"/>
+            <w:u w:val="single"/>
+          </w:rPr>
+          <w:t>代上1:13</w:t>
+        </w:r>
+      </w:hyperlink>
+      <w:r>
+        <w:rPr>
+          <w:lang w:val="zh_TW" w:bidi="zh_TW"/>
+        </w:rPr>
+        <w:t>）。大多數提到「赫人的兒子」（sons of Heth，和合本作「赫人」）的經文，出現在亞伯拉罕購買麥比拉洞的敘述中（</w:t>
+      </w:r>
+      <w:hyperlink r:id="rId185">
+        <w:r>
+          <w:rPr>
+            <w:lang w:val="zh_TW" w:bidi="zh_TW"/>
+          </w:rPr>
+          <w:rPr>
+            <w:color w:val="0000EE"/>
+            <w:u w:val="single"/>
+          </w:rPr>
+          <w:t>創23</w:t>
+        </w:r>
+      </w:hyperlink>
+      <w:r>
+        <w:rPr>
+          <w:lang w:val="zh_TW" w:bidi="zh_TW"/>
+        </w:rPr>
+        <w:t>）。</w:t>
+      </w:r>
+    </w:p>
+    <w:p>
+      <w:pPr/>
+      <w:r>
+        <w:rPr>
+          <w:lang w:val="zh_TW" w:bidi="zh_TW"/>
+        </w:rPr>
+      </w:r>
+      <w:r>
+        <w:rPr>
+          <w:lang w:val="zh_TW" w:bidi="zh_TW"/>
+        </w:rPr>
+        <w:t>舊約提到赫人的地方，包括</w:t>
+      </w:r>
+      <w:hyperlink r:id="rId186">
+        <w:r>
+          <w:rPr>
+            <w:lang w:val="zh_TW" w:bidi="zh_TW"/>
+          </w:rPr>
+          <w:rPr>
+            <w:color w:val="0000EE"/>
+            <w:u w:val="single"/>
+          </w:rPr>
+          <w:t>創世記二十六章34節</w:t>
+        </w:r>
+      </w:hyperlink>
+      <w:r>
+        <w:rPr>
+          <w:lang w:val="zh_TW" w:bidi="zh_TW"/>
+        </w:rPr>
+        <w:t>，</w:t>
+      </w:r>
+      <w:hyperlink r:id="rId187">
+        <w:r>
+          <w:rPr>
+            <w:lang w:val="zh_TW" w:bidi="zh_TW"/>
+          </w:rPr>
+          <w:rPr>
+            <w:color w:val="0000EE"/>
+            <w:u w:val="single"/>
+          </w:rPr>
+          <w:t>二十七章46節</w:t>
+        </w:r>
+      </w:hyperlink>
+      <w:r>
+        <w:rPr>
+          <w:lang w:val="zh_TW" w:bidi="zh_TW"/>
+        </w:rPr>
+        <w:t>（赫人的女子），</w:t>
+      </w:r>
+      <w:hyperlink r:id="rId188">
+        <w:r>
+          <w:rPr>
+            <w:lang w:val="zh_TW" w:bidi="zh_TW"/>
+          </w:rPr>
+          <w:rPr>
+            <w:color w:val="0000EE"/>
+            <w:u w:val="single"/>
+          </w:rPr>
+          <w:t>四十九章29至32節</w:t>
+        </w:r>
+      </w:hyperlink>
+      <w:r>
+        <w:rPr>
+          <w:lang w:val="zh_TW" w:bidi="zh_TW"/>
+        </w:rPr>
+        <w:t>，</w:t>
+      </w:r>
+      <w:hyperlink r:id="rId189">
+        <w:r>
+          <w:rPr>
+            <w:lang w:val="zh_TW" w:bidi="zh_TW"/>
+          </w:rPr>
+          <w:rPr>
+            <w:color w:val="0000EE"/>
+            <w:u w:val="single"/>
+          </w:rPr>
+          <w:t>五十章13節</w:t>
+        </w:r>
+      </w:hyperlink>
+      <w:r>
+        <w:rPr>
+          <w:lang w:val="zh_TW" w:bidi="zh_TW"/>
+        </w:rPr>
+        <w:t>（以弗崙）；</w:t>
+      </w:r>
+      <w:hyperlink r:id="rId190">
+        <w:r>
+          <w:rPr>
+            <w:lang w:val="zh_TW" w:bidi="zh_TW"/>
+          </w:rPr>
+          <w:rPr>
+            <w:color w:val="0000EE"/>
+            <w:u w:val="single"/>
+          </w:rPr>
+          <w:t>出埃及記三十三章2節</w:t>
+        </w:r>
+      </w:hyperlink>
+      <w:r>
+        <w:rPr>
+          <w:lang w:val="zh_TW" w:bidi="zh_TW"/>
+        </w:rPr>
+        <w:t>；</w:t>
+      </w:r>
+      <w:hyperlink r:id="rId191">
+        <w:r>
+          <w:rPr>
+            <w:lang w:val="zh_TW" w:bidi="zh_TW"/>
+          </w:rPr>
+          <w:rPr>
+            <w:color w:val="0000EE"/>
+            <w:u w:val="single"/>
+          </w:rPr>
+          <w:t>民數記十三章29節</w:t>
+        </w:r>
+      </w:hyperlink>
+      <w:r>
+        <w:rPr>
+          <w:lang w:val="zh_TW" w:bidi="zh_TW"/>
+        </w:rPr>
+        <w:t>；</w:t>
+      </w:r>
+      <w:hyperlink r:id="rId192">
+        <w:r>
+          <w:rPr>
+            <w:lang w:val="zh_TW" w:bidi="zh_TW"/>
+          </w:rPr>
+          <w:rPr>
+            <w:color w:val="0000EE"/>
+            <w:u w:val="single"/>
+          </w:rPr>
+          <w:t>申命記七章1節</w:t>
+        </w:r>
+      </w:hyperlink>
+      <w:r>
+        <w:rPr>
+          <w:lang w:val="zh_TW" w:bidi="zh_TW"/>
+        </w:rPr>
+        <w:t>，</w:t>
+      </w:r>
+      <w:hyperlink r:id="rId193">
+        <w:r>
+          <w:rPr>
+            <w:lang w:val="zh_TW" w:bidi="zh_TW"/>
+          </w:rPr>
+          <w:rPr>
+            <w:color w:val="0000EE"/>
+            <w:u w:val="single"/>
+          </w:rPr>
+          <w:t>二十章17節</w:t>
+        </w:r>
+      </w:hyperlink>
+      <w:r>
+        <w:rPr>
+          <w:lang w:val="zh_TW" w:bidi="zh_TW"/>
+        </w:rPr>
+        <w:t>（</w:t>
+      </w:r>
+      <w:r>
+        <w:rPr>
+          <w:lang w:val="zh_TW" w:bidi="zh_TW"/>
+        </w:rPr>
+        <w:t>滅絕淨盡</w:t>
+      </w:r>
+      <w:r>
+        <w:rPr>
+          <w:lang w:val="zh_TW" w:bidi="zh_TW"/>
+        </w:rPr>
+        <w:t>）；</w:t>
       </w:r>
       <w:hyperlink r:id="rId22">
         <w:r>
@@ -595,68 +6795,7 @@
             <w:color w:val="0000EE"/>
             <w:u w:val="single"/>
           </w:rPr>
-          <w:t>創世記六至九章</w:t>
-        </w:r>
-      </w:hyperlink>
-      <w:r>
-        <w:rPr>
-          <w:lang w:val="zh_TW" w:bidi="zh_TW"/>
-        </w:rPr>
-        <w:t>挪亞時代的洪水。</w:t>
-      </w:r>
-    </w:p>
-    <w:p>
-      <w:pPr>
-        <w:pStyle w:val="Heading3"/>
-      </w:pPr>
-      <w:r>
-        <w:rPr>
-          <w:lang w:val="zh_TW" w:bidi="zh_TW"/>
-        </w:rPr>
-        <w:t>聖經記載</w:t>
-      </w:r>
-    </w:p>
-    <w:p>
-      <w:pPr/>
-      <w:r>
-        <w:rPr>
-          <w:lang w:val="zh_TW" w:bidi="zh_TW"/>
-        </w:rPr>
-      </w:r>
-      <w:r>
-        <w:rPr>
-          <w:lang w:val="zh_TW" w:bidi="zh_TW"/>
-        </w:rPr>
-        <w:t>挪亞洪水的故事記載在</w:t>
-      </w:r>
-      <w:hyperlink r:id="rId22">
-        <w:r>
-          <w:rPr>
-            <w:lang w:val="zh_TW" w:bidi="zh_TW"/>
-          </w:rPr>
-          <w:rPr>
-            <w:color w:val="0000EE"/>
-            <w:u w:val="single"/>
-          </w:rPr>
-          <w:t>創世記六至九章</w:t>
-        </w:r>
-      </w:hyperlink>
-      <w:r>
-        <w:rPr>
-          <w:lang w:val="zh_TW" w:bidi="zh_TW"/>
-        </w:rPr>
-        <w:t>。聖經常常提到這件事，且一律視為真實事件（</w:t>
-      </w:r>
-      <w:hyperlink r:id="rId23">
-        <w:r>
-          <w:rPr>
-            <w:lang w:val="zh_TW" w:bidi="zh_TW"/>
-          </w:rPr>
-          <w:rPr>
-            <w:color w:val="0000EE"/>
-            <w:u w:val="single"/>
-          </w:rPr>
-          <w:t>創10:1、32</w:t>
+          <w:t>約書亞記十一章3節</w:t>
         </w:r>
       </w:hyperlink>
       <w:r>
@@ -665,16 +6804,34 @@
         </w:rPr>
         <w:t>，</w:t>
       </w:r>
-      <w:hyperlink r:id="rId24">
-        <w:r>
-          <w:rPr>
-            <w:lang w:val="zh_TW" w:bidi="zh_TW"/>
-          </w:rPr>
-          <w:rPr>
-            <w:color w:val="0000EE"/>
-            <w:u w:val="single"/>
-          </w:rPr>
-          <w:t>11:10</w:t>
+      <w:hyperlink r:id="rId194">
+        <w:r>
+          <w:rPr>
+            <w:lang w:val="zh_TW" w:bidi="zh_TW"/>
+          </w:rPr>
+          <w:rPr>
+            <w:color w:val="0000EE"/>
+            <w:u w:val="single"/>
+          </w:rPr>
+          <w:t>十二章8節</w:t>
+        </w:r>
+      </w:hyperlink>
+      <w:r>
+        <w:rPr>
+          <w:lang w:val="zh_TW" w:bidi="zh_TW"/>
+        </w:rPr>
+        <w:t>（住在迦南的民）；</w:t>
+      </w:r>
+      <w:hyperlink r:id="rId195">
+        <w:r>
+          <w:rPr>
+            <w:lang w:val="zh_TW" w:bidi="zh_TW"/>
+          </w:rPr>
+          <w:rPr>
+            <w:color w:val="0000EE"/>
+            <w:u w:val="single"/>
+          </w:rPr>
+          <w:t>撒母耳記上二十六章6節</w:t>
         </w:r>
       </w:hyperlink>
       <w:r>
@@ -683,246 +6840,34 @@
         </w:rPr>
         <w:t>；</w:t>
       </w:r>
-      <w:hyperlink r:id="rId25">
-        <w:r>
-          <w:rPr>
-            <w:lang w:val="zh_TW" w:bidi="zh_TW"/>
-          </w:rPr>
-          <w:rPr>
-            <w:color w:val="0000EE"/>
-            <w:u w:val="single"/>
-          </w:rPr>
-          <w:t>太24:38</w:t>
-        </w:r>
-      </w:hyperlink>
-      <w:r>
-        <w:rPr>
-          <w:lang w:val="zh_TW" w:bidi="zh_TW"/>
-        </w:rPr>
-        <w:t>–</w:t>
-      </w:r>
-      <w:hyperlink r:id="rId25">
-        <w:r>
-          <w:rPr>
-            <w:lang w:val="zh_TW" w:bidi="zh_TW"/>
-          </w:rPr>
-          <w:rPr>
-            <w:color w:val="0000EE"/>
-            <w:u w:val="single"/>
-          </w:rPr>
-          <w:t>39</w:t>
-        </w:r>
-      </w:hyperlink>
-      <w:r>
-        <w:rPr>
-          <w:lang w:val="zh_TW" w:bidi="zh_TW"/>
-        </w:rPr>
-        <w:t>；</w:t>
-      </w:r>
-      <w:hyperlink r:id="rId26">
-        <w:r>
-          <w:rPr>
-            <w:lang w:val="zh_TW" w:bidi="zh_TW"/>
-          </w:rPr>
-          <w:rPr>
-            <w:color w:val="0000EE"/>
-            <w:u w:val="single"/>
-          </w:rPr>
-          <w:t>路17:27</w:t>
-        </w:r>
-      </w:hyperlink>
-      <w:r>
-        <w:rPr>
-          <w:lang w:val="zh_TW" w:bidi="zh_TW"/>
-        </w:rPr>
-        <w:t>；</w:t>
-      </w:r>
-      <w:hyperlink r:id="rId27">
-        <w:r>
-          <w:rPr>
-            <w:lang w:val="zh_TW" w:bidi="zh_TW"/>
-          </w:rPr>
-          <w:rPr>
-            <w:color w:val="0000EE"/>
-            <w:u w:val="single"/>
-          </w:rPr>
-          <w:t>彼後2:5</w:t>
-        </w:r>
-      </w:hyperlink>
-      <w:r>
-        <w:rPr>
-          <w:lang w:val="zh_TW" w:bidi="zh_TW"/>
-        </w:rPr>
-        <w:t>）。在聖經裡，神降下洪水是因為人類的罪惡極其深重，「人在地上罪惡很大」（</w:t>
-      </w:r>
-      <w:hyperlink r:id="rId28">
-        <w:r>
-          <w:rPr>
-            <w:lang w:val="zh_TW" w:bidi="zh_TW"/>
-          </w:rPr>
-          <w:rPr>
-            <w:color w:val="0000EE"/>
-            <w:u w:val="single"/>
-          </w:rPr>
-          <w:t>創6:5</w:t>
-        </w:r>
-      </w:hyperlink>
-      <w:r>
-        <w:rPr>
-          <w:lang w:val="zh_TW" w:bidi="zh_TW"/>
-        </w:rPr>
-        <w:t>）。神決定毀滅全人類，重新開始，又揀選那些願意順服祂的人（參</w:t>
-      </w:r>
-      <w:hyperlink r:id="rId29">
-        <w:r>
-          <w:rPr>
-            <w:lang w:val="zh_TW" w:bidi="zh_TW"/>
-          </w:rPr>
-          <w:rPr>
-            <w:color w:val="0000EE"/>
-            <w:u w:val="single"/>
-          </w:rPr>
-          <w:t>創1:26–28</w:t>
-        </w:r>
-      </w:hyperlink>
-      <w:r>
-        <w:rPr>
-          <w:lang w:val="zh_TW" w:bidi="zh_TW"/>
-        </w:rPr>
-        <w:t>）。當時唯有挪亞、他的兒子和他們的妻子對耶和華忠心，神藉著他們在毀滅之後重建大地。</w:t>
-      </w:r>
-    </w:p>
-    <w:p>
-      <w:pPr/>
-      <w:r>
-        <w:rPr>
-          <w:lang w:val="zh_TW" w:bidi="zh_TW"/>
-        </w:rPr>
-      </w:r>
-      <w:r>
-        <w:rPr>
-          <w:lang w:val="zh_TW" w:bidi="zh_TW"/>
-        </w:rPr>
-        <w:t>挪亞花了一百二十年建造一艘大船，同時警告世人神即將來臨的審判（</w:t>
-      </w:r>
-      <w:hyperlink r:id="rId30">
-        <w:r>
-          <w:rPr>
-            <w:lang w:val="zh_TW" w:bidi="zh_TW"/>
-          </w:rPr>
-          <w:rPr>
-            <w:color w:val="0000EE"/>
-            <w:u w:val="single"/>
-          </w:rPr>
-          <w:t>創6:3</w:t>
-        </w:r>
-      </w:hyperlink>
-      <w:r>
-        <w:rPr>
-          <w:lang w:val="zh_TW" w:bidi="zh_TW"/>
-        </w:rPr>
-        <w:t>；參</w:t>
-      </w:r>
-      <w:hyperlink r:id="rId31">
-        <w:r>
-          <w:rPr>
-            <w:lang w:val="zh_TW" w:bidi="zh_TW"/>
-          </w:rPr>
-          <w:rPr>
-            <w:color w:val="0000EE"/>
-            <w:u w:val="single"/>
-          </w:rPr>
-          <w:t>來11:7</w:t>
-        </w:r>
-      </w:hyperlink>
-      <w:r>
-        <w:rPr>
-          <w:lang w:val="zh_TW" w:bidi="zh_TW"/>
-        </w:rPr>
-        <w:t>；</w:t>
-      </w:r>
-      <w:hyperlink r:id="rId32">
-        <w:r>
-          <w:rPr>
-            <w:lang w:val="zh_TW" w:bidi="zh_TW"/>
-          </w:rPr>
-          <w:rPr>
-            <w:color w:val="0000EE"/>
-            <w:u w:val="single"/>
-          </w:rPr>
-          <w:t>彼前3:20</w:t>
-        </w:r>
-      </w:hyperlink>
-      <w:r>
-        <w:rPr>
-          <w:lang w:val="zh_TW" w:bidi="zh_TW"/>
-        </w:rPr>
-        <w:t>；</w:t>
-      </w:r>
-      <w:hyperlink r:id="rId27">
-        <w:r>
-          <w:rPr>
-            <w:lang w:val="zh_TW" w:bidi="zh_TW"/>
-          </w:rPr>
-          <w:rPr>
-            <w:color w:val="0000EE"/>
-            <w:u w:val="single"/>
-          </w:rPr>
-          <w:t>彼後2:5</w:t>
-        </w:r>
-      </w:hyperlink>
-      <w:r>
-        <w:rPr>
-          <w:lang w:val="zh_TW" w:bidi="zh_TW"/>
-        </w:rPr>
-        <w:t>）。當洪水來臨時，大雨傾盆而下，地底的泉源也湧上來（</w:t>
-      </w:r>
-      <w:hyperlink r:id="rId33">
-        <w:r>
-          <w:rPr>
-            <w:lang w:val="zh_TW" w:bidi="zh_TW"/>
-          </w:rPr>
-          <w:rPr>
-            <w:color w:val="0000EE"/>
-            <w:u w:val="single"/>
-          </w:rPr>
-          <w:t>創7:11</w:t>
-        </w:r>
-      </w:hyperlink>
-      <w:r>
-        <w:rPr>
-          <w:lang w:val="zh_TW" w:bidi="zh_TW"/>
-        </w:rPr>
-        <w:t>）;只有挪亞一家和他帶入方舟的各樣陸地動物得以倖存。洪水持續超過一年，最後水勢消退，大地重新乾涸（</w:t>
-      </w:r>
-      <w:hyperlink r:id="rId34">
-        <w:r>
-          <w:rPr>
-            <w:lang w:val="zh_TW" w:bidi="zh_TW"/>
-          </w:rPr>
-          <w:rPr>
-            <w:color w:val="0000EE"/>
-            <w:u w:val="single"/>
-          </w:rPr>
-          <w:t>創7:6</w:t>
-        </w:r>
-      </w:hyperlink>
-      <w:r>
-        <w:rPr>
-          <w:lang w:val="zh_TW" w:bidi="zh_TW"/>
-        </w:rPr>
-        <w:t>–</w:t>
-      </w:r>
-      <w:hyperlink r:id="rId34">
-        <w:r>
-          <w:rPr>
-            <w:lang w:val="zh_TW" w:bidi="zh_TW"/>
-          </w:rPr>
-          <w:rPr>
-            <w:color w:val="0000EE"/>
-            <w:u w:val="single"/>
-          </w:rPr>
-          <w:t>12、24</w:t>
+      <w:hyperlink r:id="rId196">
+        <w:r>
+          <w:rPr>
+            <w:lang w:val="zh_TW" w:bidi="zh_TW"/>
+          </w:rPr>
+          <w:rPr>
+            <w:color w:val="0000EE"/>
+            <w:u w:val="single"/>
+          </w:rPr>
+          <w:t>撒母耳記下十一至十二章</w:t>
+        </w:r>
+      </w:hyperlink>
+      <w:r>
+        <w:rPr>
+          <w:lang w:val="zh_TW" w:bidi="zh_TW"/>
+        </w:rPr>
+        <w:t>（大衛的勇士烏利亞）；</w:t>
+      </w:r>
+      <w:hyperlink r:id="rId197">
+        <w:r>
+          <w:rPr>
+            <w:lang w:val="zh_TW" w:bidi="zh_TW"/>
+          </w:rPr>
+          <w:rPr>
+            <w:color w:val="0000EE"/>
+            <w:u w:val="single"/>
+          </w:rPr>
+          <w:t>列王紀上九章20節</w:t>
         </w:r>
       </w:hyperlink>
       <w:r>
@@ -931,287 +6876,77 @@
         </w:rPr>
         <w:t>，</w:t>
       </w:r>
-      <w:hyperlink r:id="rId35">
-        <w:r>
-          <w:rPr>
-            <w:lang w:val="zh_TW" w:bidi="zh_TW"/>
-          </w:rPr>
-          <w:rPr>
-            <w:color w:val="0000EE"/>
-            <w:u w:val="single"/>
-          </w:rPr>
-          <w:t>8:3</w:t>
-        </w:r>
-      </w:hyperlink>
-      <w:r>
-        <w:rPr>
-          <w:lang w:val="zh_TW" w:bidi="zh_TW"/>
-        </w:rPr>
-        <w:t>–</w:t>
-      </w:r>
-      <w:hyperlink r:id="rId35">
-        <w:r>
-          <w:rPr>
-            <w:lang w:val="zh_TW" w:bidi="zh_TW"/>
-          </w:rPr>
-          <w:rPr>
-            <w:color w:val="0000EE"/>
-            <w:u w:val="single"/>
-          </w:rPr>
-          <w:t>6、10</w:t>
-        </w:r>
-      </w:hyperlink>
-      <w:r>
-        <w:rPr>
-          <w:lang w:val="zh_TW" w:bidi="zh_TW"/>
-        </w:rPr>
-        <w:t>–</w:t>
-      </w:r>
-      <w:hyperlink r:id="rId35">
-        <w:r>
-          <w:rPr>
-            <w:lang w:val="zh_TW" w:bidi="zh_TW"/>
-          </w:rPr>
-          <w:rPr>
-            <w:color w:val="0000EE"/>
-            <w:u w:val="single"/>
-          </w:rPr>
-          <w:t>14</w:t>
-        </w:r>
-      </w:hyperlink>
-      <w:r>
-        <w:rPr>
-          <w:lang w:val="zh_TW" w:bidi="zh_TW"/>
-        </w:rPr>
-        <w:t>）。挪亞和家人出了方舟後，獻祭感謝神。神也應許不再以洪水毀滅全地。</w:t>
-      </w:r>
-    </w:p>
-    <w:p>
-      <w:pPr>
-        <w:pStyle w:val="Heading3"/>
-      </w:pPr>
-      <w:r>
-        <w:rPr>
-          <w:lang w:val="zh_TW" w:bidi="zh_TW"/>
-        </w:rPr>
-        <w:t>洪水的範圍</w:t>
-      </w:r>
-    </w:p>
-    <w:p>
-      <w:pPr/>
-      <w:r>
-        <w:rPr>
-          <w:lang w:val="zh_TW" w:bidi="zh_TW"/>
-        </w:rPr>
-      </w:r>
-      <w:r>
-        <w:rPr>
-          <w:lang w:val="zh_TW" w:bidi="zh_TW"/>
-        </w:rPr>
-        <w:t>相信洪水事件真實存在的學者，對於其範圍仍有不同看法。經文似乎暗示洪水淹沒全地，甚至高過最高的山頂（</w:t>
-      </w:r>
-      <w:hyperlink r:id="rId36">
-        <w:r>
-          <w:rPr>
-            <w:lang w:val="zh_TW" w:bidi="zh_TW"/>
-          </w:rPr>
-          <w:rPr>
-            <w:color w:val="0000EE"/>
-            <w:u w:val="single"/>
-          </w:rPr>
-          <w:t>創7:17</w:t>
-        </w:r>
-      </w:hyperlink>
-      <w:r>
-        <w:rPr>
-          <w:lang w:val="zh_TW" w:bidi="zh_TW"/>
-        </w:rPr>
-        <w:t>–</w:t>
-      </w:r>
-      <w:hyperlink r:id="rId36">
-        <w:r>
-          <w:rPr>
-            <w:lang w:val="zh_TW" w:bidi="zh_TW"/>
-          </w:rPr>
-          <w:rPr>
-            <w:color w:val="0000EE"/>
-            <w:u w:val="single"/>
-          </w:rPr>
-          <w:t>20</w:t>
-        </w:r>
-      </w:hyperlink>
-      <w:r>
-        <w:rPr>
-          <w:lang w:val="zh_TW" w:bidi="zh_TW"/>
-        </w:rPr>
-        <w:t>，</w:t>
-      </w:r>
-      <w:hyperlink r:id="rId37">
-        <w:r>
-          <w:rPr>
-            <w:lang w:val="zh_TW" w:bidi="zh_TW"/>
-          </w:rPr>
-          <w:rPr>
-            <w:color w:val="0000EE"/>
-            <w:u w:val="single"/>
-          </w:rPr>
-          <w:t>8:4</w:t>
-        </w:r>
-      </w:hyperlink>
-      <w:r>
-        <w:rPr>
-          <w:lang w:val="zh_TW" w:bidi="zh_TW"/>
-        </w:rPr>
-        <w:t>）。有人主張，經文所說「天下的高山都淹沒了」（</w:t>
-      </w:r>
-      <w:hyperlink r:id="rId38">
-        <w:r>
-          <w:rPr>
-            <w:lang w:val="zh_TW" w:bidi="zh_TW"/>
-          </w:rPr>
-          <w:rPr>
-            <w:color w:val="0000EE"/>
-            <w:u w:val="single"/>
-          </w:rPr>
-          <w:t>創7:19</w:t>
-        </w:r>
-      </w:hyperlink>
-      <w:r>
-        <w:rPr>
-          <w:lang w:val="zh_TW" w:bidi="zh_TW"/>
-        </w:rPr>
-        <w:t>），應當指整個地球都被水覆蓋。但也有人認為洪水只是局部性的，因為經文說「看起來」（譯註：英譯本有此字）彷彿全地都被淹沒。神想要毀滅人類，而當時人類可能只生活在美索不達米亞。因此，全球的洪水是沒有必要的。另外，「地」這個詞在聖經也常常不是按字面意思。在</w:t>
-      </w:r>
-      <w:hyperlink r:id="rId39">
-        <w:r>
-          <w:rPr>
-            <w:lang w:val="zh_TW" w:bidi="zh_TW"/>
-          </w:rPr>
-          <w:rPr>
-            <w:color w:val="0000EE"/>
-            <w:u w:val="single"/>
-          </w:rPr>
-          <w:t>創世記一章1節</w:t>
-        </w:r>
-      </w:hyperlink>
-      <w:r>
-        <w:rPr>
-          <w:lang w:val="zh_TW" w:bidi="zh_TW"/>
-        </w:rPr>
-        <w:t>中，「天地」指的是整個宇宙；「地」有時候也只是指一個國家（</w:t>
-      </w:r>
-      <w:hyperlink r:id="rId40">
-        <w:r>
-          <w:rPr>
-            <w:lang w:val="zh_TW" w:bidi="zh_TW"/>
-          </w:rPr>
-          <w:rPr>
-            <w:color w:val="0000EE"/>
-            <w:u w:val="single"/>
-          </w:rPr>
-          <w:t>創47:13</w:t>
-        </w:r>
-      </w:hyperlink>
-      <w:r>
-        <w:rPr>
-          <w:lang w:val="zh_TW" w:bidi="zh_TW"/>
-        </w:rPr>
-        <w:t>）、</w:t>
-      </w:r>
-      <w:r>
-        <w:rPr>
-          <w:lang w:val="zh_TW" w:bidi="zh_TW"/>
-        </w:rPr>
-        <w:t>一塊田</w:t>
-      </w:r>
-      <w:r>
-        <w:rPr>
-          <w:lang w:val="zh_TW" w:bidi="zh_TW"/>
-        </w:rPr>
-        <w:t>（</w:t>
-      </w:r>
-      <w:hyperlink r:id="rId41">
-        <w:r>
-          <w:rPr>
-            <w:lang w:val="zh_TW" w:bidi="zh_TW"/>
-          </w:rPr>
-          <w:rPr>
-            <w:color w:val="0000EE"/>
-            <w:u w:val="single"/>
-          </w:rPr>
-          <w:t>23:15</w:t>
-        </w:r>
-      </w:hyperlink>
-      <w:r>
-        <w:rPr>
-          <w:lang w:val="zh_TW" w:bidi="zh_TW"/>
-        </w:rPr>
-        <w:t>）等等。所以，我們不一定要認為創世記的洪水描述，是指全球被淹沒。</w:t>
-      </w:r>
-    </w:p>
-    <w:p>
-      <w:pPr/>
-      <w:r>
-        <w:rPr>
-          <w:lang w:val="zh_TW" w:bidi="zh_TW"/>
-        </w:rPr>
-      </w:r>
-      <w:r>
-        <w:rPr>
-          <w:lang w:val="zh_TW" w:bidi="zh_TW"/>
-        </w:rPr>
-        <w:t>有些相信洪水覆蓋全球的學者指出，許多高山頂上都有發現海洋化石，認為洪水必定覆蓋至山巔。反對者則認為所有的山原本就來自海洋，因此山上有海洋生物的證據屬，於合理現象。人們對洪水覆蓋全球還是部分地方的看法，往往取決於他們的神學信念和對聖經的解釋。參見</w:t>
-      </w:r>
-      <w:r>
-        <w:rPr>
-          <w:lang w:val="zh_TW" w:bidi="zh_TW"/>
-        </w:rPr>
-        <w:t>「洪水的科學證據？」</w:t>
-      </w:r>
-      <w:r>
-        <w:rPr>
-          <w:lang w:val="zh_TW" w:bidi="zh_TW"/>
-        </w:rPr>
-        <w:t>。</w:t>
-      </w:r>
-    </w:p>
-    <w:p>
-      <w:pPr/>
-      <w:r>
-        <w:rPr>
-          <w:lang w:val="zh_TW" w:bidi="zh_TW"/>
-        </w:rPr>
-      </w:r>
-      <w:r>
-        <w:rPr>
-          <w:i/>
-          <w:lang w:val="zh_TW" w:bidi="zh_TW"/>
-        </w:rPr>
-        <w:t>另見</w:t>
-      </w:r>
-      <w:r>
-        <w:rPr>
-          <w:lang w:val="zh_TW" w:bidi="zh_TW"/>
-        </w:rPr>
-        <w:t>吉加墨詩史詩</w:t>
-      </w:r>
-      <w:r>
-        <w:rPr>
-          <w:lang w:val="zh_TW" w:bidi="zh_TW"/>
-        </w:rPr>
-        <w:t>；</w:t>
-      </w:r>
-      <w:r>
-        <w:rPr>
-          <w:lang w:val="zh_TW" w:bidi="zh_TW"/>
-        </w:rPr>
-        <w:t>挪亞 #1</w:t>
-      </w:r>
-      <w:r>
-        <w:rPr>
-          <w:lang w:val="zh_TW" w:bidi="zh_TW"/>
-        </w:rPr>
-        <w:t>。</w:t>
+      <w:hyperlink r:id="rId198">
+        <w:r>
+          <w:rPr>
+            <w:lang w:val="zh_TW" w:bidi="zh_TW"/>
+          </w:rPr>
+          <w:rPr>
+            <w:color w:val="0000EE"/>
+            <w:u w:val="single"/>
+          </w:rPr>
+          <w:t>十章29節</w:t>
+        </w:r>
+      </w:hyperlink>
+      <w:r>
+        <w:rPr>
+          <w:lang w:val="zh_TW" w:bidi="zh_TW"/>
+        </w:rPr>
+        <w:t>（所羅門的工人或交易的人），</w:t>
+      </w:r>
+      <w:hyperlink r:id="rId199">
+        <w:r>
+          <w:rPr>
+            <w:lang w:val="zh_TW" w:bidi="zh_TW"/>
+          </w:rPr>
+          <w:rPr>
+            <w:color w:val="0000EE"/>
+            <w:u w:val="single"/>
+          </w:rPr>
+          <w:t>十一章1節</w:t>
+        </w:r>
+      </w:hyperlink>
+      <w:r>
+        <w:rPr>
+          <w:lang w:val="zh_TW" w:bidi="zh_TW"/>
+        </w:rPr>
+        <w:t>（所羅門的妃子）、</w:t>
+      </w:r>
+      <w:hyperlink r:id="rId200">
+        <w:r>
+          <w:rPr>
+            <w:lang w:val="zh_TW" w:bidi="zh_TW"/>
+          </w:rPr>
+          <w:rPr>
+            <w:color w:val="0000EE"/>
+            <w:u w:val="single"/>
+          </w:rPr>
+          <w:t>以斯拉記九章1節</w:t>
+        </w:r>
+      </w:hyperlink>
+      <w:r>
+        <w:rPr>
+          <w:lang w:val="zh_TW" w:bidi="zh_TW"/>
+        </w:rPr>
+        <w:t>（外邦人）；</w:t>
+      </w:r>
+      <w:hyperlink r:id="rId201">
+        <w:r>
+          <w:rPr>
+            <w:lang w:val="zh_TW" w:bidi="zh_TW"/>
+          </w:rPr>
+          <w:rPr>
+            <w:color w:val="0000EE"/>
+            <w:u w:val="single"/>
+          </w:rPr>
+          <w:t>以西結書十六章3節、45節</w:t>
+        </w:r>
+      </w:hyperlink>
+      <w:r>
+        <w:rPr>
+          <w:lang w:val="zh_TW" w:bidi="zh_TW"/>
+        </w:rPr>
+        <w:t>（耶路撒冷的先祖）。</w:t>
       </w:r>
       <w:r>
         <w:rPr>
@@ -3114,6 +8849,24 @@
   <w:num w:numId="13" w16cid:durableId="592781308">
     <w:abstractNumId w:val="11"/>
   </w:num>
+  <w:num w:numId="14">
+    <w:abstractNumId w:val="3"/>
+    <w:lvlOverride w:ilvl="0">
+      <w:startOverride w:val="1"/>
+    </w:lvlOverride>
+  </w:num>
+  <w:num w:numId="15">
+    <w:abstractNumId w:val="3"/>
+    <w:lvlOverride w:ilvl="0">
+      <w:startOverride w:val="1"/>
+    </w:lvlOverride>
+  </w:num>
+  <w:num w:numId="16">
+    <w:abstractNumId w:val="3"/>
+    <w:lvlOverride w:ilvl="0">
+      <w:startOverride w:val="1"/>
+    </w:lvlOverride>
+  </w:num>
   <w:numIdMacAtCleanup w:val="10"/>
 </w:numbering>
 </file>

--- a/zht/docx/058.content.docx
+++ b/zht/docx/058.content.docx
@@ -149,7 +149,7 @@
         <w:rPr>
           <w:lang w:val="zh_TW" w:bidi="zh_TW"/>
         </w:rPr>
-        <w:t>han</w:t>
+        <w:t>hai</w:t>
       </w:r>
       <w:r>
         <w:rPr>
@@ -212,7 +212,7 @@
         <w:rPr>
           <w:lang w:val="zh_TW" w:bidi="zh_TW"/>
         </w:rPr>
-        <w:t>含（人物）</w:t>
+        <w:t>海</w:t>
       </w:r>
       <w:r>
         <w:rPr>
@@ -231,7 +231,21 @@
         <w:rPr>
           <w:lang w:val="zh_TW" w:bidi="zh_TW"/>
         </w:rPr>
-        <w:t>挪亞的次子（</w:t>
+        <w:t>覆蓋地球廣大範圍的巨大鹹水體。</w:t>
+      </w:r>
+    </w:p>
+    <w:p>
+      <w:pPr/>
+      <w:r>
+        <w:rPr>
+          <w:lang w:val="zh_TW" w:bidi="zh_TW"/>
+        </w:rPr>
+      </w:r>
+      <w:r>
+        <w:rPr>
+          <w:lang w:val="zh_TW" w:bidi="zh_TW"/>
+        </w:rPr>
+        <w:t>聖經一開始就提到海。在</w:t>
       </w:r>
       <w:hyperlink r:id="rId13">
         <w:r>
@@ -242,9 +256,15 @@
             <w:color w:val="0000EE"/>
             <w:u w:val="single"/>
           </w:rPr>
-          <w:t>創5:32，</w:t>
+          <w:t>創世記一章1至2節</w:t>
         </w:r>
       </w:hyperlink>
+      <w:r>
+        <w:rPr>
+          <w:lang w:val="zh_TW" w:bidi="zh_TW"/>
+        </w:rPr>
+        <w:t>中，我們讀到起初一切都是混沌、空虛和黑暗的，「神的靈運行在水面上。」隨著神的話語，從混沌中產生了秩序。</w:t>
+      </w:r>
       <w:hyperlink r:id="rId14">
         <w:r>
           <w:rPr>
@@ -254,9 +274,15 @@
             <w:color w:val="0000EE"/>
             <w:u w:val="single"/>
           </w:rPr>
-          <w:t>6:10，</w:t>
+          <w:t>詩篇二十九篇</w:t>
         </w:r>
       </w:hyperlink>
+      <w:r>
+        <w:rPr>
+          <w:lang w:val="zh_TW" w:bidi="zh_TW"/>
+        </w:rPr>
+        <w:t>讚美了這一點。從</w:t>
+      </w:r>
       <w:hyperlink r:id="rId15">
         <w:r>
           <w:rPr>
@@ -266,9 +292,15 @@
             <w:color w:val="0000EE"/>
             <w:u w:val="single"/>
           </w:rPr>
-          <w:t>7:13，</w:t>
+          <w:t>創世記第一章</w:t>
         </w:r>
       </w:hyperlink>
+      <w:r>
+        <w:rPr>
+          <w:lang w:val="zh_TW" w:bidi="zh_TW"/>
+        </w:rPr>
+        <w:t>的創造記載中，有兩個重點值得注意：（1）海，像天地間的萬物一樣，是由神創造的；（2）神的話語分開了海與陸地。這兩點在聖經中以多種方式加以展現。</w:t>
+      </w:r>
       <w:hyperlink r:id="rId16">
         <w:r>
           <w:rPr>
@@ -278,9 +310,15 @@
             <w:color w:val="0000EE"/>
             <w:u w:val="single"/>
           </w:rPr>
-          <w:t>9:18、22，</w:t>
+          <w:t>詩篇三十三篇7節</w:t>
         </w:r>
       </w:hyperlink>
+      <w:r>
+        <w:rPr>
+          <w:lang w:val="zh_TW" w:bidi="zh_TW"/>
+        </w:rPr>
+        <w:t>說到：「他聚集海水如壘， 收藏深洋在庫房。」神設立海洋和陸地的界限，並在祂對約伯的話中生動地表達出來：「海水衝出，如出胎胞， 那時誰將它關閉呢……為它定界限， 又安門和閂，說：你只可到這裡，不可越過； 你狂傲的浪要到此止住。」（</w:t>
+      </w:r>
       <w:hyperlink r:id="rId17">
         <w:r>
           <w:rPr>
@@ -290,14 +328,28 @@
             <w:color w:val="0000EE"/>
             <w:u w:val="single"/>
           </w:rPr>
-          <w:t>10:1、6、20</w:t>
+          <w:t>伯38:8–11</w:t>
         </w:r>
       </w:hyperlink>
       <w:r>
         <w:rPr>
           <w:lang w:val="zh_TW" w:bidi="zh_TW"/>
         </w:rPr>
-        <w:t>）。含有四個兒子，他們的名字是古實、麥西（希伯來文指埃及）、弗和迦南（</w:t>
+        <w:t>）。</w:t>
+      </w:r>
+    </w:p>
+    <w:p>
+      <w:pPr/>
+      <w:r>
+        <w:rPr>
+          <w:lang w:val="zh_TW" w:bidi="zh_TW"/>
+        </w:rPr>
+      </w:r>
+      <w:r>
+        <w:rPr>
+          <w:lang w:val="zh_TW" w:bidi="zh_TW"/>
+        </w:rPr>
+        <w:t>聖經描述神對海的掌控時說，神「步行在海浪之上」（</w:t>
       </w:r>
       <w:hyperlink r:id="rId18">
         <w:r>
@@ -308,14 +360,26 @@
             <w:color w:val="0000EE"/>
             <w:u w:val="single"/>
           </w:rPr>
-          <w:t>創10:6</w:t>
+          <w:t>伯9:8</w:t>
         </w:r>
       </w:hyperlink>
       <w:r>
         <w:rPr>
           <w:lang w:val="zh_TW" w:bidi="zh_TW"/>
         </w:rPr>
-        <w:t>；</w:t>
+        <w:t>）。因此，在</w:t>
+      </w:r>
+      <w:r>
+        <w:rPr>
+          <w:lang w:val="zh_TW" w:bidi="zh_TW"/>
+        </w:rPr>
+        <w:t>神-人（God-man）</w:t>
+      </w:r>
+      <w:r>
+        <w:rPr>
+          <w:lang w:val="zh_TW" w:bidi="zh_TW"/>
+        </w:rPr>
+        <w:t>耶穌在地上的生活中，祂在海上行走（</w:t>
       </w:r>
       <w:hyperlink r:id="rId19">
         <w:r>
@@ -326,28 +390,14 @@
             <w:color w:val="0000EE"/>
             <w:u w:val="single"/>
           </w:rPr>
-          <w:t>代上1:8</w:t>
+          <w:t>可6:48</w:t>
         </w:r>
       </w:hyperlink>
       <w:r>
         <w:rPr>
           <w:lang w:val="zh_TW" w:bidi="zh_TW"/>
         </w:rPr>
-        <w:t>）。因此，人們視含為埃及人（雖然後來似乎出現了混血種族）的先祖，也是非洲、阿拉伯和迦南地諸民族的先祖。</w:t>
-      </w:r>
-    </w:p>
-    <w:p>
-      <w:pPr/>
-      <w:r>
-        <w:rPr>
-          <w:lang w:val="zh_TW" w:bidi="zh_TW"/>
-        </w:rPr>
-      </w:r>
-      <w:r>
-        <w:rPr>
-          <w:lang w:val="zh_TW" w:bidi="zh_TW"/>
-        </w:rPr>
-        <w:t>洪水之後，挪亞開始種植葡萄園，有一次因喝醉酒而露出身體 （</w:t>
+        <w:t>）。祂也平息風浪，使門徒驚訝地問：「這到底是誰，連風和海也聽從他了。」（</w:t>
       </w:r>
       <w:hyperlink r:id="rId20">
         <w:r>
@@ -358,14 +408,28 @@
             <w:color w:val="0000EE"/>
             <w:u w:val="single"/>
           </w:rPr>
-          <w:t>創9:20–24</w:t>
+          <w:t>可4:41</w:t>
         </w:r>
       </w:hyperlink>
       <w:r>
         <w:rPr>
           <w:lang w:val="zh_TW" w:bidi="zh_TW"/>
         </w:rPr>
-        <w:t>）。含看見父親赤身躺著，便把這件事告訴了閃和雅弗；閃和雅弗卻小心地替挪亞遮蓋身體。挪亞醒來後，知道他「小兒子」（有人認為指含）所做的事，便咒詛含的兒子迦南，說他的弟兄（古實、麥西、弗）以及閃和雅弗都要管轄他。不過，如果</w:t>
+        <w:t>）。</w:t>
+      </w:r>
+    </w:p>
+    <w:p>
+      <w:pPr/>
+      <w:r>
+        <w:rPr>
+          <w:lang w:val="zh_TW" w:bidi="zh_TW"/>
+        </w:rPr>
+      </w:r>
+      <w:r>
+        <w:rPr>
+          <w:lang w:val="zh_TW" w:bidi="zh_TW"/>
+        </w:rPr>
+        <w:t>希伯來人對海及其力量抱有敬畏之心。或許因為缺乏良好的天然港口，以及他們在大部分歷史中未能控制海岸線，他們不像腓尼基人那樣是一個航海的民族。直到所羅門王時期，才提到他們擁有自己的艦隊（</w:t>
       </w:r>
       <w:hyperlink r:id="rId21">
         <w:r>
@@ -376,69 +440,15 @@
             <w:color w:val="0000EE"/>
             <w:u w:val="single"/>
           </w:rPr>
-          <w:t>九章24節</w:t>
+          <w:t>王上9:26</w:t>
         </w:r>
       </w:hyperlink>
       <w:r>
         <w:rPr>
           <w:lang w:val="zh_TW" w:bidi="zh_TW"/>
         </w:rPr>
-        <w:t>所指得罪挪亞的人是含，為甚麼咒詛卻落在他的兒子迦南身上呢？最可能的解釋是：第</w:t>
-      </w:r>
-      <w:hyperlink r:id="rId21">
-        <w:r>
-          <w:rPr>
-            <w:lang w:val="zh_TW" w:bidi="zh_TW"/>
-          </w:rPr>
-          <w:rPr>
-            <w:color w:val="0000EE"/>
-            <w:u w:val="single"/>
-          </w:rPr>
-          <w:t>24</w:t>
-        </w:r>
-      </w:hyperlink>
-      <w:r>
-        <w:rPr>
-          <w:lang w:val="zh_TW" w:bidi="zh_TW"/>
-        </w:rPr>
-        <w:t>節所指的並不是含。經文中的用語是他的「小兒子」（有英文譯本譯為younger，這個用法在希伯來文幾乎不可能出現），然而多處經文都明顯把含列為三兄弟中的第二個，而不是最小的 （</w:t>
-      </w:r>
-      <w:hyperlink r:id="rId13">
-        <w:r>
-          <w:rPr>
-            <w:lang w:val="zh_TW" w:bidi="zh_TW"/>
-          </w:rPr>
-          <w:rPr>
-            <w:color w:val="0000EE"/>
-            <w:u w:val="single"/>
-          </w:rPr>
-          <w:t>5:32，</w:t>
-        </w:r>
-      </w:hyperlink>
-      <w:hyperlink r:id="rId14">
-        <w:r>
-          <w:rPr>
-            <w:lang w:val="zh_TW" w:bidi="zh_TW"/>
-          </w:rPr>
-          <w:rPr>
-            <w:color w:val="0000EE"/>
-            <w:u w:val="single"/>
-          </w:rPr>
-          <w:t>6:10，</w:t>
-        </w:r>
-      </w:hyperlink>
-      <w:hyperlink r:id="rId15">
-        <w:r>
-          <w:rPr>
-            <w:lang w:val="zh_TW" w:bidi="zh_TW"/>
-          </w:rPr>
-          <w:rPr>
-            <w:color w:val="0000EE"/>
-            <w:u w:val="single"/>
-          </w:rPr>
-          <w:t>7:13，</w:t>
-        </w:r>
-      </w:hyperlink>
+        <w:t>）。動盪的海對他們來說是惡人的象徵（</w:t>
+      </w:r>
       <w:hyperlink r:id="rId22">
         <w:r>
           <w:rPr>
@@ -448,9 +458,15 @@
             <w:color w:val="0000EE"/>
             <w:u w:val="single"/>
           </w:rPr>
-          <w:t>9:18，</w:t>
+          <w:t>賽57:20</w:t>
         </w:r>
       </w:hyperlink>
+      <w:r>
+        <w:rPr>
+          <w:lang w:val="zh_TW" w:bidi="zh_TW"/>
+        </w:rPr>
+        <w:t>）。「好像多水滔滔」（</w:t>
+      </w:r>
       <w:hyperlink r:id="rId23">
         <w:r>
           <w:rPr>
@@ -460,14 +476,68 @@
             <w:color w:val="0000EE"/>
             <w:u w:val="single"/>
           </w:rPr>
-          <w:t>10:1</w:t>
+          <w:t>賽17:13</w:t>
         </w:r>
       </w:hyperlink>
       <w:r>
         <w:rPr>
           <w:lang w:val="zh_TW" w:bidi="zh_TW"/>
         </w:rPr>
-        <w:t>），這些經文所列的兒子次序清楚顯示其年齡排列。相反，他的「小兒子」是指迦南，咒詛是臨到他身上，而經文並未記錄這惡行。在閃族的語言表達中，「兒子」常用來指「孫子」，而這裡似乎就是這樣使用，因為迦南確實是眾（孫）子中最小的。因此，咒詛的對象是迦南（正如經文清楚指出的），而不是含。迦南（以及他的後裔）將要作雅弗和閃的奴僕；到了新約時代，迦南人終於在歷史中消失。</w:t>
+        <w:t>）或「海浪匉訇」（</w:t>
+      </w:r>
+      <w:hyperlink r:id="rId24">
+        <w:r>
+          <w:rPr>
+            <w:lang w:val="zh_TW" w:bidi="zh_TW"/>
+          </w:rPr>
+          <w:rPr>
+            <w:color w:val="0000EE"/>
+            <w:u w:val="single"/>
+          </w:rPr>
+          <w:t>5:30</w:t>
+        </w:r>
+      </w:hyperlink>
+      <w:r>
+        <w:rPr>
+          <w:lang w:val="zh_TW" w:bidi="zh_TW"/>
+        </w:rPr>
+        <w:t>）使他們聯想到強大的力量，對人類能造成難以估量的傷害。在</w:t>
+      </w:r>
+      <w:hyperlink r:id="rId25">
+        <w:r>
+          <w:rPr>
+            <w:lang w:val="zh_TW" w:bidi="zh_TW"/>
+          </w:rPr>
+          <w:rPr>
+            <w:color w:val="0000EE"/>
+            <w:u w:val="single"/>
+          </w:rPr>
+          <w:t>但以理書七章3節</w:t>
+        </w:r>
+      </w:hyperlink>
+      <w:r>
+        <w:rPr>
+          <w:lang w:val="zh_TW" w:bidi="zh_TW"/>
+        </w:rPr>
+        <w:t>和</w:t>
+      </w:r>
+      <w:hyperlink r:id="rId26">
+        <w:r>
+          <w:rPr>
+            <w:lang w:val="zh_TW" w:bidi="zh_TW"/>
+          </w:rPr>
+          <w:rPr>
+            <w:color w:val="0000EE"/>
+            <w:u w:val="single"/>
+          </w:rPr>
+          <w:t>啟示錄十三章1節</w:t>
+        </w:r>
+      </w:hyperlink>
+      <w:r>
+        <w:rPr>
+          <w:lang w:val="zh_TW" w:bidi="zh_TW"/>
+        </w:rPr>
+        <w:t>中，那些敵對神的權勢被描述為從海中上來的獸。</w:t>
       </w:r>
     </w:p>
     <w:p>
@@ -479,10 +549,142 @@
       </w:r>
       <w:r>
         <w:rPr>
+          <w:lang w:val="zh_TW" w:bidi="zh_TW"/>
+        </w:rPr>
+        <w:t>然而，正如所述，神掌管海洋。祂能拯救那些信靠祂的人「從大水中拉上來」（</w:t>
+      </w:r>
+      <w:hyperlink r:id="rId27">
+        <w:r>
+          <w:rPr>
+            <w:lang w:val="zh_TW" w:bidi="zh_TW"/>
+          </w:rPr>
+          <w:rPr>
+            <w:color w:val="0000EE"/>
+            <w:u w:val="single"/>
+          </w:rPr>
+          <w:t>詩18:16），</w:t>
+        </w:r>
+      </w:hyperlink>
+      <w:r>
+        <w:rPr>
+          <w:lang w:val="zh_TW" w:bidi="zh_TW"/>
+        </w:rPr>
+        <w:t>並保護那些在海上航行的人（</w:t>
+      </w:r>
+      <w:hyperlink r:id="rId28">
+        <w:r>
+          <w:rPr>
+            <w:lang w:val="zh_TW" w:bidi="zh_TW"/>
+          </w:rPr>
+          <w:rPr>
+            <w:color w:val="0000EE"/>
+            <w:u w:val="single"/>
+          </w:rPr>
+          <w:t>107:23–31）</w:t>
+        </w:r>
+      </w:hyperlink>
+      <w:r>
+        <w:rPr>
+          <w:lang w:val="zh_TW" w:bidi="zh_TW"/>
+        </w:rPr>
+        <w:t>。人們總是記得神曾在海中開出一條道路，讓他們出埃及時通過（</w:t>
+      </w:r>
+      <w:hyperlink r:id="rId29">
+        <w:r>
+          <w:rPr>
+            <w:lang w:val="zh_TW" w:bidi="zh_TW"/>
+          </w:rPr>
+          <w:rPr>
+            <w:color w:val="0000EE"/>
+            <w:u w:val="single"/>
+          </w:rPr>
+          <w:t>出15:19）</w:t>
+        </w:r>
+      </w:hyperlink>
+      <w:r>
+        <w:rPr>
+          <w:lang w:val="zh_TW" w:bidi="zh_TW"/>
+        </w:rPr>
+        <w:t>。詩篇作者（</w:t>
+      </w:r>
+      <w:hyperlink r:id="rId30">
+        <w:r>
+          <w:rPr>
+            <w:lang w:val="zh_TW" w:bidi="zh_TW"/>
+          </w:rPr>
+          <w:rPr>
+            <w:color w:val="0000EE"/>
+            <w:u w:val="single"/>
+          </w:rPr>
+          <w:t>詩74:13，</w:t>
+        </w:r>
+      </w:hyperlink>
+      <w:hyperlink r:id="rId31">
+        <w:r>
+          <w:rPr>
+            <w:lang w:val="zh_TW" w:bidi="zh_TW"/>
+          </w:rPr>
+          <w:rPr>
+            <w:color w:val="0000EE"/>
+            <w:u w:val="single"/>
+          </w:rPr>
+          <w:t>77:16，</w:t>
+        </w:r>
+      </w:hyperlink>
+      <w:hyperlink r:id="rId32">
+        <w:r>
+          <w:rPr>
+            <w:lang w:val="zh_TW" w:bidi="zh_TW"/>
+          </w:rPr>
+          <w:rPr>
+            <w:color w:val="0000EE"/>
+            <w:u w:val="single"/>
+          </w:rPr>
+          <w:t>78:13，</w:t>
+        </w:r>
+      </w:hyperlink>
+      <w:hyperlink r:id="rId33">
+        <w:r>
+          <w:rPr>
+            <w:lang w:val="zh_TW" w:bidi="zh_TW"/>
+          </w:rPr>
+          <w:rPr>
+            <w:color w:val="0000EE"/>
+            <w:u w:val="single"/>
+          </w:rPr>
+          <w:t>106:9）</w:t>
+        </w:r>
+      </w:hyperlink>
+      <w:r>
+        <w:rPr>
+          <w:lang w:val="zh_TW" w:bidi="zh_TW"/>
+        </w:rPr>
+        <w:t>和先知們（例如</w:t>
+      </w:r>
+      <w:hyperlink r:id="rId34">
+        <w:r>
+          <w:rPr>
+            <w:lang w:val="zh_TW" w:bidi="zh_TW"/>
+          </w:rPr>
+          <w:rPr>
+            <w:color w:val="0000EE"/>
+            <w:u w:val="single"/>
+          </w:rPr>
+          <w:t>賽43:16–17）</w:t>
+        </w:r>
+      </w:hyperlink>
+      <w:r>
+        <w:rPr>
+          <w:lang w:val="zh_TW" w:bidi="zh_TW"/>
+        </w:rPr>
+        <w:t>都提到這一點。</w:t>
+      </w:r>
+      <w:r>
+        <w:rPr>
           <w:i/>
           <w:lang w:val="zh_TW" w:bidi="zh_TW"/>
         </w:rPr>
-        <w:t>另見</w:t>
+        <w:t>見</w:t>
       </w:r>
       <w:r>
         <w:rPr>
@@ -494,19 +696,25 @@
         <w:rPr>
           <w:lang w:val="zh_TW" w:bidi="zh_TW"/>
         </w:rPr>
-        <w:t>列國</w:t>
-      </w:r>
-      <w:r>
-        <w:rPr>
-          <w:lang w:val="zh_TW" w:bidi="zh_TW"/>
-        </w:rPr>
-        <w:t>；</w:t>
-      </w:r>
-      <w:r>
-        <w:rPr>
-          <w:lang w:val="zh_TW" w:bidi="zh_TW"/>
-        </w:rPr>
-        <w:t>挪亞 #1</w:t>
+        <w:t>死海，</w:t>
+      </w:r>
+      <w:r>
+        <w:rPr>
+          <w:lang w:val="zh_TW" w:bidi="zh_TW"/>
+        </w:rPr>
+        <w:t>地中海，</w:t>
+      </w:r>
+      <w:r>
+        <w:rPr>
+          <w:lang w:val="zh_TW" w:bidi="zh_TW"/>
+        </w:rPr>
+        <w:t>紅海，</w:t>
+      </w:r>
+      <w:r>
+        <w:rPr>
+          <w:lang w:val="zh_TW" w:bidi="zh_TW"/>
+        </w:rPr>
+        <w:t>加利利海</w:t>
       </w:r>
       <w:r>
         <w:rPr>

--- a/zht/docx/058.content.docx
+++ b/zht/docx/058.content.docx
@@ -247,90 +247,60 @@
         </w:rPr>
         <w:t>聖經一開始就提到海。在</w:t>
       </w:r>
-      <w:hyperlink r:id="rId13">
-        <w:r>
-          <w:rPr>
-            <w:lang w:val="zh_TW" w:bidi="zh_TW"/>
-          </w:rPr>
-          <w:rPr>
-            <w:color w:val="0000EE"/>
-            <w:u w:val="single"/>
-          </w:rPr>
-          <w:t>創世記一章1至2節</w:t>
-        </w:r>
-      </w:hyperlink>
+      <w:r>
+        <w:rPr>
+          <w:lang w:val="zh_TW" w:bidi="zh_TW"/>
+        </w:rPr>
+        <w:t>創世記一章1至2節</w:t>
+      </w:r>
       <w:r>
         <w:rPr>
           <w:lang w:val="zh_TW" w:bidi="zh_TW"/>
         </w:rPr>
         <w:t>中，我們讀到起初一切都是混沌、空虛和黑暗的，「神的靈運行在水面上。」隨著神的話語，從混沌中產生了秩序。</w:t>
       </w:r>
-      <w:hyperlink r:id="rId14">
-        <w:r>
-          <w:rPr>
-            <w:lang w:val="zh_TW" w:bidi="zh_TW"/>
-          </w:rPr>
-          <w:rPr>
-            <w:color w:val="0000EE"/>
-            <w:u w:val="single"/>
-          </w:rPr>
-          <w:t>詩篇二十九篇</w:t>
-        </w:r>
-      </w:hyperlink>
+      <w:r>
+        <w:rPr>
+          <w:lang w:val="zh_TW" w:bidi="zh_TW"/>
+        </w:rPr>
+        <w:t>詩篇二十九篇</w:t>
+      </w:r>
       <w:r>
         <w:rPr>
           <w:lang w:val="zh_TW" w:bidi="zh_TW"/>
         </w:rPr>
         <w:t>讚美了這一點。從</w:t>
       </w:r>
-      <w:hyperlink r:id="rId15">
-        <w:r>
-          <w:rPr>
-            <w:lang w:val="zh_TW" w:bidi="zh_TW"/>
-          </w:rPr>
-          <w:rPr>
-            <w:color w:val="0000EE"/>
-            <w:u w:val="single"/>
-          </w:rPr>
-          <w:t>創世記第一章</w:t>
-        </w:r>
-      </w:hyperlink>
+      <w:r>
+        <w:rPr>
+          <w:lang w:val="zh_TW" w:bidi="zh_TW"/>
+        </w:rPr>
+        <w:t>創世記第一章</w:t>
+      </w:r>
       <w:r>
         <w:rPr>
           <w:lang w:val="zh_TW" w:bidi="zh_TW"/>
         </w:rPr>
         <w:t>的創造記載中，有兩個重點值得注意：（1）海，像天地間的萬物一樣，是由神創造的；（2）神的話語分開了海與陸地。這兩點在聖經中以多種方式加以展現。</w:t>
       </w:r>
-      <w:hyperlink r:id="rId16">
-        <w:r>
-          <w:rPr>
-            <w:lang w:val="zh_TW" w:bidi="zh_TW"/>
-          </w:rPr>
-          <w:rPr>
-            <w:color w:val="0000EE"/>
-            <w:u w:val="single"/>
-          </w:rPr>
-          <w:t>詩篇三十三篇7節</w:t>
-        </w:r>
-      </w:hyperlink>
+      <w:r>
+        <w:rPr>
+          <w:lang w:val="zh_TW" w:bidi="zh_TW"/>
+        </w:rPr>
+        <w:t>詩篇三十三篇7節</w:t>
+      </w:r>
       <w:r>
         <w:rPr>
           <w:lang w:val="zh_TW" w:bidi="zh_TW"/>
         </w:rPr>
         <w:t>說到：「他聚集海水如壘， 收藏深洋在庫房。」神設立海洋和陸地的界限，並在祂對約伯的話中生動地表達出來：「海水衝出，如出胎胞， 那時誰將它關閉呢……為它定界限， 又安門和閂，說：你只可到這裡，不可越過； 你狂傲的浪要到此止住。」（</w:t>
       </w:r>
-      <w:hyperlink r:id="rId17">
-        <w:r>
-          <w:rPr>
-            <w:lang w:val="zh_TW" w:bidi="zh_TW"/>
-          </w:rPr>
-          <w:rPr>
-            <w:color w:val="0000EE"/>
-            <w:u w:val="single"/>
-          </w:rPr>
-          <w:t>伯38:8–11</w:t>
-        </w:r>
-      </w:hyperlink>
+      <w:r>
+        <w:rPr>
+          <w:lang w:val="zh_TW" w:bidi="zh_TW"/>
+        </w:rPr>
+        <w:t>伯38:8–11</w:t>
+      </w:r>
       <w:r>
         <w:rPr>
           <w:lang w:val="zh_TW" w:bidi="zh_TW"/>
@@ -351,18 +321,12 @@
         </w:rPr>
         <w:t>聖經描述神對海的掌控時說，神「步行在海浪之上」（</w:t>
       </w:r>
-      <w:hyperlink r:id="rId18">
-        <w:r>
-          <w:rPr>
-            <w:lang w:val="zh_TW" w:bidi="zh_TW"/>
-          </w:rPr>
-          <w:rPr>
-            <w:color w:val="0000EE"/>
-            <w:u w:val="single"/>
-          </w:rPr>
-          <w:t>伯9:8</w:t>
-        </w:r>
-      </w:hyperlink>
+      <w:r>
+        <w:rPr>
+          <w:lang w:val="zh_TW" w:bidi="zh_TW"/>
+        </w:rPr>
+        <w:t>伯9:8</w:t>
+      </w:r>
       <w:r>
         <w:rPr>
           <w:lang w:val="zh_TW" w:bidi="zh_TW"/>
@@ -381,36 +345,24 @@
         </w:rPr>
         <w:t>耶穌在地上的生活中，祂在海上行走（</w:t>
       </w:r>
-      <w:hyperlink r:id="rId19">
-        <w:r>
-          <w:rPr>
-            <w:lang w:val="zh_TW" w:bidi="zh_TW"/>
-          </w:rPr>
-          <w:rPr>
-            <w:color w:val="0000EE"/>
-            <w:u w:val="single"/>
-          </w:rPr>
-          <w:t>可6:48</w:t>
-        </w:r>
-      </w:hyperlink>
+      <w:r>
+        <w:rPr>
+          <w:lang w:val="zh_TW" w:bidi="zh_TW"/>
+        </w:rPr>
+        <w:t>可6:48</w:t>
+      </w:r>
       <w:r>
         <w:rPr>
           <w:lang w:val="zh_TW" w:bidi="zh_TW"/>
         </w:rPr>
         <w:t>）。祂也平息風浪，使門徒驚訝地問：「這到底是誰，連風和海也聽從他了。」（</w:t>
       </w:r>
-      <w:hyperlink r:id="rId20">
-        <w:r>
-          <w:rPr>
-            <w:lang w:val="zh_TW" w:bidi="zh_TW"/>
-          </w:rPr>
-          <w:rPr>
-            <w:color w:val="0000EE"/>
-            <w:u w:val="single"/>
-          </w:rPr>
-          <w:t>可4:41</w:t>
-        </w:r>
-      </w:hyperlink>
+      <w:r>
+        <w:rPr>
+          <w:lang w:val="zh_TW" w:bidi="zh_TW"/>
+        </w:rPr>
+        <w:t>可4:41</w:t>
+      </w:r>
       <w:r>
         <w:rPr>
           <w:lang w:val="zh_TW" w:bidi="zh_TW"/>
@@ -431,108 +383,72 @@
         </w:rPr>
         <w:t>希伯來人對海及其力量抱有敬畏之心。或許因為缺乏良好的天然港口，以及他們在大部分歷史中未能控制海岸線，他們不像腓尼基人那樣是一個航海的民族。直到所羅門王時期，才提到他們擁有自己的艦隊（</w:t>
       </w:r>
-      <w:hyperlink r:id="rId21">
-        <w:r>
-          <w:rPr>
-            <w:lang w:val="zh_TW" w:bidi="zh_TW"/>
-          </w:rPr>
-          <w:rPr>
-            <w:color w:val="0000EE"/>
-            <w:u w:val="single"/>
-          </w:rPr>
-          <w:t>王上9:26</w:t>
-        </w:r>
-      </w:hyperlink>
+      <w:r>
+        <w:rPr>
+          <w:lang w:val="zh_TW" w:bidi="zh_TW"/>
+        </w:rPr>
+        <w:t>王上9:26</w:t>
+      </w:r>
       <w:r>
         <w:rPr>
           <w:lang w:val="zh_TW" w:bidi="zh_TW"/>
         </w:rPr>
         <w:t>）。動盪的海對他們來說是惡人的象徵（</w:t>
       </w:r>
-      <w:hyperlink r:id="rId22">
-        <w:r>
-          <w:rPr>
-            <w:lang w:val="zh_TW" w:bidi="zh_TW"/>
-          </w:rPr>
-          <w:rPr>
-            <w:color w:val="0000EE"/>
-            <w:u w:val="single"/>
-          </w:rPr>
-          <w:t>賽57:20</w:t>
-        </w:r>
-      </w:hyperlink>
+      <w:r>
+        <w:rPr>
+          <w:lang w:val="zh_TW" w:bidi="zh_TW"/>
+        </w:rPr>
+        <w:t>賽57:20</w:t>
+      </w:r>
       <w:r>
         <w:rPr>
           <w:lang w:val="zh_TW" w:bidi="zh_TW"/>
         </w:rPr>
         <w:t>）。「好像多水滔滔」（</w:t>
       </w:r>
-      <w:hyperlink r:id="rId23">
-        <w:r>
-          <w:rPr>
-            <w:lang w:val="zh_TW" w:bidi="zh_TW"/>
-          </w:rPr>
-          <w:rPr>
-            <w:color w:val="0000EE"/>
-            <w:u w:val="single"/>
-          </w:rPr>
-          <w:t>賽17:13</w:t>
-        </w:r>
-      </w:hyperlink>
+      <w:r>
+        <w:rPr>
+          <w:lang w:val="zh_TW" w:bidi="zh_TW"/>
+        </w:rPr>
+        <w:t>賽17:13</w:t>
+      </w:r>
       <w:r>
         <w:rPr>
           <w:lang w:val="zh_TW" w:bidi="zh_TW"/>
         </w:rPr>
         <w:t>）或「海浪匉訇」（</w:t>
       </w:r>
-      <w:hyperlink r:id="rId24">
-        <w:r>
-          <w:rPr>
-            <w:lang w:val="zh_TW" w:bidi="zh_TW"/>
-          </w:rPr>
-          <w:rPr>
-            <w:color w:val="0000EE"/>
-            <w:u w:val="single"/>
-          </w:rPr>
-          <w:t>5:30</w:t>
-        </w:r>
-      </w:hyperlink>
+      <w:r>
+        <w:rPr>
+          <w:lang w:val="zh_TW" w:bidi="zh_TW"/>
+        </w:rPr>
+        <w:t>5:30</w:t>
+      </w:r>
       <w:r>
         <w:rPr>
           <w:lang w:val="zh_TW" w:bidi="zh_TW"/>
         </w:rPr>
         <w:t>）使他們聯想到強大的力量，對人類能造成難以估量的傷害。在</w:t>
       </w:r>
-      <w:hyperlink r:id="rId25">
-        <w:r>
-          <w:rPr>
-            <w:lang w:val="zh_TW" w:bidi="zh_TW"/>
-          </w:rPr>
-          <w:rPr>
-            <w:color w:val="0000EE"/>
-            <w:u w:val="single"/>
-          </w:rPr>
-          <w:t>但以理書七章3節</w:t>
-        </w:r>
-      </w:hyperlink>
+      <w:r>
+        <w:rPr>
+          <w:lang w:val="zh_TW" w:bidi="zh_TW"/>
+        </w:rPr>
+        <w:t>但以理書七章3節</w:t>
+      </w:r>
       <w:r>
         <w:rPr>
           <w:lang w:val="zh_TW" w:bidi="zh_TW"/>
         </w:rPr>
         <w:t>和</w:t>
       </w:r>
-      <w:hyperlink r:id="rId26">
-        <w:r>
-          <w:rPr>
-            <w:lang w:val="zh_TW" w:bidi="zh_TW"/>
-          </w:rPr>
-          <w:rPr>
-            <w:color w:val="0000EE"/>
-            <w:u w:val="single"/>
-          </w:rPr>
-          <w:t>啟示錄十三章1節</w:t>
-        </w:r>
-      </w:hyperlink>
+      <w:r>
+        <w:rPr>
+          <w:lang w:val="zh_TW" w:bidi="zh_TW"/>
+        </w:rPr>
+        <w:t>啟示錄十三章1節</w:t>
+      </w:r>
       <w:r>
         <w:rPr>
           <w:lang w:val="zh_TW" w:bidi="zh_TW"/>
@@ -553,126 +469,78 @@
         </w:rPr>
         <w:t>然而，正如所述，神掌管海洋。祂能拯救那些信靠祂的人「從大水中拉上來」（</w:t>
       </w:r>
-      <w:hyperlink r:id="rId27">
-        <w:r>
-          <w:rPr>
-            <w:lang w:val="zh_TW" w:bidi="zh_TW"/>
-          </w:rPr>
-          <w:rPr>
-            <w:color w:val="0000EE"/>
-            <w:u w:val="single"/>
-          </w:rPr>
-          <w:t>詩18:16），</w:t>
-        </w:r>
-      </w:hyperlink>
+      <w:r>
+        <w:rPr>
+          <w:lang w:val="zh_TW" w:bidi="zh_TW"/>
+        </w:rPr>
+        <w:t>詩18:16），</w:t>
+      </w:r>
       <w:r>
         <w:rPr>
           <w:lang w:val="zh_TW" w:bidi="zh_TW"/>
         </w:rPr>
         <w:t>並保護那些在海上航行的人（</w:t>
       </w:r>
-      <w:hyperlink r:id="rId28">
-        <w:r>
-          <w:rPr>
-            <w:lang w:val="zh_TW" w:bidi="zh_TW"/>
-          </w:rPr>
-          <w:rPr>
-            <w:color w:val="0000EE"/>
-            <w:u w:val="single"/>
-          </w:rPr>
-          <w:t>107:23–31）</w:t>
-        </w:r>
-      </w:hyperlink>
+      <w:r>
+        <w:rPr>
+          <w:lang w:val="zh_TW" w:bidi="zh_TW"/>
+        </w:rPr>
+        <w:t>107:23–31）</w:t>
+      </w:r>
       <w:r>
         <w:rPr>
           <w:lang w:val="zh_TW" w:bidi="zh_TW"/>
         </w:rPr>
         <w:t>。人們總是記得神曾在海中開出一條道路，讓他們出埃及時通過（</w:t>
       </w:r>
-      <w:hyperlink r:id="rId29">
-        <w:r>
-          <w:rPr>
-            <w:lang w:val="zh_TW" w:bidi="zh_TW"/>
-          </w:rPr>
-          <w:rPr>
-            <w:color w:val="0000EE"/>
-            <w:u w:val="single"/>
-          </w:rPr>
-          <w:t>出15:19）</w:t>
-        </w:r>
-      </w:hyperlink>
+      <w:r>
+        <w:rPr>
+          <w:lang w:val="zh_TW" w:bidi="zh_TW"/>
+        </w:rPr>
+        <w:t>出15:19）</w:t>
+      </w:r>
       <w:r>
         <w:rPr>
           <w:lang w:val="zh_TW" w:bidi="zh_TW"/>
         </w:rPr>
         <w:t>。詩篇作者（</w:t>
       </w:r>
-      <w:hyperlink r:id="rId30">
-        <w:r>
-          <w:rPr>
-            <w:lang w:val="zh_TW" w:bidi="zh_TW"/>
-          </w:rPr>
-          <w:rPr>
-            <w:color w:val="0000EE"/>
-            <w:u w:val="single"/>
-          </w:rPr>
-          <w:t>詩74:13，</w:t>
-        </w:r>
-      </w:hyperlink>
-      <w:hyperlink r:id="rId31">
-        <w:r>
-          <w:rPr>
-            <w:lang w:val="zh_TW" w:bidi="zh_TW"/>
-          </w:rPr>
-          <w:rPr>
-            <w:color w:val="0000EE"/>
-            <w:u w:val="single"/>
-          </w:rPr>
-          <w:t>77:16，</w:t>
-        </w:r>
-      </w:hyperlink>
-      <w:hyperlink r:id="rId32">
-        <w:r>
-          <w:rPr>
-            <w:lang w:val="zh_TW" w:bidi="zh_TW"/>
-          </w:rPr>
-          <w:rPr>
-            <w:color w:val="0000EE"/>
-            <w:u w:val="single"/>
-          </w:rPr>
-          <w:t>78:13，</w:t>
-        </w:r>
-      </w:hyperlink>
-      <w:hyperlink r:id="rId33">
-        <w:r>
-          <w:rPr>
-            <w:lang w:val="zh_TW" w:bidi="zh_TW"/>
-          </w:rPr>
-          <w:rPr>
-            <w:color w:val="0000EE"/>
-            <w:u w:val="single"/>
-          </w:rPr>
-          <w:t>106:9）</w:t>
-        </w:r>
-      </w:hyperlink>
+      <w:r>
+        <w:rPr>
+          <w:lang w:val="zh_TW" w:bidi="zh_TW"/>
+        </w:rPr>
+        <w:t>詩74:13，</w:t>
+      </w:r>
+      <w:r>
+        <w:rPr>
+          <w:lang w:val="zh_TW" w:bidi="zh_TW"/>
+        </w:rPr>
+        <w:t>77:16，</w:t>
+      </w:r>
+      <w:r>
+        <w:rPr>
+          <w:lang w:val="zh_TW" w:bidi="zh_TW"/>
+        </w:rPr>
+        <w:t>78:13，</w:t>
+      </w:r>
+      <w:r>
+        <w:rPr>
+          <w:lang w:val="zh_TW" w:bidi="zh_TW"/>
+        </w:rPr>
+        <w:t>106:9）</w:t>
+      </w:r>
       <w:r>
         <w:rPr>
           <w:lang w:val="zh_TW" w:bidi="zh_TW"/>
         </w:rPr>
         <w:t>和先知們（例如</w:t>
       </w:r>
-      <w:hyperlink r:id="rId34">
-        <w:r>
-          <w:rPr>
-            <w:lang w:val="zh_TW" w:bidi="zh_TW"/>
-          </w:rPr>
-          <w:rPr>
-            <w:color w:val="0000EE"/>
-            <w:u w:val="single"/>
-          </w:rPr>
-          <w:t>賽43:16–17）</w:t>
-        </w:r>
-      </w:hyperlink>
+      <w:r>
+        <w:rPr>
+          <w:lang w:val="zh_TW" w:bidi="zh_TW"/>
+        </w:rPr>
+        <w:t>賽43:16–17）</w:t>
+      </w:r>
       <w:r>
         <w:rPr>
           <w:lang w:val="zh_TW" w:bidi="zh_TW"/>
